--- a/Hyde Park BESS/6) Cost Analysis Deliverables/Hyde Park BESS - All-In Cost Whitepaper.docx
+++ b/Hyde Park BESS/6) Cost Analysis Deliverables/Hyde Park BESS - All-In Cost Whitepaper.docx
@@ -188,12 +188,13 @@
         <w:tblStyle w:val="TableGrid"/>
         <w:tblW w:type="auto" w:w="0"/>
         <w:jc w:val="center"/>
+        <w:tblLayout w:type="fixed"/>
         <w:tblLook w:firstColumn="1" w:firstRow="1" w:lastColumn="0" w:lastRow="0" w:noHBand="0" w:noVBand="1" w:val="04A0"/>
       </w:tblPr>
       <w:tblGrid>
-        <w:gridCol w:w="3120"/>
-        <w:gridCol w:w="3120"/>
-        <w:gridCol w:w="3120"/>
+        <w:gridCol w:w="6336"/>
+        <w:gridCol w:w="1584"/>
+        <w:gridCol w:w="1152"/>
       </w:tblGrid>
       <w:tr>
         <w:tc>
@@ -876,13 +877,14 @@
         <w:tblStyle w:val="TableGrid"/>
         <w:tblW w:type="auto" w:w="0"/>
         <w:jc w:val="center"/>
+        <w:tblLayout w:type="fixed"/>
         <w:tblLook w:firstColumn="1" w:firstRow="1" w:lastColumn="0" w:lastRow="0" w:noHBand="0" w:noVBand="1" w:val="04A0"/>
       </w:tblPr>
       <w:tblGrid>
-        <w:gridCol w:w="2340"/>
-        <w:gridCol w:w="2340"/>
-        <w:gridCol w:w="2340"/>
-        <w:gridCol w:w="2340"/>
+        <w:gridCol w:w="5040"/>
+        <w:gridCol w:w="1584"/>
+        <w:gridCol w:w="1584"/>
+        <w:gridCol w:w="1008"/>
       </w:tblGrid>
       <w:tr>
         <w:tc>
@@ -2267,15 +2269,16 @@
         <w:tblStyle w:val="TableGrid"/>
         <w:tblW w:type="auto" w:w="0"/>
         <w:jc w:val="center"/>
+        <w:tblLayout w:type="fixed"/>
         <w:tblLook w:firstColumn="1" w:firstRow="1" w:lastColumn="0" w:lastRow="0" w:noHBand="0" w:noVBand="1" w:val="04A0"/>
       </w:tblPr>
       <w:tblGrid>
-        <w:gridCol w:w="1560"/>
-        <w:gridCol w:w="1560"/>
-        <w:gridCol w:w="1560"/>
-        <w:gridCol w:w="1560"/>
-        <w:gridCol w:w="1560"/>
-        <w:gridCol w:w="1560"/>
+        <w:gridCol w:w="2880"/>
+        <w:gridCol w:w="1440"/>
+        <w:gridCol w:w="864"/>
+        <w:gridCol w:w="864"/>
+        <w:gridCol w:w="720"/>
+        <w:gridCol w:w="2592"/>
       </w:tblGrid>
       <w:tr>
         <w:tc>
@@ -3294,15 +3297,16 @@
         <w:tblStyle w:val="TableGrid"/>
         <w:tblW w:type="auto" w:w="0"/>
         <w:jc w:val="center"/>
+        <w:tblLayout w:type="fixed"/>
         <w:tblLook w:firstColumn="1" w:firstRow="1" w:lastColumn="0" w:lastRow="0" w:noHBand="0" w:noVBand="1" w:val="04A0"/>
       </w:tblPr>
       <w:tblGrid>
-        <w:gridCol w:w="1560"/>
-        <w:gridCol w:w="1560"/>
-        <w:gridCol w:w="1560"/>
-        <w:gridCol w:w="1560"/>
-        <w:gridCol w:w="1560"/>
-        <w:gridCol w:w="1560"/>
+        <w:gridCol w:w="2160"/>
+        <w:gridCol w:w="648"/>
+        <w:gridCol w:w="1224"/>
+        <w:gridCol w:w="1296"/>
+        <w:gridCol w:w="3312"/>
+        <w:gridCol w:w="792"/>
       </w:tblGrid>
       <w:tr>
         <w:tc>
@@ -5800,13 +5804,14 @@
         <w:tblStyle w:val="TableGrid"/>
         <w:tblW w:type="auto" w:w="0"/>
         <w:jc w:val="center"/>
+        <w:tblLayout w:type="fixed"/>
         <w:tblLook w:firstColumn="1" w:firstRow="1" w:lastColumn="0" w:lastRow="0" w:noHBand="0" w:noVBand="1" w:val="04A0"/>
       </w:tblPr>
       <w:tblGrid>
-        <w:gridCol w:w="2340"/>
-        <w:gridCol w:w="2340"/>
-        <w:gridCol w:w="2340"/>
-        <w:gridCol w:w="2340"/>
+        <w:gridCol w:w="1152"/>
+        <w:gridCol w:w="3168"/>
+        <w:gridCol w:w="1440"/>
+        <w:gridCol w:w="4032"/>
       </w:tblGrid>
       <w:tr>
         <w:tc>

--- a/Hyde Park BESS/6) Cost Analysis Deliverables/Hyde Park BESS - All-In Cost Whitepaper.docx
+++ b/Hyde Park BESS/6) Cost Analysis Deliverables/Hyde Park BESS - All-In Cost Whitepaper.docx
@@ -7092,7 +7092,22 @@
         <w:t xml:space="preserve">Retire the $43.9 million placeholder in the PAF narrative </w:t>
       </w:r>
       <w:r>
-        <w:t>and present the full-funding request as a Planning-grade estimate once the reconciliations above close, with the layered view as its first exhibit.</w:t>
+        <w:t>and present the full-funding request at its real maturity. Until the geotechnical report, the hazard mitigation analysis and the Haugland reconciliation close, that is Class 4, minus 25 to plus 50 percent; the layered view should be its first exhibit and the range should be stated in dollars, $43 million to $86 million, not in percentages.</w:t>
+      </w:r>
+    </w:p>
+    <w:p>
+      <w:pPr>
+        <w:pStyle w:val="ListBullet"/>
+        <w:spacing w:after="60"/>
+      </w:pPr>
+      <w:r>
+        <w:rPr>
+          <w:b/>
+        </w:rPr>
+        <w:t xml:space="preserve">Plan against the combination case, not the base case. </w:t>
+      </w:r>
+      <w:r>
+        <w:t>The two shocks most likely to travel together are the Haugland reconciliation moving the construction base up and one missed siting season. On the package's own figures that is roughly $13 million and twelve months. History on comparable small utility batteries (Fairhaven +64%, Waena +37%, Regina +31%, Provincetown +9% to +40% from approved to actual) says the 17.9% reserve is not generous.</w:t>
       </w:r>
     </w:p>
     <w:p>

--- a/Hyde Park BESS/6) Cost Analysis Deliverables/Hyde Park BESS - All-In Cost Whitepaper.docx
+++ b/Hyde Park BESS/6) Cost Analysis Deliverables/Hyde Park BESS - All-In Cost Whitepaper.docx
@@ -7014,6 +7014,30 @@
     </w:p>
     <w:p>
       <w:pPr>
+        <w:spacing w:after="120"/>
+      </w:pPr>
+      <w:r>
+        <w:rPr>
+          <w:b w:val="0"/>
+          <w:i w:val="0"/>
+        </w:rPr>
+        <w:t>Two challenges raised on the deck belong here. The first asks whether there is an installed-cost curve for batteries and where Hyde Park sits on it. There is: EIA's reported all-in cost for utility-scale batteries fell from $2,152 per kWh in 2015 to $625 in 2018; BNEF's turnkey four-hour survey fell from $324 in 2022 to $117 globally and $219 in the United States in 2025; NREL's bottom-up base is $334 in 2024 and $247 by 2035 in its mid case. Every one of those series describes a four-hour system of 60 to 150 MW in real dollars. Hyde Park is a two-hour, 10 MW system priced in nominal 2026 to 2028 dollars. NREL's cost structure puts a two-hour system at 1.3 to 1.5 times the four-hour $/kWh, and the size elasticity estimated in the statistical memo (-0.17) adds a factor of about 1.5 at 20 MWh against a 240 MWh reference. The adjusted United States turnkey figure is $440 to $505 per kWh; Nomad's equipment price is $532. The installed battery, $833, carries $183 per kWh of owner-scope installation, integration and balance of plant that a turnkey index buys inside a developer's EPC contract. The curve, with sources, is slide 10 of the deck and the Cost Curve tab of the workbook.</w:t>
+      </w:r>
+    </w:p>
+    <w:p>
+      <w:pPr>
+        <w:spacing w:after="120"/>
+      </w:pPr>
+      <w:r>
+        <w:rPr>
+          <w:b w:val="0"/>
+          <w:i w:val="0"/>
+        </w:rPr>
+        <w:t>The second challenge asks that escalation be included. It is: the Rev 3 approval level carries $2,948,100 of escalation inside the directs ($2,622,100 at Station 360 and $326,100 at Station 496), applied at the ESF template rates of about 3 percent a year to a spend curve of $13.5 million in 2026, $12.5 million in 2027 and $26.1 million in 2028. That is 5.1 percent of the approval level and $147 per kWh. The contestable part is the $1,130,255 applied to the Nomad balance that the contract fixes until Final Acceptance; the rest sits on station, site, protection, testing and owner scope, where a 3 percent rate is, if anything, light against the 2026 lithium carbonate and tariff moves. For comparison purposes the two sides must share a dollar year. Stripping the station escalation from the direct boundaries gives $593 for the battery as carried, roughly $756 installed and $1,352 for the station complete; bringing the benchmarks forward instead at 3 percent a year gives $376 for NREL's 2024 base in 2028 dollars, which becomes $750 to $870 after the two-hour and 10 MW adjustments, against Hyde Park's $833 installed. The battery, once the dollar year, the duration and the size agree, is on the index. The project is not, for the reasons in sections 3 and 6.</w:t>
+      </w:r>
+    </w:p>
+    <w:p>
+      <w:pPr>
         <w:pStyle w:val="Heading1"/>
       </w:pPr>
       <w:r>

--- a/Hyde Park BESS/6) Cost Analysis Deliverables/Hyde Park BESS - All-In Cost Whitepaper.docx
+++ b/Hyde Park BESS/6) Cost Analysis Deliverables/Hyde Park BESS - All-In Cost Whitepaper.docx
@@ -7021,7 +7021,7 @@
           <w:b w:val="0"/>
           <w:i w:val="0"/>
         </w:rPr>
-        <w:t>Two challenges raised on the deck belong here. The first asks whether there is an installed-cost curve for batteries and where Hyde Park sits on it. There is: EIA's reported all-in cost for utility-scale batteries fell from $2,152 per kWh in 2015 to $625 in 2018; BNEF's turnkey four-hour survey fell from $324 in 2022 to $117 globally and $219 in the United States in 2025; NREL's bottom-up base is $334 in 2024 and $247 by 2035 in its mid case. Every one of those series describes a four-hour system of 60 to 150 MW in real dollars. Hyde Park is a two-hour, 10 MW system priced in nominal 2026 to 2028 dollars. NREL's cost structure puts a two-hour system at 1.3 to 1.5 times the four-hour $/kWh, and the size elasticity estimated in the statistical memo (-0.17) adds a factor of about 1.5 at 20 MWh against a 240 MWh reference. The adjusted United States turnkey figure is $440 to $505 per kWh; Nomad's equipment price is $532. The installed battery, $833, carries $183 per kWh of owner-scope installation, integration and balance of plant that a turnkey index buys inside a developer's EPC contract. The curve, with sources, is slide 10 of the deck and the Cost Curve tab of the workbook.</w:t>
+        <w:t>Two challenges raised on the deck belong here. The first asks whether there is an installed-cost curve for batteries and where Hyde Park sits on it. There is: EIA's reported all-in cost for utility-scale batteries fell from $2,152 per kWh in 2015 to $625 in 2018; BNEF's turnkey four-hour survey fell from $324 in 2022 to $117 globally and $219 in the United States in 2025; NREL's bottom-up base is $334 in 2024 and $247 by 2035 in its mid case. Every one of those series describes a four-hour system of 60 to 150 MW in real dollars. Hyde Park is a two-hour, 10 MW system priced in nominal 2026 to 2028 dollars. NREL's cost structure puts a two-hour system at 1.3 to 1.5 times the four-hour $/kWh, and the size elasticity estimated in the statistical memo (-0.14 to -0.17 depending on the sample) adds a factor of about 1.4 to 1.5 at 20 MWh against a 240 MWh reference. The adjusted United States turnkey figure is $440 to $505 per kWh; Nomad's equipment price is $532. The installed battery, $833, carries $183 per kWh of owner-scope installation, integration and balance of plant that a turnkey index buys inside a developer's EPC contract. The curve, with sources, is slide 10 of the deck and the Cost Curve tab of the workbook.</w:t>
       </w:r>
     </w:p>
     <w:p>

--- a/Hyde Park BESS/6) Cost Analysis Deliverables/Hyde Park BESS - All-In Cost Whitepaper.docx
+++ b/Hyde Park BESS/6) Cost Analysis Deliverables/Hyde Park BESS - All-In Cost Whitepaper.docx
@@ -118,6 +118,18 @@
       <w:pPr>
         <w:spacing w:after="40"/>
       </w:pPr>
+    </w:p>
+    <w:p>
+      <w:pPr>
+        <w:spacing w:after="120"/>
+      </w:pPr>
+      <w:r>
+        <w:rPr>
+          <w:b w:val="0"/>
+          <w:i w:val="0"/>
+        </w:rPr>
+        <w:t>Two additions on 3 October 2026. First, a reviewer may object that one construction index cannot stand for a substation, a landfill platform and a commissioning team at once; section 5.3 escalates each layer on its own published series (transformers, switchgear, Boston electrical labor, ENR, engineering services) and shows that the answer does not move: the class median stays at $832 per kWh and Hyde Park's station cost at the 85% percentile, because the battery is the only layer that fell since 2018 and every other layer rose by a quarter to nine tenths. Second, section 8 turns the layer extraction around and asks where the $57.2 million could give: $5.0 to 7.1M loaded in estimate hygiene that needs only decisions, $4.3 to 6.9M in value engineering that needs a study first, and a Section 48E investment tax credit of $8.4 to 12.4M that reduces the revenue requirement rather than the estimate and that nobody on the project yet owns.</w:t>
+      </w:r>
     </w:p>
     <w:p>
       <w:pPr>
@@ -6882,6 +6894,2048 @@
     </w:p>
     <w:p>
       <w:pPr>
+        <w:pStyle w:val="Heading2"/>
+      </w:pPr>
+      <w:r>
+        <w:t>5.3 Scaling a published cost to 2026: one escalator per layer</w:t>
+      </w:r>
+    </w:p>
+    <w:p>
+      <w:pPr>
+        <w:spacing w:after="120"/>
+      </w:pPr>
+      <w:r>
+        <w:rPr>
+          <w:b w:val="0"/>
+          <w:i w:val="0"/>
+        </w:rPr>
+        <w:t>Every figure in section 5 was published in a different year, and the comparables in 5.2 are nominal dollars of their in-service year. The statistical memo re-bases them with a two-component model: the battery share of each cost deflated on a battery index and the rest escalated on the Handy-Whitman North Atlantic construction index. The objection a careful reviewer will raise is that the rest is not one thing. A substation does not escalate like a steam plant, Boston electrical labor does not escalate like transformers, and a two-hour utility project has a different mix from a four-hour merchant one. The check below gives each Rev 3 layer its own published series and asks what changes.</w:t>
+      </w:r>
+    </w:p>
+    <w:tbl>
+      <w:tblPr>
+        <w:tblStyle w:val="TableGrid"/>
+        <w:tblW w:type="auto" w:w="0"/>
+        <w:jc w:val="center"/>
+        <w:tblLayout w:type="fixed"/>
+        <w:tblLook w:firstColumn="1" w:firstRow="1" w:lastColumn="0" w:lastRow="0" w:noHBand="0" w:noVBand="1" w:val="04A0"/>
+      </w:tblPr>
+      <w:tblGrid>
+        <w:gridCol w:w="2880"/>
+        <w:gridCol w:w="1296"/>
+        <w:gridCol w:w="4176"/>
+        <w:gridCol w:w="1296"/>
+      </w:tblGrid>
+      <w:tr>
+        <w:tc>
+          <w:tcPr>
+            <w:tcW w:type="dxa" w:w="2880"/>
+            <w:shd w:val="clear" w:color="auto" w:fill="001E60"/>
+          </w:tcPr>
+          <w:p>
+            <w:pPr>
+              <w:spacing w:after="0" w:before="0"/>
+            </w:pPr>
+            <w:r/>
+            <w:r>
+              <w:rPr>
+                <w:b/>
+                <w:i w:val="0"/>
+                <w:color w:val="FFFFFF"/>
+                <w:sz w:val="18"/>
+              </w:rPr>
+              <w:t>Layer</w:t>
+            </w:r>
+          </w:p>
+        </w:tc>
+        <w:tc>
+          <w:tcPr>
+            <w:tcW w:type="dxa" w:w="1296"/>
+            <w:shd w:val="clear" w:color="auto" w:fill="001E60"/>
+          </w:tcPr>
+          <w:p>
+            <w:pPr>
+              <w:spacing w:after="0" w:before="0"/>
+            </w:pPr>
+            <w:r/>
+            <w:r>
+              <w:rPr>
+                <w:b/>
+                <w:i w:val="0"/>
+                <w:color w:val="FFFFFF"/>
+                <w:sz w:val="18"/>
+              </w:rPr>
+              <w:t>Loaded share</w:t>
+            </w:r>
+          </w:p>
+        </w:tc>
+        <w:tc>
+          <w:tcPr>
+            <w:tcW w:type="dxa" w:w="4176"/>
+            <w:shd w:val="clear" w:color="auto" w:fill="001E60"/>
+          </w:tcPr>
+          <w:p>
+            <w:pPr>
+              <w:spacing w:after="0" w:before="0"/>
+            </w:pPr>
+            <w:r/>
+            <w:r>
+              <w:rPr>
+                <w:b/>
+                <w:i w:val="0"/>
+                <w:color w:val="FFFFFF"/>
+                <w:sz w:val="18"/>
+              </w:rPr>
+              <w:t>Escalator</w:t>
+            </w:r>
+          </w:p>
+        </w:tc>
+        <w:tc>
+          <w:tcPr>
+            <w:tcW w:type="dxa" w:w="1296"/>
+            <w:shd w:val="clear" w:color="auto" w:fill="001E60"/>
+          </w:tcPr>
+          <w:p>
+            <w:pPr>
+              <w:spacing w:after="0" w:before="0"/>
+            </w:pPr>
+            <w:r/>
+            <w:r>
+              <w:rPr>
+                <w:b/>
+                <w:i w:val="0"/>
+                <w:color w:val="FFFFFF"/>
+                <w:sz w:val="18"/>
+              </w:rPr>
+              <w:t>2018 to 2026</w:t>
+            </w:r>
+          </w:p>
+        </w:tc>
+      </w:tr>
+      <w:tr>
+        <w:tc>
+          <w:tcPr>
+            <w:tcW w:type="dxa" w:w="2880"/>
+          </w:tcPr>
+          <w:p>
+            <w:pPr>
+              <w:spacing w:after="0" w:before="0"/>
+            </w:pPr>
+            <w:r/>
+            <w:r>
+              <w:rPr>
+                <w:b w:val="0"/>
+                <w:i w:val="0"/>
+                <w:sz w:val="18"/>
+              </w:rPr>
+              <w:t>A. Battery contract</w:t>
+            </w:r>
+          </w:p>
+        </w:tc>
+        <w:tc>
+          <w:tcPr>
+            <w:tcW w:type="dxa" w:w="1296"/>
+          </w:tcPr>
+          <w:p>
+            <w:pPr>
+              <w:spacing w:after="0" w:before="0"/>
+              <w:jc w:val="right"/>
+            </w:pPr>
+            <w:r/>
+            <w:r>
+              <w:rPr>
+                <w:b w:val="0"/>
+                <w:i w:val="0"/>
+                <w:sz w:val="18"/>
+              </w:rPr>
+              <w:t>38%</w:t>
+            </w:r>
+          </w:p>
+        </w:tc>
+        <w:tc>
+          <w:tcPr>
+            <w:tcW w:type="dxa" w:w="4176"/>
+          </w:tcPr>
+          <w:p>
+            <w:pPr>
+              <w:spacing w:after="0" w:before="0"/>
+            </w:pPr>
+            <w:r/>
+            <w:r>
+              <w:rPr>
+                <w:b w:val="0"/>
+                <w:i w:val="0"/>
+                <w:sz w:val="18"/>
+              </w:rPr>
+              <w:t>EIA / LBNL installed battery cost</w:t>
+            </w:r>
+          </w:p>
+        </w:tc>
+        <w:tc>
+          <w:tcPr>
+            <w:tcW w:type="dxa" w:w="1296"/>
+          </w:tcPr>
+          <w:p>
+            <w:pPr>
+              <w:spacing w:after="0" w:before="0"/>
+              <w:jc w:val="right"/>
+            </w:pPr>
+            <w:r/>
+            <w:r>
+              <w:rPr>
+                <w:b w:val="0"/>
+                <w:i w:val="0"/>
+                <w:sz w:val="18"/>
+              </w:rPr>
+              <w:t>0.73x</w:t>
+            </w:r>
+          </w:p>
+        </w:tc>
+      </w:tr>
+      <w:tr>
+        <w:tc>
+          <w:tcPr>
+            <w:tcW w:type="dxa" w:w="2880"/>
+            <w:shd w:val="clear" w:color="auto" w:fill="F2F4F8"/>
+          </w:tcPr>
+          <w:p>
+            <w:pPr>
+              <w:spacing w:after="0" w:before="0"/>
+            </w:pPr>
+            <w:r/>
+            <w:r>
+              <w:rPr>
+                <w:b w:val="0"/>
+                <w:i w:val="0"/>
+                <w:sz w:val="18"/>
+              </w:rPr>
+              <w:t>B. Battery installation</w:t>
+            </w:r>
+          </w:p>
+        </w:tc>
+        <w:tc>
+          <w:tcPr>
+            <w:tcW w:type="dxa" w:w="1296"/>
+            <w:shd w:val="clear" w:color="auto" w:fill="F2F4F8"/>
+          </w:tcPr>
+          <w:p>
+            <w:pPr>
+              <w:spacing w:after="0" w:before="0"/>
+              <w:jc w:val="right"/>
+            </w:pPr>
+            <w:r/>
+            <w:r>
+              <w:rPr>
+                <w:b w:val="0"/>
+                <w:i w:val="0"/>
+                <w:sz w:val="18"/>
+              </w:rPr>
+              <w:t>5%</w:t>
+            </w:r>
+          </w:p>
+        </w:tc>
+        <w:tc>
+          <w:tcPr>
+            <w:tcW w:type="dxa" w:w="4176"/>
+            <w:shd w:val="clear" w:color="auto" w:fill="F2F4F8"/>
+          </w:tcPr>
+          <w:p>
+            <w:pPr>
+              <w:spacing w:after="0" w:before="0"/>
+            </w:pPr>
+            <w:r/>
+            <w:r>
+              <w:rPr>
+                <w:b w:val="0"/>
+                <w:i w:val="0"/>
+                <w:sz w:val="18"/>
+              </w:rPr>
+              <w:t>IBEW Local 103 journeyman rate</w:t>
+            </w:r>
+          </w:p>
+        </w:tc>
+        <w:tc>
+          <w:tcPr>
+            <w:tcW w:type="dxa" w:w="1296"/>
+            <w:shd w:val="clear" w:color="auto" w:fill="F2F4F8"/>
+          </w:tcPr>
+          <w:p>
+            <w:pPr>
+              <w:spacing w:after="0" w:before="0"/>
+              <w:jc w:val="right"/>
+            </w:pPr>
+            <w:r/>
+            <w:r>
+              <w:rPr>
+                <w:b w:val="0"/>
+                <w:i w:val="0"/>
+                <w:sz w:val="18"/>
+              </w:rPr>
+              <w:t>1.30x</w:t>
+            </w:r>
+          </w:p>
+        </w:tc>
+      </w:tr>
+      <w:tr>
+        <w:tc>
+          <w:tcPr>
+            <w:tcW w:type="dxa" w:w="2880"/>
+          </w:tcPr>
+          <w:p>
+            <w:pPr>
+              <w:spacing w:after="0" w:before="0"/>
+            </w:pPr>
+            <w:r/>
+            <w:r>
+              <w:rPr>
+                <w:b w:val="0"/>
+                <w:i w:val="0"/>
+                <w:sz w:val="18"/>
+              </w:rPr>
+              <w:t>C. GSUs and auxiliary power</w:t>
+            </w:r>
+          </w:p>
+        </w:tc>
+        <w:tc>
+          <w:tcPr>
+            <w:tcW w:type="dxa" w:w="1296"/>
+          </w:tcPr>
+          <w:p>
+            <w:pPr>
+              <w:spacing w:after="0" w:before="0"/>
+              <w:jc w:val="right"/>
+            </w:pPr>
+            <w:r/>
+            <w:r>
+              <w:rPr>
+                <w:b w:val="0"/>
+                <w:i w:val="0"/>
+                <w:sz w:val="18"/>
+              </w:rPr>
+              <w:t>6%</w:t>
+            </w:r>
+          </w:p>
+        </w:tc>
+        <w:tc>
+          <w:tcPr>
+            <w:tcW w:type="dxa" w:w="4176"/>
+          </w:tcPr>
+          <w:p>
+            <w:pPr>
+              <w:spacing w:after="0" w:before="0"/>
+            </w:pPr>
+            <w:r/>
+            <w:r>
+              <w:rPr>
+                <w:b w:val="0"/>
+                <w:i w:val="0"/>
+                <w:sz w:val="18"/>
+              </w:rPr>
+              <w:t>BLS PPI, power and distribution transformers</w:t>
+            </w:r>
+          </w:p>
+        </w:tc>
+        <w:tc>
+          <w:tcPr>
+            <w:tcW w:type="dxa" w:w="1296"/>
+          </w:tcPr>
+          <w:p>
+            <w:pPr>
+              <w:spacing w:after="0" w:before="0"/>
+              <w:jc w:val="right"/>
+            </w:pPr>
+            <w:r/>
+            <w:r>
+              <w:rPr>
+                <w:b w:val="0"/>
+                <w:i w:val="0"/>
+                <w:sz w:val="18"/>
+              </w:rPr>
+              <w:t>1.91x</w:t>
+            </w:r>
+          </w:p>
+        </w:tc>
+      </w:tr>
+      <w:tr>
+        <w:tc>
+          <w:tcPr>
+            <w:tcW w:type="dxa" w:w="2880"/>
+            <w:shd w:val="clear" w:color="auto" w:fill="F2F4F8"/>
+          </w:tcPr>
+          <w:p>
+            <w:pPr>
+              <w:spacing w:after="0" w:before="0"/>
+            </w:pPr>
+            <w:r/>
+            <w:r>
+              <w:rPr>
+                <w:b w:val="0"/>
+                <w:i w:val="0"/>
+                <w:sz w:val="18"/>
+              </w:rPr>
+              <w:t>D. Switching station</w:t>
+            </w:r>
+          </w:p>
+        </w:tc>
+        <w:tc>
+          <w:tcPr>
+            <w:tcW w:type="dxa" w:w="1296"/>
+            <w:shd w:val="clear" w:color="auto" w:fill="F2F4F8"/>
+          </w:tcPr>
+          <w:p>
+            <w:pPr>
+              <w:spacing w:after="0" w:before="0"/>
+              <w:jc w:val="right"/>
+            </w:pPr>
+            <w:r/>
+            <w:r>
+              <w:rPr>
+                <w:b w:val="0"/>
+                <w:i w:val="0"/>
+                <w:sz w:val="18"/>
+              </w:rPr>
+              <w:t>11%</w:t>
+            </w:r>
+          </w:p>
+        </w:tc>
+        <w:tc>
+          <w:tcPr>
+            <w:tcW w:type="dxa" w:w="4176"/>
+            <w:shd w:val="clear" w:color="auto" w:fill="F2F4F8"/>
+          </w:tcPr>
+          <w:p>
+            <w:pPr>
+              <w:spacing w:after="0" w:before="0"/>
+            </w:pPr>
+            <w:r/>
+            <w:r>
+              <w:rPr>
+                <w:b w:val="0"/>
+                <w:i w:val="0"/>
+                <w:sz w:val="18"/>
+              </w:rPr>
+              <w:t>BLS PPI, switchgear and switchboard</w:t>
+            </w:r>
+          </w:p>
+        </w:tc>
+        <w:tc>
+          <w:tcPr>
+            <w:tcW w:type="dxa" w:w="1296"/>
+            <w:shd w:val="clear" w:color="auto" w:fill="F2F4F8"/>
+          </w:tcPr>
+          <w:p>
+            <w:pPr>
+              <w:spacing w:after="0" w:before="0"/>
+              <w:jc w:val="right"/>
+            </w:pPr>
+            <w:r/>
+            <w:r>
+              <w:rPr>
+                <w:b w:val="0"/>
+                <w:i w:val="0"/>
+                <w:sz w:val="18"/>
+              </w:rPr>
+              <w:t>1.82x</w:t>
+            </w:r>
+          </w:p>
+        </w:tc>
+      </w:tr>
+      <w:tr>
+        <w:tc>
+          <w:tcPr>
+            <w:tcW w:type="dxa" w:w="2880"/>
+          </w:tcPr>
+          <w:p>
+            <w:pPr>
+              <w:spacing w:after="0" w:before="0"/>
+            </w:pPr>
+            <w:r/>
+            <w:r>
+              <w:rPr>
+                <w:b w:val="0"/>
+                <w:i w:val="0"/>
+                <w:sz w:val="18"/>
+              </w:rPr>
+              <w:t>E. Site and civil</w:t>
+            </w:r>
+          </w:p>
+        </w:tc>
+        <w:tc>
+          <w:tcPr>
+            <w:tcW w:type="dxa" w:w="1296"/>
+          </w:tcPr>
+          <w:p>
+            <w:pPr>
+              <w:spacing w:after="0" w:before="0"/>
+              <w:jc w:val="right"/>
+            </w:pPr>
+            <w:r/>
+            <w:r>
+              <w:rPr>
+                <w:b w:val="0"/>
+                <w:i w:val="0"/>
+                <w:sz w:val="18"/>
+              </w:rPr>
+              <w:t>8%</w:t>
+            </w:r>
+          </w:p>
+        </w:tc>
+        <w:tc>
+          <w:tcPr>
+            <w:tcW w:type="dxa" w:w="4176"/>
+          </w:tcPr>
+          <w:p>
+            <w:pPr>
+              <w:spacing w:after="0" w:before="0"/>
+            </w:pPr>
+            <w:r/>
+            <w:r>
+              <w:rPr>
+                <w:b w:val="0"/>
+                <w:i w:val="0"/>
+                <w:sz w:val="18"/>
+              </w:rPr>
+              <w:t>ENR Construction Cost Index</w:t>
+            </w:r>
+          </w:p>
+        </w:tc>
+        <w:tc>
+          <w:tcPr>
+            <w:tcW w:type="dxa" w:w="1296"/>
+          </w:tcPr>
+          <w:p>
+            <w:pPr>
+              <w:spacing w:after="0" w:before="0"/>
+              <w:jc w:val="right"/>
+            </w:pPr>
+            <w:r/>
+            <w:r>
+              <w:rPr>
+                <w:b w:val="0"/>
+                <w:i w:val="0"/>
+                <w:sz w:val="18"/>
+              </w:rPr>
+              <w:t>1.26x</w:t>
+            </w:r>
+          </w:p>
+        </w:tc>
+      </w:tr>
+      <w:tr>
+        <w:tc>
+          <w:tcPr>
+            <w:tcW w:type="dxa" w:w="2880"/>
+            <w:shd w:val="clear" w:color="auto" w:fill="F2F4F8"/>
+          </w:tcPr>
+          <w:p>
+            <w:pPr>
+              <w:spacing w:after="0" w:before="0"/>
+            </w:pPr>
+            <w:r/>
+            <w:r>
+              <w:rPr>
+                <w:b w:val="0"/>
+                <w:i w:val="0"/>
+                <w:sz w:val="18"/>
+              </w:rPr>
+              <w:t>F. Feeder protection (Station 496)</w:t>
+            </w:r>
+          </w:p>
+        </w:tc>
+        <w:tc>
+          <w:tcPr>
+            <w:tcW w:type="dxa" w:w="1296"/>
+            <w:shd w:val="clear" w:color="auto" w:fill="F2F4F8"/>
+          </w:tcPr>
+          <w:p>
+            <w:pPr>
+              <w:spacing w:after="0" w:before="0"/>
+              <w:jc w:val="right"/>
+            </w:pPr>
+            <w:r/>
+            <w:r>
+              <w:rPr>
+                <w:b w:val="0"/>
+                <w:i w:val="0"/>
+                <w:sz w:val="18"/>
+              </w:rPr>
+              <w:t>13%</w:t>
+            </w:r>
+          </w:p>
+        </w:tc>
+        <w:tc>
+          <w:tcPr>
+            <w:tcW w:type="dxa" w:w="4176"/>
+            <w:shd w:val="clear" w:color="auto" w:fill="F2F4F8"/>
+          </w:tcPr>
+          <w:p>
+            <w:pPr>
+              <w:spacing w:after="0" w:before="0"/>
+            </w:pPr>
+            <w:r/>
+            <w:r>
+              <w:rPr>
+                <w:b w:val="0"/>
+                <w:i w:val="0"/>
+                <w:sz w:val="18"/>
+              </w:rPr>
+              <w:t>IBEW Local 103 journeyman rate</w:t>
+            </w:r>
+          </w:p>
+        </w:tc>
+        <w:tc>
+          <w:tcPr>
+            <w:tcW w:type="dxa" w:w="1296"/>
+            <w:shd w:val="clear" w:color="auto" w:fill="F2F4F8"/>
+          </w:tcPr>
+          <w:p>
+            <w:pPr>
+              <w:spacing w:after="0" w:before="0"/>
+              <w:jc w:val="right"/>
+            </w:pPr>
+            <w:r/>
+            <w:r>
+              <w:rPr>
+                <w:b w:val="0"/>
+                <w:i w:val="0"/>
+                <w:sz w:val="18"/>
+              </w:rPr>
+              <w:t>1.30x</w:t>
+            </w:r>
+          </w:p>
+        </w:tc>
+      </w:tr>
+      <w:tr>
+        <w:tc>
+          <w:tcPr>
+            <w:tcW w:type="dxa" w:w="2880"/>
+          </w:tcPr>
+          <w:p>
+            <w:pPr>
+              <w:spacing w:after="0" w:before="0"/>
+            </w:pPr>
+            <w:r/>
+            <w:r>
+              <w:rPr>
+                <w:b w:val="0"/>
+                <w:i w:val="0"/>
+                <w:sz w:val="18"/>
+              </w:rPr>
+              <w:t>G. Testing and commissioning</w:t>
+            </w:r>
+          </w:p>
+        </w:tc>
+        <w:tc>
+          <w:tcPr>
+            <w:tcW w:type="dxa" w:w="1296"/>
+          </w:tcPr>
+          <w:p>
+            <w:pPr>
+              <w:spacing w:after="0" w:before="0"/>
+              <w:jc w:val="right"/>
+            </w:pPr>
+            <w:r/>
+            <w:r>
+              <w:rPr>
+                <w:b w:val="0"/>
+                <w:i w:val="0"/>
+                <w:sz w:val="18"/>
+              </w:rPr>
+              <w:t>4%</w:t>
+            </w:r>
+          </w:p>
+        </w:tc>
+        <w:tc>
+          <w:tcPr>
+            <w:tcW w:type="dxa" w:w="4176"/>
+          </w:tcPr>
+          <w:p>
+            <w:pPr>
+              <w:spacing w:after="0" w:before="0"/>
+            </w:pPr>
+            <w:r/>
+            <w:r>
+              <w:rPr>
+                <w:b w:val="0"/>
+                <w:i w:val="0"/>
+                <w:sz w:val="18"/>
+              </w:rPr>
+              <w:t>IBEW Local 103 journeyman rate</w:t>
+            </w:r>
+          </w:p>
+        </w:tc>
+        <w:tc>
+          <w:tcPr>
+            <w:tcW w:type="dxa" w:w="1296"/>
+          </w:tcPr>
+          <w:p>
+            <w:pPr>
+              <w:spacing w:after="0" w:before="0"/>
+              <w:jc w:val="right"/>
+            </w:pPr>
+            <w:r/>
+            <w:r>
+              <w:rPr>
+                <w:b w:val="0"/>
+                <w:i w:val="0"/>
+                <w:sz w:val="18"/>
+              </w:rPr>
+              <w:t>1.30x</w:t>
+            </w:r>
+          </w:p>
+        </w:tc>
+      </w:tr>
+      <w:tr>
+        <w:tc>
+          <w:tcPr>
+            <w:tcW w:type="dxa" w:w="2880"/>
+            <w:shd w:val="clear" w:color="auto" w:fill="F2F4F8"/>
+          </w:tcPr>
+          <w:p>
+            <w:pPr>
+              <w:spacing w:after="0" w:before="0"/>
+            </w:pPr>
+            <w:r/>
+            <w:r>
+              <w:rPr>
+                <w:b w:val="0"/>
+                <w:i w:val="0"/>
+                <w:sz w:val="18"/>
+              </w:rPr>
+              <w:t>H. Owner soft costs</w:t>
+            </w:r>
+          </w:p>
+        </w:tc>
+        <w:tc>
+          <w:tcPr>
+            <w:tcW w:type="dxa" w:w="1296"/>
+            <w:shd w:val="clear" w:color="auto" w:fill="F2F4F8"/>
+          </w:tcPr>
+          <w:p>
+            <w:pPr>
+              <w:spacing w:after="0" w:before="0"/>
+              <w:jc w:val="right"/>
+            </w:pPr>
+            <w:r/>
+            <w:r>
+              <w:rPr>
+                <w:b w:val="0"/>
+                <w:i w:val="0"/>
+                <w:sz w:val="18"/>
+              </w:rPr>
+              <w:t>13%</w:t>
+            </w:r>
+          </w:p>
+        </w:tc>
+        <w:tc>
+          <w:tcPr>
+            <w:tcW w:type="dxa" w:w="4176"/>
+            <w:shd w:val="clear" w:color="auto" w:fill="F2F4F8"/>
+          </w:tcPr>
+          <w:p>
+            <w:pPr>
+              <w:spacing w:after="0" w:before="0"/>
+            </w:pPr>
+            <w:r/>
+            <w:r>
+              <w:rPr>
+                <w:b w:val="0"/>
+                <w:i w:val="0"/>
+                <w:sz w:val="18"/>
+              </w:rPr>
+              <w:t>BLS PPI, engineering services</w:t>
+            </w:r>
+          </w:p>
+        </w:tc>
+        <w:tc>
+          <w:tcPr>
+            <w:tcW w:type="dxa" w:w="1296"/>
+            <w:shd w:val="clear" w:color="auto" w:fill="F2F4F8"/>
+          </w:tcPr>
+          <w:p>
+            <w:pPr>
+              <w:spacing w:after="0" w:before="0"/>
+              <w:jc w:val="right"/>
+            </w:pPr>
+            <w:r/>
+            <w:r>
+              <w:rPr>
+                <w:b w:val="0"/>
+                <w:i w:val="0"/>
+                <w:sz w:val="18"/>
+              </w:rPr>
+              <w:t>1.25x</w:t>
+            </w:r>
+          </w:p>
+        </w:tc>
+      </w:tr>
+      <w:tr>
+        <w:tc>
+          <w:tcPr>
+            <w:tcW w:type="dxa" w:w="2880"/>
+          </w:tcPr>
+          <w:p>
+            <w:pPr>
+              <w:spacing w:after="0" w:before="0"/>
+            </w:pPr>
+            <w:r/>
+            <w:r>
+              <w:rPr>
+                <w:b w:val="0"/>
+                <w:i w:val="0"/>
+                <w:sz w:val="18"/>
+              </w:rPr>
+              <w:t>I. Taxes and insurance</w:t>
+            </w:r>
+          </w:p>
+        </w:tc>
+        <w:tc>
+          <w:tcPr>
+            <w:tcW w:type="dxa" w:w="1296"/>
+          </w:tcPr>
+          <w:p>
+            <w:pPr>
+              <w:spacing w:after="0" w:before="0"/>
+              <w:jc w:val="right"/>
+            </w:pPr>
+            <w:r/>
+            <w:r>
+              <w:rPr>
+                <w:b w:val="0"/>
+                <w:i w:val="0"/>
+                <w:sz w:val="18"/>
+              </w:rPr>
+              <w:t>2%</w:t>
+            </w:r>
+          </w:p>
+        </w:tc>
+        <w:tc>
+          <w:tcPr>
+            <w:tcW w:type="dxa" w:w="4176"/>
+          </w:tcPr>
+          <w:p>
+            <w:pPr>
+              <w:spacing w:after="0" w:before="0"/>
+            </w:pPr>
+            <w:r/>
+            <w:r>
+              <w:rPr>
+                <w:b w:val="0"/>
+                <w:i w:val="0"/>
+                <w:sz w:val="18"/>
+              </w:rPr>
+              <w:t>Handy-Whitman, North Atlantic</w:t>
+            </w:r>
+          </w:p>
+        </w:tc>
+        <w:tc>
+          <w:tcPr>
+            <w:tcW w:type="dxa" w:w="1296"/>
+          </w:tcPr>
+          <w:p>
+            <w:pPr>
+              <w:spacing w:after="0" w:before="0"/>
+              <w:jc w:val="right"/>
+            </w:pPr>
+            <w:r/>
+            <w:r>
+              <w:rPr>
+                <w:b w:val="0"/>
+                <w:i w:val="0"/>
+                <w:sz w:val="18"/>
+              </w:rPr>
+              <w:t>1.49x</w:t>
+            </w:r>
+          </w:p>
+        </w:tc>
+      </w:tr>
+      <w:tr>
+        <w:tc>
+          <w:tcPr>
+            <w:tcW w:type="dxa" w:w="2880"/>
+            <w:shd w:val="clear" w:color="auto" w:fill="F2F4F8"/>
+          </w:tcPr>
+          <w:p>
+            <w:pPr>
+              <w:spacing w:after="0" w:before="0"/>
+            </w:pPr>
+            <w:r/>
+            <w:r>
+              <w:rPr>
+                <w:b w:val="0"/>
+                <w:i w:val="0"/>
+                <w:sz w:val="18"/>
+              </w:rPr>
+              <w:t>Composite, Hyde Park weights</w:t>
+            </w:r>
+          </w:p>
+        </w:tc>
+        <w:tc>
+          <w:tcPr>
+            <w:tcW w:type="dxa" w:w="1296"/>
+            <w:shd w:val="clear" w:color="auto" w:fill="F2F4F8"/>
+          </w:tcPr>
+          <w:p>
+            <w:pPr>
+              <w:spacing w:after="0" w:before="0"/>
+              <w:jc w:val="right"/>
+            </w:pPr>
+            <w:r/>
+            <w:r>
+              <w:rPr>
+                <w:b w:val="0"/>
+                <w:i w:val="0"/>
+                <w:sz w:val="18"/>
+              </w:rPr>
+              <w:t>100%</w:t>
+            </w:r>
+          </w:p>
+        </w:tc>
+        <w:tc>
+          <w:tcPr>
+            <w:tcW w:type="dxa" w:w="4176"/>
+            <w:shd w:val="clear" w:color="auto" w:fill="F2F4F8"/>
+          </w:tcPr>
+          <w:p>
+            <w:pPr>
+              <w:spacing w:after="0" w:before="0"/>
+            </w:pPr>
+            <w:r/>
+            <w:r>
+              <w:rPr>
+                <w:b w:val="0"/>
+                <w:i w:val="0"/>
+                <w:sz w:val="18"/>
+              </w:rPr>
+              <w:t>weighted sum</w:t>
+            </w:r>
+          </w:p>
+        </w:tc>
+        <w:tc>
+          <w:tcPr>
+            <w:tcW w:type="dxa" w:w="1296"/>
+            <w:shd w:val="clear" w:color="auto" w:fill="F2F4F8"/>
+          </w:tcPr>
+          <w:p>
+            <w:pPr>
+              <w:spacing w:after="0" w:before="0"/>
+              <w:jc w:val="right"/>
+            </w:pPr>
+            <w:r/>
+            <w:r>
+              <w:rPr>
+                <w:b w:val="0"/>
+                <w:i w:val="0"/>
+                <w:sz w:val="18"/>
+              </w:rPr>
+              <w:t>1.17x</w:t>
+            </w:r>
+          </w:p>
+        </w:tc>
+      </w:tr>
+    </w:tbl>
+    <w:p>
+      <w:pPr>
+        <w:spacing w:after="40"/>
+      </w:pPr>
+    </w:p>
+    <w:p>
+      <w:pPr>
+        <w:spacing w:after="120"/>
+      </w:pPr>
+      <w:r>
+        <w:rPr>
+          <w:b w:val="0"/>
+          <w:i w:val="0"/>
+        </w:rPr>
+        <w:t>Five non-battery series stand between 1.25x and 1.91x since 2018; the installed battery index stands at 0.73x. Weighted by the Rev 3 loaded layers, a 2018 project built the way Hyde Park is built costs 1.17x in 2026 dollars. The two-component model gives 1.19x; deflating the whole cost at the battery rate, which is what the 'batteries were four times the price' argument does, gives 0.73x. Transformers (1.91x) and switchgear (1.82x) are the fastest risers, so a station-heavy utility project has escalated faster than a battery-heavy merchant one, not slower.</w:t>
+      </w:r>
+    </w:p>
+    <w:tbl>
+      <w:tblPr>
+        <w:tblStyle w:val="TableGrid"/>
+        <w:tblW w:type="auto" w:w="0"/>
+        <w:jc w:val="center"/>
+        <w:tblLayout w:type="fixed"/>
+        <w:tblLook w:firstColumn="1" w:firstRow="1" w:lastColumn="0" w:lastRow="0" w:noHBand="0" w:noVBand="1" w:val="04A0"/>
+      </w:tblPr>
+      <w:tblGrid>
+        <w:gridCol w:w="3312"/>
+        <w:gridCol w:w="1440"/>
+        <w:gridCol w:w="1440"/>
+        <w:gridCol w:w="1584"/>
+        <w:gridCol w:w="1440"/>
+        <w:gridCol w:w="1440"/>
+      </w:tblGrid>
+      <w:tr>
+        <w:tc>
+          <w:tcPr>
+            <w:tcW w:type="dxa" w:w="3312"/>
+            <w:shd w:val="clear" w:color="auto" w:fill="001E60"/>
+          </w:tcPr>
+          <w:p>
+            <w:pPr>
+              <w:spacing w:after="0" w:before="0"/>
+            </w:pPr>
+            <w:r/>
+            <w:r>
+              <w:rPr>
+                <w:b/>
+                <w:i w:val="0"/>
+                <w:color w:val="FFFFFF"/>
+                <w:sz w:val="18"/>
+              </w:rPr>
+              <w:t>Method</w:t>
+            </w:r>
+          </w:p>
+        </w:tc>
+        <w:tc>
+          <w:tcPr>
+            <w:tcW w:type="dxa" w:w="1440"/>
+            <w:shd w:val="clear" w:color="auto" w:fill="001E60"/>
+          </w:tcPr>
+          <w:p>
+            <w:pPr>
+              <w:spacing w:after="0" w:before="0"/>
+            </w:pPr>
+            <w:r/>
+            <w:r>
+              <w:rPr>
+                <w:b/>
+                <w:i w:val="0"/>
+                <w:color w:val="FFFFFF"/>
+                <w:sz w:val="18"/>
+              </w:rPr>
+              <w:t>Class median $/kWh</w:t>
+            </w:r>
+          </w:p>
+        </w:tc>
+        <w:tc>
+          <w:tcPr>
+            <w:tcW w:type="dxa" w:w="1440"/>
+            <w:shd w:val="clear" w:color="auto" w:fill="001E60"/>
+          </w:tcPr>
+          <w:p>
+            <w:pPr>
+              <w:spacing w:after="0" w:before="0"/>
+            </w:pPr>
+            <w:r/>
+            <w:r>
+              <w:rPr>
+                <w:b/>
+                <w:i w:val="0"/>
+                <w:color w:val="FFFFFF"/>
+                <w:sz w:val="18"/>
+              </w:rPr>
+              <w:t>Hyde Park installed, pct</w:t>
+            </w:r>
+          </w:p>
+        </w:tc>
+        <w:tc>
+          <w:tcPr>
+            <w:tcW w:type="dxa" w:w="1584"/>
+            <w:shd w:val="clear" w:color="auto" w:fill="001E60"/>
+          </w:tcPr>
+          <w:p>
+            <w:pPr>
+              <w:spacing w:after="0" w:before="0"/>
+            </w:pPr>
+            <w:r/>
+            <w:r>
+              <w:rPr>
+                <w:b/>
+                <w:i w:val="0"/>
+                <w:color w:val="FFFFFF"/>
+                <w:sz w:val="18"/>
+              </w:rPr>
+              <w:t>Hyde Park station direct, pct</w:t>
+            </w:r>
+          </w:p>
+        </w:tc>
+        <w:tc>
+          <w:tcPr>
+            <w:tcW w:type="dxa" w:w="1440"/>
+            <w:shd w:val="clear" w:color="auto" w:fill="001E60"/>
+          </w:tcPr>
+          <w:p>
+            <w:pPr>
+              <w:spacing w:after="0" w:before="0"/>
+            </w:pPr>
+            <w:r/>
+            <w:r>
+              <w:rPr>
+                <w:b/>
+                <w:i w:val="0"/>
+                <w:color w:val="FFFFFF"/>
+                <w:sz w:val="18"/>
+              </w:rPr>
+              <w:t>Utility subclass median</w:t>
+            </w:r>
+          </w:p>
+        </w:tc>
+        <w:tc>
+          <w:tcPr>
+            <w:tcW w:type="dxa" w:w="1440"/>
+            <w:shd w:val="clear" w:color="auto" w:fill="001E60"/>
+          </w:tcPr>
+          <w:p>
+            <w:pPr>
+              <w:spacing w:after="0" w:before="0"/>
+            </w:pPr>
+            <w:r/>
+            <w:r>
+              <w:rPr>
+                <w:b/>
+                <w:i w:val="0"/>
+                <w:color w:val="FFFFFF"/>
+                <w:sz w:val="18"/>
+              </w:rPr>
+              <w:t>Station pct, utility subclass</w:t>
+            </w:r>
+          </w:p>
+        </w:tc>
+      </w:tr>
+      <w:tr>
+        <w:tc>
+          <w:tcPr>
+            <w:tcW w:type="dxa" w:w="3312"/>
+          </w:tcPr>
+          <w:p>
+            <w:pPr>
+              <w:spacing w:after="0" w:before="0"/>
+            </w:pPr>
+            <w:r/>
+            <w:r>
+              <w:rPr>
+                <w:b w:val="0"/>
+                <w:i w:val="0"/>
+                <w:sz w:val="18"/>
+              </w:rPr>
+              <w:t>As published</w:t>
+            </w:r>
+          </w:p>
+        </w:tc>
+        <w:tc>
+          <w:tcPr>
+            <w:tcW w:type="dxa" w:w="1440"/>
+          </w:tcPr>
+          <w:p>
+            <w:pPr>
+              <w:spacing w:after="0" w:before="0"/>
+              <w:jc w:val="right"/>
+            </w:pPr>
+            <w:r/>
+            <w:r>
+              <w:rPr>
+                <w:b w:val="0"/>
+                <w:i w:val="0"/>
+                <w:sz w:val="18"/>
+              </w:rPr>
+              <w:t>$771</w:t>
+            </w:r>
+          </w:p>
+        </w:tc>
+        <w:tc>
+          <w:tcPr>
+            <w:tcW w:type="dxa" w:w="1440"/>
+          </w:tcPr>
+          <w:p>
+            <w:pPr>
+              <w:spacing w:after="0" w:before="0"/>
+              <w:jc w:val="right"/>
+            </w:pPr>
+            <w:r/>
+            <w:r>
+              <w:rPr>
+                <w:b w:val="0"/>
+                <w:i w:val="0"/>
+                <w:sz w:val="18"/>
+              </w:rPr>
+              <w:t>58%</w:t>
+            </w:r>
+          </w:p>
+        </w:tc>
+        <w:tc>
+          <w:tcPr>
+            <w:tcW w:type="dxa" w:w="1584"/>
+          </w:tcPr>
+          <w:p>
+            <w:pPr>
+              <w:spacing w:after="0" w:before="0"/>
+              <w:jc w:val="right"/>
+            </w:pPr>
+            <w:r/>
+            <w:r>
+              <w:rPr>
+                <w:b w:val="0"/>
+                <w:i w:val="0"/>
+                <w:sz w:val="18"/>
+              </w:rPr>
+              <w:t>85%</w:t>
+            </w:r>
+          </w:p>
+        </w:tc>
+        <w:tc>
+          <w:tcPr>
+            <w:tcW w:type="dxa" w:w="1440"/>
+          </w:tcPr>
+          <w:p>
+            <w:pPr>
+              <w:spacing w:after="0" w:before="0"/>
+              <w:jc w:val="right"/>
+            </w:pPr>
+            <w:r/>
+            <w:r>
+              <w:rPr>
+                <w:b w:val="0"/>
+                <w:i w:val="0"/>
+                <w:sz w:val="18"/>
+              </w:rPr>
+              <w:t>$986</w:t>
+            </w:r>
+          </w:p>
+        </w:tc>
+        <w:tc>
+          <w:tcPr>
+            <w:tcW w:type="dxa" w:w="1440"/>
+          </w:tcPr>
+          <w:p>
+            <w:pPr>
+              <w:spacing w:after="0" w:before="0"/>
+              <w:jc w:val="right"/>
+            </w:pPr>
+            <w:r/>
+            <w:r>
+              <w:rPr>
+                <w:b w:val="0"/>
+                <w:i w:val="0"/>
+                <w:sz w:val="18"/>
+              </w:rPr>
+              <w:t>74%</w:t>
+            </w:r>
+          </w:p>
+        </w:tc>
+      </w:tr>
+      <w:tr>
+        <w:tc>
+          <w:tcPr>
+            <w:tcW w:type="dxa" w:w="3312"/>
+            <w:shd w:val="clear" w:color="auto" w:fill="F2F4F8"/>
+          </w:tcPr>
+          <w:p>
+            <w:pPr>
+              <w:spacing w:after="0" w:before="0"/>
+            </w:pPr>
+            <w:r/>
+            <w:r>
+              <w:rPr>
+                <w:b w:val="0"/>
+                <w:i w:val="0"/>
+                <w:sz w:val="18"/>
+              </w:rPr>
+              <w:t>Whole cost at the battery rate</w:t>
+            </w:r>
+          </w:p>
+        </w:tc>
+        <w:tc>
+          <w:tcPr>
+            <w:tcW w:type="dxa" w:w="1440"/>
+            <w:shd w:val="clear" w:color="auto" w:fill="F2F4F8"/>
+          </w:tcPr>
+          <w:p>
+            <w:pPr>
+              <w:spacing w:after="0" w:before="0"/>
+              <w:jc w:val="right"/>
+            </w:pPr>
+            <w:r/>
+            <w:r>
+              <w:rPr>
+                <w:b w:val="0"/>
+                <w:i w:val="0"/>
+                <w:sz w:val="18"/>
+              </w:rPr>
+              <w:t>$620</w:t>
+            </w:r>
+          </w:p>
+        </w:tc>
+        <w:tc>
+          <w:tcPr>
+            <w:tcW w:type="dxa" w:w="1440"/>
+            <w:shd w:val="clear" w:color="auto" w:fill="F2F4F8"/>
+          </w:tcPr>
+          <w:p>
+            <w:pPr>
+              <w:spacing w:after="0" w:before="0"/>
+              <w:jc w:val="right"/>
+            </w:pPr>
+            <w:r/>
+            <w:r>
+              <w:rPr>
+                <w:b w:val="0"/>
+                <w:i w:val="0"/>
+                <w:sz w:val="18"/>
+              </w:rPr>
+              <w:t>67%</w:t>
+            </w:r>
+          </w:p>
+        </w:tc>
+        <w:tc>
+          <w:tcPr>
+            <w:tcW w:type="dxa" w:w="1584"/>
+            <w:shd w:val="clear" w:color="auto" w:fill="F2F4F8"/>
+          </w:tcPr>
+          <w:p>
+            <w:pPr>
+              <w:spacing w:after="0" w:before="0"/>
+              <w:jc w:val="right"/>
+            </w:pPr>
+            <w:r/>
+            <w:r>
+              <w:rPr>
+                <w:b w:val="0"/>
+                <w:i w:val="0"/>
+                <w:sz w:val="18"/>
+              </w:rPr>
+              <w:t>95%</w:t>
+            </w:r>
+          </w:p>
+        </w:tc>
+        <w:tc>
+          <w:tcPr>
+            <w:tcW w:type="dxa" w:w="1440"/>
+            <w:shd w:val="clear" w:color="auto" w:fill="F2F4F8"/>
+          </w:tcPr>
+          <w:p>
+            <w:pPr>
+              <w:spacing w:after="0" w:before="0"/>
+              <w:jc w:val="right"/>
+            </w:pPr>
+            <w:r/>
+            <w:r>
+              <w:rPr>
+                <w:b w:val="0"/>
+                <w:i w:val="0"/>
+                <w:sz w:val="18"/>
+              </w:rPr>
+              <w:t>$610</w:t>
+            </w:r>
+          </w:p>
+        </w:tc>
+        <w:tc>
+          <w:tcPr>
+            <w:tcW w:type="dxa" w:w="1440"/>
+            <w:shd w:val="clear" w:color="auto" w:fill="F2F4F8"/>
+          </w:tcPr>
+          <w:p>
+            <w:pPr>
+              <w:spacing w:after="0" w:before="0"/>
+              <w:jc w:val="right"/>
+            </w:pPr>
+            <w:r/>
+            <w:r>
+              <w:rPr>
+                <w:b w:val="0"/>
+                <w:i w:val="0"/>
+                <w:sz w:val="18"/>
+              </w:rPr>
+              <w:t>90%</w:t>
+            </w:r>
+          </w:p>
+        </w:tc>
+      </w:tr>
+      <w:tr>
+        <w:tc>
+          <w:tcPr>
+            <w:tcW w:type="dxa" w:w="3312"/>
+          </w:tcPr>
+          <w:p>
+            <w:pPr>
+              <w:spacing w:after="0" w:before="0"/>
+            </w:pPr>
+            <w:r/>
+            <w:r>
+              <w:rPr>
+                <w:b w:val="0"/>
+                <w:i w:val="0"/>
+                <w:sz w:val="18"/>
+              </w:rPr>
+              <w:t>Battery 40%, Handy-Whitman 60%</w:t>
+            </w:r>
+          </w:p>
+        </w:tc>
+        <w:tc>
+          <w:tcPr>
+            <w:tcW w:type="dxa" w:w="1440"/>
+          </w:tcPr>
+          <w:p>
+            <w:pPr>
+              <w:spacing w:after="0" w:before="0"/>
+              <w:jc w:val="right"/>
+            </w:pPr>
+            <w:r/>
+            <w:r>
+              <w:rPr>
+                <w:b w:val="0"/>
+                <w:i w:val="0"/>
+                <w:sz w:val="18"/>
+              </w:rPr>
+              <w:t>$832</w:t>
+            </w:r>
+          </w:p>
+        </w:tc>
+        <w:tc>
+          <w:tcPr>
+            <w:tcW w:type="dxa" w:w="1440"/>
+          </w:tcPr>
+          <w:p>
+            <w:pPr>
+              <w:spacing w:after="0" w:before="0"/>
+              <w:jc w:val="right"/>
+            </w:pPr>
+            <w:r/>
+            <w:r>
+              <w:rPr>
+                <w:b w:val="0"/>
+                <w:i w:val="0"/>
+                <w:sz w:val="18"/>
+              </w:rPr>
+              <w:t>51%</w:t>
+            </w:r>
+          </w:p>
+        </w:tc>
+        <w:tc>
+          <w:tcPr>
+            <w:tcW w:type="dxa" w:w="1584"/>
+          </w:tcPr>
+          <w:p>
+            <w:pPr>
+              <w:spacing w:after="0" w:before="0"/>
+              <w:jc w:val="right"/>
+            </w:pPr>
+            <w:r/>
+            <w:r>
+              <w:rPr>
+                <w:b w:val="0"/>
+                <w:i w:val="0"/>
+                <w:sz w:val="18"/>
+              </w:rPr>
+              <w:t>85%</w:t>
+            </w:r>
+          </w:p>
+        </w:tc>
+        <w:tc>
+          <w:tcPr>
+            <w:tcW w:type="dxa" w:w="1440"/>
+          </w:tcPr>
+          <w:p>
+            <w:pPr>
+              <w:spacing w:after="0" w:before="0"/>
+              <w:jc w:val="right"/>
+            </w:pPr>
+            <w:r/>
+            <w:r>
+              <w:rPr>
+                <w:b w:val="0"/>
+                <w:i w:val="0"/>
+                <w:sz w:val="18"/>
+              </w:rPr>
+              <w:t>$1,057</w:t>
+            </w:r>
+          </w:p>
+        </w:tc>
+        <w:tc>
+          <w:tcPr>
+            <w:tcW w:type="dxa" w:w="1440"/>
+          </w:tcPr>
+          <w:p>
+            <w:pPr>
+              <w:spacing w:after="0" w:before="0"/>
+              <w:jc w:val="right"/>
+            </w:pPr>
+            <w:r/>
+            <w:r>
+              <w:rPr>
+                <w:b w:val="0"/>
+                <w:i w:val="0"/>
+                <w:sz w:val="18"/>
+              </w:rPr>
+              <w:t>74%</w:t>
+            </w:r>
+          </w:p>
+        </w:tc>
+      </w:tr>
+      <w:tr>
+        <w:tc>
+          <w:tcPr>
+            <w:tcW w:type="dxa" w:w="3312"/>
+            <w:shd w:val="clear" w:color="auto" w:fill="F2F4F8"/>
+          </w:tcPr>
+          <w:p>
+            <w:pPr>
+              <w:spacing w:after="0" w:before="0"/>
+            </w:pPr>
+            <w:r/>
+            <w:r>
+              <w:rPr>
+                <w:b w:val="0"/>
+                <w:i w:val="0"/>
+                <w:sz w:val="18"/>
+              </w:rPr>
+              <w:t>One index per layer, developer weights</w:t>
+            </w:r>
+          </w:p>
+        </w:tc>
+        <w:tc>
+          <w:tcPr>
+            <w:tcW w:type="dxa" w:w="1440"/>
+            <w:shd w:val="clear" w:color="auto" w:fill="F2F4F8"/>
+          </w:tcPr>
+          <w:p>
+            <w:pPr>
+              <w:spacing w:after="0" w:before="0"/>
+              <w:jc w:val="right"/>
+            </w:pPr>
+            <w:r/>
+            <w:r>
+              <w:rPr>
+                <w:b w:val="0"/>
+                <w:i w:val="0"/>
+                <w:sz w:val="18"/>
+              </w:rPr>
+              <w:t>$832</w:t>
+            </w:r>
+          </w:p>
+        </w:tc>
+        <w:tc>
+          <w:tcPr>
+            <w:tcW w:type="dxa" w:w="1440"/>
+            <w:shd w:val="clear" w:color="auto" w:fill="F2F4F8"/>
+          </w:tcPr>
+          <w:p>
+            <w:pPr>
+              <w:spacing w:after="0" w:before="0"/>
+              <w:jc w:val="right"/>
+            </w:pPr>
+            <w:r/>
+            <w:r>
+              <w:rPr>
+                <w:b w:val="0"/>
+                <w:i w:val="0"/>
+                <w:sz w:val="18"/>
+              </w:rPr>
+              <w:t>51%</w:t>
+            </w:r>
+          </w:p>
+        </w:tc>
+        <w:tc>
+          <w:tcPr>
+            <w:tcW w:type="dxa" w:w="1584"/>
+            <w:shd w:val="clear" w:color="auto" w:fill="F2F4F8"/>
+          </w:tcPr>
+          <w:p>
+            <w:pPr>
+              <w:spacing w:after="0" w:before="0"/>
+              <w:jc w:val="right"/>
+            </w:pPr>
+            <w:r/>
+            <w:r>
+              <w:rPr>
+                <w:b w:val="0"/>
+                <w:i w:val="0"/>
+                <w:sz w:val="18"/>
+              </w:rPr>
+              <w:t>85%</w:t>
+            </w:r>
+          </w:p>
+        </w:tc>
+        <w:tc>
+          <w:tcPr>
+            <w:tcW w:type="dxa" w:w="1440"/>
+            <w:shd w:val="clear" w:color="auto" w:fill="F2F4F8"/>
+          </w:tcPr>
+          <w:p>
+            <w:pPr>
+              <w:spacing w:after="0" w:before="0"/>
+              <w:jc w:val="right"/>
+            </w:pPr>
+            <w:r/>
+            <w:r>
+              <w:rPr>
+                <w:b w:val="0"/>
+                <w:i w:val="0"/>
+                <w:sz w:val="18"/>
+              </w:rPr>
+              <w:t>$994</w:t>
+            </w:r>
+          </w:p>
+        </w:tc>
+        <w:tc>
+          <w:tcPr>
+            <w:tcW w:type="dxa" w:w="1440"/>
+            <w:shd w:val="clear" w:color="auto" w:fill="F2F4F8"/>
+          </w:tcPr>
+          <w:p>
+            <w:pPr>
+              <w:spacing w:after="0" w:before="0"/>
+              <w:jc w:val="right"/>
+            </w:pPr>
+            <w:r/>
+            <w:r>
+              <w:rPr>
+                <w:b w:val="0"/>
+                <w:i w:val="0"/>
+                <w:sz w:val="18"/>
+              </w:rPr>
+              <w:t>74%</w:t>
+            </w:r>
+          </w:p>
+        </w:tc>
+      </w:tr>
+      <w:tr>
+        <w:tc>
+          <w:tcPr>
+            <w:tcW w:type="dxa" w:w="3312"/>
+          </w:tcPr>
+          <w:p>
+            <w:pPr>
+              <w:spacing w:after="0" w:before="0"/>
+            </w:pPr>
+            <w:r/>
+            <w:r>
+              <w:rPr>
+                <w:b w:val="0"/>
+                <w:i w:val="0"/>
+                <w:sz w:val="18"/>
+              </w:rPr>
+              <w:t>One index per layer, Hyde Park weights</w:t>
+            </w:r>
+          </w:p>
+        </w:tc>
+        <w:tc>
+          <w:tcPr>
+            <w:tcW w:type="dxa" w:w="1440"/>
+          </w:tcPr>
+          <w:p>
+            <w:pPr>
+              <w:spacing w:after="0" w:before="0"/>
+              <w:jc w:val="right"/>
+            </w:pPr>
+            <w:r/>
+            <w:r>
+              <w:rPr>
+                <w:b w:val="0"/>
+                <w:i w:val="0"/>
+                <w:sz w:val="18"/>
+              </w:rPr>
+              <w:t>$832</w:t>
+            </w:r>
+          </w:p>
+        </w:tc>
+        <w:tc>
+          <w:tcPr>
+            <w:tcW w:type="dxa" w:w="1440"/>
+          </w:tcPr>
+          <w:p>
+            <w:pPr>
+              <w:spacing w:after="0" w:before="0"/>
+              <w:jc w:val="right"/>
+            </w:pPr>
+            <w:r/>
+            <w:r>
+              <w:rPr>
+                <w:b w:val="0"/>
+                <w:i w:val="0"/>
+                <w:sz w:val="18"/>
+              </w:rPr>
+              <w:t>51%</w:t>
+            </w:r>
+          </w:p>
+        </w:tc>
+        <w:tc>
+          <w:tcPr>
+            <w:tcW w:type="dxa" w:w="1584"/>
+          </w:tcPr>
+          <w:p>
+            <w:pPr>
+              <w:spacing w:after="0" w:before="0"/>
+              <w:jc w:val="right"/>
+            </w:pPr>
+            <w:r/>
+            <w:r>
+              <w:rPr>
+                <w:b w:val="0"/>
+                <w:i w:val="0"/>
+                <w:sz w:val="18"/>
+              </w:rPr>
+              <w:t>85%</w:t>
+            </w:r>
+          </w:p>
+        </w:tc>
+        <w:tc>
+          <w:tcPr>
+            <w:tcW w:type="dxa" w:w="1440"/>
+          </w:tcPr>
+          <w:p>
+            <w:pPr>
+              <w:spacing w:after="0" w:before="0"/>
+              <w:jc w:val="right"/>
+            </w:pPr>
+            <w:r/>
+            <w:r>
+              <w:rPr>
+                <w:b w:val="0"/>
+                <w:i w:val="0"/>
+                <w:sz w:val="18"/>
+              </w:rPr>
+              <w:t>$1,055</w:t>
+            </w:r>
+          </w:p>
+        </w:tc>
+        <w:tc>
+          <w:tcPr>
+            <w:tcW w:type="dxa" w:w="1440"/>
+          </w:tcPr>
+          <w:p>
+            <w:pPr>
+              <w:spacing w:after="0" w:before="0"/>
+              <w:jc w:val="right"/>
+            </w:pPr>
+            <w:r/>
+            <w:r>
+              <w:rPr>
+                <w:b w:val="0"/>
+                <w:i w:val="0"/>
+                <w:sz w:val="18"/>
+              </w:rPr>
+              <w:t>74%</w:t>
+            </w:r>
+          </w:p>
+        </w:tc>
+      </w:tr>
+      <w:tr>
+        <w:tc>
+          <w:tcPr>
+            <w:tcW w:type="dxa" w:w="3312"/>
+            <w:shd w:val="clear" w:color="auto" w:fill="F2F4F8"/>
+          </w:tcPr>
+          <w:p>
+            <w:pPr>
+              <w:spacing w:after="0" w:before="0"/>
+            </w:pPr>
+            <w:r/>
+            <w:r>
+              <w:rPr>
+                <w:b w:val="0"/>
+                <w:i w:val="0"/>
+                <w:sz w:val="18"/>
+              </w:rPr>
+              <w:t>Layer method, BNEF pack for the battery</w:t>
+            </w:r>
+          </w:p>
+        </w:tc>
+        <w:tc>
+          <w:tcPr>
+            <w:tcW w:type="dxa" w:w="1440"/>
+            <w:shd w:val="clear" w:color="auto" w:fill="F2F4F8"/>
+          </w:tcPr>
+          <w:p>
+            <w:pPr>
+              <w:spacing w:after="0" w:before="0"/>
+              <w:jc w:val="right"/>
+            </w:pPr>
+            <w:r/>
+            <w:r>
+              <w:rPr>
+                <w:b w:val="0"/>
+                <w:i w:val="0"/>
+                <w:sz w:val="18"/>
+              </w:rPr>
+              <w:t>$829</w:t>
+            </w:r>
+          </w:p>
+        </w:tc>
+        <w:tc>
+          <w:tcPr>
+            <w:tcW w:type="dxa" w:w="1440"/>
+            <w:shd w:val="clear" w:color="auto" w:fill="F2F4F8"/>
+          </w:tcPr>
+          <w:p>
+            <w:pPr>
+              <w:spacing w:after="0" w:before="0"/>
+              <w:jc w:val="right"/>
+            </w:pPr>
+            <w:r/>
+            <w:r>
+              <w:rPr>
+                <w:b w:val="0"/>
+                <w:i w:val="0"/>
+                <w:sz w:val="18"/>
+              </w:rPr>
+              <w:t>55%</w:t>
+            </w:r>
+          </w:p>
+        </w:tc>
+        <w:tc>
+          <w:tcPr>
+            <w:tcW w:type="dxa" w:w="1584"/>
+            <w:shd w:val="clear" w:color="auto" w:fill="F2F4F8"/>
+          </w:tcPr>
+          <w:p>
+            <w:pPr>
+              <w:spacing w:after="0" w:before="0"/>
+              <w:jc w:val="right"/>
+            </w:pPr>
+            <w:r/>
+            <w:r>
+              <w:rPr>
+                <w:b w:val="0"/>
+                <w:i w:val="0"/>
+                <w:sz w:val="18"/>
+              </w:rPr>
+              <w:t>87%</w:t>
+            </w:r>
+          </w:p>
+        </w:tc>
+        <w:tc>
+          <w:tcPr>
+            <w:tcW w:type="dxa" w:w="1440"/>
+            <w:shd w:val="clear" w:color="auto" w:fill="F2F4F8"/>
+          </w:tcPr>
+          <w:p>
+            <w:pPr>
+              <w:spacing w:after="0" w:before="0"/>
+              <w:jc w:val="right"/>
+            </w:pPr>
+            <w:r/>
+            <w:r>
+              <w:rPr>
+                <w:b w:val="0"/>
+                <w:i w:val="0"/>
+                <w:sz w:val="18"/>
+              </w:rPr>
+              <w:t>$1,034</w:t>
+            </w:r>
+          </w:p>
+        </w:tc>
+        <w:tc>
+          <w:tcPr>
+            <w:tcW w:type="dxa" w:w="1440"/>
+            <w:shd w:val="clear" w:color="auto" w:fill="F2F4F8"/>
+          </w:tcPr>
+          <w:p>
+            <w:pPr>
+              <w:spacing w:after="0" w:before="0"/>
+              <w:jc w:val="right"/>
+            </w:pPr>
+            <w:r/>
+            <w:r>
+              <w:rPr>
+                <w:b w:val="0"/>
+                <w:i w:val="0"/>
+                <w:sz w:val="18"/>
+              </w:rPr>
+              <w:t>77%</w:t>
+            </w:r>
+          </w:p>
+        </w:tc>
+      </w:tr>
+      <w:tr>
+        <w:tc>
+          <w:tcPr>
+            <w:tcW w:type="dxa" w:w="3312"/>
+          </w:tcPr>
+          <w:p>
+            <w:pPr>
+              <w:spacing w:after="0" w:before="0"/>
+            </w:pPr>
+            <w:r/>
+            <w:r>
+              <w:rPr>
+                <w:b w:val="0"/>
+                <w:i w:val="0"/>
+                <w:sz w:val="18"/>
+              </w:rPr>
+              <w:t>Layer method, BNEF turnkey for the battery</w:t>
+            </w:r>
+          </w:p>
+        </w:tc>
+        <w:tc>
+          <w:tcPr>
+            <w:tcW w:type="dxa" w:w="1440"/>
+          </w:tcPr>
+          <w:p>
+            <w:pPr>
+              <w:spacing w:after="0" w:before="0"/>
+              <w:jc w:val="right"/>
+            </w:pPr>
+            <w:r/>
+            <w:r>
+              <w:rPr>
+                <w:b w:val="0"/>
+                <w:i w:val="0"/>
+                <w:sz w:val="18"/>
+              </w:rPr>
+              <w:t>$778</w:t>
+            </w:r>
+          </w:p>
+        </w:tc>
+        <w:tc>
+          <w:tcPr>
+            <w:tcW w:type="dxa" w:w="1440"/>
+          </w:tcPr>
+          <w:p>
+            <w:pPr>
+              <w:spacing w:after="0" w:before="0"/>
+              <w:jc w:val="right"/>
+            </w:pPr>
+            <w:r/>
+            <w:r>
+              <w:rPr>
+                <w:b w:val="0"/>
+                <w:i w:val="0"/>
+                <w:sz w:val="18"/>
+              </w:rPr>
+              <w:t>60%</w:t>
+            </w:r>
+          </w:p>
+        </w:tc>
+        <w:tc>
+          <w:tcPr>
+            <w:tcW w:type="dxa" w:w="1584"/>
+          </w:tcPr>
+          <w:p>
+            <w:pPr>
+              <w:spacing w:after="0" w:before="0"/>
+              <w:jc w:val="right"/>
+            </w:pPr>
+            <w:r/>
+            <w:r>
+              <w:rPr>
+                <w:b w:val="0"/>
+                <w:i w:val="0"/>
+                <w:sz w:val="18"/>
+              </w:rPr>
+              <w:t>89%</w:t>
+            </w:r>
+          </w:p>
+        </w:tc>
+        <w:tc>
+          <w:tcPr>
+            <w:tcW w:type="dxa" w:w="1440"/>
+          </w:tcPr>
+          <w:p>
+            <w:pPr>
+              <w:spacing w:after="0" w:before="0"/>
+              <w:jc w:val="right"/>
+            </w:pPr>
+            <w:r/>
+            <w:r>
+              <w:rPr>
+                <w:b w:val="0"/>
+                <w:i w:val="0"/>
+                <w:sz w:val="18"/>
+              </w:rPr>
+              <w:t>$986</w:t>
+            </w:r>
+          </w:p>
+        </w:tc>
+        <w:tc>
+          <w:tcPr>
+            <w:tcW w:type="dxa" w:w="1440"/>
+          </w:tcPr>
+          <w:p>
+            <w:pPr>
+              <w:spacing w:after="0" w:before="0"/>
+              <w:jc w:val="right"/>
+            </w:pPr>
+            <w:r/>
+            <w:r>
+              <w:rPr>
+                <w:b w:val="0"/>
+                <w:i w:val="0"/>
+                <w:sz w:val="18"/>
+              </w:rPr>
+              <w:t>81%</w:t>
+            </w:r>
+          </w:p>
+        </w:tc>
+      </w:tr>
+    </w:tbl>
+    <w:p>
+      <w:pPr>
+        <w:spacing w:after="40"/>
+      </w:pPr>
+    </w:p>
+    <w:p>
+      <w:pPr>
+        <w:spacing w:after="120"/>
+      </w:pPr>
+      <w:r>
+        <w:rPr>
+          <w:b w:val="0"/>
+          <w:i w:val="0"/>
+        </w:rPr>
+        <w:t>Applied to the 55-project class with a merchant-project composition (battery 45 percent, power conversion and balance of system 15, labor 10, soft costs 12, interconnection 8, transformers 5, civil 5) the layer method gives a median of $832, the two-component model $832, and Hyde Park's station-direct cost sits at the 85% percentile under both. Substituting the BNEF pack or turnkey series for the battery moves the median to $829 and $778. The three defensible methods therefore agree within a few dollars; the one that disagrees is the one that cannot be defended. What governs the answer is the battery share of each comparable, which no disclosure states, and the memo carries 30 and 50 percent as sensitivities.</w:t>
+      </w:r>
+    </w:p>
+    <w:tbl>
+      <w:tblPr>
+        <w:tblStyle w:val="TableGrid"/>
+        <w:tblW w:type="auto" w:w="0"/>
+        <w:tblLook w:firstColumn="1" w:firstRow="1" w:lastColumn="0" w:lastRow="0" w:noHBand="0" w:noVBand="1" w:val="04A0"/>
+      </w:tblPr>
+      <w:tblGrid>
+        <w:gridCol w:w="9360"/>
+      </w:tblGrid>
+      <w:tr>
+        <w:tc>
+          <w:tcPr>
+            <w:tcW w:type="dxa" w:w="9360"/>
+            <w:shd w:val="clear" w:color="auto" w:fill="E8EDF5"/>
+          </w:tcPr>
+          <w:p>
+            <w:pPr>
+              <w:spacing w:after="40"/>
+            </w:pPr>
+            <w:r/>
+            <w:r>
+              <w:rPr>
+                <w:b/>
+                <w:color w:val="001E60"/>
+                <w:sz w:val="20"/>
+              </w:rPr>
+              <w:t xml:space="preserve">How to scale any published BESS cost to 2026. </w:t>
+            </w:r>
+            <w:r>
+              <w:rPr>
+                <w:sz w:val="20"/>
+              </w:rPr>
+              <w:t>Fix the dollar year and the scope boundary (contract, installed, station, all-in; real or nominal). Split the cost into a battery share and a non-battery share from the scope, not from a default: about 40 percent for an all-in utility project, 55 percent or more for a turnkey quote. Deflate the battery share on a battery index and escalate the rest on a construction or layer index. Never apply one index to the whole cost. The companion workbook's '2026$ Adjustment' and 'Layer Escalators' tabs do this with an index selector.</w:t>
+            </w:r>
+          </w:p>
+        </w:tc>
+      </w:tr>
+    </w:tbl>
+    <w:p>
+      <w:pPr>
+        <w:spacing w:after="40"/>
+      </w:pPr>
+    </w:p>
+    <w:p>
+      <w:pPr>
+        <w:spacing w:after="120"/>
+      </w:pPr>
+      <w:r>
+        <w:rPr>
+          <w:b w:val="0"/>
+          <w:i w:val="0"/>
+          <w:color w:val="595959"/>
+          <w:sz w:val="18"/>
+        </w:rPr>
+        <w:t>Series: BLS producer price indices (WPU117409 transformers, WPU1175 switchgear, WPU4532 engineering services) and the Employment Cost Index for construction pulled from the FRED and BLS APIs on 3 October 2026, annual averages, the latest year a partial-year average; IBEW Local 103 journeyman base rates from the Massachusetts prevailing-wage schedules and the Boston JATC rate sheets; ENR Construction Cost Index 20-city annual averages from published reproductions of the ENR table (2019 to 2022 interpolated); Handy-Whitman North Atlantic lines from the PJM posting and the Cost Estimating CoE's own extraction of Bulletin 198; battery indices as in the statistical memo. Confidence tags per series are in the build folder.</w:t>
+      </w:r>
+    </w:p>
+    <w:p>
+      <w:pPr>
         <w:pStyle w:val="Heading1"/>
       </w:pPr>
       <w:r>
@@ -8236,7 +10290,2580 @@
         <w:pStyle w:val="Heading1"/>
       </w:pPr>
       <w:r>
-        <w:t>8. Recommendations</w:t>
+        <w:t>8. Where the number could give: the savings register</w:t>
+      </w:r>
+    </w:p>
+    <w:p>
+      <w:pPr>
+        <w:spacing w:after="120"/>
+      </w:pPr>
+      <w:r>
+        <w:rPr>
+          <w:b w:val="0"/>
+          <w:i w:val="0"/>
+        </w:rPr>
+        <w:t>The layer extraction also answers the question leadership asks after the benchmark question: what can be done about it. Fourteen levers were sized from the Rev 3 rows on 3 October 2026 and grouped by what it takes to realize them. Tier A changes the estimate without changing scope and needs only decisions. Tier B is value engineering that needs a study or a design decision first. Tier C is financial and structural: it reduces what customers pay for the project, not the $57.2 million. Direct dollars are the rows; loaded dollars apply the marginal loader of 1.44 (contingency, basis-driven indirects and AFUDC scale with directs; the risk register and the indirect rows already booked as actuals do not), not the 1.685 average loader used elsewhere in this paper.</w:t>
+      </w:r>
+    </w:p>
+    <w:tbl>
+      <w:tblPr>
+        <w:tblStyle w:val="TableGrid"/>
+        <w:tblW w:type="auto" w:w="0"/>
+        <w:jc w:val="center"/>
+        <w:tblLayout w:type="fixed"/>
+        <w:tblLook w:firstColumn="1" w:firstRow="1" w:lastColumn="0" w:lastRow="0" w:noHBand="0" w:noVBand="1" w:val="04A0"/>
+      </w:tblPr>
+      <w:tblGrid>
+        <w:gridCol w:w="504"/>
+        <w:gridCol w:w="3744"/>
+        <w:gridCol w:w="720"/>
+        <w:gridCol w:w="1224"/>
+        <w:gridCol w:w="1224"/>
+        <w:gridCol w:w="1008"/>
+        <w:gridCol w:w="3168"/>
+      </w:tblGrid>
+      <w:tr>
+        <w:tc>
+          <w:tcPr>
+            <w:tcW w:type="dxa" w:w="504"/>
+            <w:shd w:val="clear" w:color="auto" w:fill="001E60"/>
+          </w:tcPr>
+          <w:p>
+            <w:pPr>
+              <w:spacing w:after="0" w:before="0"/>
+            </w:pPr>
+            <w:r/>
+            <w:r>
+              <w:rPr>
+                <w:b/>
+                <w:i w:val="0"/>
+                <w:color w:val="FFFFFF"/>
+                <w:sz w:val="16"/>
+              </w:rPr>
+              <w:t>#</w:t>
+            </w:r>
+          </w:p>
+        </w:tc>
+        <w:tc>
+          <w:tcPr>
+            <w:tcW w:type="dxa" w:w="3744"/>
+            <w:shd w:val="clear" w:color="auto" w:fill="001E60"/>
+          </w:tcPr>
+          <w:p>
+            <w:pPr>
+              <w:spacing w:after="0" w:before="0"/>
+            </w:pPr>
+            <w:r/>
+            <w:r>
+              <w:rPr>
+                <w:b/>
+                <w:i w:val="0"/>
+                <w:color w:val="FFFFFF"/>
+                <w:sz w:val="16"/>
+              </w:rPr>
+              <w:t>Lever</w:t>
+            </w:r>
+          </w:p>
+        </w:tc>
+        <w:tc>
+          <w:tcPr>
+            <w:tcW w:type="dxa" w:w="720"/>
+            <w:shd w:val="clear" w:color="auto" w:fill="001E60"/>
+          </w:tcPr>
+          <w:p>
+            <w:pPr>
+              <w:spacing w:after="0" w:before="0"/>
+            </w:pPr>
+            <w:r/>
+            <w:r>
+              <w:rPr>
+                <w:b/>
+                <w:i w:val="0"/>
+                <w:color w:val="FFFFFF"/>
+                <w:sz w:val="16"/>
+              </w:rPr>
+              <w:t>Layer</w:t>
+            </w:r>
+          </w:p>
+        </w:tc>
+        <w:tc>
+          <w:tcPr>
+            <w:tcW w:type="dxa" w:w="1224"/>
+            <w:shd w:val="clear" w:color="auto" w:fill="001E60"/>
+          </w:tcPr>
+          <w:p>
+            <w:pPr>
+              <w:spacing w:after="0" w:before="0"/>
+            </w:pPr>
+            <w:r/>
+            <w:r>
+              <w:rPr>
+                <w:b/>
+                <w:i w:val="0"/>
+                <w:color w:val="FFFFFF"/>
+                <w:sz w:val="16"/>
+              </w:rPr>
+              <w:t>Direct</w:t>
+            </w:r>
+          </w:p>
+        </w:tc>
+        <w:tc>
+          <w:tcPr>
+            <w:tcW w:type="dxa" w:w="1224"/>
+            <w:shd w:val="clear" w:color="auto" w:fill="001E60"/>
+          </w:tcPr>
+          <w:p>
+            <w:pPr>
+              <w:spacing w:after="0" w:before="0"/>
+            </w:pPr>
+            <w:r/>
+            <w:r>
+              <w:rPr>
+                <w:b/>
+                <w:i w:val="0"/>
+                <w:color w:val="FFFFFF"/>
+                <w:sz w:val="16"/>
+              </w:rPr>
+              <w:t>Loaded</w:t>
+            </w:r>
+          </w:p>
+        </w:tc>
+        <w:tc>
+          <w:tcPr>
+            <w:tcW w:type="dxa" w:w="1008"/>
+            <w:shd w:val="clear" w:color="auto" w:fill="001E60"/>
+          </w:tcPr>
+          <w:p>
+            <w:pPr>
+              <w:spacing w:after="0" w:before="0"/>
+            </w:pPr>
+            <w:r/>
+            <w:r>
+              <w:rPr>
+                <w:b/>
+                <w:i w:val="0"/>
+                <w:color w:val="FFFFFF"/>
+                <w:sz w:val="16"/>
+              </w:rPr>
+              <w:t>Confidence</w:t>
+            </w:r>
+          </w:p>
+        </w:tc>
+        <w:tc>
+          <w:tcPr>
+            <w:tcW w:type="dxa" w:w="3168"/>
+            <w:shd w:val="clear" w:color="auto" w:fill="001E60"/>
+          </w:tcPr>
+          <w:p>
+            <w:pPr>
+              <w:spacing w:after="0" w:before="0"/>
+            </w:pPr>
+            <w:r/>
+            <w:r>
+              <w:rPr>
+                <w:b/>
+                <w:i w:val="0"/>
+                <w:color w:val="FFFFFF"/>
+                <w:sz w:val="16"/>
+              </w:rPr>
+              <w:t>What must close</w:t>
+            </w:r>
+          </w:p>
+        </w:tc>
+      </w:tr>
+      <w:tr>
+        <w:tc>
+          <w:tcPr>
+            <w:tcW w:type="dxa" w:w="504"/>
+          </w:tcPr>
+          <w:p>
+            <w:pPr>
+              <w:spacing w:after="0" w:before="0"/>
+            </w:pPr>
+            <w:r/>
+            <w:r>
+              <w:rPr>
+                <w:b w:val="0"/>
+                <w:i w:val="0"/>
+                <w:sz w:val="16"/>
+              </w:rPr>
+              <w:t>A1</w:t>
+            </w:r>
+          </w:p>
+        </w:tc>
+        <w:tc>
+          <w:tcPr>
+            <w:tcW w:type="dxa" w:w="3744"/>
+          </w:tcPr>
+          <w:p>
+            <w:pPr>
+              <w:spacing w:after="0" w:before="0"/>
+            </w:pPr>
+            <w:r/>
+            <w:r>
+              <w:rPr>
+                <w:b w:val="0"/>
+                <w:i w:val="0"/>
+                <w:sz w:val="16"/>
+              </w:rPr>
+              <w:t>Remove escalation carried on the fixed-price Nomad balance</w:t>
+            </w:r>
+          </w:p>
+        </w:tc>
+        <w:tc>
+          <w:tcPr>
+            <w:tcW w:type="dxa" w:w="720"/>
+          </w:tcPr>
+          <w:p>
+            <w:pPr>
+              <w:spacing w:after="0" w:before="0"/>
+            </w:pPr>
+            <w:r/>
+            <w:r>
+              <w:rPr>
+                <w:b w:val="0"/>
+                <w:i w:val="0"/>
+                <w:sz w:val="16"/>
+              </w:rPr>
+              <w:t>A</w:t>
+            </w:r>
+          </w:p>
+        </w:tc>
+        <w:tc>
+          <w:tcPr>
+            <w:tcW w:type="dxa" w:w="1224"/>
+          </w:tcPr>
+          <w:p>
+            <w:pPr>
+              <w:spacing w:after="0" w:before="0"/>
+              <w:jc w:val="right"/>
+            </w:pPr>
+            <w:r/>
+            <w:r>
+              <w:rPr>
+                <w:b w:val="0"/>
+                <w:i w:val="0"/>
+                <w:sz w:val="16"/>
+              </w:rPr>
+              <w:t>$1.1M</w:t>
+            </w:r>
+          </w:p>
+        </w:tc>
+        <w:tc>
+          <w:tcPr>
+            <w:tcW w:type="dxa" w:w="1224"/>
+          </w:tcPr>
+          <w:p>
+            <w:pPr>
+              <w:spacing w:after="0" w:before="0"/>
+              <w:jc w:val="right"/>
+            </w:pPr>
+            <w:r/>
+            <w:r>
+              <w:rPr>
+                <w:b w:val="0"/>
+                <w:i w:val="0"/>
+                <w:sz w:val="16"/>
+              </w:rPr>
+              <w:t>$1.6M</w:t>
+            </w:r>
+          </w:p>
+        </w:tc>
+        <w:tc>
+          <w:tcPr>
+            <w:tcW w:type="dxa" w:w="1008"/>
+          </w:tcPr>
+          <w:p>
+            <w:pPr>
+              <w:spacing w:after="0" w:before="0"/>
+            </w:pPr>
+            <w:r/>
+            <w:r>
+              <w:rPr>
+                <w:b w:val="0"/>
+                <w:i w:val="0"/>
+                <w:sz w:val="16"/>
+              </w:rPr>
+              <w:t>High</w:t>
+            </w:r>
+          </w:p>
+        </w:tc>
+        <w:tc>
+          <w:tcPr>
+            <w:tcW w:type="dxa" w:w="3168"/>
+          </w:tcPr>
+          <w:p>
+            <w:pPr>
+              <w:spacing w:after="0" w:before="0"/>
+            </w:pPr>
+            <w:r/>
+            <w:r>
+              <w:rPr>
+                <w:b w:val="0"/>
+                <w:i w:val="0"/>
+                <w:sz w:val="16"/>
+              </w:rPr>
+              <w:t>Exhibit C read for tariff and change-in-law pass-through; decision minuted</w:t>
+            </w:r>
+          </w:p>
+        </w:tc>
+      </w:tr>
+      <w:tr>
+        <w:tc>
+          <w:tcPr>
+            <w:tcW w:type="dxa" w:w="504"/>
+            <w:shd w:val="clear" w:color="auto" w:fill="F2F4F8"/>
+          </w:tcPr>
+          <w:p>
+            <w:pPr>
+              <w:spacing w:after="0" w:before="0"/>
+            </w:pPr>
+            <w:r/>
+            <w:r>
+              <w:rPr>
+                <w:b w:val="0"/>
+                <w:i w:val="0"/>
+                <w:sz w:val="16"/>
+              </w:rPr>
+              <w:t>A2</w:t>
+            </w:r>
+          </w:p>
+        </w:tc>
+        <w:tc>
+          <w:tcPr>
+            <w:tcW w:type="dxa" w:w="3744"/>
+            <w:shd w:val="clear" w:color="auto" w:fill="F2F4F8"/>
+          </w:tcPr>
+          <w:p>
+            <w:pPr>
+              <w:spacing w:after="0" w:before="0"/>
+            </w:pPr>
+            <w:r/>
+            <w:r>
+              <w:rPr>
+                <w:b w:val="0"/>
+                <w:i w:val="0"/>
+                <w:sz w:val="16"/>
+              </w:rPr>
+              <w:t>Risk register: labor-cost and material-cost lines overlap the escalation already in the directs</w:t>
+            </w:r>
+          </w:p>
+        </w:tc>
+        <w:tc>
+          <w:tcPr>
+            <w:tcW w:type="dxa" w:w="720"/>
+            <w:shd w:val="clear" w:color="auto" w:fill="F2F4F8"/>
+          </w:tcPr>
+          <w:p>
+            <w:pPr>
+              <w:spacing w:after="0" w:before="0"/>
+            </w:pPr>
+            <w:r/>
+            <w:r>
+              <w:rPr>
+                <w:b w:val="0"/>
+                <w:i w:val="0"/>
+                <w:sz w:val="16"/>
+              </w:rPr>
+              <w:t>J</w:t>
+            </w:r>
+          </w:p>
+        </w:tc>
+        <w:tc>
+          <w:tcPr>
+            <w:tcW w:type="dxa" w:w="1224"/>
+            <w:shd w:val="clear" w:color="auto" w:fill="F2F4F8"/>
+          </w:tcPr>
+          <w:p>
+            <w:pPr>
+              <w:spacing w:after="0" w:before="0"/>
+              <w:jc w:val="right"/>
+            </w:pPr>
+            <w:r/>
+            <w:r>
+              <w:rPr>
+                <w:b w:val="0"/>
+                <w:i w:val="0"/>
+                <w:sz w:val="16"/>
+              </w:rPr>
+              <w:t>$1.3 to 1.8M</w:t>
+            </w:r>
+          </w:p>
+        </w:tc>
+        <w:tc>
+          <w:tcPr>
+            <w:tcW w:type="dxa" w:w="1224"/>
+            <w:shd w:val="clear" w:color="auto" w:fill="F2F4F8"/>
+          </w:tcPr>
+          <w:p>
+            <w:pPr>
+              <w:spacing w:after="0" w:before="0"/>
+              <w:jc w:val="right"/>
+            </w:pPr>
+            <w:r/>
+            <w:r>
+              <w:rPr>
+                <w:b w:val="0"/>
+                <w:i w:val="0"/>
+                <w:sz w:val="16"/>
+              </w:rPr>
+              <w:t>$1.3 to 1.8M</w:t>
+            </w:r>
+          </w:p>
+        </w:tc>
+        <w:tc>
+          <w:tcPr>
+            <w:tcW w:type="dxa" w:w="1008"/>
+            <w:shd w:val="clear" w:color="auto" w:fill="F2F4F8"/>
+          </w:tcPr>
+          <w:p>
+            <w:pPr>
+              <w:spacing w:after="0" w:before="0"/>
+            </w:pPr>
+            <w:r/>
+            <w:r>
+              <w:rPr>
+                <w:b w:val="0"/>
+                <w:i w:val="0"/>
+                <w:sz w:val="16"/>
+              </w:rPr>
+              <w:t>Medium</w:t>
+            </w:r>
+          </w:p>
+        </w:tc>
+        <w:tc>
+          <w:tcPr>
+            <w:tcW w:type="dxa" w:w="3168"/>
+            <w:shd w:val="clear" w:color="auto" w:fill="F2F4F8"/>
+          </w:tcPr>
+          <w:p>
+            <w:pPr>
+              <w:spacing w:after="0" w:before="0"/>
+            </w:pPr>
+            <w:r/>
+            <w:r>
+              <w:rPr>
+                <w:b w:val="0"/>
+                <w:i w:val="0"/>
+                <w:sz w:val="16"/>
+              </w:rPr>
+              <w:t>Re-word the two lines as labor-shortage and tariff risks and size them on exposure, not on the whole material and labor base</w:t>
+            </w:r>
+          </w:p>
+        </w:tc>
+      </w:tr>
+      <w:tr>
+        <w:tc>
+          <w:tcPr>
+            <w:tcW w:type="dxa" w:w="504"/>
+          </w:tcPr>
+          <w:p>
+            <w:pPr>
+              <w:spacing w:after="0" w:before="0"/>
+            </w:pPr>
+            <w:r/>
+            <w:r>
+              <w:rPr>
+                <w:b w:val="0"/>
+                <w:i w:val="0"/>
+                <w:sz w:val="16"/>
+              </w:rPr>
+              <w:t>A3</w:t>
+            </w:r>
+          </w:p>
+        </w:tc>
+        <w:tc>
+          <w:tcPr>
+            <w:tcW w:type="dxa" w:w="3744"/>
+          </w:tcPr>
+          <w:p>
+            <w:pPr>
+              <w:spacing w:after="0" w:before="0"/>
+            </w:pPr>
+            <w:r/>
+            <w:r>
+              <w:rPr>
+                <w:b w:val="0"/>
+                <w:i w:val="0"/>
+                <w:sz w:val="16"/>
+              </w:rPr>
+              <w:t>Confirm the four written design-basis items Haugland priced as deducts</w:t>
+            </w:r>
+          </w:p>
+        </w:tc>
+        <w:tc>
+          <w:tcPr>
+            <w:tcW w:type="dxa" w:w="720"/>
+          </w:tcPr>
+          <w:p>
+            <w:pPr>
+              <w:spacing w:after="0" w:before="0"/>
+            </w:pPr>
+            <w:r/>
+            <w:r>
+              <w:rPr>
+                <w:b w:val="0"/>
+                <w:i w:val="0"/>
+                <w:sz w:val="16"/>
+              </w:rPr>
+              <w:t>D/E</w:t>
+            </w:r>
+          </w:p>
+        </w:tc>
+        <w:tc>
+          <w:tcPr>
+            <w:tcW w:type="dxa" w:w="1224"/>
+          </w:tcPr>
+          <w:p>
+            <w:pPr>
+              <w:spacing w:after="0" w:before="0"/>
+              <w:jc w:val="right"/>
+            </w:pPr>
+            <w:r/>
+            <w:r>
+              <w:rPr>
+                <w:b w:val="0"/>
+                <w:i w:val="0"/>
+                <w:sz w:val="16"/>
+              </w:rPr>
+              <w:t>$0.6 to 0.8M</w:t>
+            </w:r>
+          </w:p>
+        </w:tc>
+        <w:tc>
+          <w:tcPr>
+            <w:tcW w:type="dxa" w:w="1224"/>
+          </w:tcPr>
+          <w:p>
+            <w:pPr>
+              <w:spacing w:after="0" w:before="0"/>
+              <w:jc w:val="right"/>
+            </w:pPr>
+            <w:r/>
+            <w:r>
+              <w:rPr>
+                <w:b w:val="0"/>
+                <w:i w:val="0"/>
+                <w:sz w:val="16"/>
+              </w:rPr>
+              <w:t>$0.9 to 1.2M</w:t>
+            </w:r>
+          </w:p>
+        </w:tc>
+        <w:tc>
+          <w:tcPr>
+            <w:tcW w:type="dxa" w:w="1008"/>
+          </w:tcPr>
+          <w:p>
+            <w:pPr>
+              <w:spacing w:after="0" w:before="0"/>
+            </w:pPr>
+            <w:r/>
+            <w:r>
+              <w:rPr>
+                <w:b w:val="0"/>
+                <w:i w:val="0"/>
+                <w:sz w:val="16"/>
+              </w:rPr>
+              <w:t>Medium</w:t>
+            </w:r>
+          </w:p>
+        </w:tc>
+        <w:tc>
+          <w:tcPr>
+            <w:tcW w:type="dxa" w:w="3168"/>
+          </w:tcPr>
+          <w:p>
+            <w:pPr>
+              <w:spacing w:after="0" w:before="0"/>
+            </w:pPr>
+            <w:r/>
+            <w:r>
+              <w:rPr>
+                <w:b w:val="0"/>
+                <w:i w:val="0"/>
+                <w:sz w:val="16"/>
+              </w:rPr>
+              <w:t>Retaining wall, basin, duct bank and GSU count confirmed in writing; HEG map signed first</w:t>
+            </w:r>
+          </w:p>
+        </w:tc>
+      </w:tr>
+      <w:tr>
+        <w:tc>
+          <w:tcPr>
+            <w:tcW w:type="dxa" w:w="504"/>
+            <w:shd w:val="clear" w:color="auto" w:fill="F2F4F8"/>
+          </w:tcPr>
+          <w:p>
+            <w:pPr>
+              <w:spacing w:after="0" w:before="0"/>
+            </w:pPr>
+            <w:r/>
+            <w:r>
+              <w:rPr>
+                <w:b w:val="0"/>
+                <w:i w:val="0"/>
+                <w:sz w:val="16"/>
+              </w:rPr>
+              <w:t>A4</w:t>
+            </w:r>
+          </w:p>
+        </w:tc>
+        <w:tc>
+          <w:tcPr>
+            <w:tcW w:type="dxa" w:w="3744"/>
+            <w:shd w:val="clear" w:color="auto" w:fill="F2F4F8"/>
+          </w:tcPr>
+          <w:p>
+            <w:pPr>
+              <w:spacing w:after="0" w:before="0"/>
+            </w:pPr>
+            <w:r/>
+            <w:r>
+              <w:rPr>
+                <w:b w:val="0"/>
+                <w:i w:val="0"/>
+                <w:sz w:val="16"/>
+              </w:rPr>
+              <w:t>Engineering &amp; supervision overhead basis applied to the vendor turnkey contract</w:t>
+            </w:r>
+          </w:p>
+        </w:tc>
+        <w:tc>
+          <w:tcPr>
+            <w:tcW w:type="dxa" w:w="720"/>
+            <w:shd w:val="clear" w:color="auto" w:fill="F2F4F8"/>
+          </w:tcPr>
+          <w:p>
+            <w:pPr>
+              <w:spacing w:after="0" w:before="0"/>
+            </w:pPr>
+            <w:r/>
+            <w:r>
+              <w:rPr>
+                <w:b w:val="0"/>
+                <w:i w:val="0"/>
+                <w:sz w:val="16"/>
+              </w:rPr>
+              <w:t>L</w:t>
+            </w:r>
+          </w:p>
+        </w:tc>
+        <w:tc>
+          <w:tcPr>
+            <w:tcW w:type="dxa" w:w="1224"/>
+            <w:shd w:val="clear" w:color="auto" w:fill="F2F4F8"/>
+          </w:tcPr>
+          <w:p>
+            <w:pPr>
+              <w:spacing w:after="0" w:before="0"/>
+              <w:jc w:val="right"/>
+            </w:pPr>
+            <w:r/>
+            <w:r>
+              <w:rPr>
+                <w:b w:val="0"/>
+                <w:i w:val="0"/>
+                <w:sz w:val="16"/>
+              </w:rPr>
+              <w:t>$1.0 to 2.1M</w:t>
+            </w:r>
+          </w:p>
+        </w:tc>
+        <w:tc>
+          <w:tcPr>
+            <w:tcW w:type="dxa" w:w="1224"/>
+            <w:shd w:val="clear" w:color="auto" w:fill="F2F4F8"/>
+          </w:tcPr>
+          <w:p>
+            <w:pPr>
+              <w:spacing w:after="0" w:before="0"/>
+              <w:jc w:val="right"/>
+            </w:pPr>
+            <w:r/>
+            <w:r>
+              <w:rPr>
+                <w:b w:val="0"/>
+                <w:i w:val="0"/>
+                <w:sz w:val="16"/>
+              </w:rPr>
+              <w:t>$1.0 to 2.1M</w:t>
+            </w:r>
+          </w:p>
+        </w:tc>
+        <w:tc>
+          <w:tcPr>
+            <w:tcW w:type="dxa" w:w="1008"/>
+            <w:shd w:val="clear" w:color="auto" w:fill="F2F4F8"/>
+          </w:tcPr>
+          <w:p>
+            <w:pPr>
+              <w:spacing w:after="0" w:before="0"/>
+            </w:pPr>
+            <w:r/>
+            <w:r>
+              <w:rPr>
+                <w:b w:val="0"/>
+                <w:i w:val="0"/>
+                <w:sz w:val="16"/>
+              </w:rPr>
+              <w:t>Low</w:t>
+            </w:r>
+          </w:p>
+        </w:tc>
+        <w:tc>
+          <w:tcPr>
+            <w:tcW w:type="dxa" w:w="3168"/>
+            <w:shd w:val="clear" w:color="auto" w:fill="F2F4F8"/>
+          </w:tcPr>
+          <w:p>
+            <w:pPr>
+              <w:spacing w:after="0" w:before="0"/>
+            </w:pPr>
+            <w:r/>
+            <w:r>
+              <w:rPr>
+                <w:b w:val="0"/>
+                <w:i w:val="0"/>
+                <w:sz w:val="16"/>
+              </w:rPr>
+              <w:t>Ruling on whether the E&amp;S station basis applies to vendor-furnished, vendor-commissioned equipment</w:t>
+            </w:r>
+          </w:p>
+        </w:tc>
+      </w:tr>
+      <w:tr>
+        <w:tc>
+          <w:tcPr>
+            <w:tcW w:type="dxa" w:w="504"/>
+          </w:tcPr>
+          <w:p>
+            <w:pPr>
+              <w:spacing w:after="0" w:before="0"/>
+            </w:pPr>
+            <w:r/>
+            <w:r>
+              <w:rPr>
+                <w:b w:val="0"/>
+                <w:i w:val="0"/>
+                <w:sz w:val="16"/>
+              </w:rPr>
+              <w:t>A5</w:t>
+            </w:r>
+          </w:p>
+        </w:tc>
+        <w:tc>
+          <w:tcPr>
+            <w:tcW w:type="dxa" w:w="3744"/>
+          </w:tcPr>
+          <w:p>
+            <w:pPr>
+              <w:spacing w:after="0" w:before="0"/>
+            </w:pPr>
+            <w:r/>
+            <w:r>
+              <w:rPr>
+                <w:b w:val="0"/>
+                <w:i w:val="0"/>
+                <w:sz w:val="16"/>
+              </w:rPr>
+              <w:t>Commissioning hours carried from E-23-373 overlap Nomad's commissioning support</w:t>
+            </w:r>
+          </w:p>
+        </w:tc>
+        <w:tc>
+          <w:tcPr>
+            <w:tcW w:type="dxa" w:w="720"/>
+          </w:tcPr>
+          <w:p>
+            <w:pPr>
+              <w:spacing w:after="0" w:before="0"/>
+            </w:pPr>
+            <w:r/>
+            <w:r>
+              <w:rPr>
+                <w:b w:val="0"/>
+                <w:i w:val="0"/>
+                <w:sz w:val="16"/>
+              </w:rPr>
+              <w:t>G</w:t>
+            </w:r>
+          </w:p>
+        </w:tc>
+        <w:tc>
+          <w:tcPr>
+            <w:tcW w:type="dxa" w:w="1224"/>
+          </w:tcPr>
+          <w:p>
+            <w:pPr>
+              <w:spacing w:after="0" w:before="0"/>
+              <w:jc w:val="right"/>
+            </w:pPr>
+            <w:r/>
+            <w:r>
+              <w:rPr>
+                <w:b w:val="0"/>
+                <w:i w:val="0"/>
+                <w:sz w:val="16"/>
+              </w:rPr>
+              <w:t>$0.1 to 0.3M</w:t>
+            </w:r>
+          </w:p>
+        </w:tc>
+        <w:tc>
+          <w:tcPr>
+            <w:tcW w:type="dxa" w:w="1224"/>
+          </w:tcPr>
+          <w:p>
+            <w:pPr>
+              <w:spacing w:after="0" w:before="0"/>
+              <w:jc w:val="right"/>
+            </w:pPr>
+            <w:r/>
+            <w:r>
+              <w:rPr>
+                <w:b w:val="0"/>
+                <w:i w:val="0"/>
+                <w:sz w:val="16"/>
+              </w:rPr>
+              <w:t>$0.2 to 0.5M</w:t>
+            </w:r>
+          </w:p>
+        </w:tc>
+        <w:tc>
+          <w:tcPr>
+            <w:tcW w:type="dxa" w:w="1008"/>
+          </w:tcPr>
+          <w:p>
+            <w:pPr>
+              <w:spacing w:after="0" w:before="0"/>
+            </w:pPr>
+            <w:r/>
+            <w:r>
+              <w:rPr>
+                <w:b w:val="0"/>
+                <w:i w:val="0"/>
+                <w:sz w:val="16"/>
+              </w:rPr>
+              <w:t>Low</w:t>
+            </w:r>
+          </w:p>
+        </w:tc>
+        <w:tc>
+          <w:tcPr>
+            <w:tcW w:type="dxa" w:w="3168"/>
+          </w:tcPr>
+          <w:p>
+            <w:pPr>
+              <w:spacing w:after="0" w:before="0"/>
+            </w:pPr>
+            <w:r/>
+            <w:r>
+              <w:rPr>
+                <w:b w:val="0"/>
+                <w:i w:val="0"/>
+                <w:sz w:val="16"/>
+              </w:rPr>
+              <w:t>Commissioning split (Nomad vs owner) written into the test plan</w:t>
+            </w:r>
+          </w:p>
+        </w:tc>
+      </w:tr>
+      <w:tr>
+        <w:tc>
+          <w:tcPr>
+            <w:tcW w:type="dxa" w:w="504"/>
+            <w:shd w:val="clear" w:color="auto" w:fill="F2F4F8"/>
+          </w:tcPr>
+          <w:p>
+            <w:pPr>
+              <w:spacing w:after="0" w:before="0"/>
+            </w:pPr>
+            <w:r/>
+            <w:r>
+              <w:rPr>
+                <w:b w:val="0"/>
+                <w:i w:val="0"/>
+                <w:sz w:val="16"/>
+              </w:rPr>
+              <w:t>B1</w:t>
+            </w:r>
+          </w:p>
+        </w:tc>
+        <w:tc>
+          <w:tcPr>
+            <w:tcW w:type="dxa" w:w="3744"/>
+            <w:shd w:val="clear" w:color="auto" w:fill="F2F4F8"/>
+          </w:tcPr>
+          <w:p>
+            <w:pPr>
+              <w:spacing w:after="0" w:before="0"/>
+            </w:pPr>
+            <w:r/>
+            <w:r>
+              <w:rPr>
+                <w:b w:val="0"/>
+                <w:i w:val="0"/>
+                <w:sz w:val="16"/>
+              </w:rPr>
+              <w:t>Station 496 relay program: 710 man-hours per relay</w:t>
+            </w:r>
+          </w:p>
+        </w:tc>
+        <w:tc>
+          <w:tcPr>
+            <w:tcW w:type="dxa" w:w="720"/>
+            <w:shd w:val="clear" w:color="auto" w:fill="F2F4F8"/>
+          </w:tcPr>
+          <w:p>
+            <w:pPr>
+              <w:spacing w:after="0" w:before="0"/>
+            </w:pPr>
+            <w:r/>
+            <w:r>
+              <w:rPr>
+                <w:b w:val="0"/>
+                <w:i w:val="0"/>
+                <w:sz w:val="16"/>
+              </w:rPr>
+              <w:t>F</w:t>
+            </w:r>
+          </w:p>
+        </w:tc>
+        <w:tc>
+          <w:tcPr>
+            <w:tcW w:type="dxa" w:w="1224"/>
+            <w:shd w:val="clear" w:color="auto" w:fill="F2F4F8"/>
+          </w:tcPr>
+          <w:p>
+            <w:pPr>
+              <w:spacing w:after="0" w:before="0"/>
+              <w:jc w:val="right"/>
+            </w:pPr>
+            <w:r/>
+            <w:r>
+              <w:rPr>
+                <w:b w:val="0"/>
+                <w:i w:val="0"/>
+                <w:sz w:val="16"/>
+              </w:rPr>
+              <w:t>$1.1 to 1.5M</w:t>
+            </w:r>
+          </w:p>
+        </w:tc>
+        <w:tc>
+          <w:tcPr>
+            <w:tcW w:type="dxa" w:w="1224"/>
+            <w:shd w:val="clear" w:color="auto" w:fill="F2F4F8"/>
+          </w:tcPr>
+          <w:p>
+            <w:pPr>
+              <w:spacing w:after="0" w:before="0"/>
+              <w:jc w:val="right"/>
+            </w:pPr>
+            <w:r/>
+            <w:r>
+              <w:rPr>
+                <w:b w:val="0"/>
+                <w:i w:val="0"/>
+                <w:sz w:val="16"/>
+              </w:rPr>
+              <w:t>$1.1 to 1.5M</w:t>
+            </w:r>
+          </w:p>
+        </w:tc>
+        <w:tc>
+          <w:tcPr>
+            <w:tcW w:type="dxa" w:w="1008"/>
+            <w:shd w:val="clear" w:color="auto" w:fill="F2F4F8"/>
+          </w:tcPr>
+          <w:p>
+            <w:pPr>
+              <w:spacing w:after="0" w:before="0"/>
+            </w:pPr>
+            <w:r/>
+            <w:r>
+              <w:rPr>
+                <w:b w:val="0"/>
+                <w:i w:val="0"/>
+                <w:sz w:val="16"/>
+              </w:rPr>
+              <w:t>Medium</w:t>
+            </w:r>
+          </w:p>
+        </w:tc>
+        <w:tc>
+          <w:tcPr>
+            <w:tcW w:type="dxa" w:w="3168"/>
+            <w:shd w:val="clear" w:color="auto" w:fill="F2F4F8"/>
+          </w:tcPr>
+          <w:p>
+            <w:pPr>
+              <w:spacing w:after="0" w:before="0"/>
+            </w:pPr>
+            <w:r/>
+            <w:r>
+              <w:rPr>
+                <w:b w:val="0"/>
+                <w:i w:val="0"/>
+                <w:sz w:val="16"/>
+              </w:rPr>
+              <w:t>Two recent relay-replacement actuals; confirm the four SEL-735 are protection, not metering; outage windows priced</w:t>
+            </w:r>
+          </w:p>
+        </w:tc>
+      </w:tr>
+      <w:tr>
+        <w:tc>
+          <w:tcPr>
+            <w:tcW w:type="dxa" w:w="504"/>
+          </w:tcPr>
+          <w:p>
+            <w:pPr>
+              <w:spacing w:after="0" w:before="0"/>
+            </w:pPr>
+            <w:r/>
+            <w:r>
+              <w:rPr>
+                <w:b w:val="0"/>
+                <w:i w:val="0"/>
+                <w:sz w:val="16"/>
+              </w:rPr>
+              <w:t>B2</w:t>
+            </w:r>
+          </w:p>
+        </w:tc>
+        <w:tc>
+          <w:tcPr>
+            <w:tcW w:type="dxa" w:w="3744"/>
+          </w:tcPr>
+          <w:p>
+            <w:pPr>
+              <w:spacing w:after="0" w:before="0"/>
+            </w:pPr>
+            <w:r/>
+            <w:r>
+              <w:rPr>
+                <w:b w:val="0"/>
+                <w:i w:val="0"/>
+                <w:sz w:val="16"/>
+              </w:rPr>
+              <w:t>Interconnection topology: five feeder cabinets, four GSUs, four breakers, four metering sets for 10 MW</w:t>
+            </w:r>
+          </w:p>
+        </w:tc>
+        <w:tc>
+          <w:tcPr>
+            <w:tcW w:type="dxa" w:w="720"/>
+          </w:tcPr>
+          <w:p>
+            <w:pPr>
+              <w:spacing w:after="0" w:before="0"/>
+            </w:pPr>
+            <w:r/>
+            <w:r>
+              <w:rPr>
+                <w:b w:val="0"/>
+                <w:i w:val="0"/>
+                <w:sz w:val="16"/>
+              </w:rPr>
+              <w:t>C/D</w:t>
+            </w:r>
+          </w:p>
+        </w:tc>
+        <w:tc>
+          <w:tcPr>
+            <w:tcW w:type="dxa" w:w="1224"/>
+          </w:tcPr>
+          <w:p>
+            <w:pPr>
+              <w:spacing w:after="0" w:before="0"/>
+              <w:jc w:val="right"/>
+            </w:pPr>
+            <w:r/>
+            <w:r>
+              <w:rPr>
+                <w:b w:val="0"/>
+                <w:i w:val="0"/>
+                <w:sz w:val="16"/>
+              </w:rPr>
+              <w:t>$0.9 to 1.4M</w:t>
+            </w:r>
+          </w:p>
+        </w:tc>
+        <w:tc>
+          <w:tcPr>
+            <w:tcW w:type="dxa" w:w="1224"/>
+          </w:tcPr>
+          <w:p>
+            <w:pPr>
+              <w:spacing w:after="0" w:before="0"/>
+              <w:jc w:val="right"/>
+            </w:pPr>
+            <w:r/>
+            <w:r>
+              <w:rPr>
+                <w:b w:val="0"/>
+                <w:i w:val="0"/>
+                <w:sz w:val="16"/>
+              </w:rPr>
+              <w:t>$1.4 to 1.9M</w:t>
+            </w:r>
+          </w:p>
+        </w:tc>
+        <w:tc>
+          <w:tcPr>
+            <w:tcW w:type="dxa" w:w="1008"/>
+          </w:tcPr>
+          <w:p>
+            <w:pPr>
+              <w:spacing w:after="0" w:before="0"/>
+            </w:pPr>
+            <w:r/>
+            <w:r>
+              <w:rPr>
+                <w:b w:val="0"/>
+                <w:i w:val="0"/>
+                <w:sz w:val="16"/>
+              </w:rPr>
+              <w:t>Low</w:t>
+            </w:r>
+          </w:p>
+        </w:tc>
+        <w:tc>
+          <w:tcPr>
+            <w:tcW w:type="dxa" w:w="3168"/>
+          </w:tcPr>
+          <w:p>
+            <w:pPr>
+              <w:spacing w:after="0" w:before="0"/>
+            </w:pPr>
+            <w:r/>
+            <w:r>
+              <w:rPr>
+                <w:b w:val="0"/>
+                <w:i w:val="0"/>
+                <w:sz w:val="16"/>
+              </w:rPr>
+              <w:t>Hosting-capacity study: can two feeders take 5 MW each? If not, the item is zero</w:t>
+            </w:r>
+          </w:p>
+        </w:tc>
+      </w:tr>
+      <w:tr>
+        <w:tc>
+          <w:tcPr>
+            <w:tcW w:type="dxa" w:w="504"/>
+            <w:shd w:val="clear" w:color="auto" w:fill="F2F4F8"/>
+          </w:tcPr>
+          <w:p>
+            <w:pPr>
+              <w:spacing w:after="0" w:before="0"/>
+            </w:pPr>
+            <w:r/>
+            <w:r>
+              <w:rPr>
+                <w:b w:val="0"/>
+                <w:i w:val="0"/>
+                <w:sz w:val="16"/>
+              </w:rPr>
+              <w:t>B3</w:t>
+            </w:r>
+          </w:p>
+        </w:tc>
+        <w:tc>
+          <w:tcPr>
+            <w:tcW w:type="dxa" w:w="3744"/>
+            <w:shd w:val="clear" w:color="auto" w:fill="F2F4F8"/>
+          </w:tcPr>
+          <w:p>
+            <w:pPr>
+              <w:spacing w:after="0" w:before="0"/>
+            </w:pPr>
+            <w:r/>
+            <w:r>
+              <w:rPr>
+                <w:b w:val="0"/>
+                <w:i w:val="0"/>
+                <w:sz w:val="16"/>
+              </w:rPr>
+              <w:t>Platform and retaining wall sized after geotech, not before</w:t>
+            </w:r>
+          </w:p>
+        </w:tc>
+        <w:tc>
+          <w:tcPr>
+            <w:tcW w:type="dxa" w:w="720"/>
+            <w:shd w:val="clear" w:color="auto" w:fill="F2F4F8"/>
+          </w:tcPr>
+          <w:p>
+            <w:pPr>
+              <w:spacing w:after="0" w:before="0"/>
+            </w:pPr>
+            <w:r/>
+            <w:r>
+              <w:rPr>
+                <w:b w:val="0"/>
+                <w:i w:val="0"/>
+                <w:sz w:val="16"/>
+              </w:rPr>
+              <w:t>E</w:t>
+            </w:r>
+          </w:p>
+        </w:tc>
+        <w:tc>
+          <w:tcPr>
+            <w:tcW w:type="dxa" w:w="1224"/>
+            <w:shd w:val="clear" w:color="auto" w:fill="F2F4F8"/>
+          </w:tcPr>
+          <w:p>
+            <w:pPr>
+              <w:spacing w:after="0" w:before="0"/>
+              <w:jc w:val="right"/>
+            </w:pPr>
+            <w:r/>
+            <w:r>
+              <w:rPr>
+                <w:b w:val="0"/>
+                <w:i w:val="0"/>
+                <w:sz w:val="16"/>
+              </w:rPr>
+              <w:t>$0.3 to 0.8M</w:t>
+            </w:r>
+          </w:p>
+        </w:tc>
+        <w:tc>
+          <w:tcPr>
+            <w:tcW w:type="dxa" w:w="1224"/>
+            <w:shd w:val="clear" w:color="auto" w:fill="F2F4F8"/>
+          </w:tcPr>
+          <w:p>
+            <w:pPr>
+              <w:spacing w:after="0" w:before="0"/>
+              <w:jc w:val="right"/>
+            </w:pPr>
+            <w:r/>
+            <w:r>
+              <w:rPr>
+                <w:b w:val="0"/>
+                <w:i w:val="0"/>
+                <w:sz w:val="16"/>
+              </w:rPr>
+              <w:t>$0.4 to 1.2M</w:t>
+            </w:r>
+          </w:p>
+        </w:tc>
+        <w:tc>
+          <w:tcPr>
+            <w:tcW w:type="dxa" w:w="1008"/>
+            <w:shd w:val="clear" w:color="auto" w:fill="F2F4F8"/>
+          </w:tcPr>
+          <w:p>
+            <w:pPr>
+              <w:spacing w:after="0" w:before="0"/>
+            </w:pPr>
+            <w:r/>
+            <w:r>
+              <w:rPr>
+                <w:b w:val="0"/>
+                <w:i w:val="0"/>
+                <w:sz w:val="16"/>
+              </w:rPr>
+              <w:t>Low</w:t>
+            </w:r>
+          </w:p>
+        </w:tc>
+        <w:tc>
+          <w:tcPr>
+            <w:tcW w:type="dxa" w:w="3168"/>
+            <w:shd w:val="clear" w:color="auto" w:fill="F2F4F8"/>
+          </w:tcPr>
+          <w:p>
+            <w:pPr>
+              <w:spacing w:after="0" w:before="0"/>
+            </w:pPr>
+            <w:r/>
+            <w:r>
+              <w:rPr>
+                <w:b w:val="0"/>
+                <w:i w:val="0"/>
+                <w:sz w:val="16"/>
+              </w:rPr>
+              <w:t>Geotech report; MassDEP SW45 post-closure permit conditions; NFPA 855 spacing</w:t>
+            </w:r>
+          </w:p>
+        </w:tc>
+      </w:tr>
+      <w:tr>
+        <w:tc>
+          <w:tcPr>
+            <w:tcW w:type="dxa" w:w="504"/>
+          </w:tcPr>
+          <w:p>
+            <w:pPr>
+              <w:spacing w:after="0" w:before="0"/>
+            </w:pPr>
+            <w:r/>
+            <w:r>
+              <w:rPr>
+                <w:b w:val="0"/>
+                <w:i w:val="0"/>
+                <w:sz w:val="16"/>
+              </w:rPr>
+              <w:t>B4</w:t>
+            </w:r>
+          </w:p>
+        </w:tc>
+        <w:tc>
+          <w:tcPr>
+            <w:tcW w:type="dxa" w:w="3744"/>
+          </w:tcPr>
+          <w:p>
+            <w:pPr>
+              <w:spacing w:after="0" w:before="0"/>
+            </w:pPr>
+            <w:r/>
+            <w:r>
+              <w:rPr>
+                <w:b w:val="0"/>
+                <w:i w:val="0"/>
+                <w:sz w:val="16"/>
+              </w:rPr>
+              <w:t>Battery installation labor from a crew build-up instead of 25% of a 2023 total</w:t>
+            </w:r>
+          </w:p>
+        </w:tc>
+        <w:tc>
+          <w:tcPr>
+            <w:tcW w:type="dxa" w:w="720"/>
+          </w:tcPr>
+          <w:p>
+            <w:pPr>
+              <w:spacing w:after="0" w:before="0"/>
+            </w:pPr>
+            <w:r/>
+            <w:r>
+              <w:rPr>
+                <w:b w:val="0"/>
+                <w:i w:val="0"/>
+                <w:sz w:val="16"/>
+              </w:rPr>
+              <w:t>B</w:t>
+            </w:r>
+          </w:p>
+        </w:tc>
+        <w:tc>
+          <w:tcPr>
+            <w:tcW w:type="dxa" w:w="1224"/>
+          </w:tcPr>
+          <w:p>
+            <w:pPr>
+              <w:spacing w:after="0" w:before="0"/>
+              <w:jc w:val="right"/>
+            </w:pPr>
+            <w:r/>
+            <w:r>
+              <w:rPr>
+                <w:b w:val="0"/>
+                <w:i w:val="0"/>
+                <w:sz w:val="16"/>
+              </w:rPr>
+              <w:t>$0.5 to 0.6M</w:t>
+            </w:r>
+          </w:p>
+        </w:tc>
+        <w:tc>
+          <w:tcPr>
+            <w:tcW w:type="dxa" w:w="1224"/>
+          </w:tcPr>
+          <w:p>
+            <w:pPr>
+              <w:spacing w:after="0" w:before="0"/>
+              <w:jc w:val="right"/>
+            </w:pPr>
+            <w:r/>
+            <w:r>
+              <w:rPr>
+                <w:b w:val="0"/>
+                <w:i w:val="0"/>
+                <w:sz w:val="16"/>
+              </w:rPr>
+              <w:t>$0.7 to 0.9M</w:t>
+            </w:r>
+          </w:p>
+        </w:tc>
+        <w:tc>
+          <w:tcPr>
+            <w:tcW w:type="dxa" w:w="1008"/>
+          </w:tcPr>
+          <w:p>
+            <w:pPr>
+              <w:spacing w:after="0" w:before="0"/>
+            </w:pPr>
+            <w:r/>
+            <w:r>
+              <w:rPr>
+                <w:b w:val="0"/>
+                <w:i w:val="0"/>
+                <w:sz w:val="16"/>
+              </w:rPr>
+              <w:t>Medium</w:t>
+            </w:r>
+          </w:p>
+        </w:tc>
+        <w:tc>
+          <w:tcPr>
+            <w:tcW w:type="dxa" w:w="3168"/>
+          </w:tcPr>
+          <w:p>
+            <w:pPr>
+              <w:spacing w:after="0" w:before="0"/>
+            </w:pPr>
+            <w:r/>
+            <w:r>
+              <w:rPr>
+                <w:b w:val="0"/>
+                <w:i w:val="0"/>
+                <w:sz w:val="16"/>
+              </w:rPr>
+              <w:t>Crew build-up: crane set, anchoring, DC and AC terminations per Voyager unit</w:t>
+            </w:r>
+          </w:p>
+        </w:tc>
+      </w:tr>
+      <w:tr>
+        <w:tc>
+          <w:tcPr>
+            <w:tcW w:type="dxa" w:w="504"/>
+            <w:shd w:val="clear" w:color="auto" w:fill="F2F4F8"/>
+          </w:tcPr>
+          <w:p>
+            <w:pPr>
+              <w:spacing w:after="0" w:before="0"/>
+            </w:pPr>
+            <w:r/>
+            <w:r>
+              <w:rPr>
+                <w:b w:val="0"/>
+                <w:i w:val="0"/>
+                <w:sz w:val="16"/>
+              </w:rPr>
+              <w:t>B5</w:t>
+            </w:r>
+          </w:p>
+        </w:tc>
+        <w:tc>
+          <w:tcPr>
+            <w:tcW w:type="dxa" w:w="3744"/>
+            <w:shd w:val="clear" w:color="auto" w:fill="F2F4F8"/>
+          </w:tcPr>
+          <w:p>
+            <w:pPr>
+              <w:spacing w:after="0" w:before="0"/>
+            </w:pPr>
+            <w:r/>
+            <w:r>
+              <w:rPr>
+                <w:b w:val="0"/>
+                <w:i w:val="0"/>
+                <w:sz w:val="16"/>
+              </w:rPr>
+              <w:t>Breaker package price: $332K each including relays and cabinets</w:t>
+            </w:r>
+          </w:p>
+        </w:tc>
+        <w:tc>
+          <w:tcPr>
+            <w:tcW w:type="dxa" w:w="720"/>
+            <w:shd w:val="clear" w:color="auto" w:fill="F2F4F8"/>
+          </w:tcPr>
+          <w:p>
+            <w:pPr>
+              <w:spacing w:after="0" w:before="0"/>
+            </w:pPr>
+            <w:r/>
+            <w:r>
+              <w:rPr>
+                <w:b w:val="0"/>
+                <w:i w:val="0"/>
+                <w:sz w:val="16"/>
+              </w:rPr>
+              <w:t>D</w:t>
+            </w:r>
+          </w:p>
+        </w:tc>
+        <w:tc>
+          <w:tcPr>
+            <w:tcW w:type="dxa" w:w="1224"/>
+            <w:shd w:val="clear" w:color="auto" w:fill="F2F4F8"/>
+          </w:tcPr>
+          <w:p>
+            <w:pPr>
+              <w:spacing w:after="0" w:before="0"/>
+              <w:jc w:val="right"/>
+            </w:pPr>
+            <w:r/>
+            <w:r>
+              <w:rPr>
+                <w:b w:val="0"/>
+                <w:i w:val="0"/>
+                <w:sz w:val="16"/>
+              </w:rPr>
+              <w:t>$0.3 to 0.5M</w:t>
+            </w:r>
+          </w:p>
+        </w:tc>
+        <w:tc>
+          <w:tcPr>
+            <w:tcW w:type="dxa" w:w="1224"/>
+            <w:shd w:val="clear" w:color="auto" w:fill="F2F4F8"/>
+          </w:tcPr>
+          <w:p>
+            <w:pPr>
+              <w:spacing w:after="0" w:before="0"/>
+              <w:jc w:val="right"/>
+            </w:pPr>
+            <w:r/>
+            <w:r>
+              <w:rPr>
+                <w:b w:val="0"/>
+                <w:i w:val="0"/>
+                <w:sz w:val="16"/>
+              </w:rPr>
+              <w:t>$0.4 to 0.8M</w:t>
+            </w:r>
+          </w:p>
+        </w:tc>
+        <w:tc>
+          <w:tcPr>
+            <w:tcW w:type="dxa" w:w="1008"/>
+            <w:shd w:val="clear" w:color="auto" w:fill="F2F4F8"/>
+          </w:tcPr>
+          <w:p>
+            <w:pPr>
+              <w:spacing w:after="0" w:before="0"/>
+            </w:pPr>
+            <w:r/>
+            <w:r>
+              <w:rPr>
+                <w:b w:val="0"/>
+                <w:i w:val="0"/>
+                <w:sz w:val="16"/>
+              </w:rPr>
+              <w:t>Low</w:t>
+            </w:r>
+          </w:p>
+        </w:tc>
+        <w:tc>
+          <w:tcPr>
+            <w:tcW w:type="dxa" w:w="3168"/>
+            <w:shd w:val="clear" w:color="auto" w:fill="F2F4F8"/>
+          </w:tcPr>
+          <w:p>
+            <w:pPr>
+              <w:spacing w:after="0" w:before="0"/>
+            </w:pPr>
+            <w:r/>
+            <w:r>
+              <w:rPr>
+                <w:b w:val="0"/>
+                <w:i w:val="0"/>
+                <w:sz w:val="16"/>
+              </w:rPr>
+              <w:t>Budgetary quote for the SDV7-class breaker with relay cabinet; confirm what the project team's number includes</w:t>
+            </w:r>
+          </w:p>
+        </w:tc>
+      </w:tr>
+      <w:tr>
+        <w:tc>
+          <w:tcPr>
+            <w:tcW w:type="dxa" w:w="504"/>
+          </w:tcPr>
+          <w:p>
+            <w:pPr>
+              <w:spacing w:after="0" w:before="0"/>
+            </w:pPr>
+            <w:r/>
+            <w:r>
+              <w:rPr>
+                <w:b w:val="0"/>
+                <w:i w:val="0"/>
+                <w:sz w:val="16"/>
+              </w:rPr>
+              <w:t>B6</w:t>
+            </w:r>
+          </w:p>
+        </w:tc>
+        <w:tc>
+          <w:tcPr>
+            <w:tcW w:type="dxa" w:w="3744"/>
+          </w:tcPr>
+          <w:p>
+            <w:pPr>
+              <w:spacing w:after="0" w:before="0"/>
+            </w:pPr>
+            <w:r/>
+            <w:r>
+              <w:rPr>
+                <w:b w:val="0"/>
+                <w:i w:val="0"/>
+                <w:sz w:val="16"/>
+              </w:rPr>
+              <w:t>GSU package price: 3 MVA pad-mounts carried at $267K each from a 2023 bidder list plus 3%/yr</w:t>
+            </w:r>
+          </w:p>
+        </w:tc>
+        <w:tc>
+          <w:tcPr>
+            <w:tcW w:type="dxa" w:w="720"/>
+          </w:tcPr>
+          <w:p>
+            <w:pPr>
+              <w:spacing w:after="0" w:before="0"/>
+            </w:pPr>
+            <w:r/>
+            <w:r>
+              <w:rPr>
+                <w:b w:val="0"/>
+                <w:i w:val="0"/>
+                <w:sz w:val="16"/>
+              </w:rPr>
+              <w:t>C</w:t>
+            </w:r>
+          </w:p>
+        </w:tc>
+        <w:tc>
+          <w:tcPr>
+            <w:tcW w:type="dxa" w:w="1224"/>
+          </w:tcPr>
+          <w:p>
+            <w:pPr>
+              <w:spacing w:after="0" w:before="0"/>
+              <w:jc w:val="right"/>
+            </w:pPr>
+            <w:r/>
+            <w:r>
+              <w:rPr>
+                <w:b w:val="0"/>
+                <w:i w:val="0"/>
+                <w:sz w:val="16"/>
+              </w:rPr>
+              <w:t>$0.2 to 0.4M</w:t>
+            </w:r>
+          </w:p>
+        </w:tc>
+        <w:tc>
+          <w:tcPr>
+            <w:tcW w:type="dxa" w:w="1224"/>
+          </w:tcPr>
+          <w:p>
+            <w:pPr>
+              <w:spacing w:after="0" w:before="0"/>
+              <w:jc w:val="right"/>
+            </w:pPr>
+            <w:r/>
+            <w:r>
+              <w:rPr>
+                <w:b w:val="0"/>
+                <w:i w:val="0"/>
+                <w:sz w:val="16"/>
+              </w:rPr>
+              <w:t>$0.3 to 0.6M</w:t>
+            </w:r>
+          </w:p>
+        </w:tc>
+        <w:tc>
+          <w:tcPr>
+            <w:tcW w:type="dxa" w:w="1008"/>
+          </w:tcPr>
+          <w:p>
+            <w:pPr>
+              <w:spacing w:after="0" w:before="0"/>
+            </w:pPr>
+            <w:r/>
+            <w:r>
+              <w:rPr>
+                <w:b w:val="0"/>
+                <w:i w:val="0"/>
+                <w:sz w:val="16"/>
+              </w:rPr>
+              <w:t>Low</w:t>
+            </w:r>
+          </w:p>
+        </w:tc>
+        <w:tc>
+          <w:tcPr>
+            <w:tcW w:type="dxa" w:w="3168"/>
+          </w:tcPr>
+          <w:p>
+            <w:pPr>
+              <w:spacing w:after="0" w:before="0"/>
+            </w:pPr>
+            <w:r/>
+            <w:r>
+              <w:rPr>
+                <w:b w:val="0"/>
+                <w:i w:val="0"/>
+                <w:sz w:val="16"/>
+              </w:rPr>
+              <w:t>Budgetary quote with the 2026 transformer PPI (1.9x since 2018) and a 29 to 70 week lead time in the schedule</w:t>
+            </w:r>
+          </w:p>
+        </w:tc>
+      </w:tr>
+      <w:tr>
+        <w:tc>
+          <w:tcPr>
+            <w:tcW w:type="dxa" w:w="504"/>
+            <w:shd w:val="clear" w:color="auto" w:fill="F2F4F8"/>
+          </w:tcPr>
+          <w:p>
+            <w:pPr>
+              <w:spacing w:after="0" w:before="0"/>
+            </w:pPr>
+            <w:r/>
+            <w:r>
+              <w:rPr>
+                <w:b w:val="0"/>
+                <w:i w:val="0"/>
+                <w:sz w:val="16"/>
+              </w:rPr>
+              <w:t>C1</w:t>
+            </w:r>
+          </w:p>
+        </w:tc>
+        <w:tc>
+          <w:tcPr>
+            <w:tcW w:type="dxa" w:w="3744"/>
+            <w:shd w:val="clear" w:color="auto" w:fill="F2F4F8"/>
+          </w:tcPr>
+          <w:p>
+            <w:pPr>
+              <w:spacing w:after="0" w:before="0"/>
+            </w:pPr>
+            <w:r/>
+            <w:r>
+              <w:rPr>
+                <w:b w:val="0"/>
+                <w:i w:val="0"/>
+                <w:sz w:val="16"/>
+              </w:rPr>
+              <w:t>Section 48E investment tax credit on the storage property</w:t>
+            </w:r>
+          </w:p>
+        </w:tc>
+        <w:tc>
+          <w:tcPr>
+            <w:tcW w:type="dxa" w:w="720"/>
+            <w:shd w:val="clear" w:color="auto" w:fill="F2F4F8"/>
+          </w:tcPr>
+          <w:p>
+            <w:pPr>
+              <w:spacing w:after="0" w:before="0"/>
+            </w:pPr>
+            <w:r/>
+            <w:r>
+              <w:rPr>
+                <w:b w:val="0"/>
+                <w:i w:val="0"/>
+                <w:sz w:val="16"/>
+              </w:rPr>
+              <w:t>rev. req.</w:t>
+            </w:r>
+          </w:p>
+        </w:tc>
+        <w:tc>
+          <w:tcPr>
+            <w:tcW w:type="dxa" w:w="1224"/>
+            <w:shd w:val="clear" w:color="auto" w:fill="F2F4F8"/>
+          </w:tcPr>
+          <w:p>
+            <w:pPr>
+              <w:spacing w:after="0" w:before="0"/>
+              <w:jc w:val="right"/>
+            </w:pPr>
+            <w:r/>
+            <w:r>
+              <w:rPr>
+                <w:b w:val="0"/>
+                <w:i w:val="0"/>
+                <w:sz w:val="16"/>
+              </w:rPr>
+              <w:t>$8.4 to 12.4M</w:t>
+            </w:r>
+          </w:p>
+        </w:tc>
+        <w:tc>
+          <w:tcPr>
+            <w:tcW w:type="dxa" w:w="1224"/>
+            <w:shd w:val="clear" w:color="auto" w:fill="F2F4F8"/>
+          </w:tcPr>
+          <w:p>
+            <w:pPr>
+              <w:spacing w:after="0" w:before="0"/>
+              <w:jc w:val="right"/>
+            </w:pPr>
+            <w:r/>
+            <w:r>
+              <w:rPr>
+                <w:b w:val="0"/>
+                <w:i w:val="0"/>
+                <w:sz w:val="16"/>
+              </w:rPr>
+              <w:t>$8.4 to 12.4M</w:t>
+            </w:r>
+          </w:p>
+        </w:tc>
+        <w:tc>
+          <w:tcPr>
+            <w:tcW w:type="dxa" w:w="1008"/>
+            <w:shd w:val="clear" w:color="auto" w:fill="F2F4F8"/>
+          </w:tcPr>
+          <w:p>
+            <w:pPr>
+              <w:spacing w:after="0" w:before="0"/>
+            </w:pPr>
+            <w:r/>
+            <w:r>
+              <w:rPr>
+                <w:b w:val="0"/>
+                <w:i w:val="0"/>
+                <w:sz w:val="16"/>
+              </w:rPr>
+              <w:t>Medium</w:t>
+            </w:r>
+          </w:p>
+        </w:tc>
+        <w:tc>
+          <w:tcPr>
+            <w:tcW w:type="dxa" w:w="3168"/>
+            <w:shd w:val="clear" w:color="auto" w:fill="F2F4F8"/>
+          </w:tcPr>
+          <w:p>
+            <w:pPr>
+              <w:spacing w:after="0" w:before="0"/>
+            </w:pPr>
+            <w:r/>
+            <w:r>
+              <w:rPr>
+                <w:b w:val="0"/>
+                <w:i w:val="0"/>
+                <w:sz w:val="16"/>
+              </w:rPr>
+              <w:t>Eligible-basis opinion; FEOC cost-ratio test (65% non-PFE for a 2028 construction start); normalization election; DPU treatment</w:t>
+            </w:r>
+          </w:p>
+        </w:tc>
+      </w:tr>
+      <w:tr>
+        <w:tc>
+          <w:tcPr>
+            <w:tcW w:type="dxa" w:w="504"/>
+          </w:tcPr>
+          <w:p>
+            <w:pPr>
+              <w:spacing w:after="0" w:before="0"/>
+            </w:pPr>
+            <w:r/>
+            <w:r>
+              <w:rPr>
+                <w:b w:val="0"/>
+                <w:i w:val="0"/>
+                <w:sz w:val="16"/>
+              </w:rPr>
+              <w:t>C2</w:t>
+            </w:r>
+          </w:p>
+        </w:tc>
+        <w:tc>
+          <w:tcPr>
+            <w:tcW w:type="dxa" w:w="3744"/>
+          </w:tcPr>
+          <w:p>
+            <w:pPr>
+              <w:spacing w:after="0" w:before="0"/>
+            </w:pPr>
+            <w:r/>
+            <w:r>
+              <w:rPr>
+                <w:b w:val="0"/>
+                <w:i w:val="0"/>
+                <w:sz w:val="16"/>
+              </w:rPr>
+              <w:t>Energy-community adder if the closed landfill qualifies as a brownfield</w:t>
+            </w:r>
+          </w:p>
+        </w:tc>
+        <w:tc>
+          <w:tcPr>
+            <w:tcW w:type="dxa" w:w="720"/>
+          </w:tcPr>
+          <w:p>
+            <w:pPr>
+              <w:spacing w:after="0" w:before="0"/>
+            </w:pPr>
+            <w:r/>
+            <w:r>
+              <w:rPr>
+                <w:b w:val="0"/>
+                <w:i w:val="0"/>
+                <w:sz w:val="16"/>
+              </w:rPr>
+              <w:t>rev. req.</w:t>
+            </w:r>
+          </w:p>
+        </w:tc>
+        <w:tc>
+          <w:tcPr>
+            <w:tcW w:type="dxa" w:w="1224"/>
+          </w:tcPr>
+          <w:p>
+            <w:pPr>
+              <w:spacing w:after="0" w:before="0"/>
+              <w:jc w:val="right"/>
+            </w:pPr>
+            <w:r/>
+            <w:r>
+              <w:rPr>
+                <w:b w:val="0"/>
+                <w:i w:val="0"/>
+                <w:sz w:val="16"/>
+              </w:rPr>
+              <w:t>$2.8 to 4.1M</w:t>
+            </w:r>
+          </w:p>
+        </w:tc>
+        <w:tc>
+          <w:tcPr>
+            <w:tcW w:type="dxa" w:w="1224"/>
+          </w:tcPr>
+          <w:p>
+            <w:pPr>
+              <w:spacing w:after="0" w:before="0"/>
+              <w:jc w:val="right"/>
+            </w:pPr>
+            <w:r/>
+            <w:r>
+              <w:rPr>
+                <w:b w:val="0"/>
+                <w:i w:val="0"/>
+                <w:sz w:val="16"/>
+              </w:rPr>
+              <w:t>$2.8 to 4.1M</w:t>
+            </w:r>
+          </w:p>
+        </w:tc>
+        <w:tc>
+          <w:tcPr>
+            <w:tcW w:type="dxa" w:w="1008"/>
+          </w:tcPr>
+          <w:p>
+            <w:pPr>
+              <w:spacing w:after="0" w:before="0"/>
+            </w:pPr>
+            <w:r/>
+            <w:r>
+              <w:rPr>
+                <w:b w:val="0"/>
+                <w:i w:val="0"/>
+                <w:sz w:val="16"/>
+              </w:rPr>
+              <w:t>Low</w:t>
+            </w:r>
+          </w:p>
+        </w:tc>
+        <w:tc>
+          <w:tcPr>
+            <w:tcW w:type="dxa" w:w="3168"/>
+          </w:tcPr>
+          <w:p>
+            <w:pPr>
+              <w:spacing w:after="0" w:before="0"/>
+            </w:pPr>
+            <w:r/>
+            <w:r>
+              <w:rPr>
+                <w:b w:val="0"/>
+                <w:i w:val="0"/>
+                <w:sz w:val="16"/>
+              </w:rPr>
+              <w:t>Phase II ESA or a prior brownfield-program assessment (the Phase I safe harbor stops at 5 MW)</w:t>
+            </w:r>
+          </w:p>
+        </w:tc>
+      </w:tr>
+      <w:tr>
+        <w:tc>
+          <w:tcPr>
+            <w:tcW w:type="dxa" w:w="504"/>
+            <w:shd w:val="clear" w:color="auto" w:fill="F2F4F8"/>
+          </w:tcPr>
+          <w:p>
+            <w:pPr>
+              <w:spacing w:after="0" w:before="0"/>
+            </w:pPr>
+            <w:r/>
+            <w:r>
+              <w:rPr>
+                <w:b w:val="0"/>
+                <w:i w:val="0"/>
+                <w:sz w:val="16"/>
+              </w:rPr>
+              <w:t>C3</w:t>
+            </w:r>
+          </w:p>
+        </w:tc>
+        <w:tc>
+          <w:tcPr>
+            <w:tcW w:type="dxa" w:w="3744"/>
+            <w:shd w:val="clear" w:color="auto" w:fill="F2F4F8"/>
+          </w:tcPr>
+          <w:p>
+            <w:pPr>
+              <w:spacing w:after="0" w:before="0"/>
+            </w:pPr>
+            <w:r/>
+            <w:r>
+              <w:rPr>
+                <w:b w:val="0"/>
+                <w:i w:val="0"/>
+                <w:sz w:val="16"/>
+              </w:rPr>
+              <w:t>AFUDC: pay the battery at delivery, not a year ahead; protect the siting float</w:t>
+            </w:r>
+          </w:p>
+        </w:tc>
+        <w:tc>
+          <w:tcPr>
+            <w:tcW w:type="dxa" w:w="720"/>
+            <w:shd w:val="clear" w:color="auto" w:fill="F2F4F8"/>
+          </w:tcPr>
+          <w:p>
+            <w:pPr>
+              <w:spacing w:after="0" w:before="0"/>
+            </w:pPr>
+            <w:r/>
+            <w:r>
+              <w:rPr>
+                <w:b w:val="0"/>
+                <w:i w:val="0"/>
+                <w:sz w:val="16"/>
+              </w:rPr>
+              <w:t>M</w:t>
+            </w:r>
+          </w:p>
+        </w:tc>
+        <w:tc>
+          <w:tcPr>
+            <w:tcW w:type="dxa" w:w="1224"/>
+            <w:shd w:val="clear" w:color="auto" w:fill="F2F4F8"/>
+          </w:tcPr>
+          <w:p>
+            <w:pPr>
+              <w:spacing w:after="0" w:before="0"/>
+              <w:jc w:val="right"/>
+            </w:pPr>
+            <w:r/>
+            <w:r>
+              <w:rPr>
+                <w:b w:val="0"/>
+                <w:i w:val="0"/>
+                <w:sz w:val="16"/>
+              </w:rPr>
+              <w:t>$0.3 to 0.7M</w:t>
+            </w:r>
+          </w:p>
+        </w:tc>
+        <w:tc>
+          <w:tcPr>
+            <w:tcW w:type="dxa" w:w="1224"/>
+            <w:shd w:val="clear" w:color="auto" w:fill="F2F4F8"/>
+          </w:tcPr>
+          <w:p>
+            <w:pPr>
+              <w:spacing w:after="0" w:before="0"/>
+              <w:jc w:val="right"/>
+            </w:pPr>
+            <w:r/>
+            <w:r>
+              <w:rPr>
+                <w:b w:val="0"/>
+                <w:i w:val="0"/>
+                <w:sz w:val="16"/>
+              </w:rPr>
+              <w:t>$0.3 to 0.7M</w:t>
+            </w:r>
+          </w:p>
+        </w:tc>
+        <w:tc>
+          <w:tcPr>
+            <w:tcW w:type="dxa" w:w="1008"/>
+            <w:shd w:val="clear" w:color="auto" w:fill="F2F4F8"/>
+          </w:tcPr>
+          <w:p>
+            <w:pPr>
+              <w:spacing w:after="0" w:before="0"/>
+            </w:pPr>
+            <w:r/>
+            <w:r>
+              <w:rPr>
+                <w:b w:val="0"/>
+                <w:i w:val="0"/>
+                <w:sz w:val="16"/>
+              </w:rPr>
+              <w:t>Medium</w:t>
+            </w:r>
+          </w:p>
+        </w:tc>
+        <w:tc>
+          <w:tcPr>
+            <w:tcW w:type="dxa" w:w="3168"/>
+            <w:shd w:val="clear" w:color="auto" w:fill="F2F4F8"/>
+          </w:tcPr>
+          <w:p>
+            <w:pPr>
+              <w:spacing w:after="0" w:before="0"/>
+            </w:pPr>
+            <w:r/>
+            <w:r>
+              <w:rPr>
+                <w:b w:val="0"/>
+                <w:i w:val="0"/>
+                <w:sz w:val="16"/>
+              </w:rPr>
+              <w:t>Milestone payment schedule in the Nomad SOV aligned to 2028 delivery; float target on the ZBA chain</w:t>
+            </w:r>
+          </w:p>
+        </w:tc>
+      </w:tr>
+    </w:tbl>
+    <w:p>
+      <w:pPr>
+        <w:spacing w:after="40"/>
+      </w:pPr>
+    </w:p>
+    <w:tbl>
+      <w:tblPr>
+        <w:tblStyle w:val="TableGrid"/>
+        <w:tblW w:type="auto" w:w="0"/>
+        <w:jc w:val="center"/>
+        <w:tblLayout w:type="fixed"/>
+        <w:tblLook w:firstColumn="1" w:firstRow="1" w:lastColumn="0" w:lastRow="0" w:noHBand="0" w:noVBand="1" w:val="04A0"/>
+      </w:tblPr>
+      <w:tblGrid>
+        <w:gridCol w:w="3456"/>
+        <w:gridCol w:w="2160"/>
+        <w:gridCol w:w="3456"/>
+      </w:tblGrid>
+      <w:tr>
+        <w:tc>
+          <w:tcPr>
+            <w:tcW w:type="dxa" w:w="3456"/>
+            <w:shd w:val="clear" w:color="auto" w:fill="001E60"/>
+          </w:tcPr>
+          <w:p>
+            <w:pPr>
+              <w:spacing w:after="0" w:before="0"/>
+            </w:pPr>
+            <w:r/>
+            <w:r>
+              <w:rPr>
+                <w:b/>
+                <w:i w:val="0"/>
+                <w:color w:val="FFFFFF"/>
+                <w:sz w:val="18"/>
+              </w:rPr>
+              <w:t>Tier</w:t>
+            </w:r>
+          </w:p>
+        </w:tc>
+        <w:tc>
+          <w:tcPr>
+            <w:tcW w:type="dxa" w:w="2160"/>
+            <w:shd w:val="clear" w:color="auto" w:fill="001E60"/>
+          </w:tcPr>
+          <w:p>
+            <w:pPr>
+              <w:spacing w:after="0" w:before="0"/>
+            </w:pPr>
+            <w:r/>
+            <w:r>
+              <w:rPr>
+                <w:b/>
+                <w:i w:val="0"/>
+                <w:color w:val="FFFFFF"/>
+                <w:sz w:val="18"/>
+              </w:rPr>
+              <w:t>Loaded range</w:t>
+            </w:r>
+          </w:p>
+        </w:tc>
+        <w:tc>
+          <w:tcPr>
+            <w:tcW w:type="dxa" w:w="3456"/>
+            <w:shd w:val="clear" w:color="auto" w:fill="001E60"/>
+          </w:tcPr>
+          <w:p>
+            <w:pPr>
+              <w:spacing w:after="0" w:before="0"/>
+            </w:pPr>
+            <w:r/>
+            <w:r>
+              <w:rPr>
+                <w:b/>
+                <w:i w:val="0"/>
+                <w:color w:val="FFFFFF"/>
+                <w:sz w:val="18"/>
+              </w:rPr>
+              <w:t>Against</w:t>
+            </w:r>
+          </w:p>
+        </w:tc>
+      </w:tr>
+      <w:tr>
+        <w:tc>
+          <w:tcPr>
+            <w:tcW w:type="dxa" w:w="3456"/>
+          </w:tcPr>
+          <w:p>
+            <w:pPr>
+              <w:spacing w:after="0" w:before="0"/>
+            </w:pPr>
+            <w:r/>
+            <w:r>
+              <w:rPr>
+                <w:b w:val="0"/>
+                <w:i w:val="0"/>
+                <w:sz w:val="18"/>
+              </w:rPr>
+              <w:t>A. Estimate hygiene</w:t>
+            </w:r>
+          </w:p>
+        </w:tc>
+        <w:tc>
+          <w:tcPr>
+            <w:tcW w:type="dxa" w:w="2160"/>
+          </w:tcPr>
+          <w:p>
+            <w:pPr>
+              <w:spacing w:after="0" w:before="0"/>
+              <w:jc w:val="right"/>
+            </w:pPr>
+            <w:r/>
+            <w:r>
+              <w:rPr>
+                <w:b w:val="0"/>
+                <w:i w:val="0"/>
+                <w:sz w:val="18"/>
+              </w:rPr>
+              <w:t>$5.0 to 7.1M</w:t>
+            </w:r>
+          </w:p>
+        </w:tc>
+        <w:tc>
+          <w:tcPr>
+            <w:tcW w:type="dxa" w:w="3456"/>
+          </w:tcPr>
+          <w:p>
+            <w:pPr>
+              <w:spacing w:after="0" w:before="0"/>
+            </w:pPr>
+            <w:r/>
+            <w:r>
+              <w:rPr>
+                <w:b w:val="0"/>
+                <w:i w:val="0"/>
+                <w:sz w:val="18"/>
+              </w:rPr>
+              <w:t>the $57.2M approval level</w:t>
+            </w:r>
+          </w:p>
+        </w:tc>
+      </w:tr>
+      <w:tr>
+        <w:tc>
+          <w:tcPr>
+            <w:tcW w:type="dxa" w:w="3456"/>
+            <w:shd w:val="clear" w:color="auto" w:fill="F2F4F8"/>
+          </w:tcPr>
+          <w:p>
+            <w:pPr>
+              <w:spacing w:after="0" w:before="0"/>
+            </w:pPr>
+            <w:r/>
+            <w:r>
+              <w:rPr>
+                <w:b w:val="0"/>
+                <w:i w:val="0"/>
+                <w:sz w:val="18"/>
+              </w:rPr>
+              <w:t>B. Value engineering</w:t>
+            </w:r>
+          </w:p>
+        </w:tc>
+        <w:tc>
+          <w:tcPr>
+            <w:tcW w:type="dxa" w:w="2160"/>
+            <w:shd w:val="clear" w:color="auto" w:fill="F2F4F8"/>
+          </w:tcPr>
+          <w:p>
+            <w:pPr>
+              <w:spacing w:after="0" w:before="0"/>
+              <w:jc w:val="right"/>
+            </w:pPr>
+            <w:r/>
+            <w:r>
+              <w:rPr>
+                <w:b w:val="0"/>
+                <w:i w:val="0"/>
+                <w:sz w:val="18"/>
+              </w:rPr>
+              <w:t>$4.3 to 6.9M</w:t>
+            </w:r>
+          </w:p>
+        </w:tc>
+        <w:tc>
+          <w:tcPr>
+            <w:tcW w:type="dxa" w:w="3456"/>
+            <w:shd w:val="clear" w:color="auto" w:fill="F2F4F8"/>
+          </w:tcPr>
+          <w:p>
+            <w:pPr>
+              <w:spacing w:after="0" w:before="0"/>
+            </w:pPr>
+            <w:r/>
+            <w:r>
+              <w:rPr>
+                <w:b w:val="0"/>
+                <w:i w:val="0"/>
+                <w:sz w:val="18"/>
+              </w:rPr>
+              <w:t>the $57.2M approval level</w:t>
+            </w:r>
+          </w:p>
+        </w:tc>
+      </w:tr>
+      <w:tr>
+        <w:tc>
+          <w:tcPr>
+            <w:tcW w:type="dxa" w:w="3456"/>
+          </w:tcPr>
+          <w:p>
+            <w:pPr>
+              <w:spacing w:after="0" w:before="0"/>
+            </w:pPr>
+            <w:r/>
+            <w:r>
+              <w:rPr>
+                <w:b w:val="0"/>
+                <w:i w:val="0"/>
+                <w:sz w:val="18"/>
+              </w:rPr>
+              <w:t>A + B</w:t>
+            </w:r>
+          </w:p>
+        </w:tc>
+        <w:tc>
+          <w:tcPr>
+            <w:tcW w:type="dxa" w:w="2160"/>
+          </w:tcPr>
+          <w:p>
+            <w:pPr>
+              <w:spacing w:after="0" w:before="0"/>
+              <w:jc w:val="right"/>
+            </w:pPr>
+            <w:r/>
+            <w:r>
+              <w:rPr>
+                <w:b w:val="0"/>
+                <w:i w:val="0"/>
+                <w:sz w:val="18"/>
+              </w:rPr>
+              <w:t>$9.3 to 14.0M</w:t>
+            </w:r>
+          </w:p>
+        </w:tc>
+        <w:tc>
+          <w:tcPr>
+            <w:tcW w:type="dxa" w:w="3456"/>
+          </w:tcPr>
+          <w:p>
+            <w:pPr>
+              <w:spacing w:after="0" w:before="0"/>
+            </w:pPr>
+            <w:r/>
+            <w:r>
+              <w:rPr>
+                <w:b w:val="0"/>
+                <w:i w:val="0"/>
+                <w:sz w:val="18"/>
+              </w:rPr>
+              <w:t>the $57.2M approval level</w:t>
+            </w:r>
+          </w:p>
+        </w:tc>
+      </w:tr>
+      <w:tr>
+        <w:tc>
+          <w:tcPr>
+            <w:tcW w:type="dxa" w:w="3456"/>
+            <w:shd w:val="clear" w:color="auto" w:fill="F2F4F8"/>
+          </w:tcPr>
+          <w:p>
+            <w:pPr>
+              <w:spacing w:after="0" w:before="0"/>
+            </w:pPr>
+            <w:r/>
+            <w:r>
+              <w:rPr>
+                <w:b w:val="0"/>
+                <w:i w:val="0"/>
+                <w:sz w:val="18"/>
+              </w:rPr>
+              <w:t>Haugland reconciliation (red team KS1)</w:t>
+            </w:r>
+          </w:p>
+        </w:tc>
+        <w:tc>
+          <w:tcPr>
+            <w:tcW w:type="dxa" w:w="2160"/>
+            <w:shd w:val="clear" w:color="auto" w:fill="F2F4F8"/>
+          </w:tcPr>
+          <w:p>
+            <w:pPr>
+              <w:spacing w:after="0" w:before="0"/>
+              <w:jc w:val="right"/>
+            </w:pPr>
+            <w:r/>
+            <w:r>
+              <w:rPr>
+                <w:b w:val="0"/>
+                <w:i w:val="0"/>
+                <w:sz w:val="18"/>
+              </w:rPr>
+              <w:t>+$4 to 8M direct</w:t>
+            </w:r>
+          </w:p>
+        </w:tc>
+        <w:tc>
+          <w:tcPr>
+            <w:tcW w:type="dxa" w:w="3456"/>
+            <w:shd w:val="clear" w:color="auto" w:fill="F2F4F8"/>
+          </w:tcPr>
+          <w:p>
+            <w:pPr>
+              <w:spacing w:after="0" w:before="0"/>
+            </w:pPr>
+            <w:r/>
+            <w:r>
+              <w:rPr>
+                <w:b w:val="0"/>
+                <w:i w:val="0"/>
+                <w:sz w:val="18"/>
+              </w:rPr>
+              <w:t>the $57.2M approval level</w:t>
+            </w:r>
+          </w:p>
+        </w:tc>
+      </w:tr>
+      <w:tr>
+        <w:tc>
+          <w:tcPr>
+            <w:tcW w:type="dxa" w:w="3456"/>
+          </w:tcPr>
+          <w:p>
+            <w:pPr>
+              <w:spacing w:after="0" w:before="0"/>
+            </w:pPr>
+            <w:r/>
+            <w:r>
+              <w:rPr>
+                <w:b w:val="0"/>
+                <w:i w:val="0"/>
+                <w:sz w:val="18"/>
+              </w:rPr>
+              <w:t>C. Financial and structural</w:t>
+            </w:r>
+          </w:p>
+        </w:tc>
+        <w:tc>
+          <w:tcPr>
+            <w:tcW w:type="dxa" w:w="2160"/>
+          </w:tcPr>
+          <w:p>
+            <w:pPr>
+              <w:spacing w:after="0" w:before="0"/>
+              <w:jc w:val="right"/>
+            </w:pPr>
+            <w:r/>
+            <w:r>
+              <w:rPr>
+                <w:b w:val="0"/>
+                <w:i w:val="0"/>
+                <w:sz w:val="18"/>
+              </w:rPr>
+              <w:t>$11.6 to 17.2M</w:t>
+            </w:r>
+          </w:p>
+        </w:tc>
+        <w:tc>
+          <w:tcPr>
+            <w:tcW w:type="dxa" w:w="3456"/>
+          </w:tcPr>
+          <w:p>
+            <w:pPr>
+              <w:spacing w:after="0" w:before="0"/>
+            </w:pPr>
+            <w:r/>
+            <w:r>
+              <w:rPr>
+                <w:b w:val="0"/>
+                <w:i w:val="0"/>
+                <w:sz w:val="18"/>
+              </w:rPr>
+              <w:t>the revenue requirement</w:t>
+            </w:r>
+          </w:p>
+        </w:tc>
+      </w:tr>
+    </w:tbl>
+    <w:p>
+      <w:pPr>
+        <w:spacing w:after="40"/>
+      </w:pPr>
+    </w:p>
+    <w:p>
+      <w:pPr>
+        <w:spacing w:after="120"/>
+      </w:pPr>
+      <w:r>
+        <w:rPr>
+          <w:b w:val="0"/>
+          <w:i w:val="0"/>
+        </w:rPr>
+        <w:t>Three readings. First, Tiers A and B together ($9.3 to 14.0M) are the same order of magnitude as the red team's Haugland gap (+$4 million to +$8 million direct), and they are gross of it. The honest planning case is a $57 million number that holds, not one that falls, and a value-engineering deduct booked into the PAF ahead of its study is how estimates reach $74 million. Second, the three levers to pursue now cost almost nothing: A1 and A2 are a decision and a re-wording worth about $3 million loaded; B1 is two calls to EMA for recent relay-replacement actuals, against a Station 496 program that carries 710 man-hours and $362,655 per relay for hardware worth $91,438 in total; C1 is a memo to Tax. Third, the largest lever is not in the estimate at all.</w:t>
+      </w:r>
+    </w:p>
+    <w:p>
+      <w:pPr>
+        <w:spacing w:after="120"/>
+      </w:pPr>
+      <w:r>
+        <w:rPr>
+          <w:b w:val="0"/>
+          <w:i w:val="0"/>
+        </w:rPr>
+        <w:t>The Section 48E clean electricity investment credit applies to energy storage technology placed in service by a regulated utility. At the 30 percent rate (prevailing wage and apprenticeship) on an eligible basis bracketed by the loaded battery layers ($28.1M: contract, installation, balance of plant) and those plus station, site and testing ($41.2M), the credit is $8.4 to 12.4M, with a further $2.8 to 4.1M if the closed landfill qualifies as a brownfield energy community. Five things must close before it can be counted, and the research behind them is search-excerpt sourced and to be confirmed by Tax: an eligible-basis opinion (interconnection property at Station 496 sits outside the 48E storage definition); the prohibited-foreign-entity test under IRS Notice 2026-15, which requires at least 65 percent of direct cost from outside prohibited entities for a 2028 construction start while the IRS safe-harbor table puts cells at 52 percent of equipment cost, so the origin of the Voyager cells decides the credit; the normalization election for storage that the Inflation Reduction Act added to section 50(d)(2) and the DPU's treatment of the credit, on which there is no Massachusetts precedent because the Outer Cape and Nantucket batteries pre-date storage eligibility; prevailing-wage and apprenticeship language in the construction contracts; and, for the adder, a Phase II environmental assessment or a prior brownfield-program assessment, because the Phase I safe harbor stops at 5 MW. Storage is exempt from the July 2025 law's wind and solar cliff, with the full credit available for construction beginning through 2033.</w:t>
+      </w:r>
+    </w:p>
+    <w:p>
+      <w:pPr>
+        <w:pStyle w:val="Heading1"/>
+      </w:pPr>
+      <w:r>
+        <w:t>9. Recommendations</w:t>
       </w:r>
     </w:p>
     <w:p>
@@ -8312,6 +12939,36 @@
       </w:r>
       <w:r>
         <w:t>and present the full-funding request at its real maturity. Until the geotechnical report, the hazard mitigation analysis and the Haugland reconciliation close, that is Class 4, minus 25 to plus 50 percent; the layered view should be its first exhibit and the range should be stated in dollars, $43 million to $86 million, not in percentages.</w:t>
+      </w:r>
+    </w:p>
+    <w:p>
+      <w:pPr>
+        <w:pStyle w:val="ListBullet"/>
+        <w:spacing w:after="60"/>
+      </w:pPr>
+      <w:r>
+        <w:rPr>
+          <w:b/>
+        </w:rPr>
+        <w:t xml:space="preserve">Open the Section 48E question with Tax before the November PAF. </w:t>
+      </w:r>
+      <w:r>
+        <w:t>Eligible basis, the prohibited-foreign-entity cost ratio on the Voyager cells and modules, the normalization election and the DPU treatment. The credit is larger than every estimate-side lever combined, and the cell-origin question has a deadline: Nomad's final-drawings milestone.</w:t>
+      </w:r>
+    </w:p>
+    <w:p>
+      <w:pPr>
+        <w:pStyle w:val="ListBullet"/>
+        <w:spacing w:after="60"/>
+      </w:pPr>
+      <w:r>
+        <w:rPr>
+          <w:b/>
+        </w:rPr>
+        <w:t xml:space="preserve">Work the savings register in tier order. </w:t>
+      </w:r>
+      <w:r>
+        <w:t>Decide A1 and re-word A2 now; benchmark the Station 496 relay program against two recent actuals; hold every Tier B item out of the PAF until its study closes.</w:t>
       </w:r>
     </w:p>
     <w:p>
@@ -8420,6 +13077,24 @@
     </w:p>
     <w:p>
       <w:pPr>
+        <w:pStyle w:val="ListBullet"/>
+        <w:spacing w:after="60"/>
+      </w:pPr>
+      <w:r>
+        <w:t>Escalator series (section 5.3): FRED and BLS APIs, 3 Oct 2026 (WPU117409, WPU1175, WPU4532, PCU541330541330, CIU2012300000000I, WPUIP2300001, WPU117); Massachusetts DLS prevailing-wage schedules and Boston JATC rate sheets (IBEW Local 103, 2018-2026); ENR Construction Cost Index reproductions (MWD 2018, City of San Francisco AICCIE 2024, ENR 2025 monthly); PJM Handy-Whitman posting and the Cost Estimating CoE extraction of Bulletin 198.</w:t>
+      </w:r>
+    </w:p>
+    <w:p>
+      <w:pPr>
+        <w:pStyle w:val="ListBullet"/>
+        <w:spacing w:after="60"/>
+      </w:pPr>
+      <w:r>
+        <w:t>Savings register (section 8): Rev 3 rows; Haugland Attachment 4-E; IRS Notice 2026-15 and law-firm summaries of the July 2025 reconciliation act (section 48E, 50(d)(2), 6418); Siemens SDV7 and pad-mount transformer dealer listings; NREL ATB 2021 installation-labor line; National Grid Massachusetts feeder interconnection limits (Sandia GESDB summary).</w:t>
+      </w:r>
+    </w:p>
+    <w:p>
+      <w:pPr>
         <w:pStyle w:val="Heading1"/>
       </w:pPr>
       <w:r>
@@ -17453,7 +22128,7 @@
         <w:color w:val="595959"/>
         <w:sz w:val="16"/>
       </w:rPr>
-      <w:t>Eversource Energy | Cost Estimating Center of Excellence | The Battery Is Not the Project | 2 Oct 2026 | Internal, contains vendor-confidential pricing</w:t>
+      <w:t>Eversource Energy | Cost Estimating Center of Excellence | The Battery Is Not the Project | 3 Oct 2026 | Internal, contains vendor-confidential pricing</w:t>
     </w:r>
   </w:p>
 </w:ftr>

--- a/Hyde Park BESS/6) Cost Analysis Deliverables/Hyde Park BESS - All-In Cost Whitepaper.docx
+++ b/Hyde Park BESS/6) Cost Analysis Deliverables/Hyde Park BESS - All-In Cost Whitepaper.docx
@@ -128,7 +128,7 @@
           <w:b w:val="0"/>
           <w:i w:val="0"/>
         </w:rPr>
-        <w:t>Two additions on 3 October 2026. First, a reviewer may object that one construction index cannot stand for a substation, a landfill platform and a commissioning team at once; section 5.3 escalates each layer on its own published series (transformers, switchgear, Boston electrical labor, ENR, engineering services) and shows that the answer does not move: the class median stays at $832 per kWh and Hyde Park's station cost at the 85% percentile, because the battery is the only layer that fell since 2018 and every other layer rose by a quarter to nine tenths. Second, section 8 turns the layer extraction around and asks where the $57.2 million could give: $5.0 to 7.1M loaded in estimate hygiene that needs only decisions, $4.3 to 6.9M in value engineering that needs a study first, and a Section 48E investment tax credit of $8.4 to 12.4M that reduces the revenue requirement rather than the estimate and that nobody on the project yet owns.</w:t>
+        <w:t>Two additions on 3 October 2026. First, a reviewer may object that one construction index cannot stand for a substation, a landfill platform and a commissioning team at once; section 5.3 escalates each layer on its own published series (transformers, switchgear, Boston electrical labor, ENR, engineering services) and shows that the answer does not move: the class median stays at $752 per kWh and Hyde Park's station cost at the 82% percentile, because the battery is the only layer that fell since 2018 and every other layer rose by a quarter to nine tenths. Second, section 8 turns the layer extraction around and asks where the $57.2 million could give: $5.0 to 7.1M loaded in estimate hygiene that needs only decisions, $4.3 to 6.9M in value engineering that needs a study first, and a Section 48E investment tax credit of $8.4 to 12.4M that reduces the revenue requirement rather than the estimate and that nobody on the project yet owns.</w:t>
       </w:r>
     </w:p>
     <w:p>
@@ -6846,7 +6846,7 @@
           <w:b w:val="0"/>
           <w:i w:val="0"/>
         </w:rPr>
-        <w:t>Three readings follow. First, ownership matters less than scope: the developer-owned members are cheaper per kWh (median $746 against $986) mainly because they are four-hour systems on leased lots with no utility switching station, no landfill platform, no siting case, no utility indirects and no AFUDC, and because the filed budgets do not net the New York incentive or the investment tax credit. Second, duration is the single largest structural driver: the members at two and a half hours or less have a median of $835 against $750 for the longer-duration members, which is the NREL cost-structure effect (fixed $/kW spread over fewer kWh) showing up in real projects. Third, the dollar-year objection does not survive re-basing: when each member's battery share is deflated on a published battery index and the remainder escalated on the Handy-Whitman utility construction index, the class median moves from $771 to between $806 and $838 depending on the battery index, and Hyde Park's station-complete percentile stays between 75% and 89%. The memo carries the method, the sensitivities and the sources; Appendix B of this paper lists the members.</w:t>
+        <w:t>Three readings follow. First, ownership matters less than scope: the developer-owned members are cheaper per kWh (median $746 against $986) mainly because they are four-hour systems on leased lots with no utility switching station, no landfill platform, no siting case, no utility indirects and no AFUDC, and because the filed budgets do not net the New York incentive or the investment tax credit. Second, duration is the single largest structural driver: the members at two and a half hours or less have a median of $835 against $750 for the longer-duration members, which is the NREL cost-structure effect (fixed $/kW spread over fewer kWh) showing up in real projects. Third, the dollar-year objection does not survive re-basing: when each member's battery share, back-cast to what it was in the member's own year, is deflated on a published battery index and the remainder escalated on the Handy-Whitman utility construction index, the class median moves from $771 to between $740 and $778 depending on the battery index, and Hyde Park's station-complete percentile stays between 75% and 89%. The memo carries the method, the sensitivities and the sources; Appendix B of this paper lists the members.</w:t>
       </w:r>
     </w:p>
     <w:tbl>
@@ -6909,7 +6909,7 @@
           <w:b w:val="0"/>
           <w:i w:val="0"/>
         </w:rPr>
-        <w:t>Every figure in section 5 was published in a different year, and the comparables in 5.2 are nominal dollars of their in-service year. The statistical memo re-bases them with a two-component model: the battery share of each cost deflated on a battery index and the rest escalated on the Handy-Whitman North Atlantic construction index. The objection a careful reviewer will raise is that the rest is not one thing. A substation does not escalate like a steam plant, Boston electrical labor does not escalate like transformers, and a two-hour utility project has a different mix from a four-hour merchant one. The check below gives each Rev 3 layer its own published series and asks what changes.</w:t>
+        <w:t>Every figure in section 5 was published in a different year, and the comparables in 5.2 are nominal dollars of their in-service year. The statistical memo re-bases them with a two-component model: the battery share of each cost deflated on a battery index and the rest escalated on the Handy-Whitman North Atlantic construction index. Two objections were raised in review. The first, on 5 October 2026, was that batteries of 2016 to 2018 were far dearer than today, so an older project should come to 2026 cheaper rather than dearer. It was correct against the first version of the re-basing, which applied today's 40 percent battery share to every year; the corrected model holds physical quantities fixed, which means the battery share of a 2016 project is what the indices say it was then (about three quarters), and such a project comes to 2026 at 0.68 times its nominal cost, a 2018 project at 1.06, and a 2021 project at 0.96. The second objection is that the rest is not one thing. A substation does not escalate like a steam plant, Boston electrical labor does not escalate like transformers, and a two-hour utility project has a different mix from a four-hour merchant one. The check below gives each Rev 3 layer its own published series and asks what changes.</w:t>
       </w:r>
     </w:p>
     <w:tbl>
@@ -7827,7 +7827,7 @@
                 <w:i w:val="0"/>
                 <w:sz w:val="18"/>
               </w:rPr>
-              <w:t>1.17x</w:t>
+              <w:t>1.04x</w:t>
             </w:r>
           </w:p>
         </w:tc>
@@ -7847,7 +7847,7 @@
           <w:b w:val="0"/>
           <w:i w:val="0"/>
         </w:rPr>
-        <w:t>Five non-battery series stand between 1.25x and 1.91x since 2018; the installed battery index stands at 0.73x. Weighted by the Rev 3 loaded layers, a 2018 project built the way Hyde Park is built costs 1.17x in 2026 dollars. The two-component model gives 1.19x; deflating the whole cost at the battery rate, which is what the 'batteries were four times the price' argument does, gives 0.73x. Transformers (1.91x) and switchgear (1.82x) are the fastest risers, so a station-heavy utility project has escalated faster than a battery-heavy merchant one, not slower.</w:t>
+        <w:t>Five non-battery series stand between 1.25x and 1.91x since 2018; the installed battery index stands at 0.73x. With the Rev 3 physical scope held fixed, a 2018 project built the way Hyde Park is built costs 1.04x in 2026 dollars and a 2016 one 0.68x. The two-component model gives 1.06x; deflating the whole cost at the battery rate, which is what the 'batteries were four times the price' argument does, gives 0.73x. Transformers (1.91x) and switchgear (1.82x) are the fastest risers, so a station-heavy utility project has escalated faster than a battery-heavy merchant one, not slower.</w:t>
       </w:r>
     </w:p>
     <w:tbl>
@@ -8153,7 +8153,7 @@
                 <w:i w:val="0"/>
                 <w:sz w:val="18"/>
               </w:rPr>
-              <w:t>$620</w:t>
+              <w:t>$694</w:t>
             </w:r>
           </w:p>
         </w:tc>
@@ -8174,7 +8174,7 @@
                 <w:i w:val="0"/>
                 <w:sz w:val="18"/>
               </w:rPr>
-              <w:t>67%</w:t>
+              <w:t>65%</w:t>
             </w:r>
           </w:p>
         </w:tc>
@@ -8195,7 +8195,7 @@
                 <w:i w:val="0"/>
                 <w:sz w:val="18"/>
               </w:rPr>
-              <w:t>95%</w:t>
+              <w:t>89%</w:t>
             </w:r>
           </w:p>
         </w:tc>
@@ -8216,7 +8216,7 @@
                 <w:i w:val="0"/>
                 <w:sz w:val="18"/>
               </w:rPr>
-              <w:t>$610</w:t>
+              <w:t>$695</w:t>
             </w:r>
           </w:p>
         </w:tc>
@@ -8237,7 +8237,7 @@
                 <w:i w:val="0"/>
                 <w:sz w:val="18"/>
               </w:rPr>
-              <w:t>90%</w:t>
+              <w:t>81%</w:t>
             </w:r>
           </w:p>
         </w:tc>
@@ -8258,7 +8258,7 @@
                 <w:i w:val="0"/>
                 <w:sz w:val="18"/>
               </w:rPr>
-              <w:t>Battery 40%, Handy-Whitman 60%</w:t>
+              <w:t>Two indices, own-year battery share</w:t>
             </w:r>
           </w:p>
         </w:tc>
@@ -8278,7 +8278,7 @@
                 <w:i w:val="0"/>
                 <w:sz w:val="18"/>
               </w:rPr>
-              <w:t>$832</w:t>
+              <w:t>$778</w:t>
             </w:r>
           </w:p>
         </w:tc>
@@ -8298,7 +8298,7 @@
                 <w:i w:val="0"/>
                 <w:sz w:val="18"/>
               </w:rPr>
-              <w:t>51%</w:t>
+              <w:t>60%</w:t>
             </w:r>
           </w:p>
         </w:tc>
@@ -8318,7 +8318,7 @@
                 <w:i w:val="0"/>
                 <w:sz w:val="18"/>
               </w:rPr>
-              <w:t>85%</w:t>
+              <w:t>82%</w:t>
             </w:r>
           </w:p>
         </w:tc>
@@ -8338,7 +8338,7 @@
                 <w:i w:val="0"/>
                 <w:sz w:val="18"/>
               </w:rPr>
-              <w:t>$1,057</w:t>
+              <w:t>$818</w:t>
             </w:r>
           </w:p>
         </w:tc>
@@ -8358,7 +8358,7 @@
                 <w:i w:val="0"/>
                 <w:sz w:val="18"/>
               </w:rPr>
-              <w:t>74%</w:t>
+              <w:t>68%</w:t>
             </w:r>
           </w:p>
         </w:tc>
@@ -8401,7 +8401,7 @@
                 <w:i w:val="0"/>
                 <w:sz w:val="18"/>
               </w:rPr>
-              <w:t>$832</w:t>
+              <w:t>$752</w:t>
             </w:r>
           </w:p>
         </w:tc>
@@ -8422,7 +8422,7 @@
                 <w:i w:val="0"/>
                 <w:sz w:val="18"/>
               </w:rPr>
-              <w:t>51%</w:t>
+              <w:t>62%</w:t>
             </w:r>
           </w:p>
         </w:tc>
@@ -8443,7 +8443,7 @@
                 <w:i w:val="0"/>
                 <w:sz w:val="18"/>
               </w:rPr>
-              <w:t>85%</w:t>
+              <w:t>82%</w:t>
             </w:r>
           </w:p>
         </w:tc>
@@ -8464,7 +8464,7 @@
                 <w:i w:val="0"/>
                 <w:sz w:val="18"/>
               </w:rPr>
-              <w:t>$994</w:t>
+              <w:t>$771</w:t>
             </w:r>
           </w:p>
         </w:tc>
@@ -8485,7 +8485,7 @@
                 <w:i w:val="0"/>
                 <w:sz w:val="18"/>
               </w:rPr>
-              <w:t>74%</w:t>
+              <w:t>68%</w:t>
             </w:r>
           </w:p>
         </w:tc>
@@ -8526,7 +8526,7 @@
                 <w:i w:val="0"/>
                 <w:sz w:val="18"/>
               </w:rPr>
-              <w:t>$832</w:t>
+              <w:t>$780</w:t>
             </w:r>
           </w:p>
         </w:tc>
@@ -8546,7 +8546,7 @@
                 <w:i w:val="0"/>
                 <w:sz w:val="18"/>
               </w:rPr>
-              <w:t>51%</w:t>
+              <w:t>60%</w:t>
             </w:r>
           </w:p>
         </w:tc>
@@ -8566,7 +8566,7 @@
                 <w:i w:val="0"/>
                 <w:sz w:val="18"/>
               </w:rPr>
-              <w:t>85%</w:t>
+              <w:t>82%</w:t>
             </w:r>
           </w:p>
         </w:tc>
@@ -8586,7 +8586,7 @@
                 <w:i w:val="0"/>
                 <w:sz w:val="18"/>
               </w:rPr>
-              <w:t>$1,055</w:t>
+              <w:t>$794</w:t>
             </w:r>
           </w:p>
         </w:tc>
@@ -8606,7 +8606,7 @@
                 <w:i w:val="0"/>
                 <w:sz w:val="18"/>
               </w:rPr>
-              <w:t>74%</w:t>
+              <w:t>68%</w:t>
             </w:r>
           </w:p>
         </w:tc>
@@ -8649,7 +8649,7 @@
                 <w:i w:val="0"/>
                 <w:sz w:val="18"/>
               </w:rPr>
-              <w:t>$829</w:t>
+              <w:t>$751</w:t>
             </w:r>
           </w:p>
         </w:tc>
@@ -8670,7 +8670,7 @@
                 <w:i w:val="0"/>
                 <w:sz w:val="18"/>
               </w:rPr>
-              <w:t>55%</w:t>
+              <w:t>64%</w:t>
             </w:r>
           </w:p>
         </w:tc>
@@ -8712,7 +8712,7 @@
                 <w:i w:val="0"/>
                 <w:sz w:val="18"/>
               </w:rPr>
-              <w:t>$1,034</w:t>
+              <w:t>$719</w:t>
             </w:r>
           </w:p>
         </w:tc>
@@ -8774,7 +8774,7 @@
                 <w:i w:val="0"/>
                 <w:sz w:val="18"/>
               </w:rPr>
-              <w:t>$778</w:t>
+              <w:t>$715</w:t>
             </w:r>
           </w:p>
         </w:tc>
@@ -8794,7 +8794,7 @@
                 <w:i w:val="0"/>
                 <w:sz w:val="18"/>
               </w:rPr>
-              <w:t>60%</w:t>
+              <w:t>65%</w:t>
             </w:r>
           </w:p>
         </w:tc>
@@ -8814,7 +8814,7 @@
                 <w:i w:val="0"/>
                 <w:sz w:val="18"/>
               </w:rPr>
-              <w:t>89%</w:t>
+              <w:t>95%</w:t>
             </w:r>
           </w:p>
         </w:tc>
@@ -8834,7 +8834,7 @@
                 <w:i w:val="0"/>
                 <w:sz w:val="18"/>
               </w:rPr>
-              <w:t>$986</w:t>
+              <w:t>$749</w:t>
             </w:r>
           </w:p>
         </w:tc>
@@ -8854,7 +8854,134 @@
                 <w:i w:val="0"/>
                 <w:sz w:val="18"/>
               </w:rPr>
-              <w:t>81%</w:t>
+              <w:t>90%</w:t>
+            </w:r>
+          </w:p>
+        </w:tc>
+      </w:tr>
+      <w:tr>
+        <w:tc>
+          <w:tcPr>
+            <w:tcW w:type="dxa" w:w="3312"/>
+            <w:shd w:val="clear" w:color="auto" w:fill="F2F4F8"/>
+          </w:tcPr>
+          <w:p>
+            <w:pPr>
+              <w:spacing w:after="0" w:before="0"/>
+            </w:pPr>
+            <w:r/>
+            <w:r>
+              <w:rPr>
+                <w:b w:val="0"/>
+                <w:i w:val="0"/>
+                <w:sz w:val="18"/>
+              </w:rPr>
+              <w:t>Earlier version, today's 40% share held fixed (superseded)</w:t>
+            </w:r>
+          </w:p>
+        </w:tc>
+        <w:tc>
+          <w:tcPr>
+            <w:tcW w:type="dxa" w:w="1440"/>
+            <w:shd w:val="clear" w:color="auto" w:fill="F2F4F8"/>
+          </w:tcPr>
+          <w:p>
+            <w:pPr>
+              <w:spacing w:after="0" w:before="0"/>
+              <w:jc w:val="right"/>
+            </w:pPr>
+            <w:r/>
+            <w:r>
+              <w:rPr>
+                <w:b w:val="0"/>
+                <w:i w:val="0"/>
+                <w:sz w:val="18"/>
+              </w:rPr>
+              <w:t>$832</w:t>
+            </w:r>
+          </w:p>
+        </w:tc>
+        <w:tc>
+          <w:tcPr>
+            <w:tcW w:type="dxa" w:w="1440"/>
+            <w:shd w:val="clear" w:color="auto" w:fill="F2F4F8"/>
+          </w:tcPr>
+          <w:p>
+            <w:pPr>
+              <w:spacing w:after="0" w:before="0"/>
+              <w:jc w:val="right"/>
+            </w:pPr>
+            <w:r/>
+            <w:r>
+              <w:rPr>
+                <w:b w:val="0"/>
+                <w:i w:val="0"/>
+                <w:sz w:val="18"/>
+              </w:rPr>
+              <w:t>51%</w:t>
+            </w:r>
+          </w:p>
+        </w:tc>
+        <w:tc>
+          <w:tcPr>
+            <w:tcW w:type="dxa" w:w="1584"/>
+            <w:shd w:val="clear" w:color="auto" w:fill="F2F4F8"/>
+          </w:tcPr>
+          <w:p>
+            <w:pPr>
+              <w:spacing w:after="0" w:before="0"/>
+              <w:jc w:val="right"/>
+            </w:pPr>
+            <w:r/>
+            <w:r>
+              <w:rPr>
+                <w:b w:val="0"/>
+                <w:i w:val="0"/>
+                <w:sz w:val="18"/>
+              </w:rPr>
+              <w:t>80%</w:t>
+            </w:r>
+          </w:p>
+        </w:tc>
+        <w:tc>
+          <w:tcPr>
+            <w:tcW w:type="dxa" w:w="1440"/>
+            <w:shd w:val="clear" w:color="auto" w:fill="F2F4F8"/>
+          </w:tcPr>
+          <w:p>
+            <w:pPr>
+              <w:spacing w:after="0" w:before="0"/>
+              <w:jc w:val="right"/>
+            </w:pPr>
+            <w:r/>
+            <w:r>
+              <w:rPr>
+                <w:b w:val="0"/>
+                <w:i w:val="0"/>
+                <w:sz w:val="18"/>
+              </w:rPr>
+              <w:t>$1,079</w:t>
+            </w:r>
+          </w:p>
+        </w:tc>
+        <w:tc>
+          <w:tcPr>
+            <w:tcW w:type="dxa" w:w="1440"/>
+            <w:shd w:val="clear" w:color="auto" w:fill="F2F4F8"/>
+          </w:tcPr>
+          <w:p>
+            <w:pPr>
+              <w:spacing w:after="0" w:before="0"/>
+              <w:jc w:val="right"/>
+            </w:pPr>
+            <w:r/>
+            <w:r>
+              <w:rPr>
+                <w:b w:val="0"/>
+                <w:i w:val="0"/>
+                <w:sz w:val="18"/>
+              </w:rPr>
+              <w:t>65%</w:t>
             </w:r>
           </w:p>
         </w:tc>
@@ -8874,7 +9001,7 @@
           <w:b w:val="0"/>
           <w:i w:val="0"/>
         </w:rPr>
-        <w:t>Applied to the 55-project class with a merchant-project composition (battery 45 percent, power conversion and balance of system 15, labor 10, soft costs 12, interconnection 8, transformers 5, civil 5) the layer method gives a median of $832, the two-component model $832, and Hyde Park's station-direct cost sits at the 85% percentile under both. Substituting the BNEF pack or turnkey series for the battery moves the median to $829 and $778. The three defensible methods therefore agree within a few dollars; the one that disagrees is the one that cannot be defended. What governs the answer is the battery share of each comparable, which no disclosure states, and the memo carries 30 and 50 percent as sensitivities.</w:t>
+        <w:t>Applied to the 55-project class with a merchant-project composition (battery 45 percent, power conversion and balance of system 15, labor 10, soft costs 12, interconnection 8, transformers 5, civil 5) the layer method gives a median of $752, the two-component model $778, and Hyde Park's station-direct cost sits at the 82% percentile under both. Substituting the BNEF pack or turnkey series for the battery moves the median to $751 and $715. The three defensible methods therefore agree within a few dollars; the one that disagrees is the one that cannot be defended. What governs the answer is the battery share of each comparable, which no disclosure states, and the memo carries 30 and 50 percent as sensitivities.</w:t>
       </w:r>
     </w:p>
     <w:tbl>
@@ -8909,7 +9036,7 @@
               <w:rPr>
                 <w:sz w:val="20"/>
               </w:rPr>
-              <w:t>Fix the dollar year and the scope boundary (contract, installed, station, all-in; real or nominal). Split the cost into a battery share and a non-battery share from the scope, not from a default: about 40 percent for an all-in utility project, 55 percent or more for a turnkey quote. Deflate the battery share on a battery index and escalate the rest on a construction or layer index. Never apply one index to the whole cost. The companion workbook's '2026$ Adjustment' and 'Layer Escalators' tabs do this with an index selector.</w:t>
+              <w:t>Fix the dollar year and the scope boundary (contract, installed, station, all-in; real or nominal). Fix the battery share at today's prices from the scope, not from a default (about 40 percent for an all-in utility project, 55 percent for a developer site), and let the two indices back-cast what it was in the project's year. Deflate the battery share on a battery index and escalate the rest on a construction or layer index, holding quantities fixed. Never apply one index to the whole cost, and never apply today's shares to yesterday's prices. The companion workbook's '2026$ Adjustment' and 'Layer Escalators' tabs do this with an index selector.</w:t>
             </w:r>
           </w:p>
         </w:tc>
@@ -13421,7 +13548,7 @@
                 <w:i w:val="0"/>
                 <w:sz w:val="15"/>
               </w:rPr>
-              <w:t>$446</w:t>
+              <w:t>$399</w:t>
             </w:r>
           </w:p>
         </w:tc>
@@ -13584,7 +13711,7 @@
                 <w:i w:val="0"/>
                 <w:sz w:val="15"/>
               </w:rPr>
-              <w:t>$416</w:t>
+              <w:t>$435</w:t>
             </w:r>
           </w:p>
         </w:tc>
@@ -13741,7 +13868,7 @@
                 <w:i w:val="0"/>
                 <w:sz w:val="15"/>
               </w:rPr>
-              <w:t>$421</w:t>
+              <w:t>$418</w:t>
             </w:r>
           </w:p>
         </w:tc>
@@ -13904,7 +14031,7 @@
                 <w:i w:val="0"/>
                 <w:sz w:val="15"/>
               </w:rPr>
-              <w:t>$455</w:t>
+              <w:t>$500</w:t>
             </w:r>
           </w:p>
         </w:tc>
@@ -14061,7 +14188,7 @@
                 <w:i w:val="0"/>
                 <w:sz w:val="15"/>
               </w:rPr>
-              <w:t>$518</w:t>
+              <w:t>$477</w:t>
             </w:r>
           </w:p>
         </w:tc>
@@ -14381,7 +14508,7 @@
                 <w:i w:val="0"/>
                 <w:sz w:val="15"/>
               </w:rPr>
-              <w:t>$606</w:t>
+              <w:t>$508</w:t>
             </w:r>
           </w:p>
         </w:tc>
@@ -14544,7 +14671,7 @@
                 <w:i w:val="0"/>
                 <w:sz w:val="15"/>
               </w:rPr>
-              <w:t>$540</w:t>
+              <w:t>$566</w:t>
             </w:r>
           </w:p>
         </w:tc>
@@ -14701,7 +14828,7 @@
                 <w:i w:val="0"/>
                 <w:sz w:val="15"/>
               </w:rPr>
-              <w:t>$538</w:t>
+              <w:t>$534</w:t>
             </w:r>
           </w:p>
         </w:tc>
@@ -14864,7 +14991,7 @@
                 <w:i w:val="0"/>
                 <w:sz w:val="15"/>
               </w:rPr>
-              <w:t>$648</w:t>
+              <w:t>$509</w:t>
             </w:r>
           </w:p>
         </w:tc>
@@ -15021,7 +15148,7 @@
                 <w:i w:val="0"/>
                 <w:sz w:val="15"/>
               </w:rPr>
-              <w:t>$569</w:t>
+              <w:t>$596</w:t>
             </w:r>
           </w:p>
         </w:tc>
@@ -15184,7 +15311,7 @@
                 <w:i w:val="0"/>
                 <w:sz w:val="15"/>
               </w:rPr>
-              <w:t>$568</w:t>
+              <w:t>$563</w:t>
             </w:r>
           </w:p>
         </w:tc>
@@ -15341,7 +15468,7 @@
                 <w:i w:val="0"/>
                 <w:sz w:val="15"/>
               </w:rPr>
-              <w:t>$649</w:t>
+              <w:t>$509</w:t>
             </w:r>
           </w:p>
         </w:tc>
@@ -15504,7 +15631,7 @@
                 <w:i w:val="0"/>
                 <w:sz w:val="15"/>
               </w:rPr>
-              <w:t>$662</w:t>
+              <w:t>$520</w:t>
             </w:r>
           </w:p>
         </w:tc>
@@ -15661,7 +15788,7 @@
                 <w:i w:val="0"/>
                 <w:sz w:val="15"/>
               </w:rPr>
-              <w:t>$656</w:t>
+              <w:t>$565</w:t>
             </w:r>
           </w:p>
         </w:tc>
@@ -15824,7 +15951,7 @@
                 <w:i w:val="0"/>
                 <w:sz w:val="15"/>
               </w:rPr>
-              <w:t>$686</w:t>
+              <w:t>$592</w:t>
             </w:r>
           </w:p>
         </w:tc>
@@ -15981,7 +16108,7 @@
                 <w:i w:val="0"/>
                 <w:sz w:val="15"/>
               </w:rPr>
-              <w:t>$689</w:t>
+              <w:t>$594</w:t>
             </w:r>
           </w:p>
         </w:tc>
@@ -16144,7 +16271,7 @@
                 <w:i w:val="0"/>
                 <w:sz w:val="15"/>
               </w:rPr>
-              <w:t>$733</w:t>
+              <w:t>$675</w:t>
             </w:r>
           </w:p>
         </w:tc>
@@ -16301,7 +16428,7 @@
                 <w:i w:val="0"/>
                 <w:sz w:val="15"/>
               </w:rPr>
-              <w:t>$670</w:t>
+              <w:t>$704</w:t>
             </w:r>
           </w:p>
         </w:tc>
@@ -16464,7 +16591,7 @@
                 <w:i w:val="0"/>
                 <w:sz w:val="15"/>
               </w:rPr>
-              <w:t>$732</w:t>
+              <w:t>$472</w:t>
             </w:r>
           </w:p>
         </w:tc>
@@ -16621,7 +16748,7 @@
                 <w:i w:val="0"/>
                 <w:sz w:val="15"/>
               </w:rPr>
-              <w:t>$712</w:t>
+              <w:t>$707</w:t>
             </w:r>
           </w:p>
         </w:tc>
@@ -16941,7 +17068,7 @@
                 <w:i w:val="0"/>
                 <w:sz w:val="15"/>
               </w:rPr>
-              <w:t>$829</w:t>
+              <w:t>$763</w:t>
             </w:r>
           </w:p>
         </w:tc>
@@ -17104,7 +17231,7 @@
                 <w:i w:val="0"/>
                 <w:sz w:val="15"/>
               </w:rPr>
-              <w:t>$811</w:t>
+              <w:t>$636</w:t>
             </w:r>
           </w:p>
         </w:tc>
@@ -17261,7 +17388,7 @@
                 <w:i w:val="0"/>
                 <w:sz w:val="15"/>
               </w:rPr>
-              <w:t>$892</w:t>
+              <w:t>$798</w:t>
             </w:r>
           </w:p>
         </w:tc>
@@ -17424,7 +17551,7 @@
                 <w:i w:val="0"/>
                 <w:sz w:val="15"/>
               </w:rPr>
-              <w:t>$889</w:t>
+              <w:t>$818</w:t>
             </w:r>
           </w:p>
         </w:tc>
@@ -17581,7 +17708,7 @@
                 <w:i w:val="0"/>
                 <w:sz w:val="15"/>
               </w:rPr>
-              <w:t>$783</w:t>
+              <w:t>$778</w:t>
             </w:r>
           </w:p>
         </w:tc>
@@ -17744,7 +17871,7 @@
                 <w:i w:val="0"/>
                 <w:sz w:val="15"/>
               </w:rPr>
-              <w:t>$908</w:t>
+              <w:t>$713</w:t>
             </w:r>
           </w:p>
         </w:tc>
@@ -17901,7 +18028,7 @@
                 <w:i w:val="0"/>
                 <w:sz w:val="15"/>
               </w:rPr>
-              <w:t>$826</w:t>
+              <w:t>$821</w:t>
             </w:r>
           </w:p>
         </w:tc>
@@ -18541,7 +18668,7 @@
                 <w:i w:val="0"/>
                 <w:sz w:val="15"/>
               </w:rPr>
-              <w:t>$884</w:t>
+              <w:t>$877</w:t>
             </w:r>
           </w:p>
         </w:tc>
@@ -19181,7 +19308,7 @@
                 <w:i w:val="0"/>
                 <w:sz w:val="15"/>
               </w:rPr>
-              <w:t>$1,162</w:t>
+              <w:t>$1,011</w:t>
             </w:r>
           </w:p>
         </w:tc>
@@ -19501,7 +19628,7 @@
                 <w:i w:val="0"/>
                 <w:sz w:val="15"/>
               </w:rPr>
-              <w:t>$1,057</w:t>
+              <w:t>$681</w:t>
             </w:r>
           </w:p>
         </w:tc>
@@ -19821,7 +19948,7 @@
                 <w:i w:val="0"/>
                 <w:sz w:val="15"/>
               </w:rPr>
-              <w:t>$1,138</w:t>
+              <w:t>$1,131</w:t>
             </w:r>
           </w:p>
         </w:tc>
@@ -19984,7 +20111,7 @@
                 <w:i w:val="0"/>
                 <w:sz w:val="15"/>
               </w:rPr>
-              <w:t>$1,283</w:t>
+              <w:t>$571</w:t>
             </w:r>
           </w:p>
         </w:tc>
@@ -20141,7 +20268,7 @@
                 <w:i w:val="0"/>
                 <w:sz w:val="15"/>
               </w:rPr>
-              <w:t>$1,481</w:t>
+              <w:t>$1,363</w:t>
             </w:r>
           </w:p>
         </w:tc>
@@ -20304,7 +20431,7 @@
                 <w:i w:val="0"/>
                 <w:sz w:val="15"/>
               </w:rPr>
-              <w:t>$1,321</w:t>
+              <w:t>$851</w:t>
             </w:r>
           </w:p>
         </w:tc>
@@ -20624,7 +20751,7 @@
                 <w:i w:val="0"/>
                 <w:sz w:val="15"/>
               </w:rPr>
-              <w:t>$1,363</w:t>
+              <w:t>$1,500</w:t>
             </w:r>
           </w:p>
         </w:tc>
@@ -20781,7 +20908,7 @@
                 <w:i w:val="0"/>
                 <w:sz w:val="15"/>
               </w:rPr>
-              <w:t>$1,448</w:t>
+              <w:t>$1,521</w:t>
             </w:r>
           </w:p>
         </w:tc>
@@ -20944,7 +21071,7 @@
                 <w:i w:val="0"/>
                 <w:sz w:val="15"/>
               </w:rPr>
-              <w:t>$1,541</w:t>
+              <w:t>$1,619</w:t>
             </w:r>
           </w:p>
         </w:tc>
@@ -21101,7 +21228,7 @@
                 <w:i w:val="0"/>
                 <w:sz w:val="15"/>
               </w:rPr>
-              <w:t>$1,716</w:t>
+              <w:t>$1,803</w:t>
             </w:r>
           </w:p>
         </w:tc>
@@ -21264,7 +21391,7 @@
                 <w:i w:val="0"/>
                 <w:sz w:val="15"/>
               </w:rPr>
-              <w:t>$1,964</w:t>
+              <w:t>$1,709</w:t>
             </w:r>
           </w:p>
         </w:tc>
@@ -21421,7 +21548,7 @@
                 <w:i w:val="0"/>
                 <w:sz w:val="15"/>
               </w:rPr>
-              <w:t>$2,200</w:t>
+              <w:t>$1,731</w:t>
             </w:r>
           </w:p>
         </w:tc>
@@ -21584,7 +21711,7 @@
                 <w:i w:val="0"/>
                 <w:sz w:val="15"/>
               </w:rPr>
-              <w:t>$2,282</w:t>
+              <w:t>$2,044</w:t>
             </w:r>
           </w:p>
         </w:tc>
@@ -21741,7 +21868,7 @@
                 <w:i w:val="0"/>
                 <w:sz w:val="15"/>
               </w:rPr>
-              <w:t>$2,575</w:t>
+              <w:t>$2,371</w:t>
             </w:r>
           </w:p>
         </w:tc>
@@ -21904,7 +22031,7 @@
                 <w:i w:val="0"/>
                 <w:sz w:val="15"/>
               </w:rPr>
-              <w:t>$2,691</w:t>
+              <w:t>$1,734</w:t>
             </w:r>
           </w:p>
         </w:tc>
@@ -22061,7 +22188,7 @@
                 <w:i w:val="0"/>
                 <w:sz w:val="15"/>
               </w:rPr>
-              <w:t>$3,299</w:t>
+              <w:t>$2,954</w:t>
             </w:r>
           </w:p>
         </w:tc>
@@ -22128,7 +22255,7 @@
         <w:color w:val="595959"/>
         <w:sz w:val="16"/>
       </w:rPr>
-      <w:t>Eversource Energy | Cost Estimating Center of Excellence | The Battery Is Not the Project | 3 Oct 2026 | Internal, contains vendor-confidential pricing</w:t>
+      <w:t>Eversource Energy | Cost Estimating Center of Excellence | The Battery Is Not the Project | 5 Oct 2026 | Internal, contains vendor-confidential pricing</w:t>
     </w:r>
   </w:p>
 </w:ftr>

--- a/Hyde Park BESS/6) Cost Analysis Deliverables/Hyde Park BESS - All-In Cost Whitepaper.docx
+++ b/Hyde Park BESS/6) Cost Analysis Deliverables/Hyde Park BESS - All-In Cost Whitepaper.docx
@@ -73,7 +73,7 @@
           <w:b w:val="0"/>
           <w:i w:val="0"/>
         </w:rPr>
-        <w:t>This paper separates the two. It extracts every line of the September 2026 estimate into thirteen cost layers and reconciles them to the approved total, states the unit cost at each boundary where a benchmark could be quoted, sets those unit costs beside eighteen published industry figures with their scope definitions, and traces how the project number moved from a $43.9 million conceptual placeholder in December 2023 to $57.2 million today while the battery price itself fell. Four findings carry the argument. The battery supply contract is 21 percent of the project. The station, site and feeder interconnection facilities are 32 percent on a loaded basis, and no vendor quote contains them. The battery equipment inside the contract, at $532 per kWh, is at market for a small two-hour order placed in 2026. And the gap between the project and any published all-in index is explained, item by item, by size, duration, site, interconnection, siting and utility accounting rather than by the price of the battery. Set against a reference class of 55 public projects of its own size, utility- and developer-owned, the station-complete direct cost ranks at the 85% percentile and the approval level above every member; the loaders and the two interconnection scopes are the difference.</w:t>
+        <w:t>This paper separates the two. It extracts every line of the September 2026 estimate into thirteen cost layers and reconciles them to the approved total, states the unit cost at each boundary where a benchmark could be quoted, sets those unit costs beside eighteen published industry figures with their scope definitions, and traces how the project number moved from a $43.9 million conceptual placeholder in December 2023 to $57.2 million today while the battery price itself fell. Four findings carry the argument. The battery supply contract is 21 percent of the project. The station, site and feeder interconnection facilities are 32 percent on a loaded basis, and no vendor quote contains them. The battery equipment inside the contract, at $532 per kWh, is at market for a small two-hour order placed in 2026. And the gap between the project and any published all-in index is explained, item by item, by size, duration, site, interconnection, siting and utility accounting rather than by the price of the battery. Set against a reference class of 35 public projects of its own size, utility- and developer-owned, the station-complete direct cost ranks at the 77% percentile and the approval level above every member; the loaders and the two interconnection scopes are the difference.</w:t>
       </w:r>
     </w:p>
     <w:tbl>
@@ -128,7 +128,7 @@
           <w:b w:val="0"/>
           <w:i w:val="0"/>
         </w:rPr>
-        <w:t>Two additions on 3 October 2026. First, a reviewer may object that one construction index cannot stand for a substation, a landfill platform and a commissioning team at once; section 5.3 escalates each layer on its own published series (transformers, switchgear, Boston electrical labor, ENR, engineering services) and shows that the answer does not move: the class median stays at $752 per kWh and Hyde Park's station cost at the 82% percentile, because the battery is the only layer that fell since 2018 and every other layer rose by a quarter to nine tenths. Second, section 8 turns the layer extraction around and asks where the $57.2 million could give: $5.0 to 7.1M loaded in estimate hygiene that needs only decisions, $4.3 to 6.9M in value engineering that needs a study first, and a Section 48E investment tax credit of $8.4 to 12.4M that reduces the revenue requirement rather than the estimate and that nobody on the project yet owns.</w:t>
+        <w:t>Two additions on 3 October 2026. First, a reviewer may object that one construction index cannot stand for a substation, a landfill platform and a commissioning team at once; section 5.3 escalates each layer on its own published series (transformers, switchgear, Boston electrical labor, ENR, engineering services) and shows that the answer does not move: the class median stays at $744 per kWh and Hyde Park's station cost at the 77% percentile, because the battery is the only layer that fell since 2018 and every other layer rose by a quarter to nine tenths. Second, section 8 turns the layer extraction around and asks where the $57.2 million could give: $5.0 to 7.1M loaded in estimate hygiene that needs only decisions, $4.9 to 7.5M in value engineering that needs a study first, and a Section 48E investment tax credit of $8.4 to 12.4M that reduces the revenue requirement rather than the estimate and that nobody on the project yet owns.</w:t>
       </w:r>
     </w:p>
     <w:p>
@@ -5651,7 +5651,7 @@
           <w:b w:val="0"/>
           <w:i w:val="0"/>
         </w:rPr>
-        <w:t>Against the disclosed project family, the companion statistical memo assembles a reference class of 55 projects at or below 100 MWh with an all-in disclosed cost, 31 of them utility-owned and 24 developer-owned (section 5.2). Within it, the closest analogue to Hyde Park in this region is Eversource's own Outer Cape BESS at Provincetown: 24.9 MW / 38 MWh, 1.5 hours, distribution-connected, on an existing town site, final cost $49 million in 2022, $1,289 per kWh. Provincetown had no separate switching station, no landfill, no feeder protection program at a source substation, and an in-service date four years earlier. Hyde Park at boundary 4, $1,483 per kWh direct with no loaders, is 15 percent above Provincetown's final all-in figure, and the difference is Station 360 and the site. Neither project is comparable to a 2-hour, 220 MW utility-owned battery on a former coal site with an existing switchyard (NV Energy Reid Gardner, $584 per kWh), and no honest benchmark exercise would present them on the same axis without saying so.</w:t>
+        <w:t>Against the disclosed project family, the companion statistical memo assembles a reference class of 35 projects at or below 100 MWh with an all-in disclosed cost, 25 of them utility-owned and 10 developer-owned (section 5.2). Within it, the closest analogue to Hyde Park in this region is Eversource's own Outer Cape BESS at Provincetown: 24.9 MW / 38 MWh, 1.5 hours, distribution-connected, on an existing town site, final cost $49 million in 2022, $1,289 per kWh. Provincetown had no separate switching station, no landfill, no feeder protection program at a source substation, and an in-service date four years earlier. Hyde Park at boundary 4, $1,483 per kWh direct with no loaders, is 15 percent above Provincetown's final all-in figure, and the difference is Station 360 and the site. Neither project is comparable to a 2-hour, 220 MW utility-owned battery on a former coal site with an existing switchyard (NV Energy Reid Gardner, $584 per kWh), and no honest benchmark exercise would present them on the same axis without saying so.</w:t>
       </w:r>
     </w:p>
     <w:p>
@@ -5659,7 +5659,7 @@
         <w:pStyle w:val="Heading2"/>
       </w:pPr>
       <w:r>
-        <w:t>5.2 The reference class: where Hyde Park sits among projects its own size</w:t>
+        <w:t>5.2 The reference class: where Hyde Park sits among built projects its own size</w:t>
       </w:r>
     </w:p>
     <w:p>
@@ -5671,7 +5671,19 @@
           <w:b w:val="0"/>
           <w:i w:val="0"/>
         </w:rPr>
-        <w:t>The class is every public project at or below 100 MWh with a disclosed all-in cost, whoever owns it: 55 members as of 3 October 2026, 31 utility-owned (investor-owned, municipal, cooperative, state and crown utilities) and 24 developer-owned, the latter dominated by New York City sites whose budgets are filed with the City's Industrial Development Agency. The median is $771 per kWh and the interquartile range $576 to $1,172. Hyde Park's installed battery ($833 per kWh, boundary 3) sits at the 58% percentile; its station-complete direct cost ($1,483, boundary 4) at the 85% percentile; its approval level ($2,862) above every member. The utility-owned subclass alone has a median of $986 and places the station-complete cost at the 74% percentile. The regression fitted on the full dataset (n = 81, size elasticity -0.18, duration elasticity -0.30) predicts $1,062 per kWh for a 20 MWh, two-hour project entering service in 2028, with an 80 percent prediction interval of $676 to $1,668; boundary 4 falls at the 83% percentile of that predictive distribution.</w:t>
+        <w:t>Only built projects count. After a reviewer objected that some comparables were filed ideas rather than plants, every dataset row was checked against operator, regulator and EIA records on 5 October 2026; 27 of 81 rows (planned, under development, under construction or cancelled) are excluded from the class and the regression. 14 of the 35 members carry a final or actual cost; the rest are contract, budget or announcement figures for projects that were built, labelled per row in Appendix B.</w:t>
+      </w:r>
+    </w:p>
+    <w:p>
+      <w:pPr>
+        <w:spacing w:after="120"/>
+      </w:pPr>
+      <w:r>
+        <w:rPr>
+          <w:b w:val="0"/>
+          <w:i w:val="0"/>
+        </w:rPr>
+        <w:t>The class is every public project at or below 100 MWh with a disclosed all-in cost, whoever owns it: 35 members as of 3 October 2026, 25 utility-owned (investor-owned, municipal, cooperative, state and crown utilities) and 10 developer-owned, the latter dominated by New York City sites whose budgets are filed with the City's Industrial Development Agency. The median is $750 per kWh and the interquartile range $556 to $1,275. Hyde Park's installed battery ($833 per kWh, boundary 3) sits at the 57% percentile; its station-complete direct cost ($1,483, boundary 4) at the 77% percentile; its approval level ($2,862) above every member. The utility-owned subclass alone has a median of $1,235 and places the station-complete cost at the 68% percentile. The regression fitted on the full dataset (n = 53, size elasticity -0.18, duration elasticity -0.34) predicts $968 per kWh for a 20 MWh, two-hour project entering service in 2028, with an 80 percent prediction interval of $571 to $1,640; boundary 4 falls at the 85% percentile of that predictive distribution.</w:t>
       </w:r>
     </w:p>
     <w:tbl>
@@ -5832,7 +5844,7 @@
                 <w:i w:val="0"/>
                 <w:sz w:val="19"/>
               </w:rPr>
-              <w:t>55</w:t>
+              <w:t>35</w:t>
             </w:r>
           </w:p>
         </w:tc>
@@ -5852,7 +5864,7 @@
                 <w:i w:val="0"/>
                 <w:sz w:val="19"/>
               </w:rPr>
-              <w:t>$771</w:t>
+              <w:t>$750</w:t>
             </w:r>
           </w:p>
         </w:tc>
@@ -5872,7 +5884,7 @@
                 <w:i w:val="0"/>
                 <w:sz w:val="19"/>
               </w:rPr>
-              <w:t>58%</w:t>
+              <w:t>57%</w:t>
             </w:r>
           </w:p>
         </w:tc>
@@ -5892,7 +5904,7 @@
                 <w:i w:val="0"/>
                 <w:sz w:val="19"/>
               </w:rPr>
-              <w:t>85%</w:t>
+              <w:t>77%</w:t>
             </w:r>
           </w:p>
         </w:tc>
@@ -5935,7 +5947,7 @@
                 <w:i w:val="0"/>
                 <w:sz w:val="19"/>
               </w:rPr>
-              <w:t>31</w:t>
+              <w:t>25</w:t>
             </w:r>
           </w:p>
         </w:tc>
@@ -5956,7 +5968,7 @@
                 <w:i w:val="0"/>
                 <w:sz w:val="19"/>
               </w:rPr>
-              <w:t>$986</w:t>
+              <w:t>$1,235</w:t>
             </w:r>
           </w:p>
         </w:tc>
@@ -5977,7 +5989,7 @@
                 <w:i w:val="0"/>
                 <w:sz w:val="19"/>
               </w:rPr>
-              <w:t>48%</w:t>
+              <w:t>44%</w:t>
             </w:r>
           </w:p>
         </w:tc>
@@ -5998,7 +6010,7 @@
                 <w:i w:val="0"/>
                 <w:sz w:val="19"/>
               </w:rPr>
-              <w:t>74%</w:t>
+              <w:t>68%</w:t>
             </w:r>
           </w:p>
         </w:tc>
@@ -6039,7 +6051,7 @@
                 <w:i w:val="0"/>
                 <w:sz w:val="19"/>
               </w:rPr>
-              <w:t>24</w:t>
+              <w:t>10</w:t>
             </w:r>
           </w:p>
         </w:tc>
@@ -6059,7 +6071,7 @@
                 <w:i w:val="0"/>
                 <w:sz w:val="19"/>
               </w:rPr>
-              <w:t>$746</w:t>
+              <w:t>$550</w:t>
             </w:r>
           </w:p>
         </w:tc>
@@ -6079,7 +6091,7 @@
                 <w:i w:val="0"/>
                 <w:sz w:val="19"/>
               </w:rPr>
-              <w:t>71%</w:t>
+              <w:t>90%</w:t>
             </w:r>
           </w:p>
         </w:tc>
@@ -6142,7 +6154,7 @@
                 <w:i w:val="0"/>
                 <w:sz w:val="19"/>
               </w:rPr>
-              <w:t>19</w:t>
+              <w:t>5</w:t>
             </w:r>
           </w:p>
         </w:tc>
@@ -6163,7 +6175,7 @@
                 <w:i w:val="0"/>
                 <w:sz w:val="19"/>
               </w:rPr>
-              <w:t>$832</w:t>
+              <w:t>$1,009</w:t>
             </w:r>
           </w:p>
         </w:tc>
@@ -6184,7 +6196,7 @@
                 <w:i w:val="0"/>
                 <w:sz w:val="19"/>
               </w:rPr>
-              <w:t>53%</w:t>
+              <w:t>40%</w:t>
             </w:r>
           </w:p>
         </w:tc>
@@ -6205,7 +6217,7 @@
                 <w:i w:val="0"/>
                 <w:sz w:val="19"/>
               </w:rPr>
-              <w:t>95%</w:t>
+              <w:t>80%</w:t>
             </w:r>
           </w:p>
         </w:tc>
@@ -6246,7 +6258,7 @@
                 <w:i w:val="0"/>
                 <w:sz w:val="19"/>
               </w:rPr>
-              <w:t>13</w:t>
+              <w:t>8</w:t>
             </w:r>
           </w:p>
         </w:tc>
@@ -6266,7 +6278,7 @@
                 <w:i w:val="0"/>
                 <w:sz w:val="19"/>
               </w:rPr>
-              <w:t>$700</w:t>
+              <w:t>$696</w:t>
             </w:r>
           </w:p>
         </w:tc>
@@ -6286,7 +6298,7 @@
                 <w:i w:val="0"/>
                 <w:sz w:val="19"/>
               </w:rPr>
-              <w:t>69%</w:t>
+              <w:t>75%</w:t>
             </w:r>
           </w:p>
         </w:tc>
@@ -6349,7 +6361,7 @@
                 <w:i w:val="0"/>
                 <w:sz w:val="19"/>
               </w:rPr>
-              <w:t>23</w:t>
+              <w:t>22</w:t>
             </w:r>
           </w:p>
         </w:tc>
@@ -6370,7 +6382,7 @@
                 <w:i w:val="0"/>
                 <w:sz w:val="19"/>
               </w:rPr>
-              <w:t>$771</w:t>
+              <w:t>$792</w:t>
             </w:r>
           </w:p>
         </w:tc>
@@ -6391,7 +6403,7 @@
                 <w:i w:val="0"/>
                 <w:sz w:val="19"/>
               </w:rPr>
-              <w:t>57%</w:t>
+              <w:t>55%</w:t>
             </w:r>
           </w:p>
         </w:tc>
@@ -6412,7 +6424,7 @@
                 <w:i w:val="0"/>
                 <w:sz w:val="19"/>
               </w:rPr>
-              <w:t>70%</w:t>
+              <w:t>68%</w:t>
             </w:r>
           </w:p>
         </w:tc>
@@ -6453,7 +6465,7 @@
                 <w:i w:val="0"/>
                 <w:sz w:val="19"/>
               </w:rPr>
-              <w:t>26</w:t>
+              <w:t>25</w:t>
             </w:r>
           </w:p>
         </w:tc>
@@ -6473,7 +6485,7 @@
                 <w:i w:val="0"/>
                 <w:sz w:val="19"/>
               </w:rPr>
-              <w:t>$835</w:t>
+              <w:t>$812</w:t>
             </w:r>
           </w:p>
         </w:tc>
@@ -6493,7 +6505,7 @@
                 <w:i w:val="0"/>
                 <w:sz w:val="19"/>
               </w:rPr>
-              <w:t>50%</w:t>
+              <w:t>52%</w:t>
             </w:r>
           </w:p>
         </w:tc>
@@ -6513,7 +6525,7 @@
                 <w:i w:val="0"/>
                 <w:sz w:val="19"/>
               </w:rPr>
-              <w:t>73%</w:t>
+              <w:t>72%</w:t>
             </w:r>
           </w:p>
         </w:tc>
@@ -6556,7 +6568,7 @@
                 <w:i w:val="0"/>
                 <w:sz w:val="19"/>
               </w:rPr>
-              <w:t>29</w:t>
+              <w:t>10</w:t>
             </w:r>
           </w:p>
         </w:tc>
@@ -6577,7 +6589,7 @@
                 <w:i w:val="0"/>
                 <w:sz w:val="19"/>
               </w:rPr>
-              <w:t>$750</w:t>
+              <w:t>$672</w:t>
             </w:r>
           </w:p>
         </w:tc>
@@ -6598,7 +6610,7 @@
                 <w:i w:val="0"/>
                 <w:sz w:val="19"/>
               </w:rPr>
-              <w:t>66%</w:t>
+              <w:t>70%</w:t>
             </w:r>
           </w:p>
         </w:tc>
@@ -6619,7 +6631,7 @@
                 <w:i w:val="0"/>
                 <w:sz w:val="19"/>
               </w:rPr>
-              <w:t>97%</w:t>
+              <w:t>90%</w:t>
             </w:r>
           </w:p>
         </w:tc>
@@ -6660,7 +6672,7 @@
                 <w:i w:val="0"/>
                 <w:sz w:val="19"/>
               </w:rPr>
-              <w:t>26</w:t>
+              <w:t>10</w:t>
             </w:r>
           </w:p>
         </w:tc>
@@ -6680,7 +6692,7 @@
                 <w:i w:val="0"/>
                 <w:sz w:val="19"/>
               </w:rPr>
-              <w:t>$821</w:t>
+              <w:t>$770</w:t>
             </w:r>
           </w:p>
         </w:tc>
@@ -6700,7 +6712,7 @@
                 <w:i w:val="0"/>
                 <w:sz w:val="19"/>
               </w:rPr>
-              <w:t>58%</w:t>
+              <w:t>60%</w:t>
             </w:r>
           </w:p>
         </w:tc>
@@ -6720,7 +6732,7 @@
                 <w:i w:val="0"/>
                 <w:sz w:val="19"/>
               </w:rPr>
-              <w:t>92%</w:t>
+              <w:t>80%</w:t>
             </w:r>
           </w:p>
         </w:tc>
@@ -6763,7 +6775,7 @@
                 <w:i w:val="0"/>
                 <w:sz w:val="19"/>
               </w:rPr>
-              <w:t>29</w:t>
+              <w:t>25</w:t>
             </w:r>
           </w:p>
         </w:tc>
@@ -6805,7 +6817,7 @@
                 <w:i w:val="0"/>
                 <w:sz w:val="19"/>
               </w:rPr>
-              <w:t>59%</w:t>
+              <w:t>56%</w:t>
             </w:r>
           </w:p>
         </w:tc>
@@ -6826,7 +6838,7 @@
                 <w:i w:val="0"/>
                 <w:sz w:val="19"/>
               </w:rPr>
-              <w:t>79%</w:t>
+              <w:t>76%</w:t>
             </w:r>
           </w:p>
         </w:tc>
@@ -6846,7 +6858,7 @@
           <w:b w:val="0"/>
           <w:i w:val="0"/>
         </w:rPr>
-        <w:t>Three readings follow. First, ownership matters less than scope: the developer-owned members are cheaper per kWh (median $746 against $986) mainly because they are four-hour systems on leased lots with no utility switching station, no landfill platform, no siting case, no utility indirects and no AFUDC, and because the filed budgets do not net the New York incentive or the investment tax credit. Second, duration is the single largest structural driver: the members at two and a half hours or less have a median of $835 against $750 for the longer-duration members, which is the NREL cost-structure effect (fixed $/kW spread over fewer kWh) showing up in real projects. Third, the dollar-year objection does not survive re-basing: when each member's battery share, back-cast to what it was in the member's own year, is deflated on a published battery index and the remainder escalated on the Handy-Whitman utility construction index, the class median moves from $771 to between $740 and $778 depending on the battery index, and Hyde Park's station-complete percentile stays between 75% and 89%. The memo carries the method, the sensitivities and the sources; Appendix B of this paper lists the members.</w:t>
+        <w:t>Three readings follow. First, ownership matters less than scope: the developer-owned members are cheaper per kWh (median $550 against $1,235) mainly because they are four-hour systems on leased lots with no utility switching station, no landfill platform, no siting case, no utility indirects and no AFUDC, and because the filed budgets do not net the New York incentive or the investment tax credit. Second, duration is the single largest structural driver: the members at two and a half hours or less have a median of $812 against $672 for the longer-duration members, which is the NREL cost-structure effect (fixed $/kW spread over fewer kWh) showing up in real projects. Third, the dollar-year objection does not survive re-basing: when each member's battery share, back-cast to what it was in the member's own year, is deflated on a published battery index and the remainder escalated on the Handy-Whitman utility construction index, the class median moves from $750 to between $686 and $743 depending on the battery index, and Hyde Park's station-complete percentile stays between 63% and 83%. The memo carries the method, the sensitivities and the sources; Appendix B of this paper lists the members.</w:t>
       </w:r>
     </w:p>
     <w:tbl>
@@ -8030,7 +8042,7 @@
                 <w:i w:val="0"/>
                 <w:sz w:val="18"/>
               </w:rPr>
-              <w:t>$771</w:t>
+              <w:t>$750</w:t>
             </w:r>
           </w:p>
         </w:tc>
@@ -8050,7 +8062,7 @@
                 <w:i w:val="0"/>
                 <w:sz w:val="18"/>
               </w:rPr>
-              <w:t>58%</w:t>
+              <w:t>57%</w:t>
             </w:r>
           </w:p>
         </w:tc>
@@ -8070,7 +8082,7 @@
                 <w:i w:val="0"/>
                 <w:sz w:val="18"/>
               </w:rPr>
-              <w:t>85%</w:t>
+              <w:t>77%</w:t>
             </w:r>
           </w:p>
         </w:tc>
@@ -8090,7 +8102,7 @@
                 <w:i w:val="0"/>
                 <w:sz w:val="18"/>
               </w:rPr>
-              <w:t>$986</w:t>
+              <w:t>$1,235</w:t>
             </w:r>
           </w:p>
         </w:tc>
@@ -8110,7 +8122,7 @@
                 <w:i w:val="0"/>
                 <w:sz w:val="18"/>
               </w:rPr>
-              <w:t>74%</w:t>
+              <w:t>68%</w:t>
             </w:r>
           </w:p>
         </w:tc>
@@ -8153,7 +8165,7 @@
                 <w:i w:val="0"/>
                 <w:sz w:val="18"/>
               </w:rPr>
-              <w:t>$694</w:t>
+              <w:t>$549</w:t>
             </w:r>
           </w:p>
         </w:tc>
@@ -8174,7 +8186,7 @@
                 <w:i w:val="0"/>
                 <w:sz w:val="18"/>
               </w:rPr>
-              <w:t>65%</w:t>
+              <w:t>69%</w:t>
             </w:r>
           </w:p>
         </w:tc>
@@ -8195,7 +8207,7 @@
                 <w:i w:val="0"/>
                 <w:sz w:val="18"/>
               </w:rPr>
-              <w:t>89%</w:t>
+              <w:t>86%</w:t>
             </w:r>
           </w:p>
         </w:tc>
@@ -8216,7 +8228,7 @@
                 <w:i w:val="0"/>
                 <w:sz w:val="18"/>
               </w:rPr>
-              <w:t>$695</w:t>
+              <w:t>$685</w:t>
             </w:r>
           </w:p>
         </w:tc>
@@ -8237,7 +8249,7 @@
                 <w:i w:val="0"/>
                 <w:sz w:val="18"/>
               </w:rPr>
-              <w:t>81%</w:t>
+              <w:t>80%</w:t>
             </w:r>
           </w:p>
         </w:tc>
@@ -8278,7 +8290,7 @@
                 <w:i w:val="0"/>
                 <w:sz w:val="18"/>
               </w:rPr>
-              <w:t>$778</w:t>
+              <w:t>$742</w:t>
             </w:r>
           </w:p>
         </w:tc>
@@ -8298,7 +8310,7 @@
                 <w:i w:val="0"/>
                 <w:sz w:val="18"/>
               </w:rPr>
-              <w:t>60%</w:t>
+              <w:t>57%</w:t>
             </w:r>
           </w:p>
         </w:tc>
@@ -8318,7 +8330,7 @@
                 <w:i w:val="0"/>
                 <w:sz w:val="18"/>
               </w:rPr>
-              <w:t>82%</w:t>
+              <w:t>77%</w:t>
             </w:r>
           </w:p>
         </w:tc>
@@ -8338,7 +8350,7 @@
                 <w:i w:val="0"/>
                 <w:sz w:val="18"/>
               </w:rPr>
-              <w:t>$818</w:t>
+              <w:t>$851</w:t>
             </w:r>
           </w:p>
         </w:tc>
@@ -8401,7 +8413,7 @@
                 <w:i w:val="0"/>
                 <w:sz w:val="18"/>
               </w:rPr>
-              <w:t>$752</w:t>
+              <w:t>$744</w:t>
             </w:r>
           </w:p>
         </w:tc>
@@ -8422,7 +8434,7 @@
                 <w:i w:val="0"/>
                 <w:sz w:val="18"/>
               </w:rPr>
-              <w:t>62%</w:t>
+              <w:t>60%</w:t>
             </w:r>
           </w:p>
         </w:tc>
@@ -8443,7 +8455,7 @@
                 <w:i w:val="0"/>
                 <w:sz w:val="18"/>
               </w:rPr>
-              <w:t>82%</w:t>
+              <w:t>77%</w:t>
             </w:r>
           </w:p>
         </w:tc>
@@ -8464,7 +8476,7 @@
                 <w:i w:val="0"/>
                 <w:sz w:val="18"/>
               </w:rPr>
-              <w:t>$771</w:t>
+              <w:t>$854</w:t>
             </w:r>
           </w:p>
         </w:tc>
@@ -8526,7 +8538,7 @@
                 <w:i w:val="0"/>
                 <w:sz w:val="18"/>
               </w:rPr>
-              <w:t>$780</w:t>
+              <w:t>$746</w:t>
             </w:r>
           </w:p>
         </w:tc>
@@ -8546,7 +8558,7 @@
                 <w:i w:val="0"/>
                 <w:sz w:val="18"/>
               </w:rPr>
-              <w:t>60%</w:t>
+              <w:t>57%</w:t>
             </w:r>
           </w:p>
         </w:tc>
@@ -8566,7 +8578,7 @@
                 <w:i w:val="0"/>
                 <w:sz w:val="18"/>
               </w:rPr>
-              <w:t>82%</w:t>
+              <w:t>77%</w:t>
             </w:r>
           </w:p>
         </w:tc>
@@ -8586,7 +8598,7 @@
                 <w:i w:val="0"/>
                 <w:sz w:val="18"/>
               </w:rPr>
-              <w:t>$794</w:t>
+              <w:t>$853</w:t>
             </w:r>
           </w:p>
         </w:tc>
@@ -8649,7 +8661,7 @@
                 <w:i w:val="0"/>
                 <w:sz w:val="18"/>
               </w:rPr>
-              <w:t>$751</w:t>
+              <w:t>$680</w:t>
             </w:r>
           </w:p>
         </w:tc>
@@ -8670,7 +8682,7 @@
                 <w:i w:val="0"/>
                 <w:sz w:val="18"/>
               </w:rPr>
-              <w:t>64%</w:t>
+              <w:t>63%</w:t>
             </w:r>
           </w:p>
         </w:tc>
@@ -8691,7 +8703,7 @@
                 <w:i w:val="0"/>
                 <w:sz w:val="18"/>
               </w:rPr>
-              <w:t>87%</w:t>
+              <w:t>83%</w:t>
             </w:r>
           </w:p>
         </w:tc>
@@ -8712,7 +8724,7 @@
                 <w:i w:val="0"/>
                 <w:sz w:val="18"/>
               </w:rPr>
-              <w:t>$719</w:t>
+              <w:t>$832</w:t>
             </w:r>
           </w:p>
         </w:tc>
@@ -8733,7 +8745,7 @@
                 <w:i w:val="0"/>
                 <w:sz w:val="18"/>
               </w:rPr>
-              <w:t>77%</w:t>
+              <w:t>76%</w:t>
             </w:r>
           </w:p>
         </w:tc>
@@ -8774,7 +8786,7 @@
                 <w:i w:val="0"/>
                 <w:sz w:val="18"/>
               </w:rPr>
-              <w:t>$715</w:t>
+              <w:t>$585</w:t>
             </w:r>
           </w:p>
         </w:tc>
@@ -8794,7 +8806,7 @@
                 <w:i w:val="0"/>
                 <w:sz w:val="18"/>
               </w:rPr>
-              <w:t>65%</w:t>
+              <w:t>63%</w:t>
             </w:r>
           </w:p>
         </w:tc>
@@ -8814,7 +8826,7 @@
                 <w:i w:val="0"/>
                 <w:sz w:val="18"/>
               </w:rPr>
-              <w:t>95%</w:t>
+              <w:t>89%</w:t>
             </w:r>
           </w:p>
         </w:tc>
@@ -8834,7 +8846,7 @@
                 <w:i w:val="0"/>
                 <w:sz w:val="18"/>
               </w:rPr>
-              <w:t>$749</w:t>
+              <w:t>$770</w:t>
             </w:r>
           </w:p>
         </w:tc>
@@ -8854,7 +8866,7 @@
                 <w:i w:val="0"/>
                 <w:sz w:val="18"/>
               </w:rPr>
-              <w:t>90%</w:t>
+              <w:t>84%</w:t>
             </w:r>
           </w:p>
         </w:tc>
@@ -8897,7 +8909,7 @@
                 <w:i w:val="0"/>
                 <w:sz w:val="18"/>
               </w:rPr>
-              <w:t>$832</w:t>
+              <w:t>$838</w:t>
             </w:r>
           </w:p>
         </w:tc>
@@ -8918,7 +8930,7 @@
                 <w:i w:val="0"/>
                 <w:sz w:val="18"/>
               </w:rPr>
-              <w:t>51%</w:t>
+              <w:t>49%</w:t>
             </w:r>
           </w:p>
         </w:tc>
@@ -8939,7 +8951,7 @@
                 <w:i w:val="0"/>
                 <w:sz w:val="18"/>
               </w:rPr>
-              <w:t>80%</w:t>
+              <w:t>71%</w:t>
             </w:r>
           </w:p>
         </w:tc>
@@ -8960,7 +8972,7 @@
                 <w:i w:val="0"/>
                 <w:sz w:val="18"/>
               </w:rPr>
-              <w:t>$1,079</w:t>
+              <w:t>$1,285</w:t>
             </w:r>
           </w:p>
         </w:tc>
@@ -8981,7 +8993,7 @@
                 <w:i w:val="0"/>
                 <w:sz w:val="18"/>
               </w:rPr>
-              <w:t>65%</w:t>
+              <w:t>60%</w:t>
             </w:r>
           </w:p>
         </w:tc>
@@ -9001,7 +9013,7 @@
           <w:b w:val="0"/>
           <w:i w:val="0"/>
         </w:rPr>
-        <w:t>Applied to the 55-project class with a merchant-project composition (battery 45 percent, power conversion and balance of system 15, labor 10, soft costs 12, interconnection 8, transformers 5, civil 5) the layer method gives a median of $752, the two-component model $778, and Hyde Park's station-direct cost sits at the 82% percentile under both. Substituting the BNEF pack or turnkey series for the battery moves the median to $751 and $715. The three defensible methods therefore agree within a few dollars; the one that disagrees is the one that cannot be defended. What governs the answer is the battery share of each comparable, which no disclosure states, and the memo carries 30 and 50 percent as sensitivities.</w:t>
+        <w:t>Applied to the 35-project class with a merchant-project composition (battery 45 percent, power conversion and balance of system 15, labor 10, soft costs 12, interconnection 8, transformers 5, civil 5) the layer method gives a median of $744, the two-component model $742, and Hyde Park's station-direct cost sits at the 77% percentile under both. Substituting the BNEF pack or turnkey series for the battery moves the median to $680 and $585. The three defensible methods therefore agree within a few dollars; the one that disagrees is the one that cannot be defended. What governs the answer is the battery share of each comparable, which no disclosure states, and the memo carries 30 and 50 percent as sensitivities.</w:t>
       </w:r>
     </w:p>
     <w:tbl>
@@ -10429,7 +10441,7 @@
           <w:b w:val="0"/>
           <w:i w:val="0"/>
         </w:rPr>
-        <w:t>The layer extraction also answers the question leadership asks after the benchmark question: what can be done about it. Fourteen levers were sized from the Rev 3 rows on 3 October 2026 and grouped by what it takes to realize them. Tier A changes the estimate without changing scope and needs only decisions. Tier B is value engineering that needs a study or a design decision first. Tier C is financial and structural: it reduces what customers pay for the project, not the $57.2 million. Direct dollars are the rows; loaded dollars apply the marginal loader of 1.44 (contingency, basis-driven indirects and AFUDC scale with directs; the risk register and the indirect rows already booked as actuals do not), not the 1.685 average loader used elsewhere in this paper.</w:t>
+        <w:t>The layer extraction also answers the question leadership asks after the benchmark question: what can be done about it. Levers were sized from the Rev 3 rows on 3 October 2026 and grouped by what it takes to realize them. Tier A changes the estimate without changing scope and needs only decisions. Tier B is value engineering that needs a study or a design decision first. Tier C is financial and structural: it reduces what customers pay for the project, not the $57.2 million. Direct dollars are the rows; loaded dollars apply the marginal loader of 1.44 (contingency, basis-driven indirects and AFUDC scale with directs; the risk register and the indirect rows already booked as actuals do not), not the 1.685 average loader used elsewhere in this paper.</w:t>
       </w:r>
     </w:p>
     <w:tbl>
@@ -11757,7 +11769,7 @@
                 <w:i w:val="0"/>
                 <w:sz w:val="16"/>
               </w:rPr>
-              <w:t>Battery installation labor from a crew build-up instead of 25% of a 2023 total</w:t>
+              <w:t>Battery installation labor from a crew build-up instead of 25% of a 2023 total; fire suppression bought twice?</w:t>
             </w:r>
           </w:p>
         </w:tc>
@@ -11796,7 +11808,7 @@
                 <w:i w:val="0"/>
                 <w:sz w:val="16"/>
               </w:rPr>
-              <w:t>$0.5 to 0.6M</w:t>
+              <w:t>$0.5 to 0.7M</w:t>
             </w:r>
           </w:p>
         </w:tc>
@@ -11816,7 +11828,7 @@
                 <w:i w:val="0"/>
                 <w:sz w:val="16"/>
               </w:rPr>
-              <w:t>$0.7 to 0.9M</w:t>
+              <w:t>$0.7 to 1.1M</w:t>
             </w:r>
           </w:p>
         </w:tc>
@@ -11854,7 +11866,7 @@
                 <w:i w:val="0"/>
                 <w:sz w:val="16"/>
               </w:rPr>
-              <w:t>Crew build-up: crane set, anchoring, DC and AC terminations per Voyager unit</w:t>
+              <w:t>Crew build-up: crane set, anchoring, DC and AC terminations per Voyager unit; confirm whether the Voyager enclosure carries its own suppression ($132K carried)</w:t>
             </w:r>
           </w:p>
         </w:tc>
@@ -11896,7 +11908,7 @@
                 <w:i w:val="0"/>
                 <w:sz w:val="16"/>
               </w:rPr>
-              <w:t>Breaker package price: $332K each including relays and cabinets</w:t>
+              <w:t>Disconnect switches and PT cutouts priced as separate lines although the Siemens skids carry them</w:t>
             </w:r>
           </w:p>
         </w:tc>
@@ -11937,7 +11949,7 @@
                 <w:i w:val="0"/>
                 <w:sz w:val="16"/>
               </w:rPr>
-              <w:t>$0.3 to 0.5M</w:t>
+              <w:t>$0.3M</w:t>
             </w:r>
           </w:p>
         </w:tc>
@@ -11958,7 +11970,7 @@
                 <w:i w:val="0"/>
                 <w:sz w:val="16"/>
               </w:rPr>
-              <w:t>$0.4 to 0.8M</w:t>
+              <w:t>$0.4M</w:t>
             </w:r>
           </w:p>
         </w:tc>
@@ -11978,7 +11990,7 @@
                 <w:i w:val="0"/>
                 <w:sz w:val="16"/>
               </w:rPr>
-              <w:t>Low</w:t>
+              <w:t>High</w:t>
             </w:r>
           </w:p>
         </w:tc>
@@ -11998,7 +12010,7 @@
                 <w:i w:val="0"/>
                 <w:sz w:val="16"/>
               </w:rPr>
-              <w:t>Budgetary quote for the SDV7-class breaker with relay cabinet; confirm what the project team's number includes</w:t>
+              <w:t>Strike lines 07.03.02.04, 06.02.09.00 and the PT cutouts once Siemens confirms the skid scope in writing</w:t>
             </w:r>
           </w:p>
         </w:tc>
@@ -12038,7 +12050,7 @@
                 <w:i w:val="0"/>
                 <w:sz w:val="16"/>
               </w:rPr>
-              <w:t>GSU package price: 3 MVA pad-mounts carried at $267K each from a 2023 bidder list plus 3%/yr</w:t>
+              <w:t>GSU installation hours: 524 man-hours per pad-mount; count to be settled (four carried, twelve mentioned)</w:t>
             </w:r>
           </w:p>
         </w:tc>
@@ -12077,7 +12089,7 @@
                 <w:i w:val="0"/>
                 <w:sz w:val="16"/>
               </w:rPr>
-              <w:t>$0.2 to 0.4M</w:t>
+              <w:t>$0.2 to 0.2M</w:t>
             </w:r>
           </w:p>
         </w:tc>
@@ -12097,7 +12109,7 @@
                 <w:i w:val="0"/>
                 <w:sz w:val="16"/>
               </w:rPr>
-              <w:t>$0.3 to 0.6M</w:t>
+              <w:t>$0.3 to 0.3M</w:t>
             </w:r>
           </w:p>
         </w:tc>
@@ -12116,6 +12128,287 @@
                 <w:i w:val="0"/>
                 <w:sz w:val="16"/>
               </w:rPr>
+              <w:t>Medium</w:t>
+            </w:r>
+          </w:p>
+        </w:tc>
+        <w:tc>
+          <w:tcPr>
+            <w:tcW w:type="dxa" w:w="3168"/>
+          </w:tcPr>
+          <w:p>
+            <w:pPr>
+              <w:spacing w:after="0" w:before="0"/>
+            </w:pPr>
+            <w:r/>
+            <w:r>
+              <w:rPr>
+                <w:b w:val="0"/>
+                <w:i w:val="0"/>
+                <w:sz w:val="16"/>
+              </w:rPr>
+              <w:t>Topology and GSU count in writing; crew build-up for a pad-mount set; 2026 transformer quote with the 29-70 week lead time in the schedule</w:t>
+            </w:r>
+          </w:p>
+        </w:tc>
+      </w:tr>
+      <w:tr>
+        <w:tc>
+          <w:tcPr>
+            <w:tcW w:type="dxa" w:w="504"/>
+            <w:shd w:val="clear" w:color="auto" w:fill="F2F4F8"/>
+          </w:tcPr>
+          <w:p>
+            <w:pPr>
+              <w:spacing w:after="0" w:before="0"/>
+            </w:pPr>
+            <w:r/>
+            <w:r>
+              <w:rPr>
+                <w:b w:val="0"/>
+                <w:i w:val="0"/>
+                <w:sz w:val="16"/>
+              </w:rPr>
+              <w:t>B7</w:t>
+            </w:r>
+          </w:p>
+        </w:tc>
+        <w:tc>
+          <w:tcPr>
+            <w:tcW w:type="dxa" w:w="3744"/>
+            <w:shd w:val="clear" w:color="auto" w:fill="F2F4F8"/>
+          </w:tcPr>
+          <w:p>
+            <w:pPr>
+              <w:spacing w:after="0" w:before="0"/>
+            </w:pPr>
+            <w:r/>
+            <w:r>
+              <w:rPr>
+                <w:b w:val="0"/>
+                <w:i w:val="0"/>
+                <w:sz w:val="16"/>
+              </w:rPr>
+              <w:t>Switchyard lighting: 12 HPS luminaires and $200 a foot of hookup on an unmanned one-acre pad</w:t>
+            </w:r>
+          </w:p>
+        </w:tc>
+        <w:tc>
+          <w:tcPr>
+            <w:tcW w:type="dxa" w:w="720"/>
+            <w:shd w:val="clear" w:color="auto" w:fill="F2F4F8"/>
+          </w:tcPr>
+          <w:p>
+            <w:pPr>
+              <w:spacing w:after="0" w:before="0"/>
+            </w:pPr>
+            <w:r/>
+            <w:r>
+              <w:rPr>
+                <w:b w:val="0"/>
+                <w:i w:val="0"/>
+                <w:sz w:val="16"/>
+              </w:rPr>
+              <w:t>D</w:t>
+            </w:r>
+          </w:p>
+        </w:tc>
+        <w:tc>
+          <w:tcPr>
+            <w:tcW w:type="dxa" w:w="1224"/>
+            <w:shd w:val="clear" w:color="auto" w:fill="F2F4F8"/>
+          </w:tcPr>
+          <w:p>
+            <w:pPr>
+              <w:spacing w:after="0" w:before="0"/>
+              <w:jc w:val="right"/>
+            </w:pPr>
+            <w:r/>
+            <w:r>
+              <w:rPr>
+                <w:b w:val="0"/>
+                <w:i w:val="0"/>
+                <w:sz w:val="16"/>
+              </w:rPr>
+              <w:t>$0.2M</w:t>
+            </w:r>
+          </w:p>
+        </w:tc>
+        <w:tc>
+          <w:tcPr>
+            <w:tcW w:type="dxa" w:w="1224"/>
+            <w:shd w:val="clear" w:color="auto" w:fill="F2F4F8"/>
+          </w:tcPr>
+          <w:p>
+            <w:pPr>
+              <w:spacing w:after="0" w:before="0"/>
+              <w:jc w:val="right"/>
+            </w:pPr>
+            <w:r/>
+            <w:r>
+              <w:rPr>
+                <w:b w:val="0"/>
+                <w:i w:val="0"/>
+                <w:sz w:val="16"/>
+              </w:rPr>
+              <w:t>$0.2 to 0.3M</w:t>
+            </w:r>
+          </w:p>
+        </w:tc>
+        <w:tc>
+          <w:tcPr>
+            <w:tcW w:type="dxa" w:w="1008"/>
+            <w:shd w:val="clear" w:color="auto" w:fill="F2F4F8"/>
+          </w:tcPr>
+          <w:p>
+            <w:pPr>
+              <w:spacing w:after="0" w:before="0"/>
+            </w:pPr>
+            <w:r/>
+            <w:r>
+              <w:rPr>
+                <w:b w:val="0"/>
+                <w:i w:val="0"/>
+                <w:sz w:val="16"/>
+              </w:rPr>
+              <w:t>Medium</w:t>
+            </w:r>
+          </w:p>
+        </w:tc>
+        <w:tc>
+          <w:tcPr>
+            <w:tcW w:type="dxa" w:w="3168"/>
+            <w:shd w:val="clear" w:color="auto" w:fill="F2F4F8"/>
+          </w:tcPr>
+          <w:p>
+            <w:pPr>
+              <w:spacing w:after="0" w:before="0"/>
+            </w:pPr>
+            <w:r/>
+            <w:r>
+              <w:rPr>
+                <w:b w:val="0"/>
+                <w:i w:val="0"/>
+                <w:sz w:val="16"/>
+              </w:rPr>
+              <w:t>Lighting design to the security need (fence-line LED, motion); hookup length and rate from the layout</w:t>
+            </w:r>
+          </w:p>
+        </w:tc>
+      </w:tr>
+      <w:tr>
+        <w:tc>
+          <w:tcPr>
+            <w:tcW w:type="dxa" w:w="504"/>
+          </w:tcPr>
+          <w:p>
+            <w:pPr>
+              <w:spacing w:after="0" w:before="0"/>
+            </w:pPr>
+            <w:r/>
+            <w:r>
+              <w:rPr>
+                <w:b w:val="0"/>
+                <w:i w:val="0"/>
+                <w:sz w:val="16"/>
+              </w:rPr>
+              <w:t>B8</w:t>
+            </w:r>
+          </w:p>
+        </w:tc>
+        <w:tc>
+          <w:tcPr>
+            <w:tcW w:type="dxa" w:w="3744"/>
+          </w:tcPr>
+          <w:p>
+            <w:pPr>
+              <w:spacing w:after="0" w:before="0"/>
+            </w:pPr>
+            <w:r/>
+            <w:r>
+              <w:rPr>
+                <w:b w:val="0"/>
+                <w:i w:val="0"/>
+                <w:sz w:val="16"/>
+              </w:rPr>
+              <w:t>Siting and project management: external siting at $1.05M and a $157K siting line inside Station 496</w:t>
+            </w:r>
+          </w:p>
+        </w:tc>
+        <w:tc>
+          <w:tcPr>
+            <w:tcW w:type="dxa" w:w="720"/>
+          </w:tcPr>
+          <w:p>
+            <w:pPr>
+              <w:spacing w:after="0" w:before="0"/>
+            </w:pPr>
+            <w:r/>
+            <w:r>
+              <w:rPr>
+                <w:b w:val="0"/>
+                <w:i w:val="0"/>
+                <w:sz w:val="16"/>
+              </w:rPr>
+              <w:t>H/F</w:t>
+            </w:r>
+          </w:p>
+        </w:tc>
+        <w:tc>
+          <w:tcPr>
+            <w:tcW w:type="dxa" w:w="1224"/>
+          </w:tcPr>
+          <w:p>
+            <w:pPr>
+              <w:spacing w:after="0" w:before="0"/>
+              <w:jc w:val="right"/>
+            </w:pPr>
+            <w:r/>
+            <w:r>
+              <w:rPr>
+                <w:b w:val="0"/>
+                <w:i w:val="0"/>
+                <w:sz w:val="16"/>
+              </w:rPr>
+              <w:t>$0.4 to 0.6M</w:t>
+            </w:r>
+          </w:p>
+        </w:tc>
+        <w:tc>
+          <w:tcPr>
+            <w:tcW w:type="dxa" w:w="1224"/>
+          </w:tcPr>
+          <w:p>
+            <w:pPr>
+              <w:spacing w:after="0" w:before="0"/>
+              <w:jc w:val="right"/>
+            </w:pPr>
+            <w:r/>
+            <w:r>
+              <w:rPr>
+                <w:b w:val="0"/>
+                <w:i w:val="0"/>
+                <w:sz w:val="16"/>
+              </w:rPr>
+              <w:t>$0.5 to 0.8M</w:t>
+            </w:r>
+          </w:p>
+        </w:tc>
+        <w:tc>
+          <w:tcPr>
+            <w:tcW w:type="dxa" w:w="1008"/>
+          </w:tcPr>
+          <w:p>
+            <w:pPr>
+              <w:spacing w:after="0" w:before="0"/>
+            </w:pPr>
+            <w:r/>
+            <w:r>
+              <w:rPr>
+                <w:b w:val="0"/>
+                <w:i w:val="0"/>
+                <w:sz w:val="16"/>
+              </w:rPr>
               <w:t>Low</w:t>
             </w:r>
           </w:p>
@@ -12135,7 +12428,7 @@
                 <w:i w:val="0"/>
                 <w:sz w:val="16"/>
               </w:rPr>
-              <w:t>Budgetary quote with the 2026 transformer PPI (1.9x since 2018) and a 29 to 70 week lead time in the schedule</w:t>
+              <w:t>Task budget from outside counsel for Article 80 small-project review and the ZBA permit; confirm what the Station 496 siting application is for</w:t>
             </w:r>
           </w:p>
         </w:tc>
@@ -12747,7 +13040,7 @@
                 <w:i w:val="0"/>
                 <w:sz w:val="18"/>
               </w:rPr>
-              <w:t>$4.3 to 6.9M</w:t>
+              <w:t>$4.9 to 7.5M</w:t>
             </w:r>
           </w:p>
         </w:tc>
@@ -12808,7 +13101,7 @@
                 <w:i w:val="0"/>
                 <w:sz w:val="18"/>
               </w:rPr>
-              <w:t>$9.3 to 14.0M</w:t>
+              <w:t>$10.0 to 14.6M</w:t>
             </w:r>
           </w:p>
         </w:tc>
@@ -12970,7 +13263,7 @@
           <w:b w:val="0"/>
           <w:i w:val="0"/>
         </w:rPr>
-        <w:t>Three readings. First, Tiers A and B together ($9.3 to 14.0M) are the same order of magnitude as the red team's Haugland gap (+$4 million to +$8 million direct), and they are gross of it. The honest planning case is a $57 million number that holds, not one that falls, and a value-engineering deduct booked into the PAF ahead of its study is how estimates reach $74 million. Second, the three levers to pursue now cost almost nothing: A1 and A2 are a decision and a re-wording worth about $3 million loaded; B1 is two calls to EMA for recent relay-replacement actuals, against a Station 496 program that carries 710 man-hours and $362,655 per relay for hardware worth $91,438 in total; C1 is a memo to Tax. Third, the largest lever is not in the estimate at all.</w:t>
+        <w:t>Three readings. First, Tiers A and B together ($10.0 to 14.6M) are the same order of magnitude as the red team's Haugland gap (+$4 million to +$8 million direct), and they are gross of it. The honest planning case is a $57 million number that holds, not one that falls, and a value-engineering deduct booked into the PAF ahead of its study is how estimates reach $74 million. Second, the three levers to pursue now cost almost nothing: A1 and A2 are a decision and a re-wording worth about $3 million loaded; B1 is two calls to EMA for recent relay-replacement actuals, against a Station 496 program that carries 710 man-hours and $362,655 per relay for hardware worth $91,438 in total; C1 is a memo to Tax. Third, the largest lever is not in the estimate at all.</w:t>
       </w:r>
     </w:p>
     <w:p>
@@ -12984,6 +13277,1969 @@
         </w:rPr>
         <w:t>The Section 48E clean electricity investment credit applies to energy storage technology placed in service by a regulated utility. At the 30 percent rate (prevailing wage and apprenticeship) on an eligible basis bracketed by the loaded battery layers ($28.1M: contract, installation, balance of plant) and those plus station, site and testing ($41.2M), the credit is $8.4 to 12.4M, with a further $2.8 to 4.1M if the closed landfill qualifies as a brownfield energy community. Five things must close before it can be counted, and the research behind them is search-excerpt sourced and to be confirmed by Tax: an eligible-basis opinion (interconnection property at Station 496 sits outside the 48E storage definition); the prohibited-foreign-entity test under IRS Notice 2026-15, which requires at least 65 percent of direct cost from outside prohibited entities for a 2028 construction start while the IRS safe-harbor table puts cells at 52 percent of equipment cost, so the origin of the Voyager cells decides the credit; the normalization election for storage that the Inflation Reduction Act added to section 50(d)(2) and the DPU's treatment of the credit, on which there is no Massachusetts precedent because the Outer Cape and Nantucket batteries pre-date storage eligibility; prevailing-wage and apprenticeship language in the construction contracts; and, for the adder, a Phase II environmental assessment or a prior brownfield-program assessment, because the Phase I safe harbor stops at 5 MW. Storage is exempt from the July 2025 law's wind and solar cliff, with the full credit available for construction beginning through 2033.</w:t>
       </w:r>
+    </w:p>
+    <w:p>
+      <w:pPr>
+        <w:pStyle w:val="Heading2"/>
+      </w:pPr>
+      <w:r>
+        <w:t>8.1 Scope challenge: what the function requires and what the estimate carries</w:t>
+      </w:r>
+    </w:p>
+    <w:p>
+      <w:pPr>
+        <w:spacing w:after="120"/>
+      </w:pPr>
+      <w:r>
+        <w:rPr>
+          <w:b w:val="0"/>
+          <w:i w:val="0"/>
+        </w:rPr>
+        <w:t>Leadership's second question on 5 October 2026 was the sharper one: challenge the scope itself, because if this project cannot be contained it may be the last utility-owned battery the company is allowed to build. The register below takes each Rev 3 layer, states what the function requires, and names the challenge with its line reference. It is two-sided. The reductions that survive total $6.7 to 10.3M direct, $8.5 to 12.9M loaded; the exposures the estimate does not carry total $1.2 to 2.2M direct. Three findings deserve the room's attention first. Siemens has already quoted the breaker skids at $300K each including disconnects, PTs, relays, cabinets and DC battery, so the breaker price is not a lever, but Rev 3 also carries eight disconnect switches and the PT cutouts as separate station lines worth $259K, a double count. The project manager's own email speaks of twelve GSUs where the estimate carries four. And sound mitigation, visual screening, police details and the NFPA 855 analysis are in nobody's number.</w:t>
+      </w:r>
+    </w:p>
+    <w:tbl>
+      <w:tblPr>
+        <w:tblStyle w:val="TableGrid"/>
+        <w:tblW w:type="auto" w:w="0"/>
+        <w:jc w:val="center"/>
+        <w:tblLayout w:type="fixed"/>
+        <w:tblLook w:firstColumn="1" w:firstRow="1" w:lastColumn="0" w:lastRow="0" w:noHBand="0" w:noVBand="1" w:val="04A0"/>
+      </w:tblPr>
+      <w:tblGrid>
+        <w:gridCol w:w="1296"/>
+        <w:gridCol w:w="2736"/>
+        <w:gridCol w:w="2160"/>
+        <w:gridCol w:w="3024"/>
+        <w:gridCol w:w="1152"/>
+      </w:tblGrid>
+      <w:tr>
+        <w:tc>
+          <w:tcPr>
+            <w:tcW w:type="dxa" w:w="1296"/>
+            <w:shd w:val="clear" w:color="auto" w:fill="001E60"/>
+          </w:tcPr>
+          <w:p>
+            <w:pPr>
+              <w:spacing w:after="0" w:before="0"/>
+            </w:pPr>
+            <w:r/>
+            <w:r>
+              <w:rPr>
+                <w:b/>
+                <w:i w:val="0"/>
+                <w:color w:val="FFFFFF"/>
+                <w:sz w:val="15"/>
+              </w:rPr>
+              <w:t>Layer</w:t>
+            </w:r>
+          </w:p>
+        </w:tc>
+        <w:tc>
+          <w:tcPr>
+            <w:tcW w:type="dxa" w:w="2736"/>
+            <w:shd w:val="clear" w:color="auto" w:fill="001E60"/>
+          </w:tcPr>
+          <w:p>
+            <w:pPr>
+              <w:spacing w:after="0" w:before="0"/>
+            </w:pPr>
+            <w:r/>
+            <w:r>
+              <w:rPr>
+                <w:b/>
+                <w:i w:val="0"/>
+                <w:color w:val="FFFFFF"/>
+                <w:sz w:val="15"/>
+              </w:rPr>
+              <w:t>Rev 3 carries</w:t>
+            </w:r>
+          </w:p>
+        </w:tc>
+        <w:tc>
+          <w:tcPr>
+            <w:tcW w:type="dxa" w:w="2160"/>
+            <w:shd w:val="clear" w:color="auto" w:fill="001E60"/>
+          </w:tcPr>
+          <w:p>
+            <w:pPr>
+              <w:spacing w:after="0" w:before="0"/>
+            </w:pPr>
+            <w:r/>
+            <w:r>
+              <w:rPr>
+                <w:b/>
+                <w:i w:val="0"/>
+                <w:color w:val="FFFFFF"/>
+                <w:sz w:val="15"/>
+              </w:rPr>
+              <w:t>The function requires</w:t>
+            </w:r>
+          </w:p>
+        </w:tc>
+        <w:tc>
+          <w:tcPr>
+            <w:tcW w:type="dxa" w:w="3024"/>
+            <w:shd w:val="clear" w:color="auto" w:fill="001E60"/>
+          </w:tcPr>
+          <w:p>
+            <w:pPr>
+              <w:spacing w:after="0" w:before="0"/>
+            </w:pPr>
+            <w:r/>
+            <w:r>
+              <w:rPr>
+                <w:b/>
+                <w:i w:val="0"/>
+                <w:color w:val="FFFFFF"/>
+                <w:sz w:val="15"/>
+              </w:rPr>
+              <w:t>Challenge</w:t>
+            </w:r>
+          </w:p>
+        </w:tc>
+        <w:tc>
+          <w:tcPr>
+            <w:tcW w:type="dxa" w:w="1152"/>
+            <w:shd w:val="clear" w:color="auto" w:fill="001E60"/>
+          </w:tcPr>
+          <w:p>
+            <w:pPr>
+              <w:spacing w:after="0" w:before="0"/>
+            </w:pPr>
+            <w:r/>
+            <w:r>
+              <w:rPr>
+                <w:b/>
+                <w:i w:val="0"/>
+                <w:color w:val="FFFFFF"/>
+                <w:sz w:val="15"/>
+              </w:rPr>
+              <w:t>Direct $</w:t>
+            </w:r>
+          </w:p>
+        </w:tc>
+      </w:tr>
+      <w:tr>
+        <w:tc>
+          <w:tcPr>
+            <w:tcW w:type="dxa" w:w="1296"/>
+          </w:tcPr>
+          <w:p>
+            <w:pPr>
+              <w:spacing w:after="0" w:before="0"/>
+            </w:pPr>
+            <w:r/>
+            <w:r>
+              <w:rPr>
+                <w:b w:val="0"/>
+                <w:i w:val="0"/>
+                <w:sz w:val="15"/>
+              </w:rPr>
+              <w:t>A. Battery contract</w:t>
+            </w:r>
+          </w:p>
+        </w:tc>
+        <w:tc>
+          <w:tcPr>
+            <w:tcW w:type="dxa" w:w="2736"/>
+          </w:tcPr>
+          <w:p>
+            <w:pPr>
+              <w:spacing w:after="0" w:before="0"/>
+            </w:pPr>
+            <w:r/>
+            <w:r>
+              <w:rPr>
+                <w:b w:val="0"/>
+                <w:i w:val="0"/>
+                <w:sz w:val="15"/>
+              </w:rPr>
+              <w:t>Nomad fixed price $12.1M (12 Voyager units, 10-yr warranty $0.80M, spares, support, shipping, training) plus $1.13M escalation on the balance</w:t>
+            </w:r>
+          </w:p>
+        </w:tc>
+        <w:tc>
+          <w:tcPr>
+            <w:tcW w:type="dxa" w:w="2160"/>
+          </w:tcPr>
+          <w:p>
+            <w:pPr>
+              <w:spacing w:after="0" w:before="0"/>
+            </w:pPr>
+            <w:r/>
+            <w:r>
+              <w:rPr>
+                <w:b w:val="0"/>
+                <w:i w:val="0"/>
+                <w:sz w:val="15"/>
+              </w:rPr>
+              <w:t>The battery. Price is fixed until Final Acceptance.</w:t>
+            </w:r>
+          </w:p>
+        </w:tc>
+        <w:tc>
+          <w:tcPr>
+            <w:tcW w:type="dxa" w:w="3024"/>
+          </w:tcPr>
+          <w:p>
+            <w:pPr>
+              <w:spacing w:after="0" w:before="0"/>
+            </w:pPr>
+            <w:r/>
+            <w:r>
+              <w:rPr>
+                <w:b w:val="0"/>
+                <w:i w:val="0"/>
+                <w:sz w:val="15"/>
+              </w:rPr>
+              <w:t>Remove the escalation; align Attachment C-2 milestones to the January 2028 delivery; write the tariff and change-in-law clause into the change-order process; treat warranty years 3-10 as a service agreement if Accounting allows</w:t>
+            </w:r>
+          </w:p>
+        </w:tc>
+        <w:tc>
+          <w:tcPr>
+            <w:tcW w:type="dxa" w:w="1152"/>
+          </w:tcPr>
+          <w:p>
+            <w:pPr>
+              <w:spacing w:after="0" w:before="0"/>
+            </w:pPr>
+            <w:r/>
+            <w:r>
+              <w:rPr>
+                <w:b w:val="0"/>
+                <w:i w:val="0"/>
+                <w:sz w:val="15"/>
+              </w:rPr>
+              <w:t>$1.1M</w:t>
+            </w:r>
+          </w:p>
+        </w:tc>
+      </w:tr>
+      <w:tr>
+        <w:tc>
+          <w:tcPr>
+            <w:tcW w:type="dxa" w:w="1296"/>
+            <w:shd w:val="clear" w:color="auto" w:fill="F2F4F8"/>
+          </w:tcPr>
+          <w:p>
+            <w:pPr>
+              <w:spacing w:after="0" w:before="0"/>
+            </w:pPr>
+            <w:r/>
+            <w:r>
+              <w:rPr>
+                <w:b w:val="0"/>
+                <w:i w:val="0"/>
+                <w:sz w:val="15"/>
+              </w:rPr>
+              <w:t>B. Battery installation</w:t>
+            </w:r>
+          </w:p>
+        </w:tc>
+        <w:tc>
+          <w:tcPr>
+            <w:tcW w:type="dxa" w:w="2736"/>
+            <w:shd w:val="clear" w:color="auto" w:fill="F2F4F8"/>
+          </w:tcPr>
+          <w:p>
+            <w:pPr>
+              <w:spacing w:after="0" w:before="0"/>
+            </w:pPr>
+            <w:r/>
+            <w:r>
+              <w:rPr>
+                <w:b w:val="0"/>
+                <w:i w:val="0"/>
+                <w:sz w:val="15"/>
+              </w:rPr>
+              <w:t>5,557 mh of install labor (25% of a 2023 site total), 12 pads, fire suppression $132K, GSU-to-battery conduit and cable</w:t>
+            </w:r>
+          </w:p>
+        </w:tc>
+        <w:tc>
+          <w:tcPr>
+            <w:tcW w:type="dxa" w:w="2160"/>
+            <w:shd w:val="clear" w:color="auto" w:fill="F2F4F8"/>
+          </w:tcPr>
+          <w:p>
+            <w:pPr>
+              <w:spacing w:after="0" w:before="0"/>
+            </w:pPr>
+            <w:r/>
+            <w:r>
+              <w:rPr>
+                <w:b w:val="0"/>
+                <w:i w:val="0"/>
+                <w:sz w:val="15"/>
+              </w:rPr>
+              <w:t>Set, anchor and terminate 12 trailer-mounted units; Nomad supervises (two people, one day per container).</w:t>
+            </w:r>
+          </w:p>
+        </w:tc>
+        <w:tc>
+          <w:tcPr>
+            <w:tcW w:type="dxa" w:w="3024"/>
+            <w:shd w:val="clear" w:color="auto" w:fill="F2F4F8"/>
+          </w:tcPr>
+          <w:p>
+            <w:pPr>
+              <w:spacing w:after="0" w:before="0"/>
+            </w:pPr>
+            <w:r/>
+            <w:r>
+              <w:rPr>
+                <w:b w:val="0"/>
+                <w:i w:val="0"/>
+                <w:sz w:val="15"/>
+              </w:rPr>
+              <w:t>Crew build-up at 200-250 mh per unit (2,400-3,000 mh); confirm whether the Voyager enclosure carries its own suppression before buying $132K of it twice</w:t>
+            </w:r>
+          </w:p>
+        </w:tc>
+        <w:tc>
+          <w:tcPr>
+            <w:tcW w:type="dxa" w:w="1152"/>
+            <w:shd w:val="clear" w:color="auto" w:fill="F2F4F8"/>
+          </w:tcPr>
+          <w:p>
+            <w:pPr>
+              <w:spacing w:after="0" w:before="0"/>
+            </w:pPr>
+            <w:r/>
+            <w:r>
+              <w:rPr>
+                <w:b w:val="0"/>
+                <w:i w:val="0"/>
+                <w:sz w:val="15"/>
+              </w:rPr>
+              <w:t>$0.5 to 0.7M</w:t>
+            </w:r>
+          </w:p>
+        </w:tc>
+      </w:tr>
+      <w:tr>
+        <w:tc>
+          <w:tcPr>
+            <w:tcW w:type="dxa" w:w="1296"/>
+          </w:tcPr>
+          <w:p>
+            <w:pPr>
+              <w:spacing w:after="0" w:before="0"/>
+            </w:pPr>
+            <w:r/>
+            <w:r>
+              <w:rPr>
+                <w:b w:val="0"/>
+                <w:i w:val="0"/>
+                <w:sz w:val="15"/>
+              </w:rPr>
+              <w:t>C. GSUs and auxiliaries</w:t>
+            </w:r>
+          </w:p>
+        </w:tc>
+        <w:tc>
+          <w:tcPr>
+            <w:tcW w:type="dxa" w:w="2736"/>
+          </w:tcPr>
+          <w:p>
+            <w:pPr>
+              <w:spacing w:after="0" w:before="0"/>
+            </w:pPr>
+            <w:r/>
+            <w:r>
+              <w:rPr>
+                <w:b w:val="0"/>
+                <w:i w:val="0"/>
+                <w:sz w:val="15"/>
+              </w:rPr>
+              <w:t>4 x 3 MVA pad-mount GSUs $1,077K furnish (2023 bidder list + 3%/yr) and $363K install (2,098 mh = 524 per unit); comms $355K; AC/DC panels $137K</w:t>
+            </w:r>
+          </w:p>
+        </w:tc>
+        <w:tc>
+          <w:tcPr>
+            <w:tcW w:type="dxa" w:w="2160"/>
+          </w:tcPr>
+          <w:p>
+            <w:pPr>
+              <w:spacing w:after="0" w:before="0"/>
+            </w:pPr>
+            <w:r/>
+            <w:r>
+              <w:rPr>
+                <w:b w:val="0"/>
+                <w:i w:val="0"/>
+                <w:sz w:val="15"/>
+              </w:rPr>
+              <w:t>Step 480 V to 13.8 kV for 10 MW. The count follows the topology: one GSU per feeder connection or one per unit.</w:t>
+            </w:r>
+          </w:p>
+        </w:tc>
+        <w:tc>
+          <w:tcPr>
+            <w:tcW w:type="dxa" w:w="3024"/>
+          </w:tcPr>
+          <w:p>
+            <w:pPr>
+              <w:spacing w:after="0" w:before="0"/>
+            </w:pPr>
+            <w:r/>
+            <w:r>
+              <w:rPr>
+                <w:b w:val="0"/>
+                <w:i w:val="0"/>
+                <w:sz w:val="15"/>
+              </w:rPr>
+              <w:t>Settle the count in writing. The PM's 9 Sep email speaks of twelve GSUs; Rev 3 carries four; Haugland priced the larger count ($632K deduct item). Install at 524 mh per pad-mount is three to four times a normal set; re-quote the transformer with the 2026 lead time (29-70 weeks) in the schedule</w:t>
+            </w:r>
+          </w:p>
+        </w:tc>
+        <w:tc>
+          <w:tcPr>
+            <w:tcW w:type="dxa" w:w="1152"/>
+          </w:tcPr>
+          <w:p>
+            <w:pPr>
+              <w:spacing w:after="0" w:before="0"/>
+            </w:pPr>
+            <w:r/>
+            <w:r>
+              <w:rPr>
+                <w:b w:val="0"/>
+                <w:i w:val="0"/>
+                <w:sz w:val="15"/>
+              </w:rPr>
+              <w:t>$0.2 to 0.2M</w:t>
+            </w:r>
+          </w:p>
+        </w:tc>
+      </w:tr>
+      <w:tr>
+        <w:tc>
+          <w:tcPr>
+            <w:tcW w:type="dxa" w:w="1296"/>
+            <w:shd w:val="clear" w:color="auto" w:fill="F2F4F8"/>
+          </w:tcPr>
+          <w:p>
+            <w:pPr>
+              <w:spacing w:after="0" w:before="0"/>
+            </w:pPr>
+            <w:r/>
+            <w:r>
+              <w:rPr>
+                <w:b w:val="0"/>
+                <w:i w:val="0"/>
+                <w:sz w:val="15"/>
+              </w:rPr>
+              <w:t>C. GSUs (exposure)</w:t>
+            </w:r>
+          </w:p>
+        </w:tc>
+        <w:tc>
+          <w:tcPr>
+            <w:tcW w:type="dxa" w:w="2736"/>
+            <w:shd w:val="clear" w:color="auto" w:fill="F2F4F8"/>
+          </w:tcPr>
+          <w:p>
+            <w:pPr>
+              <w:spacing w:after="0" w:before="0"/>
+            </w:pPr>
+            <w:r/>
+            <w:r>
+              <w:rPr>
+                <w:b w:val="0"/>
+                <w:i w:val="0"/>
+                <w:sz w:val="15"/>
+              </w:rPr>
+              <w:t>Four GSUs</w:t>
+            </w:r>
+          </w:p>
+        </w:tc>
+        <w:tc>
+          <w:tcPr>
+            <w:tcW w:type="dxa" w:w="2160"/>
+            <w:shd w:val="clear" w:color="auto" w:fill="F2F4F8"/>
+          </w:tcPr>
+          <w:p>
+            <w:pPr>
+              <w:spacing w:after="0" w:before="0"/>
+            </w:pPr>
+            <w:r/>
+            <w:r>
+              <w:rPr>
+                <w:b w:val="0"/>
+                <w:i w:val="0"/>
+                <w:sz w:val="15"/>
+              </w:rPr>
+              <w:t>If the topology needs one GSU per Voyager unit, twelve</w:t>
+            </w:r>
+          </w:p>
+        </w:tc>
+        <w:tc>
+          <w:tcPr>
+            <w:tcW w:type="dxa" w:w="3024"/>
+            <w:shd w:val="clear" w:color="auto" w:fill="F2F4F8"/>
+          </w:tcPr>
+          <w:p>
+            <w:pPr>
+              <w:spacing w:after="0" w:before="0"/>
+            </w:pPr>
+            <w:r/>
+            <w:r>
+              <w:rPr>
+                <w:b w:val="0"/>
+                <w:i w:val="0"/>
+                <w:sz w:val="15"/>
+              </w:rPr>
+              <w:t>Eight more 1 MVA-class pad-mounts, foundations and cable</w:t>
+            </w:r>
+          </w:p>
+        </w:tc>
+        <w:tc>
+          <w:tcPr>
+            <w:tcW w:type="dxa" w:w="1152"/>
+            <w:shd w:val="clear" w:color="auto" w:fill="F2F4F8"/>
+          </w:tcPr>
+          <w:p>
+            <w:pPr>
+              <w:spacing w:after="0" w:before="0"/>
+            </w:pPr>
+            <w:r/>
+            <w:r>
+              <w:rPr>
+                <w:b w:val="0"/>
+                <w:i w:val="0"/>
+                <w:sz w:val="15"/>
+              </w:rPr>
+              <w:t>exposure $0.6 to 1.0M</w:t>
+            </w:r>
+          </w:p>
+        </w:tc>
+      </w:tr>
+      <w:tr>
+        <w:tc>
+          <w:tcPr>
+            <w:tcW w:type="dxa" w:w="1296"/>
+          </w:tcPr>
+          <w:p>
+            <w:pPr>
+              <w:spacing w:after="0" w:before="0"/>
+            </w:pPr>
+            <w:r/>
+            <w:r>
+              <w:rPr>
+                <w:b w:val="0"/>
+                <w:i w:val="0"/>
+                <w:sz w:val="15"/>
+              </w:rPr>
+              <w:t>D. Switching station</w:t>
+            </w:r>
+          </w:p>
+        </w:tc>
+        <w:tc>
+          <w:tcPr>
+            <w:tcW w:type="dxa" w:w="2736"/>
+          </w:tcPr>
+          <w:p>
+            <w:pPr>
+              <w:spacing w:after="0" w:before="0"/>
+            </w:pPr>
+            <w:r/>
+            <w:r>
+              <w:rPr>
+                <w:b w:val="0"/>
+                <w:i w:val="0"/>
+                <w:sz w:val="15"/>
+              </w:rPr>
+              <w:t>4 Siemens breaker skids $1,327K furnish (Siemens +/-30% budgetary at $300K each incl. relays, cabinets, DC battery, PTs, disconnects); 8 disconnect switches $238K (1,040 mh); 4 metering transclosures $265K; lighting $313K (1,272 mh); duct bank, 15 kV cable, riser poles, SSVT, grounding</w:t>
+            </w:r>
+          </w:p>
+        </w:tc>
+        <w:tc>
+          <w:tcPr>
+            <w:tcW w:type="dxa" w:w="2160"/>
+          </w:tcPr>
+          <w:p>
+            <w:pPr>
+              <w:spacing w:after="0" w:before="0"/>
+            </w:pPr>
+            <w:r/>
+            <w:r>
+              <w:rPr>
+                <w:b w:val="0"/>
+                <w:i w:val="0"/>
+                <w:sz w:val="15"/>
+              </w:rPr>
+              <w:t>Four feeder connections at 2.5 MW each because a 15 kV-class feeder takes about 9 MVA aggregate (National Grid MA limit; Eversource's not retrieved). Each connection needs a breaker, protection, metering and a tie.</w:t>
+            </w:r>
+          </w:p>
+        </w:tc>
+        <w:tc>
+          <w:tcPr>
+            <w:tcW w:type="dxa" w:w="3024"/>
+          </w:tcPr>
+          <w:p>
+            <w:pPr>
+              <w:spacing w:after="0" w:before="0"/>
+            </w:pPr>
+            <w:r/>
+            <w:r>
+              <w:rPr>
+                <w:b w:val="0"/>
+                <w:i w:val="0"/>
+                <w:sz w:val="15"/>
+              </w:rPr>
+              <w:t>(1) The 8 disconnects and the PT cutouts are on the skids per the project team and are priced again as separate lines: $259K and 1,040 mh. (2) Lighting: 12 HPS luminaires and $200 a foot of direct-bury hookup on an unmanned one-acre pad; LED on the fence line at a third of the cost. (3) Hosting-capacity study: if two feeders can take 5 MW each, two skids, two GSUs and two metering sets go away (savings register B2).</w:t>
+            </w:r>
+          </w:p>
+        </w:tc>
+        <w:tc>
+          <w:tcPr>
+            <w:tcW w:type="dxa" w:w="1152"/>
+          </w:tcPr>
+          <w:p>
+            <w:pPr>
+              <w:spacing w:after="0" w:before="0"/>
+            </w:pPr>
+            <w:r/>
+            <w:r>
+              <w:rPr>
+                <w:b w:val="0"/>
+                <w:i w:val="0"/>
+                <w:sz w:val="15"/>
+              </w:rPr>
+              <w:t>$0.4M</w:t>
+            </w:r>
+          </w:p>
+        </w:tc>
+      </w:tr>
+      <w:tr>
+        <w:tc>
+          <w:tcPr>
+            <w:tcW w:type="dxa" w:w="1296"/>
+            <w:shd w:val="clear" w:color="auto" w:fill="F2F4F8"/>
+          </w:tcPr>
+          <w:p>
+            <w:pPr>
+              <w:spacing w:after="0" w:before="0"/>
+            </w:pPr>
+            <w:r/>
+            <w:r>
+              <w:rPr>
+                <w:b w:val="0"/>
+                <w:i w:val="0"/>
+                <w:sz w:val="15"/>
+              </w:rPr>
+              <w:t>E. Site and civil</w:t>
+            </w:r>
+          </w:p>
+        </w:tc>
+        <w:tc>
+          <w:tcPr>
+            <w:tcW w:type="dxa" w:w="2736"/>
+            <w:shd w:val="clear" w:color="auto" w:fill="F2F4F8"/>
+          </w:tcPr>
+          <w:p>
+            <w:pPr>
+              <w:spacing w:after="0" w:before="0"/>
+            </w:pPr>
+            <w:r/>
+            <w:r>
+              <w:rPr>
+                <w:b w:val="0"/>
+                <w:i w:val="0"/>
+                <w:sz w:val="15"/>
+              </w:rPr>
+              <w:t>Cut and re-place 2,520 CY $456K (2,520 mh); 14-ft retaining wall 280 lf $470K; trap rock 4,900 sy $492K; gravel drive 760 lf $319K; 36 borings $361K; mob/demob $313K</w:t>
+            </w:r>
+          </w:p>
+        </w:tc>
+        <w:tc>
+          <w:tcPr>
+            <w:tcW w:type="dxa" w:w="2160"/>
+            <w:shd w:val="clear" w:color="auto" w:fill="F2F4F8"/>
+          </w:tcPr>
+          <w:p>
+            <w:pPr>
+              <w:spacing w:after="0" w:before="0"/>
+            </w:pPr>
+            <w:r/>
+            <w:r>
+              <w:rPr>
+                <w:b w:val="0"/>
+                <w:i w:val="0"/>
+                <w:sz w:val="15"/>
+              </w:rPr>
+              <w:t>A stable, drained, accessible pad on a capped construction-debris landfill under a MassDEP post-closure permit; the wall, the platform depth and the cut volume are design outcomes of the geotech, not inputs.</w:t>
+            </w:r>
+          </w:p>
+        </w:tc>
+        <w:tc>
+          <w:tcPr>
+            <w:tcW w:type="dxa" w:w="3024"/>
+            <w:shd w:val="clear" w:color="auto" w:fill="F2F4F8"/>
+          </w:tcPr>
+          <w:p>
+            <w:pPr>
+              <w:spacing w:after="0" w:before="0"/>
+            </w:pPr>
+            <w:r/>
+            <w:r>
+              <w:rPr>
+                <w:b w:val="0"/>
+                <w:i w:val="0"/>
+                <w:sz w:val="15"/>
+              </w:rPr>
+              <w:t>Unit rates run two to four times library norms (cut at $181/CY, surfacing $100/sy, drive $420/lf, borings $10K each) on placeholder quantities (2.5-ft platform). No basis is written for either. The reconciliation with Haugland decides which way this layer moves; do not book a deduct before the geotech.</w:t>
+            </w:r>
+          </w:p>
+        </w:tc>
+        <w:tc>
+          <w:tcPr>
+            <w:tcW w:type="dxa" w:w="1152"/>
+            <w:shd w:val="clear" w:color="auto" w:fill="F2F4F8"/>
+          </w:tcPr>
+          <w:p>
+            <w:pPr>
+              <w:spacing w:after="0" w:before="0"/>
+            </w:pPr>
+            <w:r/>
+            <w:r>
+              <w:rPr>
+                <w:b w:val="0"/>
+                <w:i w:val="0"/>
+                <w:sz w:val="15"/>
+              </w:rPr>
+              <w:t>$0.3 to 0.8M</w:t>
+            </w:r>
+          </w:p>
+        </w:tc>
+      </w:tr>
+      <w:tr>
+        <w:tc>
+          <w:tcPr>
+            <w:tcW w:type="dxa" w:w="1296"/>
+          </w:tcPr>
+          <w:p>
+            <w:pPr>
+              <w:spacing w:after="0" w:before="0"/>
+            </w:pPr>
+            <w:r/>
+            <w:r>
+              <w:rPr>
+                <w:b w:val="0"/>
+                <w:i w:val="0"/>
+                <w:sz w:val="15"/>
+              </w:rPr>
+              <w:t>E. Site (exposures)</w:t>
+            </w:r>
+          </w:p>
+        </w:tc>
+        <w:tc>
+          <w:tcPr>
+            <w:tcW w:type="dxa" w:w="2736"/>
+          </w:tcPr>
+          <w:p>
+            <w:pPr>
+              <w:spacing w:after="0" w:before="0"/>
+            </w:pPr>
+            <w:r/>
+            <w:r>
+              <w:rPr>
+                <w:b w:val="0"/>
+                <w:i w:val="0"/>
+                <w:sz w:val="15"/>
+              </w:rPr>
+              <w:t>No sound mitigation, no visual screening or faux facade, no police details beyond $12K of traffic control, no NFPA 855 hazard mitigation analysis line</w:t>
+            </w:r>
+          </w:p>
+        </w:tc>
+        <w:tc>
+          <w:tcPr>
+            <w:tcW w:type="dxa" w:w="2160"/>
+          </w:tcPr>
+          <w:p>
+            <w:pPr>
+              <w:spacing w:after="0" w:before="0"/>
+            </w:pPr>
+            <w:r/>
+            <w:r>
+              <w:rPr>
+                <w:b w:val="0"/>
+                <w:i w:val="0"/>
+                <w:sz w:val="15"/>
+              </w:rPr>
+              <w:t>Constructability review: visual screening 'likely required' and a sound study to come; Boston public-way work; NFPA 855 for a lithium system next to housing</w:t>
+            </w:r>
+          </w:p>
+        </w:tc>
+        <w:tc>
+          <w:tcPr>
+            <w:tcW w:type="dxa" w:w="3024"/>
+          </w:tcPr>
+          <w:p>
+            <w:pPr>
+              <w:spacing w:after="0" w:before="0"/>
+            </w:pPr>
+            <w:r/>
+            <w:r>
+              <w:rPr>
+                <w:b w:val="0"/>
+                <w:i w:val="0"/>
+                <w:sz w:val="15"/>
+              </w:rPr>
+              <w:t>E-23-373 carried $467K of sound mitigation; Rev 3 dropped it and the risk register does not carry it. Screening and a facade were deferred to 'vendor design'. Price them or register them.</w:t>
+            </w:r>
+          </w:p>
+        </w:tc>
+        <w:tc>
+          <w:tcPr>
+            <w:tcW w:type="dxa" w:w="1152"/>
+          </w:tcPr>
+          <w:p>
+            <w:pPr>
+              <w:spacing w:after="0" w:before="0"/>
+            </w:pPr>
+            <w:r/>
+            <w:r>
+              <w:rPr>
+                <w:b w:val="0"/>
+                <w:i w:val="0"/>
+                <w:sz w:val="15"/>
+              </w:rPr>
+              <w:t>exposure $0.6 to 1.2M</w:t>
+            </w:r>
+          </w:p>
+        </w:tc>
+      </w:tr>
+      <w:tr>
+        <w:tc>
+          <w:tcPr>
+            <w:tcW w:type="dxa" w:w="1296"/>
+            <w:shd w:val="clear" w:color="auto" w:fill="F2F4F8"/>
+          </w:tcPr>
+          <w:p>
+            <w:pPr>
+              <w:spacing w:after="0" w:before="0"/>
+            </w:pPr>
+            <w:r/>
+            <w:r>
+              <w:rPr>
+                <w:b w:val="0"/>
+                <w:i w:val="0"/>
+                <w:sz w:val="15"/>
+              </w:rPr>
+              <w:t>F. Station 496 feeder protection</w:t>
+            </w:r>
+          </w:p>
+        </w:tc>
+        <w:tc>
+          <w:tcPr>
+            <w:tcW w:type="dxa" w:w="2736"/>
+            <w:shd w:val="clear" w:color="auto" w:fill="F2F4F8"/>
+          </w:tcPr>
+          <w:p>
+            <w:pPr>
+              <w:spacing w:after="0" w:before="0"/>
+            </w:pPr>
+            <w:r/>
+            <w:r>
+              <w:rPr>
+                <w:b w:val="0"/>
+                <w:i w:val="0"/>
+                <w:sz w:val="15"/>
+              </w:rPr>
+              <w:t>20 relays: hardware $91K; install 6,400 mh $1.23M; test 7,800 mh $1.81M; E&amp;S basis $1.46M; siting application $157K; AFUDC, contingency, risk</w:t>
+            </w:r>
+          </w:p>
+        </w:tc>
+        <w:tc>
+          <w:tcPr>
+            <w:tcW w:type="dxa" w:w="2160"/>
+            <w:shd w:val="clear" w:color="auto" w:fill="F2F4F8"/>
+          </w:tcPr>
+          <w:p>
+            <w:pPr>
+              <w:spacing w:after="0" w:before="0"/>
+            </w:pPr>
+            <w:r/>
+            <w:r>
+              <w:rPr>
+                <w:b w:val="0"/>
+                <w:i w:val="0"/>
+                <w:sz w:val="15"/>
+              </w:rPr>
+              <w:t>Directional protection on the four feeders that will see reverse flow, and coordination at the source station. Whether all 20 relays, the four SEL-735 meters and a siting application are needed for relay work inside an existing fence is the question.</w:t>
+            </w:r>
+          </w:p>
+        </w:tc>
+        <w:tc>
+          <w:tcPr>
+            <w:tcW w:type="dxa" w:w="3024"/>
+            <w:shd w:val="clear" w:color="auto" w:fill="F2F4F8"/>
+          </w:tcPr>
+          <w:p>
+            <w:pPr>
+              <w:spacing w:after="0" w:before="0"/>
+            </w:pPr>
+            <w:r/>
+            <w:r>
+              <w:rPr>
+                <w:b w:val="0"/>
+                <w:i w:val="0"/>
+                <w:sz w:val="15"/>
+              </w:rPr>
+              <w:t>$363K and 710 man-hours per relay. Benchmark against two recent EMA relay-replacement actuals; confirm the SEL-735 are protection; confirm what the $157K siting line is for; price the outage windows explicitly instead of inside the hours.</w:t>
+            </w:r>
+          </w:p>
+        </w:tc>
+        <w:tc>
+          <w:tcPr>
+            <w:tcW w:type="dxa" w:w="1152"/>
+            <w:shd w:val="clear" w:color="auto" w:fill="F2F4F8"/>
+          </w:tcPr>
+          <w:p>
+            <w:pPr>
+              <w:spacing w:after="0" w:before="0"/>
+            </w:pPr>
+            <w:r/>
+            <w:r>
+              <w:rPr>
+                <w:b w:val="0"/>
+                <w:i w:val="0"/>
+                <w:sz w:val="15"/>
+              </w:rPr>
+              <w:t>$1.2 to 1.7M</w:t>
+            </w:r>
+          </w:p>
+        </w:tc>
+      </w:tr>
+      <w:tr>
+        <w:tc>
+          <w:tcPr>
+            <w:tcW w:type="dxa" w:w="1296"/>
+          </w:tcPr>
+          <w:p>
+            <w:pPr>
+              <w:spacing w:after="0" w:before="0"/>
+            </w:pPr>
+            <w:r/>
+            <w:r>
+              <w:rPr>
+                <w:b w:val="0"/>
+                <w:i w:val="0"/>
+                <w:sz w:val="15"/>
+              </w:rPr>
+              <w:t>G. Testing and commissioning</w:t>
+            </w:r>
+          </w:p>
+        </w:tc>
+        <w:tc>
+          <w:tcPr>
+            <w:tcW w:type="dxa" w:w="2736"/>
+          </w:tcPr>
+          <w:p>
+            <w:pPr>
+              <w:spacing w:after="0" w:before="0"/>
+            </w:pPr>
+            <w:r/>
+            <w:r>
+              <w:rPr>
+                <w:b w:val="0"/>
+                <w:i w:val="0"/>
+                <w:sz w:val="15"/>
+              </w:rPr>
+              <w:t>Field test 3,200 mh, LCE 1,600 mh, SCADA 1,650 mh, telecom 120 mh: $1.26M, hours carried from E-23-373</w:t>
+            </w:r>
+          </w:p>
+        </w:tc>
+        <w:tc>
+          <w:tcPr>
+            <w:tcW w:type="dxa" w:w="2160"/>
+          </w:tcPr>
+          <w:p>
+            <w:pPr>
+              <w:spacing w:after="0" w:before="0"/>
+            </w:pPr>
+            <w:r/>
+            <w:r>
+              <w:rPr>
+                <w:b w:val="0"/>
+                <w:i w:val="0"/>
+                <w:sz w:val="15"/>
+              </w:rPr>
+              <w:t>Owner witness and acceptance testing; Nomad commissions its units (contract: $210K support, $246K vendor labor)</w:t>
+            </w:r>
+          </w:p>
+        </w:tc>
+        <w:tc>
+          <w:tcPr>
+            <w:tcW w:type="dxa" w:w="3024"/>
+          </w:tcPr>
+          <w:p>
+            <w:pPr>
+              <w:spacing w:after="0" w:before="0"/>
+            </w:pPr>
+            <w:r/>
+            <w:r>
+              <w:rPr>
+                <w:b w:val="0"/>
+                <w:i w:val="0"/>
+                <w:sz w:val="15"/>
+              </w:rPr>
+              <w:t>Write the split into the test plan; the owner's hours were set in 2023 before the vendor's scope existed</w:t>
+            </w:r>
+          </w:p>
+        </w:tc>
+        <w:tc>
+          <w:tcPr>
+            <w:tcW w:type="dxa" w:w="1152"/>
+          </w:tcPr>
+          <w:p>
+            <w:pPr>
+              <w:spacing w:after="0" w:before="0"/>
+            </w:pPr>
+            <w:r/>
+            <w:r>
+              <w:rPr>
+                <w:b w:val="0"/>
+                <w:i w:val="0"/>
+                <w:sz w:val="15"/>
+              </w:rPr>
+              <w:t>$0.1 to 0.3M</w:t>
+            </w:r>
+          </w:p>
+        </w:tc>
+      </w:tr>
+      <w:tr>
+        <w:tc>
+          <w:tcPr>
+            <w:tcW w:type="dxa" w:w="1296"/>
+            <w:shd w:val="clear" w:color="auto" w:fill="F2F4F8"/>
+          </w:tcPr>
+          <w:p>
+            <w:pPr>
+              <w:spacing w:after="0" w:before="0"/>
+            </w:pPr>
+            <w:r/>
+            <w:r>
+              <w:rPr>
+                <w:b w:val="0"/>
+                <w:i w:val="0"/>
+                <w:sz w:val="15"/>
+              </w:rPr>
+              <w:t>H. Owner soft costs</w:t>
+            </w:r>
+          </w:p>
+        </w:tc>
+        <w:tc>
+          <w:tcPr>
+            <w:tcW w:type="dxa" w:w="2736"/>
+            <w:shd w:val="clear" w:color="auto" w:fill="F2F4F8"/>
+          </w:tcPr>
+          <w:p>
+            <w:pPr>
+              <w:spacing w:after="0" w:before="0"/>
+            </w:pPr>
+            <w:r/>
+            <w:r>
+              <w:rPr>
+                <w:b w:val="0"/>
+                <w:i w:val="0"/>
+                <w:sz w:val="15"/>
+              </w:rPr>
+              <w:t>Siting external $1,052K plus internal and actuals; PM (contractor and Eversource, three lines plus actuals) $1.30M; CM $356K; engineering $501K contractor plus actuals; outreach, environmental, legal</w:t>
+            </w:r>
+          </w:p>
+        </w:tc>
+        <w:tc>
+          <w:tcPr>
+            <w:tcW w:type="dxa" w:w="2160"/>
+            <w:shd w:val="clear" w:color="auto" w:fill="F2F4F8"/>
+          </w:tcPr>
+          <w:p>
+            <w:pPr>
+              <w:spacing w:after="0" w:before="0"/>
+            </w:pPr>
+            <w:r/>
+            <w:r>
+              <w:rPr>
+                <w:b w:val="0"/>
+                <w:i w:val="0"/>
+                <w:sz w:val="15"/>
+              </w:rPr>
+              <w:t>Article 80 Small Project Review and a ZBA conditional use permit; a PM and a CM for the construction window; 30%-to-IFC engineering</w:t>
+            </w:r>
+          </w:p>
+        </w:tc>
+        <w:tc>
+          <w:tcPr>
+            <w:tcW w:type="dxa" w:w="3024"/>
+            <w:shd w:val="clear" w:color="auto" w:fill="F2F4F8"/>
+          </w:tcPr>
+          <w:p>
+            <w:pPr>
+              <w:spacing w:after="0" w:before="0"/>
+            </w:pPr>
+            <w:r/>
+            <w:r>
+              <w:rPr>
+                <w:b w:val="0"/>
+                <w:i w:val="0"/>
+                <w:sz w:val="15"/>
+              </w:rPr>
+              <w:t>Siting at $1,052K external is two to three times a typical Article 80 small-project budget; ask counsel for the task budget. PM hours are duration-driven: every month of siting slip adds about $0.4M across PM, AFUDC and indirects, so the float target on the ZBA chain is the lever, not the rate.</w:t>
+            </w:r>
+          </w:p>
+        </w:tc>
+        <w:tc>
+          <w:tcPr>
+            <w:tcW w:type="dxa" w:w="1152"/>
+            <w:shd w:val="clear" w:color="auto" w:fill="F2F4F8"/>
+          </w:tcPr>
+          <w:p>
+            <w:pPr>
+              <w:spacing w:after="0" w:before="0"/>
+            </w:pPr>
+            <w:r/>
+            <w:r>
+              <w:rPr>
+                <w:b w:val="0"/>
+                <w:i w:val="0"/>
+                <w:sz w:val="15"/>
+              </w:rPr>
+              <w:t>$0.2 to 0.4M</w:t>
+            </w:r>
+          </w:p>
+        </w:tc>
+      </w:tr>
+      <w:tr>
+        <w:tc>
+          <w:tcPr>
+            <w:tcW w:type="dxa" w:w="1296"/>
+          </w:tcPr>
+          <w:p>
+            <w:pPr>
+              <w:spacing w:after="0" w:before="0"/>
+            </w:pPr>
+            <w:r/>
+            <w:r>
+              <w:rPr>
+                <w:b w:val="0"/>
+                <w:i w:val="0"/>
+                <w:sz w:val="15"/>
+              </w:rPr>
+              <w:t>J. Risk register</w:t>
+            </w:r>
+          </w:p>
+        </w:tc>
+        <w:tc>
+          <w:tcPr>
+            <w:tcW w:type="dxa" w:w="2736"/>
+          </w:tcPr>
+          <w:p>
+            <w:pPr>
+              <w:spacing w:after="0" w:before="0"/>
+            </w:pPr>
+            <w:r/>
+            <w:r>
+              <w:rPr>
+                <w:b w:val="0"/>
+                <w:i w:val="0"/>
+                <w:sz w:val="15"/>
+              </w:rPr>
+              <w:t>$5.3M Sta 360 + $0.77M Sta 496: material $1.0M, labor $0.8M, design changes $0.8M, UG obstructions $0.45M, environmental, P&amp;C and station engineering $0.3M each, soil, weather, outreach, siting, BAR deductibles</w:t>
+            </w:r>
+          </w:p>
+        </w:tc>
+        <w:tc>
+          <w:tcPr>
+            <w:tcW w:type="dxa" w:w="2160"/>
+          </w:tcPr>
+          <w:p>
+            <w:pPr>
+              <w:spacing w:after="0" w:before="0"/>
+            </w:pPr>
+            <w:r/>
+            <w:r>
+              <w:rPr>
+                <w:b w:val="0"/>
+                <w:i w:val="0"/>
+                <w:sz w:val="15"/>
+              </w:rPr>
+              <w:t>Risks that the directs and contingency do not already fund</w:t>
+            </w:r>
+          </w:p>
+        </w:tc>
+        <w:tc>
+          <w:tcPr>
+            <w:tcW w:type="dxa" w:w="3024"/>
+          </w:tcPr>
+          <w:p>
+            <w:pPr>
+              <w:spacing w:after="0" w:before="0"/>
+            </w:pPr>
+            <w:r/>
+            <w:r>
+              <w:rPr>
+                <w:b w:val="0"/>
+                <w:i w:val="0"/>
+                <w:sz w:val="15"/>
+              </w:rPr>
+              <w:t>Labor-cost and material-cost lines restate escalation (savings register A2); design-change lines overlap the 17.9% contingency; sound mitigation and screening are the risks that are missing</w:t>
+            </w:r>
+          </w:p>
+        </w:tc>
+        <w:tc>
+          <w:tcPr>
+            <w:tcW w:type="dxa" w:w="1152"/>
+          </w:tcPr>
+          <w:p>
+            <w:pPr>
+              <w:spacing w:after="0" w:before="0"/>
+            </w:pPr>
+            <w:r/>
+            <w:r>
+              <w:rPr>
+                <w:b w:val="0"/>
+                <w:i w:val="0"/>
+                <w:sz w:val="15"/>
+              </w:rPr>
+              <w:t>$1.3 to 1.8M</w:t>
+            </w:r>
+          </w:p>
+        </w:tc>
+      </w:tr>
+      <w:tr>
+        <w:tc>
+          <w:tcPr>
+            <w:tcW w:type="dxa" w:w="1296"/>
+            <w:shd w:val="clear" w:color="auto" w:fill="F2F4F8"/>
+          </w:tcPr>
+          <w:p>
+            <w:pPr>
+              <w:spacing w:after="0" w:before="0"/>
+            </w:pPr>
+            <w:r/>
+            <w:r>
+              <w:rPr>
+                <w:b w:val="0"/>
+                <w:i w:val="0"/>
+                <w:sz w:val="15"/>
+              </w:rPr>
+              <w:t>L. Indirects</w:t>
+            </w:r>
+          </w:p>
+        </w:tc>
+        <w:tc>
+          <w:tcPr>
+            <w:tcW w:type="dxa" w:w="2736"/>
+            <w:shd w:val="clear" w:color="auto" w:fill="F2F4F8"/>
+          </w:tcPr>
+          <w:p>
+            <w:pPr>
+              <w:spacing w:after="0" w:before="0"/>
+            </w:pPr>
+            <w:r/>
+            <w:r>
+              <w:rPr>
+                <w:b w:val="0"/>
+                <w:i w:val="0"/>
+                <w:sz w:val="15"/>
+              </w:rPr>
+              <w:t>$8.06M: E&amp;S station basis $4.79M (16% of directs, applied to the vendor contract), general services, MDEC, vehicles, non-productive, AS&amp;E, payroll</w:t>
+            </w:r>
+          </w:p>
+        </w:tc>
+        <w:tc>
+          <w:tcPr>
+            <w:tcW w:type="dxa" w:w="2160"/>
+            <w:shd w:val="clear" w:color="auto" w:fill="F2F4F8"/>
+          </w:tcPr>
+          <w:p>
+            <w:pPr>
+              <w:spacing w:after="0" w:before="0"/>
+            </w:pPr>
+            <w:r/>
+            <w:r>
+              <w:rPr>
+                <w:b w:val="0"/>
+                <w:i w:val="0"/>
+                <w:sz w:val="15"/>
+              </w:rPr>
+              <w:t>Template basis rates</w:t>
+            </w:r>
+          </w:p>
+        </w:tc>
+        <w:tc>
+          <w:tcPr>
+            <w:tcW w:type="dxa" w:w="3024"/>
+            <w:shd w:val="clear" w:color="auto" w:fill="F2F4F8"/>
+          </w:tcPr>
+          <w:p>
+            <w:pPr>
+              <w:spacing w:after="0" w:before="0"/>
+            </w:pPr>
+            <w:r/>
+            <w:r>
+              <w:rPr>
+                <w:b w:val="0"/>
+                <w:i w:val="0"/>
+                <w:sz w:val="15"/>
+              </w:rPr>
+              <w:t>Whether the E&amp;S basis should load a vendor-furnished, vendor-commissioned contract is a policy question (savings register A4, up to $2.1M); it is the single largest line nobody on the project can change</w:t>
+            </w:r>
+          </w:p>
+        </w:tc>
+        <w:tc>
+          <w:tcPr>
+            <w:tcW w:type="dxa" w:w="1152"/>
+            <w:shd w:val="clear" w:color="auto" w:fill="F2F4F8"/>
+          </w:tcPr>
+          <w:p>
+            <w:pPr>
+              <w:spacing w:after="0" w:before="0"/>
+            </w:pPr>
+            <w:r/>
+            <w:r>
+              <w:rPr>
+                <w:b w:val="0"/>
+                <w:i w:val="0"/>
+                <w:sz w:val="15"/>
+              </w:rPr>
+              <w:t>$1.0 to 2.1M</w:t>
+            </w:r>
+          </w:p>
+        </w:tc>
+      </w:tr>
+      <w:tr>
+        <w:tc>
+          <w:tcPr>
+            <w:tcW w:type="dxa" w:w="1296"/>
+          </w:tcPr>
+          <w:p>
+            <w:pPr>
+              <w:spacing w:after="0" w:before="0"/>
+            </w:pPr>
+            <w:r/>
+            <w:r>
+              <w:rPr>
+                <w:b w:val="0"/>
+                <w:i w:val="0"/>
+                <w:sz w:val="15"/>
+              </w:rPr>
+              <w:t>M. AFUDC</w:t>
+            </w:r>
+          </w:p>
+        </w:tc>
+        <w:tc>
+          <w:tcPr>
+            <w:tcW w:type="dxa" w:w="2736"/>
+          </w:tcPr>
+          <w:p>
+            <w:pPr>
+              <w:spacing w:after="0" w:before="0"/>
+            </w:pPr>
+            <w:r/>
+            <w:r>
+              <w:rPr>
+                <w:b w:val="0"/>
+                <w:i w:val="0"/>
+                <w:sz w:val="15"/>
+              </w:rPr>
+              <w:t>$5.0M over a seven-year development window</w:t>
+            </w:r>
+          </w:p>
+        </w:tc>
+        <w:tc>
+          <w:tcPr>
+            <w:tcW w:type="dxa" w:w="2160"/>
+          </w:tcPr>
+          <w:p>
+            <w:pPr>
+              <w:spacing w:after="0" w:before="0"/>
+            </w:pPr>
+            <w:r/>
+            <w:r>
+              <w:rPr>
+                <w:b w:val="0"/>
+                <w:i w:val="0"/>
+                <w:sz w:val="15"/>
+              </w:rPr>
+              <w:t>Capitalized carrying cost on CWIP</w:t>
+            </w:r>
+          </w:p>
+        </w:tc>
+        <w:tc>
+          <w:tcPr>
+            <w:tcW w:type="dxa" w:w="3024"/>
+          </w:tcPr>
+          <w:p>
+            <w:pPr>
+              <w:spacing w:after="0" w:before="0"/>
+            </w:pPr>
+            <w:r/>
+            <w:r>
+              <w:rPr>
+                <w:b w:val="0"/>
+                <w:i w:val="0"/>
+                <w:sz w:val="15"/>
+              </w:rPr>
+              <w:t>Pay the battery at delivery, not a year ahead (C3); protect the siting float; every month costs about $0.4M all-in</w:t>
+            </w:r>
+          </w:p>
+        </w:tc>
+        <w:tc>
+          <w:tcPr>
+            <w:tcW w:type="dxa" w:w="1152"/>
+          </w:tcPr>
+          <w:p>
+            <w:pPr>
+              <w:spacing w:after="0" w:before="0"/>
+            </w:pPr>
+            <w:r/>
+            <w:r>
+              <w:rPr>
+                <w:b w:val="0"/>
+                <w:i w:val="0"/>
+                <w:sz w:val="15"/>
+              </w:rPr>
+              <w:t>$0.3 to 0.7M</w:t>
+            </w:r>
+          </w:p>
+        </w:tc>
+      </w:tr>
+    </w:tbl>
+    <w:p>
+      <w:pPr>
+        <w:spacing w:after="40"/>
+      </w:pPr>
+    </w:p>
+    <w:p>
+      <w:pPr>
+        <w:spacing w:after="120"/>
+      </w:pPr>
+      <w:r>
+        <w:rPr>
+          <w:b w:val="0"/>
+          <w:i w:val="0"/>
+        </w:rPr>
+        <w:t>Three numbers. Rev 3 as estimated is $57.2 million. Contained by decisions alone, with no scope change (the battery escalation, the risk-register wording, the overhead-basis ruling, the AFUDC timing and the disconnect double count), it is $50.7 to 52.6M. Re-scoped, with every reduction in the register taken after its study closes (the two-feeder topology, the relay program at benchmark, the civil layer after geotech, the crew build-up, the commissioning split, the siting task budget), it is $42.4 to 47.3M. That last figure is a ceiling on reductions, not a forecast: add back the exposures and the Haugland reconciliation and the honest planning range is $48.1 to 58.5M. The lesson for the next project is in the layers that do not move: the station, the landfill platform and the siting case are the price of this site, and a battery inside an existing station fence on a standard design would not carry them.</w:t>
+      </w:r>
+    </w:p>
+    <w:p>
+      <w:pPr>
+        <w:pStyle w:val="Heading2"/>
+      </w:pPr>
+      <w:r>
+        <w:t>8.2 Containment plan</w:t>
+      </w:r>
+    </w:p>
+    <w:tbl>
+      <w:tblPr>
+        <w:tblStyle w:val="TableGrid"/>
+        <w:tblW w:type="auto" w:w="0"/>
+        <w:jc w:val="center"/>
+        <w:tblLayout w:type="fixed"/>
+        <w:tblLook w:firstColumn="1" w:firstRow="1" w:lastColumn="0" w:lastRow="0" w:noHBand="0" w:noVBand="1" w:val="04A0"/>
+      </w:tblPr>
+      <w:tblGrid>
+        <w:gridCol w:w="1872"/>
+        <w:gridCol w:w="4320"/>
+        <w:gridCol w:w="1872"/>
+        <w:gridCol w:w="2304"/>
+      </w:tblGrid>
+      <w:tr>
+        <w:tc>
+          <w:tcPr>
+            <w:tcW w:type="dxa" w:w="1872"/>
+            <w:shd w:val="clear" w:color="auto" w:fill="001E60"/>
+          </w:tcPr>
+          <w:p>
+            <w:pPr>
+              <w:spacing w:after="0" w:before="0"/>
+            </w:pPr>
+            <w:r/>
+            <w:r>
+              <w:rPr>
+                <w:b/>
+                <w:i w:val="0"/>
+                <w:color w:val="FFFFFF"/>
+                <w:sz w:val="16"/>
+              </w:rPr>
+              <w:t>When</w:t>
+            </w:r>
+          </w:p>
+        </w:tc>
+        <w:tc>
+          <w:tcPr>
+            <w:tcW w:type="dxa" w:w="4320"/>
+            <w:shd w:val="clear" w:color="auto" w:fill="001E60"/>
+          </w:tcPr>
+          <w:p>
+            <w:pPr>
+              <w:spacing w:after="0" w:before="0"/>
+            </w:pPr>
+            <w:r/>
+            <w:r>
+              <w:rPr>
+                <w:b/>
+                <w:i w:val="0"/>
+                <w:color w:val="FFFFFF"/>
+                <w:sz w:val="16"/>
+              </w:rPr>
+              <w:t>What</w:t>
+            </w:r>
+          </w:p>
+        </w:tc>
+        <w:tc>
+          <w:tcPr>
+            <w:tcW w:type="dxa" w:w="1872"/>
+            <w:shd w:val="clear" w:color="auto" w:fill="001E60"/>
+          </w:tcPr>
+          <w:p>
+            <w:pPr>
+              <w:spacing w:after="0" w:before="0"/>
+            </w:pPr>
+            <w:r/>
+            <w:r>
+              <w:rPr>
+                <w:b/>
+                <w:i w:val="0"/>
+                <w:color w:val="FFFFFF"/>
+                <w:sz w:val="16"/>
+              </w:rPr>
+              <w:t>Who</w:t>
+            </w:r>
+          </w:p>
+        </w:tc>
+        <w:tc>
+          <w:tcPr>
+            <w:tcW w:type="dxa" w:w="2304"/>
+            <w:shd w:val="clear" w:color="auto" w:fill="001E60"/>
+          </w:tcPr>
+          <w:p>
+            <w:pPr>
+              <w:spacing w:after="0" w:before="0"/>
+            </w:pPr>
+            <w:r/>
+            <w:r>
+              <w:rPr>
+                <w:b/>
+                <w:i w:val="0"/>
+                <w:color w:val="FFFFFF"/>
+                <w:sz w:val="16"/>
+              </w:rPr>
+              <w:t>What it decides</w:t>
+            </w:r>
+          </w:p>
+        </w:tc>
+      </w:tr>
+      <w:tr>
+        <w:tc>
+          <w:tcPr>
+            <w:tcW w:type="dxa" w:w="1872"/>
+          </w:tcPr>
+          <w:p>
+            <w:pPr>
+              <w:spacing w:after="0" w:before="0"/>
+            </w:pPr>
+            <w:r/>
+            <w:r>
+              <w:rPr>
+                <w:b w:val="0"/>
+                <w:i w:val="0"/>
+                <w:sz w:val="16"/>
+              </w:rPr>
+              <w:t>Now to Nov 2026 PAF</w:t>
+            </w:r>
+          </w:p>
+        </w:tc>
+        <w:tc>
+          <w:tcPr>
+            <w:tcW w:type="dxa" w:w="4320"/>
+          </w:tcPr>
+          <w:p>
+            <w:pPr>
+              <w:spacing w:after="0" w:before="0"/>
+            </w:pPr>
+            <w:r/>
+            <w:r>
+              <w:rPr>
+                <w:b w:val="0"/>
+                <w:i w:val="0"/>
+                <w:sz w:val="16"/>
+              </w:rPr>
+              <w:t>Decide A1 (battery escalation), re-word A2, get the Accounting ruling on the E&amp;S basis, strike the disconnect and PT lines that the skids already carry, price or register sound mitigation and screening, open the 48E memo with Tax</w:t>
+            </w:r>
+          </w:p>
+        </w:tc>
+        <w:tc>
+          <w:tcPr>
+            <w:tcW w:type="dxa" w:w="1872"/>
+          </w:tcPr>
+          <w:p>
+            <w:pPr>
+              <w:spacing w:after="0" w:before="0"/>
+            </w:pPr>
+            <w:r/>
+            <w:r>
+              <w:rPr>
+                <w:b w:val="0"/>
+                <w:i w:val="0"/>
+                <w:sz w:val="16"/>
+              </w:rPr>
+              <w:t>Cost Estimating, PM, Accounting, Tax</w:t>
+            </w:r>
+          </w:p>
+        </w:tc>
+        <w:tc>
+          <w:tcPr>
+            <w:tcW w:type="dxa" w:w="2304"/>
+          </w:tcPr>
+          <w:p>
+            <w:pPr>
+              <w:spacing w:after="0" w:before="0"/>
+            </w:pPr>
+            <w:r/>
+            <w:r>
+              <w:rPr>
+                <w:b w:val="0"/>
+                <w:i w:val="0"/>
+                <w:sz w:val="16"/>
+              </w:rPr>
+              <w:t>Estimate hygiene: about $3M to $5M loaded; the exposures added honestly</w:t>
+            </w:r>
+          </w:p>
+        </w:tc>
+      </w:tr>
+      <w:tr>
+        <w:tc>
+          <w:tcPr>
+            <w:tcW w:type="dxa" w:w="1872"/>
+            <w:shd w:val="clear" w:color="auto" w:fill="F2F4F8"/>
+          </w:tcPr>
+          <w:p>
+            <w:pPr>
+              <w:spacing w:after="0" w:before="0"/>
+            </w:pPr>
+            <w:r/>
+            <w:r>
+              <w:rPr>
+                <w:b w:val="0"/>
+                <w:i w:val="0"/>
+                <w:sz w:val="16"/>
+              </w:rPr>
+              <w:t>Gate 1, design basis (Q1 2027)</w:t>
+            </w:r>
+          </w:p>
+        </w:tc>
+        <w:tc>
+          <w:tcPr>
+            <w:tcW w:type="dxa" w:w="4320"/>
+            <w:shd w:val="clear" w:color="auto" w:fill="F2F4F8"/>
+          </w:tcPr>
+          <w:p>
+            <w:pPr>
+              <w:spacing w:after="0" w:before="0"/>
+            </w:pPr>
+            <w:r/>
+            <w:r>
+              <w:rPr>
+                <w:b w:val="0"/>
+                <w:i w:val="0"/>
+                <w:sz w:val="16"/>
+              </w:rPr>
+              <w:t>Geotech report, NFPA 855 hazard mitigation analysis, hosting-capacity study for two feeders, GSU count and topology in writing, Haugland-to-Rev 3 scope map signed</w:t>
+            </w:r>
+          </w:p>
+        </w:tc>
+        <w:tc>
+          <w:tcPr>
+            <w:tcW w:type="dxa" w:w="1872"/>
+            <w:shd w:val="clear" w:color="auto" w:fill="F2F4F8"/>
+          </w:tcPr>
+          <w:p>
+            <w:pPr>
+              <w:spacing w:after="0" w:before="0"/>
+            </w:pPr>
+            <w:r/>
+            <w:r>
+              <w:rPr>
+                <w:b w:val="0"/>
+                <w:i w:val="0"/>
+                <w:sz w:val="16"/>
+              </w:rPr>
+              <w:t>Substation Eng., Civil, System Planning, HEG</w:t>
+            </w:r>
+          </w:p>
+        </w:tc>
+        <w:tc>
+          <w:tcPr>
+            <w:tcW w:type="dxa" w:w="2304"/>
+            <w:shd w:val="clear" w:color="auto" w:fill="F2F4F8"/>
+          </w:tcPr>
+          <w:p>
+            <w:pPr>
+              <w:spacing w:after="0" w:before="0"/>
+            </w:pPr>
+            <w:r/>
+            <w:r>
+              <w:rPr>
+                <w:b w:val="0"/>
+                <w:i w:val="0"/>
+                <w:sz w:val="16"/>
+              </w:rPr>
+              <w:t>Decides the two-feeder case ($1.4M to $1.9M), the civil layer (either way) and the GSU exposure</w:t>
+            </w:r>
+          </w:p>
+        </w:tc>
+      </w:tr>
+      <w:tr>
+        <w:tc>
+          <w:tcPr>
+            <w:tcW w:type="dxa" w:w="1872"/>
+          </w:tcPr>
+          <w:p>
+            <w:pPr>
+              <w:spacing w:after="0" w:before="0"/>
+            </w:pPr>
+            <w:r/>
+            <w:r>
+              <w:rPr>
+                <w:b w:val="0"/>
+                <w:i w:val="0"/>
+                <w:sz w:val="16"/>
+              </w:rPr>
+              <w:t>Gate 2, design-to-cost target (before IFC, mid-2027)</w:t>
+            </w:r>
+          </w:p>
+        </w:tc>
+        <w:tc>
+          <w:tcPr>
+            <w:tcW w:type="dxa" w:w="4320"/>
+          </w:tcPr>
+          <w:p>
+            <w:pPr>
+              <w:spacing w:after="0" w:before="0"/>
+            </w:pPr>
+            <w:r/>
+            <w:r>
+              <w:rPr>
+                <w:b w:val="0"/>
+                <w:i w:val="0"/>
+                <w:sz w:val="16"/>
+              </w:rPr>
+              <w:t>Set a station-direct target of $1,250 per kWh ($25M direct, the reference-class 75th percentile) and a loaded target of $50M; monthly trend review against it; change control board with the CoE; no scope added without a funded source</w:t>
+            </w:r>
+          </w:p>
+        </w:tc>
+        <w:tc>
+          <w:tcPr>
+            <w:tcW w:type="dxa" w:w="1872"/>
+          </w:tcPr>
+          <w:p>
+            <w:pPr>
+              <w:spacing w:after="0" w:before="0"/>
+            </w:pPr>
+            <w:r/>
+            <w:r>
+              <w:rPr>
+                <w:b w:val="0"/>
+                <w:i w:val="0"/>
+                <w:sz w:val="16"/>
+              </w:rPr>
+              <w:t>PM (accountable), Cost Estimating (trend), sponsor</w:t>
+            </w:r>
+          </w:p>
+        </w:tc>
+        <w:tc>
+          <w:tcPr>
+            <w:tcW w:type="dxa" w:w="2304"/>
+          </w:tcPr>
+          <w:p>
+            <w:pPr>
+              <w:spacing w:after="0" w:before="0"/>
+            </w:pPr>
+            <w:r/>
+            <w:r>
+              <w:rPr>
+                <w:b w:val="0"/>
+                <w:i w:val="0"/>
+                <w:sz w:val="16"/>
+              </w:rPr>
+              <w:t>Turns the estimate into a managed number instead of a forecast</w:t>
+            </w:r>
+          </w:p>
+        </w:tc>
+      </w:tr>
+      <w:tr>
+        <w:tc>
+          <w:tcPr>
+            <w:tcW w:type="dxa" w:w="1872"/>
+            <w:shd w:val="clear" w:color="auto" w:fill="F2F4F8"/>
+          </w:tcPr>
+          <w:p>
+            <w:pPr>
+              <w:spacing w:after="0" w:before="0"/>
+            </w:pPr>
+            <w:r/>
+            <w:r>
+              <w:rPr>
+                <w:b w:val="0"/>
+                <w:i w:val="0"/>
+                <w:sz w:val="16"/>
+              </w:rPr>
+              <w:t>Gate 3, commercial strategy (before construction pricing, Q3 2027)</w:t>
+            </w:r>
+          </w:p>
+        </w:tc>
+        <w:tc>
+          <w:tcPr>
+            <w:tcW w:type="dxa" w:w="4320"/>
+            <w:shd w:val="clear" w:color="auto" w:fill="F2F4F8"/>
+          </w:tcPr>
+          <w:p>
+            <w:pPr>
+              <w:spacing w:after="0" w:before="0"/>
+            </w:pPr>
+            <w:r/>
+            <w:r>
+              <w:rPr>
+                <w:b w:val="0"/>
+                <w:i w:val="0"/>
+                <w:sz w:val="16"/>
+              </w:rPr>
+              <w:t>Competitive lump-sum pricing for station, civil and install (Haugland plus two), owner-furnished GSUs and skids on alliance pricing, Nomad milestones aligned to delivery, change-order cap, outage windows at 496 priced explicitly</w:t>
+            </w:r>
+          </w:p>
+        </w:tc>
+        <w:tc>
+          <w:tcPr>
+            <w:tcW w:type="dxa" w:w="1872"/>
+            <w:shd w:val="clear" w:color="auto" w:fill="F2F4F8"/>
+          </w:tcPr>
+          <w:p>
+            <w:pPr>
+              <w:spacing w:after="0" w:before="0"/>
+            </w:pPr>
+            <w:r/>
+            <w:r>
+              <w:rPr>
+                <w:b w:val="0"/>
+                <w:i w:val="0"/>
+                <w:sz w:val="16"/>
+              </w:rPr>
+              <w:t>Sourcing, PM, Construction</w:t>
+            </w:r>
+          </w:p>
+        </w:tc>
+        <w:tc>
+          <w:tcPr>
+            <w:tcW w:type="dxa" w:w="2304"/>
+            <w:shd w:val="clear" w:color="auto" w:fill="F2F4F8"/>
+          </w:tcPr>
+          <w:p>
+            <w:pPr>
+              <w:spacing w:after="0" w:before="0"/>
+            </w:pPr>
+            <w:r/>
+            <w:r>
+              <w:rPr>
+                <w:b w:val="0"/>
+                <w:i w:val="0"/>
+                <w:sz w:val="16"/>
+              </w:rPr>
+              <w:t>Converts unit-library construction into a bid; the red team's +25% construction stress test becomes a contract term</w:t>
+            </w:r>
+          </w:p>
+        </w:tc>
+      </w:tr>
+      <w:tr>
+        <w:tc>
+          <w:tcPr>
+            <w:tcW w:type="dxa" w:w="1872"/>
+          </w:tcPr>
+          <w:p>
+            <w:pPr>
+              <w:spacing w:after="0" w:before="0"/>
+            </w:pPr>
+            <w:r/>
+            <w:r>
+              <w:rPr>
+                <w:b w:val="0"/>
+                <w:i w:val="0"/>
+                <w:sz w:val="16"/>
+              </w:rPr>
+              <w:t>Standing</w:t>
+            </w:r>
+          </w:p>
+        </w:tc>
+        <w:tc>
+          <w:tcPr>
+            <w:tcW w:type="dxa" w:w="4320"/>
+          </w:tcPr>
+          <w:p>
+            <w:pPr>
+              <w:spacing w:after="0" w:before="0"/>
+            </w:pPr>
+            <w:r/>
+            <w:r>
+              <w:rPr>
+                <w:b w:val="0"/>
+                <w:i w:val="0"/>
+                <w:sz w:val="16"/>
+              </w:rPr>
+              <w:t>Monthly cost-containment report to the sponsor: station-direct $/kWh against target, forecast at completion, open scope questions, exposures register; the 48E position and the FEOC cell-origin answer tracked as milestones</w:t>
+            </w:r>
+          </w:p>
+        </w:tc>
+        <w:tc>
+          <w:tcPr>
+            <w:tcW w:type="dxa" w:w="1872"/>
+          </w:tcPr>
+          <w:p>
+            <w:pPr>
+              <w:spacing w:after="0" w:before="0"/>
+            </w:pPr>
+            <w:r/>
+            <w:r>
+              <w:rPr>
+                <w:b w:val="0"/>
+                <w:i w:val="0"/>
+                <w:sz w:val="16"/>
+              </w:rPr>
+              <w:t>PM, CoE</w:t>
+            </w:r>
+          </w:p>
+        </w:tc>
+        <w:tc>
+          <w:tcPr>
+            <w:tcW w:type="dxa" w:w="2304"/>
+          </w:tcPr>
+          <w:p>
+            <w:pPr>
+              <w:spacing w:after="0" w:before="0"/>
+            </w:pPr>
+            <w:r/>
+            <w:r>
+              <w:rPr>
+                <w:b w:val="0"/>
+                <w:i w:val="0"/>
+                <w:sz w:val="16"/>
+              </w:rPr>
+              <w:t>What leadership sees every month until in-service</w:t>
+            </w:r>
+          </w:p>
+        </w:tc>
+      </w:tr>
+    </w:tbl>
+    <w:p>
+      <w:pPr>
+        <w:spacing w:after="40"/>
+      </w:pPr>
     </w:p>
     <w:p>
       <w:pPr>
@@ -13752,7 +16008,7 @@
                 <w:i w:val="0"/>
                 <w:sz w:val="15"/>
               </w:rPr>
-              <w:t>Convergent SSC Richmond Rd BESS (Staten Island)</w:t>
+              <w:t>Soldotna BESS (37 Megapacks)</w:t>
             </w:r>
           </w:p>
         </w:tc>
@@ -13771,7 +16027,7 @@
                 <w:i w:val="0"/>
                 <w:sz w:val="15"/>
               </w:rPr>
-              <w:t>Devel.</w:t>
+              <w:t>Utility</w:t>
             </w:r>
           </w:p>
         </w:tc>
@@ -13790,7 +16046,7 @@
                 <w:i w:val="0"/>
                 <w:sz w:val="15"/>
               </w:rPr>
-              <w:t>NY</w:t>
+              <w:t>AK</w:t>
             </w:r>
           </w:p>
         </w:tc>
@@ -13809,7 +16065,7 @@
                 <w:i w:val="0"/>
                 <w:sz w:val="15"/>
               </w:rPr>
-              <w:t>5 / 20</w:t>
+              <w:t>46.5 / 93</w:t>
             </w:r>
           </w:p>
         </w:tc>
@@ -13828,7 +16084,7 @@
                 <w:i w:val="0"/>
                 <w:sz w:val="15"/>
               </w:rPr>
-              <w:t>2025</w:t>
+              <w:t>2022</w:t>
             </w:r>
           </w:p>
         </w:tc>
@@ -13848,7 +16104,7 @@
                 <w:i w:val="0"/>
                 <w:sz w:val="15"/>
               </w:rPr>
-              <w:t>$410</w:t>
+              <w:t>$430</w:t>
             </w:r>
           </w:p>
         </w:tc>
@@ -13868,7 +16124,7 @@
                 <w:i w:val="0"/>
                 <w:sz w:val="15"/>
               </w:rPr>
-              <w:t>$418</w:t>
+              <w:t>$500</w:t>
             </w:r>
           </w:p>
         </w:tc>
@@ -13909,7 +16165,7 @@
                 <w:i w:val="0"/>
                 <w:sz w:val="15"/>
               </w:rPr>
-              <w:t>Soldotna BESS (37 Megapacks)</w:t>
+              <w:t>North Troy BESS (VEC + GMP)</w:t>
             </w:r>
           </w:p>
         </w:tc>
@@ -13949,7 +16205,7 @@
                 <w:i w:val="0"/>
                 <w:sz w:val="15"/>
               </w:rPr>
-              <w:t>AK</w:t>
+              <w:t>VT</w:t>
             </w:r>
           </w:p>
         </w:tc>
@@ -13969,7 +16225,7 @@
                 <w:i w:val="0"/>
                 <w:sz w:val="15"/>
               </w:rPr>
-              <w:t>46.5 / 93</w:t>
+              <w:t>3 / 12</w:t>
             </w:r>
           </w:p>
         </w:tc>
@@ -13989,7 +16245,7 @@
                 <w:i w:val="0"/>
                 <w:sz w:val="15"/>
               </w:rPr>
-              <w:t>2022</w:t>
+              <w:t>2024</w:t>
             </w:r>
           </w:p>
         </w:tc>
@@ -14010,7 +16266,7 @@
                 <w:i w:val="0"/>
                 <w:sz w:val="15"/>
               </w:rPr>
-              <w:t>$430</w:t>
+              <w:t>$500</w:t>
             </w:r>
           </w:p>
         </w:tc>
@@ -14031,7 +16287,7 @@
                 <w:i w:val="0"/>
                 <w:sz w:val="15"/>
               </w:rPr>
-              <w:t>$500</w:t>
+              <w:t>$516</w:t>
             </w:r>
           </w:p>
         </w:tc>
@@ -14072,7 +16328,7 @@
                 <w:i w:val="0"/>
                 <w:sz w:val="15"/>
               </w:rPr>
-              <w:t>Martha's Vineyard BESS Phase 2 (cancelled)</w:t>
+              <w:t>Lake Bonney BESS [AUSTRALIA]</w:t>
             </w:r>
           </w:p>
         </w:tc>
@@ -14091,7 +16347,7 @@
                 <w:i w:val="0"/>
                 <w:sz w:val="15"/>
               </w:rPr>
-              <w:t>Utility</w:t>
+              <w:t>Devel.</w:t>
             </w:r>
           </w:p>
         </w:tc>
@@ -14110,7 +16366,7 @@
                 <w:i w:val="0"/>
                 <w:sz w:val="15"/>
               </w:rPr>
-              <w:t>MA</w:t>
+              <w:t>SA (Australi</w:t>
             </w:r>
           </w:p>
         </w:tc>
@@ -14129,7 +16385,7 @@
                 <w:i w:val="0"/>
                 <w:sz w:val="15"/>
               </w:rPr>
-              <w:t>9.8 / 64</w:t>
+              <w:t>25 / 52</w:t>
             </w:r>
           </w:p>
         </w:tc>
@@ -14168,7 +16424,7 @@
                 <w:i w:val="0"/>
                 <w:sz w:val="15"/>
               </w:rPr>
-              <w:t>$438</w:t>
+              <w:t>$512</w:t>
             </w:r>
           </w:p>
         </w:tc>
@@ -14188,7 +16444,7 @@
                 <w:i w:val="0"/>
                 <w:sz w:val="15"/>
               </w:rPr>
-              <w:t>$477</w:t>
+              <w:t>$508</w:t>
             </w:r>
           </w:p>
         </w:tc>
@@ -14229,7 +16485,7 @@
                 <w:i w:val="0"/>
                 <w:sz w:val="15"/>
               </w:rPr>
-              <w:t>North Troy BESS (VEC + GMP)</w:t>
+              <w:t>WindCharger [CANADA]</w:t>
             </w:r>
           </w:p>
         </w:tc>
@@ -14249,7 +16505,7 @@
                 <w:i w:val="0"/>
                 <w:sz w:val="15"/>
               </w:rPr>
-              <w:t>Utility</w:t>
+              <w:t>Devel.</w:t>
             </w:r>
           </w:p>
         </w:tc>
@@ -14269,7 +16525,7 @@
                 <w:i w:val="0"/>
                 <w:sz w:val="15"/>
               </w:rPr>
-              <w:t>VT</w:t>
+              <w:t>AB (Canada)</w:t>
             </w:r>
           </w:p>
         </w:tc>
@@ -14289,7 +16545,7 @@
                 <w:i w:val="0"/>
                 <w:sz w:val="15"/>
               </w:rPr>
-              <w:t>3 / 12</w:t>
+              <w:t>10 / 20</w:t>
             </w:r>
           </w:p>
         </w:tc>
@@ -14309,7 +16565,7 @@
                 <w:i w:val="0"/>
                 <w:sz w:val="15"/>
               </w:rPr>
-              <w:t>2024</w:t>
+              <w:t>2020</w:t>
             </w:r>
           </w:p>
         </w:tc>
@@ -14330,7 +16586,7 @@
                 <w:i w:val="0"/>
                 <w:sz w:val="15"/>
               </w:rPr>
-              <w:t>$500</w:t>
+              <w:t>$550</w:t>
             </w:r>
           </w:p>
         </w:tc>
@@ -14351,7 +16607,7 @@
                 <w:i w:val="0"/>
                 <w:sz w:val="15"/>
               </w:rPr>
-              <w:t>$516</w:t>
+              <w:t>$509</w:t>
             </w:r>
           </w:p>
         </w:tc>
@@ -14392,7 +16648,7 @@
                 <w:i w:val="0"/>
                 <w:sz w:val="15"/>
               </w:rPr>
-              <w:t>Lake Bonney BESS [AUSTRALIA]</w:t>
+              <w:t>Broken Hill BESS [AUSTRALIA]</w:t>
             </w:r>
           </w:p>
         </w:tc>
@@ -14430,7 +16686,7 @@
                 <w:i w:val="0"/>
                 <w:sz w:val="15"/>
               </w:rPr>
-              <w:t>SA (Australi</w:t>
+              <w:t>NSW (Austral</w:t>
             </w:r>
           </w:p>
         </w:tc>
@@ -14449,7 +16705,7 @@
                 <w:i w:val="0"/>
                 <w:sz w:val="15"/>
               </w:rPr>
-              <w:t>25 / 52</w:t>
+              <w:t>50 / 50</w:t>
             </w:r>
           </w:p>
         </w:tc>
@@ -14468,7 +16724,7 @@
                 <w:i w:val="0"/>
                 <w:sz w:val="15"/>
               </w:rPr>
-              <w:t>2019</w:t>
+              <w:t>2024</w:t>
             </w:r>
           </w:p>
         </w:tc>
@@ -14488,7 +16744,7 @@
                 <w:i w:val="0"/>
                 <w:sz w:val="15"/>
               </w:rPr>
-              <w:t>$512</w:t>
+              <w:t>$550</w:t>
             </w:r>
           </w:p>
         </w:tc>
@@ -14508,7 +16764,7 @@
                 <w:i w:val="0"/>
                 <w:sz w:val="15"/>
               </w:rPr>
-              <w:t>$508</w:t>
+              <w:t>$563</w:t>
             </w:r>
           </w:p>
         </w:tc>
@@ -14549,7 +16805,7 @@
                 <w:i w:val="0"/>
                 <w:sz w:val="15"/>
               </w:rPr>
-              <w:t>Greenbacker Staten Island Energy Storage 3 (Androvette St)</w:t>
+              <w:t>Wellesley MLP BESS (Citizens Energy)</w:t>
             </w:r>
           </w:p>
         </w:tc>
@@ -14589,7 +16845,7 @@
                 <w:i w:val="0"/>
                 <w:sz w:val="15"/>
               </w:rPr>
-              <w:t>NY</w:t>
+              <w:t>MA</w:t>
             </w:r>
           </w:p>
         </w:tc>
@@ -14609,7 +16865,7 @@
                 <w:i w:val="0"/>
                 <w:sz w:val="15"/>
               </w:rPr>
-              <w:t>5 / 20</w:t>
+              <w:t>4.99 / 20</w:t>
             </w:r>
           </w:p>
         </w:tc>
@@ -14629,7 +16885,7 @@
                 <w:i w:val="0"/>
                 <w:sz w:val="15"/>
               </w:rPr>
-              <w:t>2023</w:t>
+              <w:t>2024</w:t>
             </w:r>
           </w:p>
         </w:tc>
@@ -14650,7 +16906,7 @@
                 <w:i w:val="0"/>
                 <w:sz w:val="15"/>
               </w:rPr>
-              <w:t>$522</w:t>
+              <w:t>$550</w:t>
             </w:r>
           </w:p>
         </w:tc>
@@ -14671,7 +16927,7 @@
                 <w:i w:val="0"/>
                 <w:sz w:val="15"/>
               </w:rPr>
-              <w:t>$566</w:t>
+              <w:t>$563</w:t>
             </w:r>
           </w:p>
         </w:tc>
@@ -14712,7 +16968,7 @@
                 <w:i w:val="0"/>
                 <w:sz w:val="15"/>
               </w:rPr>
-              <w:t>Elevate Renewables Victory Blvd BESS (Staten Island)</w:t>
+              <w:t>Thurcroft BESS [UK]</w:t>
             </w:r>
           </w:p>
         </w:tc>
@@ -14750,7 +17006,7 @@
                 <w:i w:val="0"/>
                 <w:sz w:val="15"/>
               </w:rPr>
-              <w:t>NY</w:t>
+              <w:t>England (UK)</w:t>
             </w:r>
           </w:p>
         </w:tc>
@@ -14769,7 +17025,7 @@
                 <w:i w:val="0"/>
                 <w:sz w:val="15"/>
               </w:rPr>
-              <w:t>15.1 / 60.4</w:t>
+              <w:t>50 / 75</w:t>
             </w:r>
           </w:p>
         </w:tc>
@@ -14788,7 +17044,7 @@
                 <w:i w:val="0"/>
                 <w:sz w:val="15"/>
               </w:rPr>
-              <w:t>2025</w:t>
+              <w:t>2020</w:t>
             </w:r>
           </w:p>
         </w:tc>
@@ -14808,7 +17064,7 @@
                 <w:i w:val="0"/>
                 <w:sz w:val="15"/>
               </w:rPr>
-              <w:t>$524</w:t>
+              <w:t>$551</w:t>
             </w:r>
           </w:p>
         </w:tc>
@@ -14828,7 +17084,7 @@
                 <w:i w:val="0"/>
                 <w:sz w:val="15"/>
               </w:rPr>
-              <w:t>$534</w:t>
+              <w:t>$509</w:t>
             </w:r>
           </w:p>
         </w:tc>
@@ -14847,7 +17103,7 @@
                 <w:i w:val="0"/>
                 <w:sz w:val="15"/>
               </w:rPr>
-              <w:t>High</w:t>
+              <w:t>Medium</w:t>
             </w:r>
           </w:p>
         </w:tc>
@@ -14869,7 +17125,7 @@
                 <w:i w:val="0"/>
                 <w:sz w:val="15"/>
               </w:rPr>
-              <w:t>WindCharger [CANADA]</w:t>
+              <w:t>Wickham Market BESS [UK]</w:t>
             </w:r>
           </w:p>
         </w:tc>
@@ -14909,7 +17165,7 @@
                 <w:i w:val="0"/>
                 <w:sz w:val="15"/>
               </w:rPr>
-              <w:t>AB (Canada)</w:t>
+              <w:t>England (UK)</w:t>
             </w:r>
           </w:p>
         </w:tc>
@@ -14929,7 +17185,7 @@
                 <w:i w:val="0"/>
                 <w:sz w:val="15"/>
               </w:rPr>
-              <w:t>10 / 20</w:t>
+              <w:t>50 / 74</w:t>
             </w:r>
           </w:p>
         </w:tc>
@@ -14970,7 +17226,7 @@
                 <w:i w:val="0"/>
                 <w:sz w:val="15"/>
               </w:rPr>
-              <w:t>$550</w:t>
+              <w:t>$562</w:t>
             </w:r>
           </w:p>
         </w:tc>
@@ -14991,7 +17247,7 @@
                 <w:i w:val="0"/>
                 <w:sz w:val="15"/>
               </w:rPr>
-              <w:t>$509</w:t>
+              <w:t>$520</w:t>
             </w:r>
           </w:p>
         </w:tc>
@@ -15032,7 +17288,7 @@
                 <w:i w:val="0"/>
                 <w:sz w:val="15"/>
               </w:rPr>
-              <w:t>Broken Hill BESS [AUSTRALIA]</w:t>
+              <w:t>Virginia battery pilot portfolio (Scott Solar 10+2 MW, New</w:t>
             </w:r>
           </w:p>
         </w:tc>
@@ -15051,7 +17307,7 @@
                 <w:i w:val="0"/>
                 <w:sz w:val="15"/>
               </w:rPr>
-              <w:t>Devel.</w:t>
+              <w:t>Utility</w:t>
             </w:r>
           </w:p>
         </w:tc>
@@ -15070,7 +17326,7 @@
                 <w:i w:val="0"/>
                 <w:sz w:val="15"/>
               </w:rPr>
-              <w:t>NSW (Austral</w:t>
+              <w:t>VA</w:t>
             </w:r>
           </w:p>
         </w:tc>
@@ -15089,7 +17345,7 @@
                 <w:i w:val="0"/>
                 <w:sz w:val="15"/>
               </w:rPr>
-              <w:t>50 / 50</w:t>
+              <w:t>16 / 56</w:t>
             </w:r>
           </w:p>
         </w:tc>
@@ -15108,7 +17364,7 @@
                 <w:i w:val="0"/>
                 <w:sz w:val="15"/>
               </w:rPr>
-              <w:t>2023</w:t>
+              <w:t>2021</w:t>
             </w:r>
           </w:p>
         </w:tc>
@@ -15128,7 +17384,7 @@
                 <w:i w:val="0"/>
                 <w:sz w:val="15"/>
               </w:rPr>
-              <w:t>$550</w:t>
+              <w:t>$589</w:t>
             </w:r>
           </w:p>
         </w:tc>
@@ -15148,7 +17404,7 @@
                 <w:i w:val="0"/>
                 <w:sz w:val="15"/>
               </w:rPr>
-              <w:t>$596</w:t>
+              <w:t>$565</w:t>
             </w:r>
           </w:p>
         </w:tc>
@@ -15189,7 +17445,7 @@
                 <w:i w:val="0"/>
                 <w:sz w:val="15"/>
               </w:rPr>
-              <w:t>Wellesley MLP BESS (Citizens Energy)</w:t>
+              <w:t>Pomona (Ladentown) BESS</w:t>
             </w:r>
           </w:p>
         </w:tc>
@@ -15209,7 +17465,7 @@
                 <w:i w:val="0"/>
                 <w:sz w:val="15"/>
               </w:rPr>
-              <w:t>Devel.</w:t>
+              <w:t>Utility</w:t>
             </w:r>
           </w:p>
         </w:tc>
@@ -15229,7 +17485,7 @@
                 <w:i w:val="0"/>
                 <w:sz w:val="15"/>
               </w:rPr>
-              <w:t>MA</w:t>
+              <w:t>NY</w:t>
             </w:r>
           </w:p>
         </w:tc>
@@ -15249,7 +17505,7 @@
                 <w:i w:val="0"/>
                 <w:sz w:val="15"/>
               </w:rPr>
-              <w:t>4.99 / 20</w:t>
+              <w:t>3 / 12</w:t>
             </w:r>
           </w:p>
         </w:tc>
@@ -15269,7 +17525,7 @@
                 <w:i w:val="0"/>
                 <w:sz w:val="15"/>
               </w:rPr>
-              <w:t>2024</w:t>
+              <w:t>2021</w:t>
             </w:r>
           </w:p>
         </w:tc>
@@ -15290,7 +17546,7 @@
                 <w:i w:val="0"/>
                 <w:sz w:val="15"/>
               </w:rPr>
-              <w:t>$550</w:t>
+              <w:t>$617</w:t>
             </w:r>
           </w:p>
         </w:tc>
@@ -15311,7 +17567,7 @@
                 <w:i w:val="0"/>
                 <w:sz w:val="15"/>
               </w:rPr>
-              <w:t>$563</w:t>
+              <w:t>$592</w:t>
             </w:r>
           </w:p>
         </w:tc>
@@ -15331,7 +17587,7 @@
                 <w:i w:val="0"/>
                 <w:sz w:val="15"/>
               </w:rPr>
-              <w:t>Medium</w:t>
+              <w:t>High</w:t>
             </w:r>
           </w:p>
         </w:tc>
@@ -15352,7 +17608,7 @@
                 <w:i w:val="0"/>
                 <w:sz w:val="15"/>
               </w:rPr>
-              <w:t>Thurcroft BESS [UK]</w:t>
+              <w:t>Wallgrove Grid Battery [AUSTRALIA]</w:t>
             </w:r>
           </w:p>
         </w:tc>
@@ -15371,7 +17627,7 @@
                 <w:i w:val="0"/>
                 <w:sz w:val="15"/>
               </w:rPr>
-              <w:t>Devel.</w:t>
+              <w:t>Utility</w:t>
             </w:r>
           </w:p>
         </w:tc>
@@ -15390,7 +17646,7 @@
                 <w:i w:val="0"/>
                 <w:sz w:val="15"/>
               </w:rPr>
-              <w:t>England (UK)</w:t>
+              <w:t>NSW (Austral</w:t>
             </w:r>
           </w:p>
         </w:tc>
@@ -15428,7 +17684,7 @@
                 <w:i w:val="0"/>
                 <w:sz w:val="15"/>
               </w:rPr>
-              <w:t>2020</w:t>
+              <w:t>2021</w:t>
             </w:r>
           </w:p>
         </w:tc>
@@ -15448,7 +17704,7 @@
                 <w:i w:val="0"/>
                 <w:sz w:val="15"/>
               </w:rPr>
-              <w:t>$551</w:t>
+              <w:t>$619</w:t>
             </w:r>
           </w:p>
         </w:tc>
@@ -15468,7 +17724,7 @@
                 <w:i w:val="0"/>
                 <w:sz w:val="15"/>
               </w:rPr>
-              <w:t>$509</w:t>
+              <w:t>$594</w:t>
             </w:r>
           </w:p>
         </w:tc>
@@ -15509,7 +17765,7 @@
                 <w:i w:val="0"/>
                 <w:sz w:val="15"/>
               </w:rPr>
-              <w:t>Wickham Market BESS [UK]</w:t>
+              <w:t>Braintree BELD solar-sited BESS</w:t>
             </w:r>
           </w:p>
         </w:tc>
@@ -15529,7 +17785,7 @@
                 <w:i w:val="0"/>
                 <w:sz w:val="15"/>
               </w:rPr>
-              <w:t>Devel.</w:t>
+              <w:t>Utility</w:t>
             </w:r>
           </w:p>
         </w:tc>
@@ -15549,7 +17805,7 @@
                 <w:i w:val="0"/>
                 <w:sz w:val="15"/>
               </w:rPr>
-              <w:t>England (UK)</w:t>
+              <w:t>MA</w:t>
             </w:r>
           </w:p>
         </w:tc>
@@ -15569,7 +17825,7 @@
                 <w:i w:val="0"/>
                 <w:sz w:val="15"/>
               </w:rPr>
-              <w:t>50 / 74</w:t>
+              <w:t>2 / 4.2</w:t>
             </w:r>
           </w:p>
         </w:tc>
@@ -15589,7 +17845,7 @@
                 <w:i w:val="0"/>
                 <w:sz w:val="15"/>
               </w:rPr>
-              <w:t>2020</w:t>
+              <w:t>2018</w:t>
             </w:r>
           </w:p>
         </w:tc>
@@ -15610,7 +17866,7 @@
                 <w:i w:val="0"/>
                 <w:sz w:val="15"/>
               </w:rPr>
-              <w:t>$562</w:t>
+              <w:t>$619</w:t>
             </w:r>
           </w:p>
         </w:tc>
@@ -15631,7 +17887,7 @@
                 <w:i w:val="0"/>
                 <w:sz w:val="15"/>
               </w:rPr>
-              <w:t>$520</w:t>
+              <w:t>$659</w:t>
             </w:r>
           </w:p>
         </w:tc>
@@ -15672,7 +17928,7 @@
                 <w:i w:val="0"/>
                 <w:sz w:val="15"/>
               </w:rPr>
-              <w:t>Virginia battery pilot portfolio (Scott Solar 10+2 MW, New</w:t>
+              <w:t>Sterling MLD Chocksett Road BESS</w:t>
             </w:r>
           </w:p>
         </w:tc>
@@ -15710,7 +17966,7 @@
                 <w:i w:val="0"/>
                 <w:sz w:val="15"/>
               </w:rPr>
-              <w:t>VA</w:t>
+              <w:t>MA</w:t>
             </w:r>
           </w:p>
         </w:tc>
@@ -15729,7 +17985,7 @@
                 <w:i w:val="0"/>
                 <w:sz w:val="15"/>
               </w:rPr>
-              <w:t>16 / 56</w:t>
+              <w:t>2 / 3.9</w:t>
             </w:r>
           </w:p>
         </w:tc>
@@ -15748,7 +18004,7 @@
                 <w:i w:val="0"/>
                 <w:sz w:val="15"/>
               </w:rPr>
-              <w:t>2021</w:t>
+              <w:t>2016</w:t>
             </w:r>
           </w:p>
         </w:tc>
@@ -15768,7 +18024,7 @@
                 <w:i w:val="0"/>
                 <w:sz w:val="15"/>
               </w:rPr>
-              <w:t>$589</w:t>
+              <w:t>$692</w:t>
             </w:r>
           </w:p>
         </w:tc>
@@ -15788,7 +18044,7 @@
                 <w:i w:val="0"/>
                 <w:sz w:val="15"/>
               </w:rPr>
-              <w:t>$565</w:t>
+              <w:t>$472</w:t>
             </w:r>
           </w:p>
         </w:tc>
@@ -15829,7 +18085,7 @@
                 <w:i w:val="0"/>
                 <w:sz w:val="15"/>
               </w:rPr>
-              <w:t>Pomona (Ladentown) BESS</w:t>
+              <w:t>Ashburnham MLP substation BESS</w:t>
             </w:r>
           </w:p>
         </w:tc>
@@ -15869,7 +18125,7 @@
                 <w:i w:val="0"/>
                 <w:sz w:val="15"/>
               </w:rPr>
-              <w:t>NY</w:t>
+              <w:t>MA</w:t>
             </w:r>
           </w:p>
         </w:tc>
@@ -15889,7 +18145,7 @@
                 <w:i w:val="0"/>
                 <w:sz w:val="15"/>
               </w:rPr>
-              <w:t>3 / 12</w:t>
+              <w:t>3 / 5</w:t>
             </w:r>
           </w:p>
         </w:tc>
@@ -15909,7 +18165,7 @@
                 <w:i w:val="0"/>
                 <w:sz w:val="15"/>
               </w:rPr>
-              <w:t>2021</w:t>
+              <w:t>2019</w:t>
             </w:r>
           </w:p>
         </w:tc>
@@ -15930,7 +18186,7 @@
                 <w:i w:val="0"/>
                 <w:sz w:val="15"/>
               </w:rPr>
-              <w:t>$617</w:t>
+              <w:t>$700</w:t>
             </w:r>
           </w:p>
         </w:tc>
@@ -15951,7 +18207,7 @@
                 <w:i w:val="0"/>
                 <w:sz w:val="15"/>
               </w:rPr>
-              <w:t>$592</w:t>
+              <w:t>$763</w:t>
             </w:r>
           </w:p>
         </w:tc>
@@ -15971,7 +18227,7 @@
                 <w:i w:val="0"/>
                 <w:sz w:val="15"/>
               </w:rPr>
-              <w:t>High</w:t>
+              <w:t>Medium</w:t>
             </w:r>
           </w:p>
         </w:tc>
@@ -15992,7 +18248,7 @@
                 <w:i w:val="0"/>
                 <w:sz w:val="15"/>
               </w:rPr>
-              <w:t>Wallgrove Grid Battery [AUSTRALIA]</w:t>
+              <w:t>Agilitas AE-ESS NWS 1 (Long Island City)</w:t>
             </w:r>
           </w:p>
         </w:tc>
@@ -16011,7 +18267,7 @@
                 <w:i w:val="0"/>
                 <w:sz w:val="15"/>
               </w:rPr>
-              <w:t>Utility</w:t>
+              <w:t>Devel.</w:t>
             </w:r>
           </w:p>
         </w:tc>
@@ -16030,7 +18286,7 @@
                 <w:i w:val="0"/>
                 <w:sz w:val="15"/>
               </w:rPr>
-              <w:t>NSW (Austral</w:t>
+              <w:t>NY</w:t>
             </w:r>
           </w:p>
         </w:tc>
@@ -16049,7 +18305,7 @@
                 <w:i w:val="0"/>
                 <w:sz w:val="15"/>
               </w:rPr>
-              <w:t>50 / 75</w:t>
+              <w:t>5 / 20.6</w:t>
             </w:r>
           </w:p>
         </w:tc>
@@ -16068,7 +18324,7 @@
                 <w:i w:val="0"/>
                 <w:sz w:val="15"/>
               </w:rPr>
-              <w:t>2021</w:t>
+              <w:t>2025</w:t>
             </w:r>
           </w:p>
         </w:tc>
@@ -16088,7 +18344,7 @@
                 <w:i w:val="0"/>
                 <w:sz w:val="15"/>
               </w:rPr>
-              <w:t>$619</w:t>
+              <w:t>$728</w:t>
             </w:r>
           </w:p>
         </w:tc>
@@ -16108,7 +18364,7 @@
                 <w:i w:val="0"/>
                 <w:sz w:val="15"/>
               </w:rPr>
-              <w:t>$594</w:t>
+              <w:t>$742</w:t>
             </w:r>
           </w:p>
         </w:tc>
@@ -16149,7 +18405,7 @@
                 <w:i w:val="0"/>
                 <w:sz w:val="15"/>
               </w:rPr>
-              <w:t>Braintree BELD solar-sited BESS</w:t>
+              <w:t>Panton battery (Green Mountain Power)</w:t>
             </w:r>
           </w:p>
         </w:tc>
@@ -16189,7 +18445,7 @@
                 <w:i w:val="0"/>
                 <w:sz w:val="15"/>
               </w:rPr>
-              <w:t>MA</w:t>
+              <w:t>VT</w:t>
             </w:r>
           </w:p>
         </w:tc>
@@ -16209,7 +18465,7 @@
                 <w:i w:val="0"/>
                 <w:sz w:val="15"/>
               </w:rPr>
-              <w:t>2 / 4.2</w:t>
+              <w:t>1 / 4</w:t>
             </w:r>
           </w:p>
         </w:tc>
@@ -16229,7 +18485,7 @@
                 <w:i w:val="0"/>
                 <w:sz w:val="15"/>
               </w:rPr>
-              <w:t>2019</w:t>
+              <w:t>2018</w:t>
             </w:r>
           </w:p>
         </w:tc>
@@ -16250,7 +18506,7 @@
                 <w:i w:val="0"/>
                 <w:sz w:val="15"/>
               </w:rPr>
-              <w:t>$619</w:t>
+              <w:t>$750</w:t>
             </w:r>
           </w:p>
         </w:tc>
@@ -16271,7 +18527,7 @@
                 <w:i w:val="0"/>
                 <w:sz w:val="15"/>
               </w:rPr>
-              <w:t>$675</w:t>
+              <w:t>$798</w:t>
             </w:r>
           </w:p>
         </w:tc>
@@ -16312,7 +18568,7 @@
                 <w:i w:val="0"/>
                 <w:sz w:val="15"/>
               </w:rPr>
-              <w:t>Whitehorse Grid-Scale BESS [CANADA]</w:t>
+              <w:t>Hornsdale Power Reserve expansion [AUSTRALIA]</w:t>
             </w:r>
           </w:p>
         </w:tc>
@@ -16331,7 +18587,7 @@
                 <w:i w:val="0"/>
                 <w:sz w:val="15"/>
               </w:rPr>
-              <w:t>Utility</w:t>
+              <w:t>Devel.</w:t>
             </w:r>
           </w:p>
         </w:tc>
@@ -16350,7 +18606,7 @@
                 <w:i w:val="0"/>
                 <w:sz w:val="15"/>
               </w:rPr>
-              <w:t>YT (Canada)</w:t>
+              <w:t>SA (Australi</w:t>
             </w:r>
           </w:p>
         </w:tc>
@@ -16369,7 +18625,7 @@
                 <w:i w:val="0"/>
                 <w:sz w:val="15"/>
               </w:rPr>
-              <w:t>7 / 40</w:t>
+              <w:t>50 / 64.5</w:t>
             </w:r>
           </w:p>
         </w:tc>
@@ -16388,7 +18644,7 @@
                 <w:i w:val="0"/>
                 <w:sz w:val="15"/>
               </w:rPr>
-              <w:t>2023</w:t>
+              <w:t>2020</w:t>
             </w:r>
           </w:p>
         </w:tc>
@@ -16408,7 +18664,7 @@
                 <w:i w:val="0"/>
                 <w:sz w:val="15"/>
               </w:rPr>
-              <w:t>$648</w:t>
+              <w:t>$771</w:t>
             </w:r>
           </w:p>
         </w:tc>
@@ -16428,7 +18684,7 @@
                 <w:i w:val="0"/>
                 <w:sz w:val="15"/>
               </w:rPr>
-              <w:t>$704</w:t>
+              <w:t>$713</w:t>
             </w:r>
           </w:p>
         </w:tc>
@@ -16447,7 +18703,7 @@
                 <w:i w:val="0"/>
                 <w:sz w:val="15"/>
               </w:rPr>
-              <w:t>High</w:t>
+              <w:t>Medium</w:t>
             </w:r>
           </w:p>
         </w:tc>
@@ -16469,7 +18725,7 @@
                 <w:i w:val="0"/>
                 <w:sz w:val="15"/>
               </w:rPr>
-              <w:t>Sterling MLD Chocksett Road BESS</w:t>
+              <w:t>Chugach BESS (Southcentral Power Project site)</w:t>
             </w:r>
           </w:p>
         </w:tc>
@@ -16509,7 +18765,7 @@
                 <w:i w:val="0"/>
                 <w:sz w:val="15"/>
               </w:rPr>
-              <w:t>MA</w:t>
+              <w:t>AK</w:t>
             </w:r>
           </w:p>
         </w:tc>
@@ -16529,7 +18785,7 @@
                 <w:i w:val="0"/>
                 <w:sz w:val="15"/>
               </w:rPr>
-              <w:t>2 / 3.9</w:t>
+              <w:t>40 / 80</w:t>
             </w:r>
           </w:p>
         </w:tc>
@@ -16549,7 +18805,7 @@
                 <w:i w:val="0"/>
                 <w:sz w:val="15"/>
               </w:rPr>
-              <w:t>2016</w:t>
+              <w:t>2024</w:t>
             </w:r>
           </w:p>
         </w:tc>
@@ -16570,7 +18826,7 @@
                 <w:i w:val="0"/>
                 <w:sz w:val="15"/>
               </w:rPr>
-              <w:t>$692</w:t>
+              <w:t>$812</w:t>
             </w:r>
           </w:p>
         </w:tc>
@@ -16591,7 +18847,7 @@
                 <w:i w:val="0"/>
                 <w:sz w:val="15"/>
               </w:rPr>
-              <w:t>$472</w:t>
+              <w:t>$838</w:t>
             </w:r>
           </w:p>
         </w:tc>
@@ -16611,7 +18867,7 @@
                 <w:i w:val="0"/>
                 <w:sz w:val="15"/>
               </w:rPr>
-              <w:t>Medium</w:t>
+              <w:t>High</w:t>
             </w:r>
           </w:p>
         </w:tc>
@@ -16632,7 +18888,7 @@
                 <w:i w:val="0"/>
                 <w:sz w:val="15"/>
               </w:rPr>
-              <w:t>OSCII Gildersleeve Ave BESS (Bronx)</w:t>
+              <w:t>Kingsbery Community Solar + Storage</w:t>
             </w:r>
           </w:p>
         </w:tc>
@@ -16651,7 +18907,7 @@
                 <w:i w:val="0"/>
                 <w:sz w:val="15"/>
               </w:rPr>
-              <w:t>Devel.</w:t>
+              <w:t>Utility</w:t>
             </w:r>
           </w:p>
         </w:tc>
@@ -16670,7 +18926,7 @@
                 <w:i w:val="0"/>
                 <w:sz w:val="15"/>
               </w:rPr>
-              <w:t>NY</w:t>
+              <w:t>TX</w:t>
             </w:r>
           </w:p>
         </w:tc>
@@ -16689,7 +18945,7 @@
                 <w:i w:val="0"/>
                 <w:sz w:val="15"/>
               </w:rPr>
-              <w:t>5 / 20</w:t>
+              <w:t>1.5 / 3</w:t>
             </w:r>
           </w:p>
         </w:tc>
@@ -16708,7 +18964,7 @@
                 <w:i w:val="0"/>
                 <w:sz w:val="15"/>
               </w:rPr>
-              <w:t>2025</w:t>
+              <w:t>2018</w:t>
             </w:r>
           </w:p>
         </w:tc>
@@ -16728,7 +18984,7 @@
                 <w:i w:val="0"/>
                 <w:sz w:val="15"/>
               </w:rPr>
-              <w:t>$694</w:t>
+              <w:t>$1,000</w:t>
             </w:r>
           </w:p>
         </w:tc>
@@ -16748,7 +19004,7 @@
                 <w:i w:val="0"/>
                 <w:sz w:val="15"/>
               </w:rPr>
-              <w:t>$707</w:t>
+              <w:t>$1,064</w:t>
             </w:r>
           </w:p>
         </w:tc>
@@ -16789,7 +19045,7 @@
                 <w:i w:val="0"/>
                 <w:sz w:val="15"/>
               </w:rPr>
-              <w:t>Concord MLP grid-scale battery (planned)</w:t>
+              <w:t>NineDot Arthur Kill Road BESS (Staten Island)</w:t>
             </w:r>
           </w:p>
         </w:tc>
@@ -16809,7 +19065,7 @@
                 <w:i w:val="0"/>
                 <w:sz w:val="15"/>
               </w:rPr>
-              <w:t>Utility</w:t>
+              <w:t>Devel.</w:t>
             </w:r>
           </w:p>
         </w:tc>
@@ -16829,7 +19085,7 @@
                 <w:i w:val="0"/>
                 <w:sz w:val="15"/>
               </w:rPr>
-              <w:t>MA</w:t>
+              <w:t>NY</w:t>
             </w:r>
           </w:p>
         </w:tc>
@@ -16849,7 +19105,7 @@
                 <w:i w:val="0"/>
                 <w:sz w:val="15"/>
               </w:rPr>
-              <w:t>4.99 / 14.97</w:t>
+              <w:t>9.8 / 39.1</w:t>
             </w:r>
           </w:p>
         </w:tc>
@@ -16869,7 +19125,7 @@
                 <w:i w:val="0"/>
                 <w:sz w:val="15"/>
               </w:rPr>
-              <w:t>2026</w:t>
+              <w:t>2025</w:t>
             </w:r>
           </w:p>
         </w:tc>
@@ -16890,7 +19146,7 @@
                 <w:i w:val="0"/>
                 <w:sz w:val="15"/>
               </w:rPr>
-              <w:t>$695</w:t>
+              <w:t>$1,009</w:t>
             </w:r>
           </w:p>
         </w:tc>
@@ -16911,7 +19167,7 @@
                 <w:i w:val="0"/>
                 <w:sz w:val="15"/>
               </w:rPr>
-              <w:t>$695</w:t>
+              <w:t>$1,028</w:t>
             </w:r>
           </w:p>
         </w:tc>
@@ -16952,7 +19208,7 @@
                 <w:i w:val="0"/>
                 <w:sz w:val="15"/>
               </w:rPr>
-              <w:t>Ashburnham MLP substation BESS</w:t>
+              <w:t>Stafford Hill Solar + Storage (Rutland)</w:t>
             </w:r>
           </w:p>
         </w:tc>
@@ -16990,7 +19246,7 @@
                 <w:i w:val="0"/>
                 <w:sz w:val="15"/>
               </w:rPr>
-              <w:t>MA</w:t>
+              <w:t>VT</w:t>
             </w:r>
           </w:p>
         </w:tc>
@@ -17009,7 +19265,7 @@
                 <w:i w:val="0"/>
                 <w:sz w:val="15"/>
               </w:rPr>
-              <w:t>3 / 5</w:t>
+              <w:t>4 / 3.4</w:t>
             </w:r>
           </w:p>
         </w:tc>
@@ -17028,7 +19284,7 @@
                 <w:i w:val="0"/>
                 <w:sz w:val="15"/>
               </w:rPr>
-              <w:t>2019</w:t>
+              <w:t>2015</w:t>
             </w:r>
           </w:p>
         </w:tc>
@@ -17048,7 +19304,7 @@
                 <w:i w:val="0"/>
                 <w:sz w:val="15"/>
               </w:rPr>
-              <w:t>$700</w:t>
+              <w:t>$1,235</w:t>
             </w:r>
           </w:p>
         </w:tc>
@@ -17068,7 +19324,7 @@
                 <w:i w:val="0"/>
                 <w:sz w:val="15"/>
               </w:rPr>
-              <w:t>$763</w:t>
+              <w:t>$571</w:t>
             </w:r>
           </w:p>
         </w:tc>
@@ -17109,7 +19365,7 @@
                 <w:i w:val="0"/>
                 <w:sz w:val="15"/>
               </w:rPr>
-              <w:t>Agilitas AE-ESS NWS 1 (Long Island City)</w:t>
+              <w:t>Harding Street BESS</w:t>
             </w:r>
           </w:p>
         </w:tc>
@@ -17129,7 +19385,7 @@
                 <w:i w:val="0"/>
                 <w:sz w:val="15"/>
               </w:rPr>
-              <w:t>Devel.</w:t>
+              <w:t>Utility</w:t>
             </w:r>
           </w:p>
         </w:tc>
@@ -17149,7 +19405,7 @@
                 <w:i w:val="0"/>
                 <w:sz w:val="15"/>
               </w:rPr>
-              <w:t>NY</w:t>
+              <w:t>IN</w:t>
             </w:r>
           </w:p>
         </w:tc>
@@ -17169,7 +19425,7 @@
                 <w:i w:val="0"/>
                 <w:sz w:val="15"/>
               </w:rPr>
-              <w:t>5 / 20.6</w:t>
+              <w:t>20 / 20</w:t>
             </w:r>
           </w:p>
         </w:tc>
@@ -17189,7 +19445,7 @@
                 <w:i w:val="0"/>
                 <w:sz w:val="15"/>
               </w:rPr>
-              <w:t>2021</w:t>
+              <w:t>2016</w:t>
             </w:r>
           </w:p>
         </w:tc>
@@ -17210,7 +19466,7 @@
                 <w:i w:val="0"/>
                 <w:sz w:val="15"/>
               </w:rPr>
-              <w:t>$728</w:t>
+              <w:t>$1,250</w:t>
             </w:r>
           </w:p>
         </w:tc>
@@ -17231,7 +19487,7 @@
                 <w:i w:val="0"/>
                 <w:sz w:val="15"/>
               </w:rPr>
-              <w:t>$636</w:t>
+              <w:t>$851</w:t>
             </w:r>
           </w:p>
         </w:tc>
@@ -17272,7 +19528,7 @@
                 <w:i w:val="0"/>
                 <w:sz w:val="15"/>
               </w:rPr>
-              <w:t>Panton battery (Green Mountain Power)</w:t>
+              <w:t>Ozone Park BESS</w:t>
             </w:r>
           </w:p>
         </w:tc>
@@ -17310,7 +19566,7 @@
                 <w:i w:val="0"/>
                 <w:sz w:val="15"/>
               </w:rPr>
-              <w:t>VT</w:t>
+              <w:t>NY</w:t>
             </w:r>
           </w:p>
         </w:tc>
@@ -17329,7 +19585,7 @@
                 <w:i w:val="0"/>
                 <w:sz w:val="15"/>
               </w:rPr>
-              <w:t>1 / 4</w:t>
+              <w:t>1.5 / 12</w:t>
             </w:r>
           </w:p>
         </w:tc>
@@ -17348,7 +19604,7 @@
                 <w:i w:val="0"/>
                 <w:sz w:val="15"/>
               </w:rPr>
-              <w:t>2018</w:t>
+              <w:t>2019</w:t>
             </w:r>
           </w:p>
         </w:tc>
@@ -17368,7 +19624,7 @@
                 <w:i w:val="0"/>
                 <w:sz w:val="15"/>
               </w:rPr>
-              <w:t>$750</w:t>
+              <w:t>$1,250</w:t>
             </w:r>
           </w:p>
         </w:tc>
@@ -17388,7 +19644,7 @@
                 <w:i w:val="0"/>
                 <w:sz w:val="15"/>
               </w:rPr>
-              <w:t>$798</w:t>
+              <w:t>$1,363</w:t>
             </w:r>
           </w:p>
         </w:tc>
@@ -17407,7 +19663,7 @@
                 <w:i w:val="0"/>
                 <w:sz w:val="15"/>
               </w:rPr>
-              <w:t>Medium</w:t>
+              <w:t>Low</w:t>
             </w:r>
           </w:p>
         </w:tc>
@@ -17429,7 +19685,7 @@
                 <w:i w:val="0"/>
                 <w:sz w:val="15"/>
               </w:rPr>
-              <w:t>Martha's Vineyard BESS Phase 1 (cancelled)</w:t>
+              <w:t>Regina BESS [CANADA]</w:t>
             </w:r>
           </w:p>
         </w:tc>
@@ -17469,7 +19725,7 @@
                 <w:i w:val="0"/>
                 <w:sz w:val="15"/>
               </w:rPr>
-              <w:t>MA</w:t>
+              <w:t>SK (Canada)</w:t>
             </w:r>
           </w:p>
         </w:tc>
@@ -17489,7 +19745,7 @@
                 <w:i w:val="0"/>
                 <w:sz w:val="15"/>
               </w:rPr>
-              <w:t>4.9 / 20</w:t>
+              <w:t>20 / 20</w:t>
             </w:r>
           </w:p>
         </w:tc>
@@ -17509,7 +19765,7 @@
                 <w:i w:val="0"/>
                 <w:sz w:val="15"/>
               </w:rPr>
-              <w:t>2019</w:t>
+              <w:t>2024</w:t>
             </w:r>
           </w:p>
         </w:tc>
@@ -17530,7 +19786,7 @@
                 <w:i w:val="0"/>
                 <w:sz w:val="15"/>
               </w:rPr>
-              <w:t>$750</w:t>
+              <w:t>$1,260</w:t>
             </w:r>
           </w:p>
         </w:tc>
@@ -17551,7 +19807,7 @@
                 <w:i w:val="0"/>
                 <w:sz w:val="15"/>
               </w:rPr>
-              <w:t>$818</w:t>
+              <w:t>$1,300</w:t>
             </w:r>
           </w:p>
         </w:tc>
@@ -17571,7 +19827,7 @@
                 <w:i w:val="0"/>
                 <w:sz w:val="15"/>
               </w:rPr>
-              <w:t>Medium</w:t>
+              <w:t>High</w:t>
             </w:r>
           </w:p>
         </w:tc>
@@ -17592,7 +19848,7 @@
                 <w:i w:val="0"/>
                 <w:sz w:val="15"/>
               </w:rPr>
-              <w:t>OSCII Gun Hill Rd BESS (Bronx)</w:t>
+              <w:t>Outer Cape (Provincetown) BESS</w:t>
             </w:r>
           </w:p>
         </w:tc>
@@ -17611,7 +19867,7 @@
                 <w:i w:val="0"/>
                 <w:sz w:val="15"/>
               </w:rPr>
-              <w:t>Devel.</w:t>
+              <w:t>Utility</w:t>
             </w:r>
           </w:p>
         </w:tc>
@@ -17630,7 +19886,7 @@
                 <w:i w:val="0"/>
                 <w:sz w:val="15"/>
               </w:rPr>
-              <w:t>NY</w:t>
+              <w:t>MA</w:t>
             </w:r>
           </w:p>
         </w:tc>
@@ -17649,7 +19905,7 @@
                 <w:i w:val="0"/>
                 <w:sz w:val="15"/>
               </w:rPr>
-              <w:t>5 / 20</w:t>
+              <w:t>25 / 38</w:t>
             </w:r>
           </w:p>
         </w:tc>
@@ -17668,7 +19924,7 @@
                 <w:i w:val="0"/>
                 <w:sz w:val="15"/>
               </w:rPr>
-              <w:t>2025</w:t>
+              <w:t>2022</w:t>
             </w:r>
           </w:p>
         </w:tc>
@@ -17688,7 +19944,7 @@
                 <w:i w:val="0"/>
                 <w:sz w:val="15"/>
               </w:rPr>
-              <w:t>$763</w:t>
+              <w:t>$1,289</w:t>
             </w:r>
           </w:p>
         </w:tc>
@@ -17708,7 +19964,7 @@
                 <w:i w:val="0"/>
                 <w:sz w:val="15"/>
               </w:rPr>
-              <w:t>$778</w:t>
+              <w:t>$1,500</w:t>
             </w:r>
           </w:p>
         </w:tc>
@@ -17749,7 +20005,7 @@
                 <w:i w:val="0"/>
                 <w:sz w:val="15"/>
               </w:rPr>
-              <w:t>Hornsdale Power Reserve expansion [AUSTRALIA]</w:t>
+              <w:t>Northern New York (Chateaugay) BESS</w:t>
             </w:r>
           </w:p>
         </w:tc>
@@ -17769,7 +20025,7 @@
                 <w:i w:val="0"/>
                 <w:sz w:val="15"/>
               </w:rPr>
-              <w:t>Devel.</w:t>
+              <w:t>Utility</w:t>
             </w:r>
           </w:p>
         </w:tc>
@@ -17789,7 +20045,7 @@
                 <w:i w:val="0"/>
                 <w:sz w:val="15"/>
               </w:rPr>
-              <w:t>SA (Australi</w:t>
+              <w:t>NY</w:t>
             </w:r>
           </w:p>
         </w:tc>
@@ -17809,7 +20065,7 @@
                 <w:i w:val="0"/>
                 <w:sz w:val="15"/>
               </w:rPr>
-              <w:t>50 / 64.5</w:t>
+              <w:t>20 / 20</w:t>
             </w:r>
           </w:p>
         </w:tc>
@@ -17829,7 +20085,7 @@
                 <w:i w:val="0"/>
                 <w:sz w:val="15"/>
               </w:rPr>
-              <w:t>2020</w:t>
+              <w:t>2023</w:t>
             </w:r>
           </w:p>
         </w:tc>
@@ -17850,7 +20106,7 @@
                 <w:i w:val="0"/>
                 <w:sz w:val="15"/>
               </w:rPr>
-              <w:t>$771</w:t>
+              <w:t>$1,490</w:t>
             </w:r>
           </w:p>
         </w:tc>
@@ -17871,7 +20127,7 @@
                 <w:i w:val="0"/>
                 <w:sz w:val="15"/>
               </w:rPr>
-              <w:t>$713</w:t>
+              <w:t>$1,619</w:t>
             </w:r>
           </w:p>
         </w:tc>
@@ -17891,7 +20147,7 @@
                 <w:i w:val="0"/>
                 <w:sz w:val="15"/>
               </w:rPr>
-              <w:t>Medium</w:t>
+              <w:t>High</w:t>
             </w:r>
           </w:p>
         </w:tc>
@@ -17912,7 +20168,7 @@
                 <w:i w:val="0"/>
                 <w:sz w:val="15"/>
               </w:rPr>
-              <w:t>Soltage Brigis 1A BESS (Maspeth, Queens)</w:t>
+              <w:t>Fairhaven BESS</w:t>
             </w:r>
           </w:p>
         </w:tc>
@@ -17931,7 +20187,7 @@
                 <w:i w:val="0"/>
                 <w:sz w:val="15"/>
               </w:rPr>
-              <w:t>Devel.</w:t>
+              <w:t>Utility</w:t>
             </w:r>
           </w:p>
         </w:tc>
@@ -17950,7 +20206,7 @@
                 <w:i w:val="0"/>
                 <w:sz w:val="15"/>
               </w:rPr>
-              <w:t>NY</w:t>
+              <w:t>MD</w:t>
             </w:r>
           </w:p>
         </w:tc>
@@ -17969,7 +20225,7 @@
                 <w:i w:val="0"/>
                 <w:sz w:val="15"/>
               </w:rPr>
-              <w:t>5 / 20</w:t>
+              <w:t>2.5 / 9.74</w:t>
             </w:r>
           </w:p>
         </w:tc>
@@ -17988,7 +20244,7 @@
                 <w:i w:val="0"/>
                 <w:sz w:val="15"/>
               </w:rPr>
-              <w:t>2025</w:t>
+              <w:t>2023</w:t>
             </w:r>
           </w:p>
         </w:tc>
@@ -18008,7 +20264,7 @@
                 <w:i w:val="0"/>
                 <w:sz w:val="15"/>
               </w:rPr>
-              <w:t>$805</w:t>
+              <w:t>$1,659</w:t>
             </w:r>
           </w:p>
         </w:tc>
@@ -18028,7 +20284,7 @@
                 <w:i w:val="0"/>
                 <w:sz w:val="15"/>
               </w:rPr>
-              <w:t>$821</w:t>
+              <w:t>$1,803</w:t>
             </w:r>
           </w:p>
         </w:tc>
@@ -18047,7 +20303,7 @@
                 <w:i w:val="0"/>
                 <w:sz w:val="15"/>
               </w:rPr>
-              <w:t>Medium</w:t>
+              <w:t>High</w:t>
             </w:r>
           </w:p>
         </w:tc>
@@ -18069,7 +20325,7 @@
                 <w:i w:val="0"/>
                 <w:sz w:val="15"/>
               </w:rPr>
-              <w:t>Chugach BESS (Southcentral Power Project site)</w:t>
+              <w:t>Asheville Rock Hill substation BESS (Duke Energy Progress)</w:t>
             </w:r>
           </w:p>
         </w:tc>
@@ -18109,7 +20365,7 @@
                 <w:i w:val="0"/>
                 <w:sz w:val="15"/>
               </w:rPr>
-              <w:t>AK</w:t>
+              <w:t>NC</w:t>
             </w:r>
           </w:p>
         </w:tc>
@@ -18129,7 +20385,7 @@
                 <w:i w:val="0"/>
                 <w:sz w:val="15"/>
               </w:rPr>
-              <w:t>40 / 80</w:t>
+              <w:t>9 / 9</w:t>
             </w:r>
           </w:p>
         </w:tc>
@@ -18149,7 +20405,7 @@
                 <w:i w:val="0"/>
                 <w:sz w:val="15"/>
               </w:rPr>
-              <w:t>2024</w:t>
+              <w:t>2020</w:t>
             </w:r>
           </w:p>
         </w:tc>
@@ -18170,7 +20426,7 @@
                 <w:i w:val="0"/>
                 <w:sz w:val="15"/>
               </w:rPr>
-              <w:t>$812</w:t>
+              <w:t>$1,667</w:t>
             </w:r>
           </w:p>
         </w:tc>
@@ -18191,7 +20447,7 @@
                 <w:i w:val="0"/>
                 <w:sz w:val="15"/>
               </w:rPr>
-              <w:t>$838</w:t>
+              <w:t>$1,709</w:t>
             </w:r>
           </w:p>
         </w:tc>
@@ -18211,7 +20467,7 @@
                 <w:i w:val="0"/>
                 <w:sz w:val="15"/>
               </w:rPr>
-              <w:t>High</w:t>
+              <w:t>Medium</w:t>
             </w:r>
           </w:p>
         </w:tc>
@@ -18232,7 +20488,7 @@
                 <w:i w:val="0"/>
                 <w:sz w:val="15"/>
               </w:rPr>
-              <w:t>NineDot Blue Aster BESS (Hinsdale St Brooklyn)</w:t>
+              <w:t>El Centro BESS (IID)</w:t>
             </w:r>
           </w:p>
         </w:tc>
@@ -18251,7 +20507,7 @@
                 <w:i w:val="0"/>
                 <w:sz w:val="15"/>
               </w:rPr>
-              <w:t>Devel.</w:t>
+              <w:t>Utility</w:t>
             </w:r>
           </w:p>
         </w:tc>
@@ -18270,7 +20526,7 @@
                 <w:i w:val="0"/>
                 <w:sz w:val="15"/>
               </w:rPr>
-              <w:t>NY</w:t>
+              <w:t>CA</w:t>
             </w:r>
           </w:p>
         </w:tc>
@@ -18289,7 +20545,7 @@
                 <w:i w:val="0"/>
                 <w:sz w:val="15"/>
               </w:rPr>
-              <w:t>14.7 / 58.8</w:t>
+              <w:t>30 / 20</w:t>
             </w:r>
           </w:p>
         </w:tc>
@@ -18308,7 +20564,7 @@
                 <w:i w:val="0"/>
                 <w:sz w:val="15"/>
               </w:rPr>
-              <w:t>2026</w:t>
+              <w:t>2016</w:t>
             </w:r>
           </w:p>
         </w:tc>
@@ -18328,7 +20584,7 @@
                 <w:i w:val="0"/>
                 <w:sz w:val="15"/>
               </w:rPr>
-              <w:t>$830</w:t>
+              <w:t>$1,900</w:t>
             </w:r>
           </w:p>
         </w:tc>
@@ -18348,3207 +20604,7 @@
                 <w:i w:val="0"/>
                 <w:sz w:val="15"/>
               </w:rPr>
-              <w:t>$830</w:t>
-            </w:r>
-          </w:p>
-        </w:tc>
-        <w:tc>
-          <w:tcPr>
-            <w:tcW w:type="dxa" w:w="1008"/>
-          </w:tcPr>
-          <w:p>
-            <w:pPr>
-              <w:spacing w:after="0" w:before="0"/>
-            </w:pPr>
-            <w:r/>
-            <w:r>
-              <w:rPr>
-                <w:b w:val="0"/>
-                <w:i w:val="0"/>
-                <w:sz w:val="15"/>
-              </w:rPr>
-              <w:t>Medium</w:t>
-            </w:r>
-          </w:p>
-        </w:tc>
-      </w:tr>
-      <w:tr>
-        <w:tc>
-          <w:tcPr>
-            <w:tcW w:type="dxa" w:w="2952"/>
-            <w:shd w:val="clear" w:color="auto" w:fill="F2F4F8"/>
-          </w:tcPr>
-          <w:p>
-            <w:pPr>
-              <w:spacing w:after="0" w:before="0"/>
-            </w:pPr>
-            <w:r/>
-            <w:r>
-              <w:rPr>
-                <w:b w:val="0"/>
-                <w:i w:val="0"/>
-                <w:sz w:val="15"/>
-              </w:rPr>
-              <w:t>NineDot Eastern Towhee A/B (Centre St Brooklyn)</w:t>
-            </w:r>
-          </w:p>
-        </w:tc>
-        <w:tc>
-          <w:tcPr>
-            <w:tcW w:type="dxa" w:w="1152"/>
-            <w:shd w:val="clear" w:color="auto" w:fill="F2F4F8"/>
-          </w:tcPr>
-          <w:p>
-            <w:pPr>
-              <w:spacing w:after="0" w:before="0"/>
-            </w:pPr>
-            <w:r/>
-            <w:r>
-              <w:rPr>
-                <w:b w:val="0"/>
-                <w:i w:val="0"/>
-                <w:sz w:val="15"/>
-              </w:rPr>
-              <w:t>Devel.</w:t>
-            </w:r>
-          </w:p>
-        </w:tc>
-        <w:tc>
-          <w:tcPr>
-            <w:tcW w:type="dxa" w:w="1080"/>
-            <w:shd w:val="clear" w:color="auto" w:fill="F2F4F8"/>
-          </w:tcPr>
-          <w:p>
-            <w:pPr>
-              <w:spacing w:after="0" w:before="0"/>
-            </w:pPr>
-            <w:r/>
-            <w:r>
-              <w:rPr>
-                <w:b w:val="0"/>
-                <w:i w:val="0"/>
-                <w:sz w:val="15"/>
-              </w:rPr>
-              <w:t>NY</w:t>
-            </w:r>
-          </w:p>
-        </w:tc>
-        <w:tc>
-          <w:tcPr>
-            <w:tcW w:type="dxa" w:w="1152"/>
-            <w:shd w:val="clear" w:color="auto" w:fill="F2F4F8"/>
-          </w:tcPr>
-          <w:p>
-            <w:pPr>
-              <w:spacing w:after="0" w:before="0"/>
-            </w:pPr>
-            <w:r/>
-            <w:r>
-              <w:rPr>
-                <w:b w:val="0"/>
-                <w:i w:val="0"/>
-                <w:sz w:val="15"/>
-              </w:rPr>
-              <w:t>9.8 / 39.2</w:t>
-            </w:r>
-          </w:p>
-        </w:tc>
-        <w:tc>
-          <w:tcPr>
-            <w:tcW w:type="dxa" w:w="648"/>
-            <w:shd w:val="clear" w:color="auto" w:fill="F2F4F8"/>
-          </w:tcPr>
-          <w:p>
-            <w:pPr>
-              <w:spacing w:after="0" w:before="0"/>
-            </w:pPr>
-            <w:r/>
-            <w:r>
-              <w:rPr>
-                <w:b w:val="0"/>
-                <w:i w:val="0"/>
-                <w:sz w:val="15"/>
-              </w:rPr>
-              <w:t>2027</w:t>
-            </w:r>
-          </w:p>
-        </w:tc>
-        <w:tc>
-          <w:tcPr>
-            <w:tcW w:type="dxa" w:w="1080"/>
-            <w:shd w:val="clear" w:color="auto" w:fill="F2F4F8"/>
-          </w:tcPr>
-          <w:p>
-            <w:pPr>
-              <w:spacing w:after="0" w:before="0"/>
-              <w:jc w:val="right"/>
-            </w:pPr>
-            <w:r/>
-            <w:r>
-              <w:rPr>
-                <w:b w:val="0"/>
-                <w:i w:val="0"/>
-                <w:sz w:val="15"/>
-              </w:rPr>
-              <w:t>$832</w:t>
-            </w:r>
-          </w:p>
-        </w:tc>
-        <w:tc>
-          <w:tcPr>
-            <w:tcW w:type="dxa" w:w="1296"/>
-            <w:shd w:val="clear" w:color="auto" w:fill="F2F4F8"/>
-          </w:tcPr>
-          <w:p>
-            <w:pPr>
-              <w:spacing w:after="0" w:before="0"/>
-              <w:jc w:val="right"/>
-            </w:pPr>
-            <w:r/>
-            <w:r>
-              <w:rPr>
-                <w:b w:val="0"/>
-                <w:i w:val="0"/>
-                <w:sz w:val="15"/>
-              </w:rPr>
-              <w:t>$832</w:t>
-            </w:r>
-          </w:p>
-        </w:tc>
-        <w:tc>
-          <w:tcPr>
-            <w:tcW w:type="dxa" w:w="1008"/>
-            <w:shd w:val="clear" w:color="auto" w:fill="F2F4F8"/>
-          </w:tcPr>
-          <w:p>
-            <w:pPr>
-              <w:spacing w:after="0" w:before="0"/>
-            </w:pPr>
-            <w:r/>
-            <w:r>
-              <w:rPr>
-                <w:b w:val="0"/>
-                <w:i w:val="0"/>
-                <w:sz w:val="15"/>
-              </w:rPr>
-              <w:t>Medium</w:t>
-            </w:r>
-          </w:p>
-        </w:tc>
-      </w:tr>
-      <w:tr>
-        <w:tc>
-          <w:tcPr>
-            <w:tcW w:type="dxa" w:w="2952"/>
-          </w:tcPr>
-          <w:p>
-            <w:pPr>
-              <w:spacing w:after="0" w:before="0"/>
-            </w:pPr>
-            <w:r/>
-            <w:r>
-              <w:rPr>
-                <w:b w:val="0"/>
-                <w:i w:val="0"/>
-                <w:sz w:val="15"/>
-              </w:rPr>
-              <w:t>OSCII Blondell Ave BESS (Bronx)</w:t>
-            </w:r>
-          </w:p>
-        </w:tc>
-        <w:tc>
-          <w:tcPr>
-            <w:tcW w:type="dxa" w:w="1152"/>
-          </w:tcPr>
-          <w:p>
-            <w:pPr>
-              <w:spacing w:after="0" w:before="0"/>
-            </w:pPr>
-            <w:r/>
-            <w:r>
-              <w:rPr>
-                <w:b w:val="0"/>
-                <w:i w:val="0"/>
-                <w:sz w:val="15"/>
-              </w:rPr>
-              <w:t>Devel.</w:t>
-            </w:r>
-          </w:p>
-        </w:tc>
-        <w:tc>
-          <w:tcPr>
-            <w:tcW w:type="dxa" w:w="1080"/>
-          </w:tcPr>
-          <w:p>
-            <w:pPr>
-              <w:spacing w:after="0" w:before="0"/>
-            </w:pPr>
-            <w:r/>
-            <w:r>
-              <w:rPr>
-                <w:b w:val="0"/>
-                <w:i w:val="0"/>
-                <w:sz w:val="15"/>
-              </w:rPr>
-              <w:t>NY</w:t>
-            </w:r>
-          </w:p>
-        </w:tc>
-        <w:tc>
-          <w:tcPr>
-            <w:tcW w:type="dxa" w:w="1152"/>
-          </w:tcPr>
-          <w:p>
-            <w:pPr>
-              <w:spacing w:after="0" w:before="0"/>
-            </w:pPr>
-            <w:r/>
-            <w:r>
-              <w:rPr>
-                <w:b w:val="0"/>
-                <w:i w:val="0"/>
-                <w:sz w:val="15"/>
-              </w:rPr>
-              <w:t>5 / 10</w:t>
-            </w:r>
-          </w:p>
-        </w:tc>
-        <w:tc>
-          <w:tcPr>
-            <w:tcW w:type="dxa" w:w="648"/>
-          </w:tcPr>
-          <w:p>
-            <w:pPr>
-              <w:spacing w:after="0" w:before="0"/>
-            </w:pPr>
-            <w:r/>
-            <w:r>
-              <w:rPr>
-                <w:b w:val="0"/>
-                <w:i w:val="0"/>
-                <w:sz w:val="15"/>
-              </w:rPr>
-              <w:t>2024</w:t>
-            </w:r>
-          </w:p>
-        </w:tc>
-        <w:tc>
-          <w:tcPr>
-            <w:tcW w:type="dxa" w:w="1080"/>
-          </w:tcPr>
-          <w:p>
-            <w:pPr>
-              <w:spacing w:after="0" w:before="0"/>
-              <w:jc w:val="right"/>
-            </w:pPr>
-            <w:r/>
-            <w:r>
-              <w:rPr>
-                <w:b w:val="0"/>
-                <w:i w:val="0"/>
-                <w:sz w:val="15"/>
-              </w:rPr>
-              <w:t>$857</w:t>
-            </w:r>
-          </w:p>
-        </w:tc>
-        <w:tc>
-          <w:tcPr>
-            <w:tcW w:type="dxa" w:w="1296"/>
-          </w:tcPr>
-          <w:p>
-            <w:pPr>
-              <w:spacing w:after="0" w:before="0"/>
-              <w:jc w:val="right"/>
-            </w:pPr>
-            <w:r/>
-            <w:r>
-              <w:rPr>
-                <w:b w:val="0"/>
-                <w:i w:val="0"/>
-                <w:sz w:val="15"/>
-              </w:rPr>
-              <w:t>$877</w:t>
-            </w:r>
-          </w:p>
-        </w:tc>
-        <w:tc>
-          <w:tcPr>
-            <w:tcW w:type="dxa" w:w="1008"/>
-          </w:tcPr>
-          <w:p>
-            <w:pPr>
-              <w:spacing w:after="0" w:before="0"/>
-            </w:pPr>
-            <w:r/>
-            <w:r>
-              <w:rPr>
-                <w:b w:val="0"/>
-                <w:i w:val="0"/>
-                <w:sz w:val="15"/>
-              </w:rPr>
-              <w:t>Medium</w:t>
-            </w:r>
-          </w:p>
-        </w:tc>
-      </w:tr>
-      <w:tr>
-        <w:tc>
-          <w:tcPr>
-            <w:tcW w:type="dxa" w:w="2952"/>
-            <w:shd w:val="clear" w:color="auto" w:fill="F2F4F8"/>
-          </w:tcPr>
-          <w:p>
-            <w:pPr>
-              <w:spacing w:after="0" w:before="0"/>
-            </w:pPr>
-            <w:r/>
-            <w:r>
-              <w:rPr>
-                <w:b w:val="0"/>
-                <w:i w:val="0"/>
-                <w:sz w:val="15"/>
-              </w:rPr>
-              <w:t>Convergent 720 E 144th St Energy Storage 1 (Bronx)</w:t>
-            </w:r>
-          </w:p>
-        </w:tc>
-        <w:tc>
-          <w:tcPr>
-            <w:tcW w:type="dxa" w:w="1152"/>
-            <w:shd w:val="clear" w:color="auto" w:fill="F2F4F8"/>
-          </w:tcPr>
-          <w:p>
-            <w:pPr>
-              <w:spacing w:after="0" w:before="0"/>
-            </w:pPr>
-            <w:r/>
-            <w:r>
-              <w:rPr>
-                <w:b w:val="0"/>
-                <w:i w:val="0"/>
-                <w:sz w:val="15"/>
-              </w:rPr>
-              <w:t>Devel.</w:t>
-            </w:r>
-          </w:p>
-        </w:tc>
-        <w:tc>
-          <w:tcPr>
-            <w:tcW w:type="dxa" w:w="1080"/>
-            <w:shd w:val="clear" w:color="auto" w:fill="F2F4F8"/>
-          </w:tcPr>
-          <w:p>
-            <w:pPr>
-              <w:spacing w:after="0" w:before="0"/>
-            </w:pPr>
-            <w:r/>
-            <w:r>
-              <w:rPr>
-                <w:b w:val="0"/>
-                <w:i w:val="0"/>
-                <w:sz w:val="15"/>
-              </w:rPr>
-              <w:t>NY</w:t>
-            </w:r>
-          </w:p>
-        </w:tc>
-        <w:tc>
-          <w:tcPr>
-            <w:tcW w:type="dxa" w:w="1152"/>
-            <w:shd w:val="clear" w:color="auto" w:fill="F2F4F8"/>
-          </w:tcPr>
-          <w:p>
-            <w:pPr>
-              <w:spacing w:after="0" w:before="0"/>
-            </w:pPr>
-            <w:r/>
-            <w:r>
-              <w:rPr>
-                <w:b w:val="0"/>
-                <w:i w:val="0"/>
-                <w:sz w:val="15"/>
-              </w:rPr>
-              <w:t>5 / 20</w:t>
-            </w:r>
-          </w:p>
-        </w:tc>
-        <w:tc>
-          <w:tcPr>
-            <w:tcW w:type="dxa" w:w="648"/>
-            <w:shd w:val="clear" w:color="auto" w:fill="F2F4F8"/>
-          </w:tcPr>
-          <w:p>
-            <w:pPr>
-              <w:spacing w:after="0" w:before="0"/>
-            </w:pPr>
-            <w:r/>
-            <w:r>
-              <w:rPr>
-                <w:b w:val="0"/>
-                <w:i w:val="0"/>
-                <w:sz w:val="15"/>
-              </w:rPr>
-              <w:t>2026</w:t>
-            </w:r>
-          </w:p>
-        </w:tc>
-        <w:tc>
-          <w:tcPr>
-            <w:tcW w:type="dxa" w:w="1080"/>
-            <w:shd w:val="clear" w:color="auto" w:fill="F2F4F8"/>
-          </w:tcPr>
-          <w:p>
-            <w:pPr>
-              <w:spacing w:after="0" w:before="0"/>
-              <w:jc w:val="right"/>
-            </w:pPr>
-            <w:r/>
-            <w:r>
-              <w:rPr>
-                <w:b w:val="0"/>
-                <w:i w:val="0"/>
-                <w:sz w:val="15"/>
-              </w:rPr>
-              <w:t>$890</w:t>
-            </w:r>
-          </w:p>
-        </w:tc>
-        <w:tc>
-          <w:tcPr>
-            <w:tcW w:type="dxa" w:w="1296"/>
-            <w:shd w:val="clear" w:color="auto" w:fill="F2F4F8"/>
-          </w:tcPr>
-          <w:p>
-            <w:pPr>
-              <w:spacing w:after="0" w:before="0"/>
-              <w:jc w:val="right"/>
-            </w:pPr>
-            <w:r/>
-            <w:r>
-              <w:rPr>
-                <w:b w:val="0"/>
-                <w:i w:val="0"/>
-                <w:sz w:val="15"/>
-              </w:rPr>
-              <w:t>$890</w:t>
-            </w:r>
-          </w:p>
-        </w:tc>
-        <w:tc>
-          <w:tcPr>
-            <w:tcW w:type="dxa" w:w="1008"/>
-            <w:shd w:val="clear" w:color="auto" w:fill="F2F4F8"/>
-          </w:tcPr>
-          <w:p>
-            <w:pPr>
-              <w:spacing w:after="0" w:before="0"/>
-            </w:pPr>
-            <w:r/>
-            <w:r>
-              <w:rPr>
-                <w:b w:val="0"/>
-                <w:i w:val="0"/>
-                <w:sz w:val="15"/>
-              </w:rPr>
-              <w:t>Medium</w:t>
-            </w:r>
-          </w:p>
-        </w:tc>
-      </w:tr>
-      <w:tr>
-        <w:tc>
-          <w:tcPr>
-            <w:tcW w:type="dxa" w:w="2952"/>
-          </w:tcPr>
-          <w:p>
-            <w:pPr>
-              <w:spacing w:after="0" w:before="0"/>
-            </w:pPr>
-            <w:r/>
-            <w:r>
-              <w:rPr>
-                <w:b w:val="0"/>
-                <w:i w:val="0"/>
-                <w:sz w:val="15"/>
-              </w:rPr>
-              <w:t>NineDot Devoe Ave BESS (Bronx)</w:t>
-            </w:r>
-          </w:p>
-        </w:tc>
-        <w:tc>
-          <w:tcPr>
-            <w:tcW w:type="dxa" w:w="1152"/>
-          </w:tcPr>
-          <w:p>
-            <w:pPr>
-              <w:spacing w:after="0" w:before="0"/>
-            </w:pPr>
-            <w:r/>
-            <w:r>
-              <w:rPr>
-                <w:b w:val="0"/>
-                <w:i w:val="0"/>
-                <w:sz w:val="15"/>
-              </w:rPr>
-              <w:t>Devel.</w:t>
-            </w:r>
-          </w:p>
-        </w:tc>
-        <w:tc>
-          <w:tcPr>
-            <w:tcW w:type="dxa" w:w="1080"/>
-          </w:tcPr>
-          <w:p>
-            <w:pPr>
-              <w:spacing w:after="0" w:before="0"/>
-            </w:pPr>
-            <w:r/>
-            <w:r>
-              <w:rPr>
-                <w:b w:val="0"/>
-                <w:i w:val="0"/>
-                <w:sz w:val="15"/>
-              </w:rPr>
-              <w:t>NY</w:t>
-            </w:r>
-          </w:p>
-        </w:tc>
-        <w:tc>
-          <w:tcPr>
-            <w:tcW w:type="dxa" w:w="1152"/>
-          </w:tcPr>
-          <w:p>
-            <w:pPr>
-              <w:spacing w:after="0" w:before="0"/>
-            </w:pPr>
-            <w:r/>
-            <w:r>
-              <w:rPr>
-                <w:b w:val="0"/>
-                <w:i w:val="0"/>
-                <w:sz w:val="15"/>
-              </w:rPr>
-              <w:t>9.8 / 39.2</w:t>
-            </w:r>
-          </w:p>
-        </w:tc>
-        <w:tc>
-          <w:tcPr>
-            <w:tcW w:type="dxa" w:w="648"/>
-          </w:tcPr>
-          <w:p>
-            <w:pPr>
-              <w:spacing w:after="0" w:before="0"/>
-            </w:pPr>
-            <w:r/>
-            <w:r>
-              <w:rPr>
-                <w:b w:val="0"/>
-                <w:i w:val="0"/>
-                <w:sz w:val="15"/>
-              </w:rPr>
-              <w:t>2026</w:t>
-            </w:r>
-          </w:p>
-        </w:tc>
-        <w:tc>
-          <w:tcPr>
-            <w:tcW w:type="dxa" w:w="1080"/>
-          </w:tcPr>
-          <w:p>
-            <w:pPr>
-              <w:spacing w:after="0" w:before="0"/>
-              <w:jc w:val="right"/>
-            </w:pPr>
-            <w:r/>
-            <w:r>
-              <w:rPr>
-                <w:b w:val="0"/>
-                <w:i w:val="0"/>
-                <w:sz w:val="15"/>
-              </w:rPr>
-              <w:t>$892</w:t>
-            </w:r>
-          </w:p>
-        </w:tc>
-        <w:tc>
-          <w:tcPr>
-            <w:tcW w:type="dxa" w:w="1296"/>
-          </w:tcPr>
-          <w:p>
-            <w:pPr>
-              <w:spacing w:after="0" w:before="0"/>
-              <w:jc w:val="right"/>
-            </w:pPr>
-            <w:r/>
-            <w:r>
-              <w:rPr>
-                <w:b w:val="0"/>
-                <w:i w:val="0"/>
-                <w:sz w:val="15"/>
-              </w:rPr>
-              <w:t>$892</w:t>
-            </w:r>
-          </w:p>
-        </w:tc>
-        <w:tc>
-          <w:tcPr>
-            <w:tcW w:type="dxa" w:w="1008"/>
-          </w:tcPr>
-          <w:p>
-            <w:pPr>
-              <w:spacing w:after="0" w:before="0"/>
-            </w:pPr>
-            <w:r/>
-            <w:r>
-              <w:rPr>
-                <w:b w:val="0"/>
-                <w:i w:val="0"/>
-                <w:sz w:val="15"/>
-              </w:rPr>
-              <w:t>Medium</w:t>
-            </w:r>
-          </w:p>
-        </w:tc>
-      </w:tr>
-      <w:tr>
-        <w:tc>
-          <w:tcPr>
-            <w:tcW w:type="dxa" w:w="2952"/>
-            <w:shd w:val="clear" w:color="auto" w:fill="F2F4F8"/>
-          </w:tcPr>
-          <w:p>
-            <w:pPr>
-              <w:spacing w:after="0" w:before="0"/>
-            </w:pPr>
-            <w:r/>
-            <w:r>
-              <w:rPr>
-                <w:b w:val="0"/>
-                <w:i w:val="0"/>
-                <w:sz w:val="15"/>
-              </w:rPr>
-              <w:t>Convergent East Bay Ave Energy Storage 1 (Bronx)</w:t>
-            </w:r>
-          </w:p>
-        </w:tc>
-        <w:tc>
-          <w:tcPr>
-            <w:tcW w:type="dxa" w:w="1152"/>
-            <w:shd w:val="clear" w:color="auto" w:fill="F2F4F8"/>
-          </w:tcPr>
-          <w:p>
-            <w:pPr>
-              <w:spacing w:after="0" w:before="0"/>
-            </w:pPr>
-            <w:r/>
-            <w:r>
-              <w:rPr>
-                <w:b w:val="0"/>
-                <w:i w:val="0"/>
-                <w:sz w:val="15"/>
-              </w:rPr>
-              <w:t>Devel.</w:t>
-            </w:r>
-          </w:p>
-        </w:tc>
-        <w:tc>
-          <w:tcPr>
-            <w:tcW w:type="dxa" w:w="1080"/>
-            <w:shd w:val="clear" w:color="auto" w:fill="F2F4F8"/>
-          </w:tcPr>
-          <w:p>
-            <w:pPr>
-              <w:spacing w:after="0" w:before="0"/>
-            </w:pPr>
-            <w:r/>
-            <w:r>
-              <w:rPr>
-                <w:b w:val="0"/>
-                <w:i w:val="0"/>
-                <w:sz w:val="15"/>
-              </w:rPr>
-              <w:t>NY</w:t>
-            </w:r>
-          </w:p>
-        </w:tc>
-        <w:tc>
-          <w:tcPr>
-            <w:tcW w:type="dxa" w:w="1152"/>
-            <w:shd w:val="clear" w:color="auto" w:fill="F2F4F8"/>
-          </w:tcPr>
-          <w:p>
-            <w:pPr>
-              <w:spacing w:after="0" w:before="0"/>
-            </w:pPr>
-            <w:r/>
-            <w:r>
-              <w:rPr>
-                <w:b w:val="0"/>
-                <w:i w:val="0"/>
-                <w:sz w:val="15"/>
-              </w:rPr>
-              <w:t>5 / 20</w:t>
-            </w:r>
-          </w:p>
-        </w:tc>
-        <w:tc>
-          <w:tcPr>
-            <w:tcW w:type="dxa" w:w="648"/>
-            <w:shd w:val="clear" w:color="auto" w:fill="F2F4F8"/>
-          </w:tcPr>
-          <w:p>
-            <w:pPr>
-              <w:spacing w:after="0" w:before="0"/>
-            </w:pPr>
-            <w:r/>
-            <w:r>
-              <w:rPr>
-                <w:b w:val="0"/>
-                <w:i w:val="0"/>
-                <w:sz w:val="15"/>
-              </w:rPr>
-              <w:t>2026</w:t>
-            </w:r>
-          </w:p>
-        </w:tc>
-        <w:tc>
-          <w:tcPr>
-            <w:tcW w:type="dxa" w:w="1080"/>
-            <w:shd w:val="clear" w:color="auto" w:fill="F2F4F8"/>
-          </w:tcPr>
-          <w:p>
-            <w:pPr>
-              <w:spacing w:after="0" w:before="0"/>
-              <w:jc w:val="right"/>
-            </w:pPr>
-            <w:r/>
-            <w:r>
-              <w:rPr>
-                <w:b w:val="0"/>
-                <w:i w:val="0"/>
-                <w:sz w:val="15"/>
-              </w:rPr>
-              <w:t>$976</w:t>
-            </w:r>
-          </w:p>
-        </w:tc>
-        <w:tc>
-          <w:tcPr>
-            <w:tcW w:type="dxa" w:w="1296"/>
-            <w:shd w:val="clear" w:color="auto" w:fill="F2F4F8"/>
-          </w:tcPr>
-          <w:p>
-            <w:pPr>
-              <w:spacing w:after="0" w:before="0"/>
-              <w:jc w:val="right"/>
-            </w:pPr>
-            <w:r/>
-            <w:r>
-              <w:rPr>
-                <w:b w:val="0"/>
-                <w:i w:val="0"/>
-                <w:sz w:val="15"/>
-              </w:rPr>
-              <w:t>$976</w:t>
-            </w:r>
-          </w:p>
-        </w:tc>
-        <w:tc>
-          <w:tcPr>
-            <w:tcW w:type="dxa" w:w="1008"/>
-            <w:shd w:val="clear" w:color="auto" w:fill="F2F4F8"/>
-          </w:tcPr>
-          <w:p>
-            <w:pPr>
-              <w:spacing w:after="0" w:before="0"/>
-            </w:pPr>
-            <w:r/>
-            <w:r>
-              <w:rPr>
-                <w:b w:val="0"/>
-                <w:i w:val="0"/>
-                <w:sz w:val="15"/>
-              </w:rPr>
-              <w:t>Medium</w:t>
-            </w:r>
-          </w:p>
-        </w:tc>
-      </w:tr>
-      <w:tr>
-        <w:tc>
-          <w:tcPr>
-            <w:tcW w:type="dxa" w:w="2952"/>
-          </w:tcPr>
-          <w:p>
-            <w:pPr>
-              <w:spacing w:after="0" w:before="0"/>
-            </w:pPr>
-            <w:r/>
-            <w:r>
-              <w:rPr>
-                <w:b w:val="0"/>
-                <w:i w:val="0"/>
-                <w:sz w:val="15"/>
-              </w:rPr>
-              <w:t>Westmoreland Clean Innovation Project BESS (withdrawn)</w:t>
-            </w:r>
-          </w:p>
-        </w:tc>
-        <w:tc>
-          <w:tcPr>
-            <w:tcW w:type="dxa" w:w="1152"/>
-          </w:tcPr>
-          <w:p>
-            <w:pPr>
-              <w:spacing w:after="0" w:before="0"/>
-            </w:pPr>
-            <w:r/>
-            <w:r>
-              <w:rPr>
-                <w:b w:val="0"/>
-                <w:i w:val="0"/>
-                <w:sz w:val="15"/>
-              </w:rPr>
-              <w:t>Utility</w:t>
-            </w:r>
-          </w:p>
-        </w:tc>
-        <w:tc>
-          <w:tcPr>
-            <w:tcW w:type="dxa" w:w="1080"/>
-          </w:tcPr>
-          <w:p>
-            <w:pPr>
-              <w:spacing w:after="0" w:before="0"/>
-            </w:pPr>
-            <w:r/>
-            <w:r>
-              <w:rPr>
-                <w:b w:val="0"/>
-                <w:i w:val="0"/>
-                <w:sz w:val="15"/>
-              </w:rPr>
-              <w:t>NH</w:t>
-            </w:r>
-          </w:p>
-        </w:tc>
-        <w:tc>
-          <w:tcPr>
-            <w:tcW w:type="dxa" w:w="1152"/>
-          </w:tcPr>
-          <w:p>
-            <w:pPr>
-              <w:spacing w:after="0" w:before="0"/>
-            </w:pPr>
-            <w:r/>
-            <w:r>
-              <w:rPr>
-                <w:b w:val="0"/>
-                <w:i w:val="0"/>
-                <w:sz w:val="15"/>
-              </w:rPr>
-              <w:t>1.7 / 7.1</w:t>
-            </w:r>
-          </w:p>
-        </w:tc>
-        <w:tc>
-          <w:tcPr>
-            <w:tcW w:type="dxa" w:w="648"/>
-          </w:tcPr>
-          <w:p>
-            <w:pPr>
-              <w:spacing w:after="0" w:before="0"/>
-            </w:pPr>
-            <w:r/>
-            <w:r>
-              <w:rPr>
-                <w:b w:val="0"/>
-                <w:i w:val="0"/>
-                <w:sz w:val="15"/>
-              </w:rPr>
-              <w:t>2020</w:t>
-            </w:r>
-          </w:p>
-        </w:tc>
-        <w:tc>
-          <w:tcPr>
-            <w:tcW w:type="dxa" w:w="1080"/>
-          </w:tcPr>
-          <w:p>
-            <w:pPr>
-              <w:spacing w:after="0" w:before="0"/>
-              <w:jc w:val="right"/>
-            </w:pPr>
-            <w:r/>
-            <w:r>
-              <w:rPr>
-                <w:b w:val="0"/>
-                <w:i w:val="0"/>
-                <w:sz w:val="15"/>
-              </w:rPr>
-              <w:t>$986</w:t>
-            </w:r>
-          </w:p>
-        </w:tc>
-        <w:tc>
-          <w:tcPr>
-            <w:tcW w:type="dxa" w:w="1296"/>
-          </w:tcPr>
-          <w:p>
-            <w:pPr>
-              <w:spacing w:after="0" w:before="0"/>
-              <w:jc w:val="right"/>
-            </w:pPr>
-            <w:r/>
-            <w:r>
-              <w:rPr>
-                <w:b w:val="0"/>
-                <w:i w:val="0"/>
-                <w:sz w:val="15"/>
-              </w:rPr>
-              <w:t>$1,011</w:t>
-            </w:r>
-          </w:p>
-        </w:tc>
-        <w:tc>
-          <w:tcPr>
-            <w:tcW w:type="dxa" w:w="1008"/>
-          </w:tcPr>
-          <w:p>
-            <w:pPr>
-              <w:spacing w:after="0" w:before="0"/>
-            </w:pPr>
-            <w:r/>
-            <w:r>
-              <w:rPr>
-                <w:b w:val="0"/>
-                <w:i w:val="0"/>
-                <w:sz w:val="15"/>
-              </w:rPr>
-              <w:t>High</w:t>
-            </w:r>
-          </w:p>
-        </w:tc>
-      </w:tr>
-      <w:tr>
-        <w:tc>
-          <w:tcPr>
-            <w:tcW w:type="dxa" w:w="2952"/>
-            <w:shd w:val="clear" w:color="auto" w:fill="F2F4F8"/>
-          </w:tcPr>
-          <w:p>
-            <w:pPr>
-              <w:spacing w:after="0" w:before="0"/>
-            </w:pPr>
-            <w:r/>
-            <w:r>
-              <w:rPr>
-                <w:b w:val="0"/>
-                <w:i w:val="0"/>
-                <w:sz w:val="15"/>
-              </w:rPr>
-              <w:t>NineDot Wintergreen / Hunts Point BESS (Bronx)</w:t>
-            </w:r>
-          </w:p>
-        </w:tc>
-        <w:tc>
-          <w:tcPr>
-            <w:tcW w:type="dxa" w:w="1152"/>
-            <w:shd w:val="clear" w:color="auto" w:fill="F2F4F8"/>
-          </w:tcPr>
-          <w:p>
-            <w:pPr>
-              <w:spacing w:after="0" w:before="0"/>
-            </w:pPr>
-            <w:r/>
-            <w:r>
-              <w:rPr>
-                <w:b w:val="0"/>
-                <w:i w:val="0"/>
-                <w:sz w:val="15"/>
-              </w:rPr>
-              <w:t>Devel.</w:t>
-            </w:r>
-          </w:p>
-        </w:tc>
-        <w:tc>
-          <w:tcPr>
-            <w:tcW w:type="dxa" w:w="1080"/>
-            <w:shd w:val="clear" w:color="auto" w:fill="F2F4F8"/>
-          </w:tcPr>
-          <w:p>
-            <w:pPr>
-              <w:spacing w:after="0" w:before="0"/>
-            </w:pPr>
-            <w:r/>
-            <w:r>
-              <w:rPr>
-                <w:b w:val="0"/>
-                <w:i w:val="0"/>
-                <w:sz w:val="15"/>
-              </w:rPr>
-              <w:t>NY</w:t>
-            </w:r>
-          </w:p>
-        </w:tc>
-        <w:tc>
-          <w:tcPr>
-            <w:tcW w:type="dxa" w:w="1152"/>
-            <w:shd w:val="clear" w:color="auto" w:fill="F2F4F8"/>
-          </w:tcPr>
-          <w:p>
-            <w:pPr>
-              <w:spacing w:after="0" w:before="0"/>
-            </w:pPr>
-            <w:r/>
-            <w:r>
-              <w:rPr>
-                <w:b w:val="0"/>
-                <w:i w:val="0"/>
-                <w:sz w:val="15"/>
-              </w:rPr>
-              <w:t>19.6 / 78.3</w:t>
-            </w:r>
-          </w:p>
-        </w:tc>
-        <w:tc>
-          <w:tcPr>
-            <w:tcW w:type="dxa" w:w="648"/>
-            <w:shd w:val="clear" w:color="auto" w:fill="F2F4F8"/>
-          </w:tcPr>
-          <w:p>
-            <w:pPr>
-              <w:spacing w:after="0" w:before="0"/>
-            </w:pPr>
-            <w:r/>
-            <w:r>
-              <w:rPr>
-                <w:b w:val="0"/>
-                <w:i w:val="0"/>
-                <w:sz w:val="15"/>
-              </w:rPr>
-              <w:t>2027</w:t>
-            </w:r>
-          </w:p>
-        </w:tc>
-        <w:tc>
-          <w:tcPr>
-            <w:tcW w:type="dxa" w:w="1080"/>
-            <w:shd w:val="clear" w:color="auto" w:fill="F2F4F8"/>
-          </w:tcPr>
-          <w:p>
-            <w:pPr>
-              <w:spacing w:after="0" w:before="0"/>
-              <w:jc w:val="right"/>
-            </w:pPr>
-            <w:r/>
-            <w:r>
-              <w:rPr>
-                <w:b w:val="0"/>
-                <w:i w:val="0"/>
-                <w:sz w:val="15"/>
-              </w:rPr>
-              <w:t>$999</w:t>
-            </w:r>
-          </w:p>
-        </w:tc>
-        <w:tc>
-          <w:tcPr>
-            <w:tcW w:type="dxa" w:w="1296"/>
-            <w:shd w:val="clear" w:color="auto" w:fill="F2F4F8"/>
-          </w:tcPr>
-          <w:p>
-            <w:pPr>
-              <w:spacing w:after="0" w:before="0"/>
-              <w:jc w:val="right"/>
-            </w:pPr>
-            <w:r/>
-            <w:r>
-              <w:rPr>
-                <w:b w:val="0"/>
-                <w:i w:val="0"/>
-                <w:sz w:val="15"/>
-              </w:rPr>
-              <w:t>$999</w:t>
-            </w:r>
-          </w:p>
-        </w:tc>
-        <w:tc>
-          <w:tcPr>
-            <w:tcW w:type="dxa" w:w="1008"/>
-            <w:shd w:val="clear" w:color="auto" w:fill="F2F4F8"/>
-          </w:tcPr>
-          <w:p>
-            <w:pPr>
-              <w:spacing w:after="0" w:before="0"/>
-            </w:pPr>
-            <w:r/>
-            <w:r>
-              <w:rPr>
-                <w:b w:val="0"/>
-                <w:i w:val="0"/>
-                <w:sz w:val="15"/>
-              </w:rPr>
-              <w:t>Medium</w:t>
-            </w:r>
-          </w:p>
-        </w:tc>
-      </w:tr>
-      <w:tr>
-        <w:tc>
-          <w:tcPr>
-            <w:tcW w:type="dxa" w:w="2952"/>
-          </w:tcPr>
-          <w:p>
-            <w:pPr>
-              <w:spacing w:after="0" w:before="0"/>
-            </w:pPr>
-            <w:r/>
-            <w:r>
-              <w:rPr>
-                <w:b w:val="0"/>
-                <w:i w:val="0"/>
-                <w:sz w:val="15"/>
-              </w:rPr>
-              <w:t>Kingsbery Community Solar + Storage</w:t>
-            </w:r>
-          </w:p>
-        </w:tc>
-        <w:tc>
-          <w:tcPr>
-            <w:tcW w:type="dxa" w:w="1152"/>
-          </w:tcPr>
-          <w:p>
-            <w:pPr>
-              <w:spacing w:after="0" w:before="0"/>
-            </w:pPr>
-            <w:r/>
-            <w:r>
-              <w:rPr>
-                <w:b w:val="0"/>
-                <w:i w:val="0"/>
-                <w:sz w:val="15"/>
-              </w:rPr>
-              <w:t>Utility</w:t>
-            </w:r>
-          </w:p>
-        </w:tc>
-        <w:tc>
-          <w:tcPr>
-            <w:tcW w:type="dxa" w:w="1080"/>
-          </w:tcPr>
-          <w:p>
-            <w:pPr>
-              <w:spacing w:after="0" w:before="0"/>
-            </w:pPr>
-            <w:r/>
-            <w:r>
-              <w:rPr>
-                <w:b w:val="0"/>
-                <w:i w:val="0"/>
-                <w:sz w:val="15"/>
-              </w:rPr>
-              <w:t>TX</w:t>
-            </w:r>
-          </w:p>
-        </w:tc>
-        <w:tc>
-          <w:tcPr>
-            <w:tcW w:type="dxa" w:w="1152"/>
-          </w:tcPr>
-          <w:p>
-            <w:pPr>
-              <w:spacing w:after="0" w:before="0"/>
-            </w:pPr>
-            <w:r/>
-            <w:r>
-              <w:rPr>
-                <w:b w:val="0"/>
-                <w:i w:val="0"/>
-                <w:sz w:val="15"/>
-              </w:rPr>
-              <w:t>1.5 / 3</w:t>
-            </w:r>
-          </w:p>
-        </w:tc>
-        <w:tc>
-          <w:tcPr>
-            <w:tcW w:type="dxa" w:w="648"/>
-          </w:tcPr>
-          <w:p>
-            <w:pPr>
-              <w:spacing w:after="0" w:before="0"/>
-            </w:pPr>
-            <w:r/>
-            <w:r>
-              <w:rPr>
-                <w:b w:val="0"/>
-                <w:i w:val="0"/>
-                <w:sz w:val="15"/>
-              </w:rPr>
-              <w:t>2016</w:t>
-            </w:r>
-          </w:p>
-        </w:tc>
-        <w:tc>
-          <w:tcPr>
-            <w:tcW w:type="dxa" w:w="1080"/>
-          </w:tcPr>
-          <w:p>
-            <w:pPr>
-              <w:spacing w:after="0" w:before="0"/>
-              <w:jc w:val="right"/>
-            </w:pPr>
-            <w:r/>
-            <w:r>
-              <w:rPr>
-                <w:b w:val="0"/>
-                <w:i w:val="0"/>
-                <w:sz w:val="15"/>
-              </w:rPr>
-              <w:t>$1,000</w:t>
-            </w:r>
-          </w:p>
-        </w:tc>
-        <w:tc>
-          <w:tcPr>
-            <w:tcW w:type="dxa" w:w="1296"/>
-          </w:tcPr>
-          <w:p>
-            <w:pPr>
-              <w:spacing w:after="0" w:before="0"/>
-              <w:jc w:val="right"/>
-            </w:pPr>
-            <w:r/>
-            <w:r>
-              <w:rPr>
-                <w:b w:val="0"/>
-                <w:i w:val="0"/>
-                <w:sz w:val="15"/>
-              </w:rPr>
-              <w:t>$681</w:t>
-            </w:r>
-          </w:p>
-        </w:tc>
-        <w:tc>
-          <w:tcPr>
-            <w:tcW w:type="dxa" w:w="1008"/>
-          </w:tcPr>
-          <w:p>
-            <w:pPr>
-              <w:spacing w:after="0" w:before="0"/>
-            </w:pPr>
-            <w:r/>
-            <w:r>
-              <w:rPr>
-                <w:b w:val="0"/>
-                <w:i w:val="0"/>
-                <w:sz w:val="15"/>
-              </w:rPr>
-              <w:t>Medium</w:t>
-            </w:r>
-          </w:p>
-        </w:tc>
-      </w:tr>
-      <w:tr>
-        <w:tc>
-          <w:tcPr>
-            <w:tcW w:type="dxa" w:w="2952"/>
-            <w:shd w:val="clear" w:color="auto" w:fill="F2F4F8"/>
-          </w:tcPr>
-          <w:p>
-            <w:pPr>
-              <w:spacing w:after="0" w:before="0"/>
-            </w:pPr>
-            <w:r/>
-            <w:r>
-              <w:rPr>
-                <w:b w:val="0"/>
-                <w:i w:val="0"/>
-                <w:sz w:val="15"/>
-              </w:rPr>
-              <w:t>Soltage Brigis 2 / Maspeth ESS (Queens)</w:t>
-            </w:r>
-          </w:p>
-        </w:tc>
-        <w:tc>
-          <w:tcPr>
-            <w:tcW w:type="dxa" w:w="1152"/>
-            <w:shd w:val="clear" w:color="auto" w:fill="F2F4F8"/>
-          </w:tcPr>
-          <w:p>
-            <w:pPr>
-              <w:spacing w:after="0" w:before="0"/>
-            </w:pPr>
-            <w:r/>
-            <w:r>
-              <w:rPr>
-                <w:b w:val="0"/>
-                <w:i w:val="0"/>
-                <w:sz w:val="15"/>
-              </w:rPr>
-              <w:t>Devel.</w:t>
-            </w:r>
-          </w:p>
-        </w:tc>
-        <w:tc>
-          <w:tcPr>
-            <w:tcW w:type="dxa" w:w="1080"/>
-            <w:shd w:val="clear" w:color="auto" w:fill="F2F4F8"/>
-          </w:tcPr>
-          <w:p>
-            <w:pPr>
-              <w:spacing w:after="0" w:before="0"/>
-            </w:pPr>
-            <w:r/>
-            <w:r>
-              <w:rPr>
-                <w:b w:val="0"/>
-                <w:i w:val="0"/>
-                <w:sz w:val="15"/>
-              </w:rPr>
-              <w:t>NY</w:t>
-            </w:r>
-          </w:p>
-        </w:tc>
-        <w:tc>
-          <w:tcPr>
-            <w:tcW w:type="dxa" w:w="1152"/>
-            <w:shd w:val="clear" w:color="auto" w:fill="F2F4F8"/>
-          </w:tcPr>
-          <w:p>
-            <w:pPr>
-              <w:spacing w:after="0" w:before="0"/>
-            </w:pPr>
-            <w:r/>
-            <w:r>
-              <w:rPr>
-                <w:b w:val="0"/>
-                <w:i w:val="0"/>
-                <w:sz w:val="15"/>
-              </w:rPr>
-              <w:t>20 / 80</w:t>
-            </w:r>
-          </w:p>
-        </w:tc>
-        <w:tc>
-          <w:tcPr>
-            <w:tcW w:type="dxa" w:w="648"/>
-            <w:shd w:val="clear" w:color="auto" w:fill="F2F4F8"/>
-          </w:tcPr>
-          <w:p>
-            <w:pPr>
-              <w:spacing w:after="0" w:before="0"/>
-            </w:pPr>
-            <w:r/>
-            <w:r>
-              <w:rPr>
-                <w:b w:val="0"/>
-                <w:i w:val="0"/>
-                <w:sz w:val="15"/>
-              </w:rPr>
-              <w:t>2027</w:t>
-            </w:r>
-          </w:p>
-        </w:tc>
-        <w:tc>
-          <w:tcPr>
-            <w:tcW w:type="dxa" w:w="1080"/>
-            <w:shd w:val="clear" w:color="auto" w:fill="F2F4F8"/>
-          </w:tcPr>
-          <w:p>
-            <w:pPr>
-              <w:spacing w:after="0" w:before="0"/>
-              <w:jc w:val="right"/>
-            </w:pPr>
-            <w:r/>
-            <w:r>
-              <w:rPr>
-                <w:b w:val="0"/>
-                <w:i w:val="0"/>
-                <w:sz w:val="15"/>
-              </w:rPr>
-              <w:t>$1,009</w:t>
-            </w:r>
-          </w:p>
-        </w:tc>
-        <w:tc>
-          <w:tcPr>
-            <w:tcW w:type="dxa" w:w="1296"/>
-            <w:shd w:val="clear" w:color="auto" w:fill="F2F4F8"/>
-          </w:tcPr>
-          <w:p>
-            <w:pPr>
-              <w:spacing w:after="0" w:before="0"/>
-              <w:jc w:val="right"/>
-            </w:pPr>
-            <w:r/>
-            <w:r>
-              <w:rPr>
-                <w:b w:val="0"/>
-                <w:i w:val="0"/>
-                <w:sz w:val="15"/>
-              </w:rPr>
-              <w:t>$1,009</w:t>
-            </w:r>
-          </w:p>
-        </w:tc>
-        <w:tc>
-          <w:tcPr>
-            <w:tcW w:type="dxa" w:w="1008"/>
-            <w:shd w:val="clear" w:color="auto" w:fill="F2F4F8"/>
-          </w:tcPr>
-          <w:p>
-            <w:pPr>
-              <w:spacing w:after="0" w:before="0"/>
-            </w:pPr>
-            <w:r/>
-            <w:r>
-              <w:rPr>
-                <w:b w:val="0"/>
-                <w:i w:val="0"/>
-                <w:sz w:val="15"/>
-              </w:rPr>
-              <w:t>Medium</w:t>
-            </w:r>
-          </w:p>
-        </w:tc>
-      </w:tr>
-      <w:tr>
-        <w:tc>
-          <w:tcPr>
-            <w:tcW w:type="dxa" w:w="2952"/>
-          </w:tcPr>
-          <w:p>
-            <w:pPr>
-              <w:spacing w:after="0" w:before="0"/>
-            </w:pPr>
-            <w:r/>
-            <w:r>
-              <w:rPr>
-                <w:b w:val="0"/>
-                <w:i w:val="0"/>
-                <w:sz w:val="15"/>
-              </w:rPr>
-              <w:t>NineDot Arthur Kill Road BESS (Staten Island)</w:t>
-            </w:r>
-          </w:p>
-        </w:tc>
-        <w:tc>
-          <w:tcPr>
-            <w:tcW w:type="dxa" w:w="1152"/>
-          </w:tcPr>
-          <w:p>
-            <w:pPr>
-              <w:spacing w:after="0" w:before="0"/>
-            </w:pPr>
-            <w:r/>
-            <w:r>
-              <w:rPr>
-                <w:b w:val="0"/>
-                <w:i w:val="0"/>
-                <w:sz w:val="15"/>
-              </w:rPr>
-              <w:t>Devel.</w:t>
-            </w:r>
-          </w:p>
-        </w:tc>
-        <w:tc>
-          <w:tcPr>
-            <w:tcW w:type="dxa" w:w="1080"/>
-          </w:tcPr>
-          <w:p>
-            <w:pPr>
-              <w:spacing w:after="0" w:before="0"/>
-            </w:pPr>
-            <w:r/>
-            <w:r>
-              <w:rPr>
-                <w:b w:val="0"/>
-                <w:i w:val="0"/>
-                <w:sz w:val="15"/>
-              </w:rPr>
-              <w:t>NY</w:t>
-            </w:r>
-          </w:p>
-        </w:tc>
-        <w:tc>
-          <w:tcPr>
-            <w:tcW w:type="dxa" w:w="1152"/>
-          </w:tcPr>
-          <w:p>
-            <w:pPr>
-              <w:spacing w:after="0" w:before="0"/>
-            </w:pPr>
-            <w:r/>
-            <w:r>
-              <w:rPr>
-                <w:b w:val="0"/>
-                <w:i w:val="0"/>
-                <w:sz w:val="15"/>
-              </w:rPr>
-              <w:t>9.8 / 39.1</w:t>
-            </w:r>
-          </w:p>
-        </w:tc>
-        <w:tc>
-          <w:tcPr>
-            <w:tcW w:type="dxa" w:w="648"/>
-          </w:tcPr>
-          <w:p>
-            <w:pPr>
-              <w:spacing w:after="0" w:before="0"/>
-            </w:pPr>
-            <w:r/>
-            <w:r>
-              <w:rPr>
-                <w:b w:val="0"/>
-                <w:i w:val="0"/>
-                <w:sz w:val="15"/>
-              </w:rPr>
-              <w:t>2025</w:t>
-            </w:r>
-          </w:p>
-        </w:tc>
-        <w:tc>
-          <w:tcPr>
-            <w:tcW w:type="dxa" w:w="1080"/>
-          </w:tcPr>
-          <w:p>
-            <w:pPr>
-              <w:spacing w:after="0" w:before="0"/>
-              <w:jc w:val="right"/>
-            </w:pPr>
-            <w:r/>
-            <w:r>
-              <w:rPr>
-                <w:b w:val="0"/>
-                <w:i w:val="0"/>
-                <w:sz w:val="15"/>
-              </w:rPr>
-              <w:t>$1,110</w:t>
-            </w:r>
-          </w:p>
-        </w:tc>
-        <w:tc>
-          <w:tcPr>
-            <w:tcW w:type="dxa" w:w="1296"/>
-          </w:tcPr>
-          <w:p>
-            <w:pPr>
-              <w:spacing w:after="0" w:before="0"/>
-              <w:jc w:val="right"/>
-            </w:pPr>
-            <w:r/>
-            <w:r>
-              <w:rPr>
-                <w:b w:val="0"/>
-                <w:i w:val="0"/>
-                <w:sz w:val="15"/>
-              </w:rPr>
-              <w:t>$1,131</w:t>
-            </w:r>
-          </w:p>
-        </w:tc>
-        <w:tc>
-          <w:tcPr>
-            <w:tcW w:type="dxa" w:w="1008"/>
-          </w:tcPr>
-          <w:p>
-            <w:pPr>
-              <w:spacing w:after="0" w:before="0"/>
-            </w:pPr>
-            <w:r/>
-            <w:r>
-              <w:rPr>
-                <w:b w:val="0"/>
-                <w:i w:val="0"/>
-                <w:sz w:val="15"/>
-              </w:rPr>
-              <w:t>High</w:t>
-            </w:r>
-          </w:p>
-        </w:tc>
-      </w:tr>
-      <w:tr>
-        <w:tc>
-          <w:tcPr>
-            <w:tcW w:type="dxa" w:w="2952"/>
-            <w:shd w:val="clear" w:color="auto" w:fill="F2F4F8"/>
-          </w:tcPr>
-          <w:p>
-            <w:pPr>
-              <w:spacing w:after="0" w:before="0"/>
-            </w:pPr>
-            <w:r/>
-            <w:r>
-              <w:rPr>
-                <w:b w:val="0"/>
-                <w:i w:val="0"/>
-                <w:sz w:val="15"/>
-              </w:rPr>
-              <w:t>Stafford Hill Solar + Storage (Rutland)</w:t>
-            </w:r>
-          </w:p>
-        </w:tc>
-        <w:tc>
-          <w:tcPr>
-            <w:tcW w:type="dxa" w:w="1152"/>
-            <w:shd w:val="clear" w:color="auto" w:fill="F2F4F8"/>
-          </w:tcPr>
-          <w:p>
-            <w:pPr>
-              <w:spacing w:after="0" w:before="0"/>
-            </w:pPr>
-            <w:r/>
-            <w:r>
-              <w:rPr>
-                <w:b w:val="0"/>
-                <w:i w:val="0"/>
-                <w:sz w:val="15"/>
-              </w:rPr>
-              <w:t>Utility</w:t>
-            </w:r>
-          </w:p>
-        </w:tc>
-        <w:tc>
-          <w:tcPr>
-            <w:tcW w:type="dxa" w:w="1080"/>
-            <w:shd w:val="clear" w:color="auto" w:fill="F2F4F8"/>
-          </w:tcPr>
-          <w:p>
-            <w:pPr>
-              <w:spacing w:after="0" w:before="0"/>
-            </w:pPr>
-            <w:r/>
-            <w:r>
-              <w:rPr>
-                <w:b w:val="0"/>
-                <w:i w:val="0"/>
-                <w:sz w:val="15"/>
-              </w:rPr>
-              <w:t>VT</w:t>
-            </w:r>
-          </w:p>
-        </w:tc>
-        <w:tc>
-          <w:tcPr>
-            <w:tcW w:type="dxa" w:w="1152"/>
-            <w:shd w:val="clear" w:color="auto" w:fill="F2F4F8"/>
-          </w:tcPr>
-          <w:p>
-            <w:pPr>
-              <w:spacing w:after="0" w:before="0"/>
-            </w:pPr>
-            <w:r/>
-            <w:r>
-              <w:rPr>
-                <w:b w:val="0"/>
-                <w:i w:val="0"/>
-                <w:sz w:val="15"/>
-              </w:rPr>
-              <w:t>4 / 3.4</w:t>
-            </w:r>
-          </w:p>
-        </w:tc>
-        <w:tc>
-          <w:tcPr>
-            <w:tcW w:type="dxa" w:w="648"/>
-            <w:shd w:val="clear" w:color="auto" w:fill="F2F4F8"/>
-          </w:tcPr>
-          <w:p>
-            <w:pPr>
-              <w:spacing w:after="0" w:before="0"/>
-            </w:pPr>
-            <w:r/>
-            <w:r>
-              <w:rPr>
-                <w:b w:val="0"/>
-                <w:i w:val="0"/>
-                <w:sz w:val="15"/>
-              </w:rPr>
-              <w:t>2015</w:t>
-            </w:r>
-          </w:p>
-        </w:tc>
-        <w:tc>
-          <w:tcPr>
-            <w:tcW w:type="dxa" w:w="1080"/>
-            <w:shd w:val="clear" w:color="auto" w:fill="F2F4F8"/>
-          </w:tcPr>
-          <w:p>
-            <w:pPr>
-              <w:spacing w:after="0" w:before="0"/>
-              <w:jc w:val="right"/>
-            </w:pPr>
-            <w:r/>
-            <w:r>
-              <w:rPr>
-                <w:b w:val="0"/>
-                <w:i w:val="0"/>
-                <w:sz w:val="15"/>
-              </w:rPr>
-              <w:t>$1,235</w:t>
-            </w:r>
-          </w:p>
-        </w:tc>
-        <w:tc>
-          <w:tcPr>
-            <w:tcW w:type="dxa" w:w="1296"/>
-            <w:shd w:val="clear" w:color="auto" w:fill="F2F4F8"/>
-          </w:tcPr>
-          <w:p>
-            <w:pPr>
-              <w:spacing w:after="0" w:before="0"/>
-              <w:jc w:val="right"/>
-            </w:pPr>
-            <w:r/>
-            <w:r>
-              <w:rPr>
-                <w:b w:val="0"/>
-                <w:i w:val="0"/>
-                <w:sz w:val="15"/>
-              </w:rPr>
-              <w:t>$571</w:t>
-            </w:r>
-          </w:p>
-        </w:tc>
-        <w:tc>
-          <w:tcPr>
-            <w:tcW w:type="dxa" w:w="1008"/>
-            <w:shd w:val="clear" w:color="auto" w:fill="F2F4F8"/>
-          </w:tcPr>
-          <w:p>
-            <w:pPr>
-              <w:spacing w:after="0" w:before="0"/>
-            </w:pPr>
-            <w:r/>
-            <w:r>
-              <w:rPr>
-                <w:b w:val="0"/>
-                <w:i w:val="0"/>
-                <w:sz w:val="15"/>
-              </w:rPr>
-              <w:t>Medium</w:t>
-            </w:r>
-          </w:p>
-        </w:tc>
-      </w:tr>
-      <w:tr>
-        <w:tc>
-          <w:tcPr>
-            <w:tcW w:type="dxa" w:w="2952"/>
-          </w:tcPr>
-          <w:p>
-            <w:pPr>
-              <w:spacing w:after="0" w:before="0"/>
-            </w:pPr>
-            <w:r/>
-            <w:r>
-              <w:rPr>
-                <w:b w:val="0"/>
-                <w:i w:val="0"/>
-                <w:sz w:val="15"/>
-              </w:rPr>
-              <w:t>Ozone Park BESS</w:t>
-            </w:r>
-          </w:p>
-        </w:tc>
-        <w:tc>
-          <w:tcPr>
-            <w:tcW w:type="dxa" w:w="1152"/>
-          </w:tcPr>
-          <w:p>
-            <w:pPr>
-              <w:spacing w:after="0" w:before="0"/>
-            </w:pPr>
-            <w:r/>
-            <w:r>
-              <w:rPr>
-                <w:b w:val="0"/>
-                <w:i w:val="0"/>
-                <w:sz w:val="15"/>
-              </w:rPr>
-              <w:t>Utility</w:t>
-            </w:r>
-          </w:p>
-        </w:tc>
-        <w:tc>
-          <w:tcPr>
-            <w:tcW w:type="dxa" w:w="1080"/>
-          </w:tcPr>
-          <w:p>
-            <w:pPr>
-              <w:spacing w:after="0" w:before="0"/>
-            </w:pPr>
-            <w:r/>
-            <w:r>
-              <w:rPr>
-                <w:b w:val="0"/>
-                <w:i w:val="0"/>
-                <w:sz w:val="15"/>
-              </w:rPr>
-              <w:t>NY</w:t>
-            </w:r>
-          </w:p>
-        </w:tc>
-        <w:tc>
-          <w:tcPr>
-            <w:tcW w:type="dxa" w:w="1152"/>
-          </w:tcPr>
-          <w:p>
-            <w:pPr>
-              <w:spacing w:after="0" w:before="0"/>
-            </w:pPr>
-            <w:r/>
-            <w:r>
-              <w:rPr>
-                <w:b w:val="0"/>
-                <w:i w:val="0"/>
-                <w:sz w:val="15"/>
-              </w:rPr>
-              <w:t>1.5 / 12</w:t>
-            </w:r>
-          </w:p>
-        </w:tc>
-        <w:tc>
-          <w:tcPr>
-            <w:tcW w:type="dxa" w:w="648"/>
-          </w:tcPr>
-          <w:p>
-            <w:pPr>
-              <w:spacing w:after="0" w:before="0"/>
-            </w:pPr>
-            <w:r/>
-            <w:r>
-              <w:rPr>
-                <w:b w:val="0"/>
-                <w:i w:val="0"/>
-                <w:sz w:val="15"/>
-              </w:rPr>
-              <w:t>2019</w:t>
-            </w:r>
-          </w:p>
-        </w:tc>
-        <w:tc>
-          <w:tcPr>
-            <w:tcW w:type="dxa" w:w="1080"/>
-          </w:tcPr>
-          <w:p>
-            <w:pPr>
-              <w:spacing w:after="0" w:before="0"/>
-              <w:jc w:val="right"/>
-            </w:pPr>
-            <w:r/>
-            <w:r>
-              <w:rPr>
-                <w:b w:val="0"/>
-                <w:i w:val="0"/>
-                <w:sz w:val="15"/>
-              </w:rPr>
-              <w:t>$1,250</w:t>
-            </w:r>
-          </w:p>
-        </w:tc>
-        <w:tc>
-          <w:tcPr>
-            <w:tcW w:type="dxa" w:w="1296"/>
-          </w:tcPr>
-          <w:p>
-            <w:pPr>
-              <w:spacing w:after="0" w:before="0"/>
-              <w:jc w:val="right"/>
-            </w:pPr>
-            <w:r/>
-            <w:r>
-              <w:rPr>
-                <w:b w:val="0"/>
-                <w:i w:val="0"/>
-                <w:sz w:val="15"/>
-              </w:rPr>
-              <w:t>$1,363</w:t>
-            </w:r>
-          </w:p>
-        </w:tc>
-        <w:tc>
-          <w:tcPr>
-            <w:tcW w:type="dxa" w:w="1008"/>
-          </w:tcPr>
-          <w:p>
-            <w:pPr>
-              <w:spacing w:after="0" w:before="0"/>
-            </w:pPr>
-            <w:r/>
-            <w:r>
-              <w:rPr>
-                <w:b w:val="0"/>
-                <w:i w:val="0"/>
-                <w:sz w:val="15"/>
-              </w:rPr>
-              <w:t>Low</w:t>
-            </w:r>
-          </w:p>
-        </w:tc>
-      </w:tr>
-      <w:tr>
-        <w:tc>
-          <w:tcPr>
-            <w:tcW w:type="dxa" w:w="2952"/>
-            <w:shd w:val="clear" w:color="auto" w:fill="F2F4F8"/>
-          </w:tcPr>
-          <w:p>
-            <w:pPr>
-              <w:spacing w:after="0" w:before="0"/>
-            </w:pPr>
-            <w:r/>
-            <w:r>
-              <w:rPr>
-                <w:b w:val="0"/>
-                <w:i w:val="0"/>
-                <w:sz w:val="15"/>
-              </w:rPr>
-              <w:t>Harding Street BESS</w:t>
-            </w:r>
-          </w:p>
-        </w:tc>
-        <w:tc>
-          <w:tcPr>
-            <w:tcW w:type="dxa" w:w="1152"/>
-            <w:shd w:val="clear" w:color="auto" w:fill="F2F4F8"/>
-          </w:tcPr>
-          <w:p>
-            <w:pPr>
-              <w:spacing w:after="0" w:before="0"/>
-            </w:pPr>
-            <w:r/>
-            <w:r>
-              <w:rPr>
-                <w:b w:val="0"/>
-                <w:i w:val="0"/>
-                <w:sz w:val="15"/>
-              </w:rPr>
-              <w:t>Utility</w:t>
-            </w:r>
-          </w:p>
-        </w:tc>
-        <w:tc>
-          <w:tcPr>
-            <w:tcW w:type="dxa" w:w="1080"/>
-            <w:shd w:val="clear" w:color="auto" w:fill="F2F4F8"/>
-          </w:tcPr>
-          <w:p>
-            <w:pPr>
-              <w:spacing w:after="0" w:before="0"/>
-            </w:pPr>
-            <w:r/>
-            <w:r>
-              <w:rPr>
-                <w:b w:val="0"/>
-                <w:i w:val="0"/>
-                <w:sz w:val="15"/>
-              </w:rPr>
-              <w:t>IN</w:t>
-            </w:r>
-          </w:p>
-        </w:tc>
-        <w:tc>
-          <w:tcPr>
-            <w:tcW w:type="dxa" w:w="1152"/>
-            <w:shd w:val="clear" w:color="auto" w:fill="F2F4F8"/>
-          </w:tcPr>
-          <w:p>
-            <w:pPr>
-              <w:spacing w:after="0" w:before="0"/>
-            </w:pPr>
-            <w:r/>
-            <w:r>
-              <w:rPr>
-                <w:b w:val="0"/>
-                <w:i w:val="0"/>
-                <w:sz w:val="15"/>
-              </w:rPr>
-              <w:t>20 / 20</w:t>
-            </w:r>
-          </w:p>
-        </w:tc>
-        <w:tc>
-          <w:tcPr>
-            <w:tcW w:type="dxa" w:w="648"/>
-            <w:shd w:val="clear" w:color="auto" w:fill="F2F4F8"/>
-          </w:tcPr>
-          <w:p>
-            <w:pPr>
-              <w:spacing w:after="0" w:before="0"/>
-            </w:pPr>
-            <w:r/>
-            <w:r>
-              <w:rPr>
-                <w:b w:val="0"/>
-                <w:i w:val="0"/>
-                <w:sz w:val="15"/>
-              </w:rPr>
-              <w:t>2016</w:t>
-            </w:r>
-          </w:p>
-        </w:tc>
-        <w:tc>
-          <w:tcPr>
-            <w:tcW w:type="dxa" w:w="1080"/>
-            <w:shd w:val="clear" w:color="auto" w:fill="F2F4F8"/>
-          </w:tcPr>
-          <w:p>
-            <w:pPr>
-              <w:spacing w:after="0" w:before="0"/>
-              <w:jc w:val="right"/>
-            </w:pPr>
-            <w:r/>
-            <w:r>
-              <w:rPr>
-                <w:b w:val="0"/>
-                <w:i w:val="0"/>
-                <w:sz w:val="15"/>
-              </w:rPr>
-              <w:t>$1,250</w:t>
-            </w:r>
-          </w:p>
-        </w:tc>
-        <w:tc>
-          <w:tcPr>
-            <w:tcW w:type="dxa" w:w="1296"/>
-            <w:shd w:val="clear" w:color="auto" w:fill="F2F4F8"/>
-          </w:tcPr>
-          <w:p>
-            <w:pPr>
-              <w:spacing w:after="0" w:before="0"/>
-              <w:jc w:val="right"/>
-            </w:pPr>
-            <w:r/>
-            <w:r>
-              <w:rPr>
-                <w:b w:val="0"/>
-                <w:i w:val="0"/>
-                <w:sz w:val="15"/>
-              </w:rPr>
-              <w:t>$851</w:t>
-            </w:r>
-          </w:p>
-        </w:tc>
-        <w:tc>
-          <w:tcPr>
-            <w:tcW w:type="dxa" w:w="1008"/>
-            <w:shd w:val="clear" w:color="auto" w:fill="F2F4F8"/>
-          </w:tcPr>
-          <w:p>
-            <w:pPr>
-              <w:spacing w:after="0" w:before="0"/>
-            </w:pPr>
-            <w:r/>
-            <w:r>
-              <w:rPr>
-                <w:b w:val="0"/>
-                <w:i w:val="0"/>
-                <w:sz w:val="15"/>
-              </w:rPr>
-              <w:t>Medium</w:t>
-            </w:r>
-          </w:p>
-        </w:tc>
-      </w:tr>
-      <w:tr>
-        <w:tc>
-          <w:tcPr>
-            <w:tcW w:type="dxa" w:w="2952"/>
-          </w:tcPr>
-          <w:p>
-            <w:pPr>
-              <w:spacing w:after="0" w:before="0"/>
-            </w:pPr>
-            <w:r/>
-            <w:r>
-              <w:rPr>
-                <w:b w:val="0"/>
-                <w:i w:val="0"/>
-                <w:sz w:val="15"/>
-              </w:rPr>
-              <w:t>Regina BESS [CANADA]</w:t>
-            </w:r>
-          </w:p>
-        </w:tc>
-        <w:tc>
-          <w:tcPr>
-            <w:tcW w:type="dxa" w:w="1152"/>
-          </w:tcPr>
-          <w:p>
-            <w:pPr>
-              <w:spacing w:after="0" w:before="0"/>
-            </w:pPr>
-            <w:r/>
-            <w:r>
-              <w:rPr>
-                <w:b w:val="0"/>
-                <w:i w:val="0"/>
-                <w:sz w:val="15"/>
-              </w:rPr>
-              <w:t>Utility</w:t>
-            </w:r>
-          </w:p>
-        </w:tc>
-        <w:tc>
-          <w:tcPr>
-            <w:tcW w:type="dxa" w:w="1080"/>
-          </w:tcPr>
-          <w:p>
-            <w:pPr>
-              <w:spacing w:after="0" w:before="0"/>
-            </w:pPr>
-            <w:r/>
-            <w:r>
-              <w:rPr>
-                <w:b w:val="0"/>
-                <w:i w:val="0"/>
-                <w:sz w:val="15"/>
-              </w:rPr>
-              <w:t>SK (Canada)</w:t>
-            </w:r>
-          </w:p>
-        </w:tc>
-        <w:tc>
-          <w:tcPr>
-            <w:tcW w:type="dxa" w:w="1152"/>
-          </w:tcPr>
-          <w:p>
-            <w:pPr>
-              <w:spacing w:after="0" w:before="0"/>
-            </w:pPr>
-            <w:r/>
-            <w:r>
-              <w:rPr>
-                <w:b w:val="0"/>
-                <w:i w:val="0"/>
-                <w:sz w:val="15"/>
-              </w:rPr>
-              <w:t>20 / 20</w:t>
-            </w:r>
-          </w:p>
-        </w:tc>
-        <w:tc>
-          <w:tcPr>
-            <w:tcW w:type="dxa" w:w="648"/>
-          </w:tcPr>
-          <w:p>
-            <w:pPr>
-              <w:spacing w:after="0" w:before="0"/>
-            </w:pPr>
-            <w:r/>
-            <w:r>
-              <w:rPr>
-                <w:b w:val="0"/>
-                <w:i w:val="0"/>
-                <w:sz w:val="15"/>
-              </w:rPr>
-              <w:t>2024</w:t>
-            </w:r>
-          </w:p>
-        </w:tc>
-        <w:tc>
-          <w:tcPr>
-            <w:tcW w:type="dxa" w:w="1080"/>
-          </w:tcPr>
-          <w:p>
-            <w:pPr>
-              <w:spacing w:after="0" w:before="0"/>
-              <w:jc w:val="right"/>
-            </w:pPr>
-            <w:r/>
-            <w:r>
-              <w:rPr>
-                <w:b w:val="0"/>
-                <w:i w:val="0"/>
-                <w:sz w:val="15"/>
-              </w:rPr>
-              <w:t>$1,260</w:t>
-            </w:r>
-          </w:p>
-        </w:tc>
-        <w:tc>
-          <w:tcPr>
-            <w:tcW w:type="dxa" w:w="1296"/>
-          </w:tcPr>
-          <w:p>
-            <w:pPr>
-              <w:spacing w:after="0" w:before="0"/>
-              <w:jc w:val="right"/>
-            </w:pPr>
-            <w:r/>
-            <w:r>
-              <w:rPr>
-                <w:b w:val="0"/>
-                <w:i w:val="0"/>
-                <w:sz w:val="15"/>
-              </w:rPr>
-              <w:t>$1,300</w:t>
-            </w:r>
-          </w:p>
-        </w:tc>
-        <w:tc>
-          <w:tcPr>
-            <w:tcW w:type="dxa" w:w="1008"/>
-          </w:tcPr>
-          <w:p>
-            <w:pPr>
-              <w:spacing w:after="0" w:before="0"/>
-            </w:pPr>
-            <w:r/>
-            <w:r>
-              <w:rPr>
-                <w:b w:val="0"/>
-                <w:i w:val="0"/>
-                <w:sz w:val="15"/>
-              </w:rPr>
-              <w:t>High</w:t>
-            </w:r>
-          </w:p>
-        </w:tc>
-      </w:tr>
-      <w:tr>
-        <w:tc>
-          <w:tcPr>
-            <w:tcW w:type="dxa" w:w="2952"/>
-            <w:shd w:val="clear" w:color="auto" w:fill="F2F4F8"/>
-          </w:tcPr>
-          <w:p>
-            <w:pPr>
-              <w:spacing w:after="0" w:before="0"/>
-            </w:pPr>
-            <w:r/>
-            <w:r>
-              <w:rPr>
-                <w:b w:val="0"/>
-                <w:i w:val="0"/>
-                <w:sz w:val="15"/>
-              </w:rPr>
-              <w:t>Outer Cape (Provincetown) BESS</w:t>
-            </w:r>
-          </w:p>
-        </w:tc>
-        <w:tc>
-          <w:tcPr>
-            <w:tcW w:type="dxa" w:w="1152"/>
-            <w:shd w:val="clear" w:color="auto" w:fill="F2F4F8"/>
-          </w:tcPr>
-          <w:p>
-            <w:pPr>
-              <w:spacing w:after="0" w:before="0"/>
-            </w:pPr>
-            <w:r/>
-            <w:r>
-              <w:rPr>
-                <w:b w:val="0"/>
-                <w:i w:val="0"/>
-                <w:sz w:val="15"/>
-              </w:rPr>
-              <w:t>Utility</w:t>
-            </w:r>
-          </w:p>
-        </w:tc>
-        <w:tc>
-          <w:tcPr>
-            <w:tcW w:type="dxa" w:w="1080"/>
-            <w:shd w:val="clear" w:color="auto" w:fill="F2F4F8"/>
-          </w:tcPr>
-          <w:p>
-            <w:pPr>
-              <w:spacing w:after="0" w:before="0"/>
-            </w:pPr>
-            <w:r/>
-            <w:r>
-              <w:rPr>
-                <w:b w:val="0"/>
-                <w:i w:val="0"/>
-                <w:sz w:val="15"/>
-              </w:rPr>
-              <w:t>MA</w:t>
-            </w:r>
-          </w:p>
-        </w:tc>
-        <w:tc>
-          <w:tcPr>
-            <w:tcW w:type="dxa" w:w="1152"/>
-            <w:shd w:val="clear" w:color="auto" w:fill="F2F4F8"/>
-          </w:tcPr>
-          <w:p>
-            <w:pPr>
-              <w:spacing w:after="0" w:before="0"/>
-            </w:pPr>
-            <w:r/>
-            <w:r>
-              <w:rPr>
-                <w:b w:val="0"/>
-                <w:i w:val="0"/>
-                <w:sz w:val="15"/>
-              </w:rPr>
-              <w:t>25 / 38</w:t>
-            </w:r>
-          </w:p>
-        </w:tc>
-        <w:tc>
-          <w:tcPr>
-            <w:tcW w:type="dxa" w:w="648"/>
-            <w:shd w:val="clear" w:color="auto" w:fill="F2F4F8"/>
-          </w:tcPr>
-          <w:p>
-            <w:pPr>
-              <w:spacing w:after="0" w:before="0"/>
-            </w:pPr>
-            <w:r/>
-            <w:r>
-              <w:rPr>
-                <w:b w:val="0"/>
-                <w:i w:val="0"/>
-                <w:sz w:val="15"/>
-              </w:rPr>
-              <w:t>2022</w:t>
-            </w:r>
-          </w:p>
-        </w:tc>
-        <w:tc>
-          <w:tcPr>
-            <w:tcW w:type="dxa" w:w="1080"/>
-            <w:shd w:val="clear" w:color="auto" w:fill="F2F4F8"/>
-          </w:tcPr>
-          <w:p>
-            <w:pPr>
-              <w:spacing w:after="0" w:before="0"/>
-              <w:jc w:val="right"/>
-            </w:pPr>
-            <w:r/>
-            <w:r>
-              <w:rPr>
-                <w:b w:val="0"/>
-                <w:i w:val="0"/>
-                <w:sz w:val="15"/>
-              </w:rPr>
-              <w:t>$1,289</w:t>
-            </w:r>
-          </w:p>
-        </w:tc>
-        <w:tc>
-          <w:tcPr>
-            <w:tcW w:type="dxa" w:w="1296"/>
-            <w:shd w:val="clear" w:color="auto" w:fill="F2F4F8"/>
-          </w:tcPr>
-          <w:p>
-            <w:pPr>
-              <w:spacing w:after="0" w:before="0"/>
-              <w:jc w:val="right"/>
-            </w:pPr>
-            <w:r/>
-            <w:r>
-              <w:rPr>
-                <w:b w:val="0"/>
-                <w:i w:val="0"/>
-                <w:sz w:val="15"/>
-              </w:rPr>
-              <w:t>$1,500</w:t>
-            </w:r>
-          </w:p>
-        </w:tc>
-        <w:tc>
-          <w:tcPr>
-            <w:tcW w:type="dxa" w:w="1008"/>
-            <w:shd w:val="clear" w:color="auto" w:fill="F2F4F8"/>
-          </w:tcPr>
-          <w:p>
-            <w:pPr>
-              <w:spacing w:after="0" w:before="0"/>
-            </w:pPr>
-            <w:r/>
-            <w:r>
-              <w:rPr>
-                <w:b w:val="0"/>
-                <w:i w:val="0"/>
-                <w:sz w:val="15"/>
-              </w:rPr>
-              <w:t>Medium</w:t>
-            </w:r>
-          </w:p>
-        </w:tc>
-      </w:tr>
-      <w:tr>
-        <w:tc>
-          <w:tcPr>
-            <w:tcW w:type="dxa" w:w="2952"/>
-          </w:tcPr>
-          <w:p>
-            <w:pPr>
-              <w:spacing w:after="0" w:before="0"/>
-            </w:pPr>
-            <w:r/>
-            <w:r>
-              <w:rPr>
-                <w:b w:val="0"/>
-                <w:i w:val="0"/>
-                <w:sz w:val="15"/>
-              </w:rPr>
-              <w:t>VEC Hinesburg BESS</w:t>
-            </w:r>
-          </w:p>
-        </w:tc>
-        <w:tc>
-          <w:tcPr>
-            <w:tcW w:type="dxa" w:w="1152"/>
-          </w:tcPr>
-          <w:p>
-            <w:pPr>
-              <w:spacing w:after="0" w:before="0"/>
-            </w:pPr>
-            <w:r/>
-            <w:r>
-              <w:rPr>
-                <w:b w:val="0"/>
-                <w:i w:val="0"/>
-                <w:sz w:val="15"/>
-              </w:rPr>
-              <w:t>Utility</w:t>
-            </w:r>
-          </w:p>
-        </w:tc>
-        <w:tc>
-          <w:tcPr>
-            <w:tcW w:type="dxa" w:w="1080"/>
-          </w:tcPr>
-          <w:p>
-            <w:pPr>
-              <w:spacing w:after="0" w:before="0"/>
-            </w:pPr>
-            <w:r/>
-            <w:r>
-              <w:rPr>
-                <w:b w:val="0"/>
-                <w:i w:val="0"/>
-                <w:sz w:val="15"/>
-              </w:rPr>
-              <w:t>VT</w:t>
-            </w:r>
-          </w:p>
-        </w:tc>
-        <w:tc>
-          <w:tcPr>
-            <w:tcW w:type="dxa" w:w="1152"/>
-          </w:tcPr>
-          <w:p>
-            <w:pPr>
-              <w:spacing w:after="0" w:before="0"/>
-            </w:pPr>
-            <w:r/>
-            <w:r>
-              <w:rPr>
-                <w:b w:val="0"/>
-                <w:i w:val="0"/>
-                <w:sz w:val="15"/>
-              </w:rPr>
-              <w:t>1 / 4</w:t>
-            </w:r>
-          </w:p>
-        </w:tc>
-        <w:tc>
-          <w:tcPr>
-            <w:tcW w:type="dxa" w:w="648"/>
-          </w:tcPr>
-          <w:p>
-            <w:pPr>
-              <w:spacing w:after="0" w:before="0"/>
-            </w:pPr>
-            <w:r/>
-            <w:r>
-              <w:rPr>
-                <w:b w:val="0"/>
-                <w:i w:val="0"/>
-                <w:sz w:val="15"/>
-              </w:rPr>
-              <w:t>2023</w:t>
-            </w:r>
-          </w:p>
-        </w:tc>
-        <w:tc>
-          <w:tcPr>
-            <w:tcW w:type="dxa" w:w="1080"/>
-          </w:tcPr>
-          <w:p>
-            <w:pPr>
-              <w:spacing w:after="0" w:before="0"/>
-              <w:jc w:val="right"/>
-            </w:pPr>
-            <w:r/>
-            <w:r>
-              <w:rPr>
-                <w:b w:val="0"/>
-                <w:i w:val="0"/>
-                <w:sz w:val="15"/>
-              </w:rPr>
-              <w:t>$1,400</w:t>
-            </w:r>
-          </w:p>
-        </w:tc>
-        <w:tc>
-          <w:tcPr>
-            <w:tcW w:type="dxa" w:w="1296"/>
-          </w:tcPr>
-          <w:p>
-            <w:pPr>
-              <w:spacing w:after="0" w:before="0"/>
-              <w:jc w:val="right"/>
-            </w:pPr>
-            <w:r/>
-            <w:r>
-              <w:rPr>
-                <w:b w:val="0"/>
-                <w:i w:val="0"/>
-                <w:sz w:val="15"/>
-              </w:rPr>
-              <w:t>$1,521</w:t>
-            </w:r>
-          </w:p>
-        </w:tc>
-        <w:tc>
-          <w:tcPr>
-            <w:tcW w:type="dxa" w:w="1008"/>
-          </w:tcPr>
-          <w:p>
-            <w:pPr>
-              <w:spacing w:after="0" w:before="0"/>
-            </w:pPr>
-            <w:r/>
-            <w:r>
-              <w:rPr>
-                <w:b w:val="0"/>
-                <w:i w:val="0"/>
-                <w:sz w:val="15"/>
-              </w:rPr>
-              <w:t>Medium</w:t>
-            </w:r>
-          </w:p>
-        </w:tc>
-      </w:tr>
-      <w:tr>
-        <w:tc>
-          <w:tcPr>
-            <w:tcW w:type="dxa" w:w="2952"/>
-            <w:shd w:val="clear" w:color="auto" w:fill="F2F4F8"/>
-          </w:tcPr>
-          <w:p>
-            <w:pPr>
-              <w:spacing w:after="0" w:before="0"/>
-            </w:pPr>
-            <w:r/>
-            <w:r>
-              <w:rPr>
-                <w:b w:val="0"/>
-                <w:i w:val="0"/>
-                <w:sz w:val="15"/>
-              </w:rPr>
-              <w:t>Northern New York (Chateaugay) BESS</w:t>
-            </w:r>
-          </w:p>
-        </w:tc>
-        <w:tc>
-          <w:tcPr>
-            <w:tcW w:type="dxa" w:w="1152"/>
-            <w:shd w:val="clear" w:color="auto" w:fill="F2F4F8"/>
-          </w:tcPr>
-          <w:p>
-            <w:pPr>
-              <w:spacing w:after="0" w:before="0"/>
-            </w:pPr>
-            <w:r/>
-            <w:r>
-              <w:rPr>
-                <w:b w:val="0"/>
-                <w:i w:val="0"/>
-                <w:sz w:val="15"/>
-              </w:rPr>
-              <w:t>Utility</w:t>
-            </w:r>
-          </w:p>
-        </w:tc>
-        <w:tc>
-          <w:tcPr>
-            <w:tcW w:type="dxa" w:w="1080"/>
-            <w:shd w:val="clear" w:color="auto" w:fill="F2F4F8"/>
-          </w:tcPr>
-          <w:p>
-            <w:pPr>
-              <w:spacing w:after="0" w:before="0"/>
-            </w:pPr>
-            <w:r/>
-            <w:r>
-              <w:rPr>
-                <w:b w:val="0"/>
-                <w:i w:val="0"/>
-                <w:sz w:val="15"/>
-              </w:rPr>
-              <w:t>NY</w:t>
-            </w:r>
-          </w:p>
-        </w:tc>
-        <w:tc>
-          <w:tcPr>
-            <w:tcW w:type="dxa" w:w="1152"/>
-            <w:shd w:val="clear" w:color="auto" w:fill="F2F4F8"/>
-          </w:tcPr>
-          <w:p>
-            <w:pPr>
-              <w:spacing w:after="0" w:before="0"/>
-            </w:pPr>
-            <w:r/>
-            <w:r>
-              <w:rPr>
-                <w:b w:val="0"/>
-                <w:i w:val="0"/>
-                <w:sz w:val="15"/>
-              </w:rPr>
-              <w:t>20 / 20</w:t>
-            </w:r>
-          </w:p>
-        </w:tc>
-        <w:tc>
-          <w:tcPr>
-            <w:tcW w:type="dxa" w:w="648"/>
-            <w:shd w:val="clear" w:color="auto" w:fill="F2F4F8"/>
-          </w:tcPr>
-          <w:p>
-            <w:pPr>
-              <w:spacing w:after="0" w:before="0"/>
-            </w:pPr>
-            <w:r/>
-            <w:r>
-              <w:rPr>
-                <w:b w:val="0"/>
-                <w:i w:val="0"/>
-                <w:sz w:val="15"/>
-              </w:rPr>
-              <w:t>2023</w:t>
-            </w:r>
-          </w:p>
-        </w:tc>
-        <w:tc>
-          <w:tcPr>
-            <w:tcW w:type="dxa" w:w="1080"/>
-            <w:shd w:val="clear" w:color="auto" w:fill="F2F4F8"/>
-          </w:tcPr>
-          <w:p>
-            <w:pPr>
-              <w:spacing w:after="0" w:before="0"/>
-              <w:jc w:val="right"/>
-            </w:pPr>
-            <w:r/>
-            <w:r>
-              <w:rPr>
-                <w:b w:val="0"/>
-                <w:i w:val="0"/>
-                <w:sz w:val="15"/>
-              </w:rPr>
-              <w:t>$1,490</w:t>
-            </w:r>
-          </w:p>
-        </w:tc>
-        <w:tc>
-          <w:tcPr>
-            <w:tcW w:type="dxa" w:w="1296"/>
-            <w:shd w:val="clear" w:color="auto" w:fill="F2F4F8"/>
-          </w:tcPr>
-          <w:p>
-            <w:pPr>
-              <w:spacing w:after="0" w:before="0"/>
-              <w:jc w:val="right"/>
-            </w:pPr>
-            <w:r/>
-            <w:r>
-              <w:rPr>
-                <w:b w:val="0"/>
-                <w:i w:val="0"/>
-                <w:sz w:val="15"/>
-              </w:rPr>
-              <w:t>$1,619</w:t>
-            </w:r>
-          </w:p>
-        </w:tc>
-        <w:tc>
-          <w:tcPr>
-            <w:tcW w:type="dxa" w:w="1008"/>
-            <w:shd w:val="clear" w:color="auto" w:fill="F2F4F8"/>
-          </w:tcPr>
-          <w:p>
-            <w:pPr>
-              <w:spacing w:after="0" w:before="0"/>
-            </w:pPr>
-            <w:r/>
-            <w:r>
-              <w:rPr>
-                <w:b w:val="0"/>
-                <w:i w:val="0"/>
-                <w:sz w:val="15"/>
-              </w:rPr>
-              <w:t>High</w:t>
-            </w:r>
-          </w:p>
-        </w:tc>
-      </w:tr>
-      <w:tr>
-        <w:tc>
-          <w:tcPr>
-            <w:tcW w:type="dxa" w:w="2952"/>
-          </w:tcPr>
-          <w:p>
-            <w:pPr>
-              <w:spacing w:after="0" w:before="0"/>
-            </w:pPr>
-            <w:r/>
-            <w:r>
-              <w:rPr>
-                <w:b w:val="0"/>
-                <w:i w:val="0"/>
-                <w:sz w:val="15"/>
-              </w:rPr>
-              <w:t>Fairhaven BESS</w:t>
-            </w:r>
-          </w:p>
-        </w:tc>
-        <w:tc>
-          <w:tcPr>
-            <w:tcW w:type="dxa" w:w="1152"/>
-          </w:tcPr>
-          <w:p>
-            <w:pPr>
-              <w:spacing w:after="0" w:before="0"/>
-            </w:pPr>
-            <w:r/>
-            <w:r>
-              <w:rPr>
-                <w:b w:val="0"/>
-                <w:i w:val="0"/>
-                <w:sz w:val="15"/>
-              </w:rPr>
-              <w:t>Utility</w:t>
-            </w:r>
-          </w:p>
-        </w:tc>
-        <w:tc>
-          <w:tcPr>
-            <w:tcW w:type="dxa" w:w="1080"/>
-          </w:tcPr>
-          <w:p>
-            <w:pPr>
-              <w:spacing w:after="0" w:before="0"/>
-            </w:pPr>
-            <w:r/>
-            <w:r>
-              <w:rPr>
-                <w:b w:val="0"/>
-                <w:i w:val="0"/>
-                <w:sz w:val="15"/>
-              </w:rPr>
-              <w:t>MD</w:t>
-            </w:r>
-          </w:p>
-        </w:tc>
-        <w:tc>
-          <w:tcPr>
-            <w:tcW w:type="dxa" w:w="1152"/>
-          </w:tcPr>
-          <w:p>
-            <w:pPr>
-              <w:spacing w:after="0" w:before="0"/>
-            </w:pPr>
-            <w:r/>
-            <w:r>
-              <w:rPr>
-                <w:b w:val="0"/>
-                <w:i w:val="0"/>
-                <w:sz w:val="15"/>
-              </w:rPr>
-              <w:t>2.5 / 9.74</w:t>
-            </w:r>
-          </w:p>
-        </w:tc>
-        <w:tc>
-          <w:tcPr>
-            <w:tcW w:type="dxa" w:w="648"/>
-          </w:tcPr>
-          <w:p>
-            <w:pPr>
-              <w:spacing w:after="0" w:before="0"/>
-            </w:pPr>
-            <w:r/>
-            <w:r>
-              <w:rPr>
-                <w:b w:val="0"/>
-                <w:i w:val="0"/>
-                <w:sz w:val="15"/>
-              </w:rPr>
-              <w:t>2023</w:t>
-            </w:r>
-          </w:p>
-        </w:tc>
-        <w:tc>
-          <w:tcPr>
-            <w:tcW w:type="dxa" w:w="1080"/>
-          </w:tcPr>
-          <w:p>
-            <w:pPr>
-              <w:spacing w:after="0" w:before="0"/>
-              <w:jc w:val="right"/>
-            </w:pPr>
-            <w:r/>
-            <w:r>
-              <w:rPr>
-                <w:b w:val="0"/>
-                <w:i w:val="0"/>
-                <w:sz w:val="15"/>
-              </w:rPr>
-              <w:t>$1,659</w:t>
-            </w:r>
-          </w:p>
-        </w:tc>
-        <w:tc>
-          <w:tcPr>
-            <w:tcW w:type="dxa" w:w="1296"/>
-          </w:tcPr>
-          <w:p>
-            <w:pPr>
-              <w:spacing w:after="0" w:before="0"/>
-              <w:jc w:val="right"/>
-            </w:pPr>
-            <w:r/>
-            <w:r>
-              <w:rPr>
-                <w:b w:val="0"/>
-                <w:i w:val="0"/>
-                <w:sz w:val="15"/>
-              </w:rPr>
-              <w:t>$1,803</w:t>
-            </w:r>
-          </w:p>
-        </w:tc>
-        <w:tc>
-          <w:tcPr>
-            <w:tcW w:type="dxa" w:w="1008"/>
-          </w:tcPr>
-          <w:p>
-            <w:pPr>
-              <w:spacing w:after="0" w:before="0"/>
-            </w:pPr>
-            <w:r/>
-            <w:r>
-              <w:rPr>
-                <w:b w:val="0"/>
-                <w:i w:val="0"/>
-                <w:sz w:val="15"/>
-              </w:rPr>
-              <w:t>High</w:t>
-            </w:r>
-          </w:p>
-        </w:tc>
-      </w:tr>
-      <w:tr>
-        <w:tc>
-          <w:tcPr>
-            <w:tcW w:type="dxa" w:w="2952"/>
-            <w:shd w:val="clear" w:color="auto" w:fill="F2F4F8"/>
-          </w:tcPr>
-          <w:p>
-            <w:pPr>
-              <w:spacing w:after="0" w:before="0"/>
-            </w:pPr>
-            <w:r/>
-            <w:r>
-              <w:rPr>
-                <w:b w:val="0"/>
-                <w:i w:val="0"/>
-                <w:sz w:val="15"/>
-              </w:rPr>
-              <w:t>Asheville Rock Hill substation BESS (Duke Energy Progress)</w:t>
-            </w:r>
-          </w:p>
-        </w:tc>
-        <w:tc>
-          <w:tcPr>
-            <w:tcW w:type="dxa" w:w="1152"/>
-            <w:shd w:val="clear" w:color="auto" w:fill="F2F4F8"/>
-          </w:tcPr>
-          <w:p>
-            <w:pPr>
-              <w:spacing w:after="0" w:before="0"/>
-            </w:pPr>
-            <w:r/>
-            <w:r>
-              <w:rPr>
-                <w:b w:val="0"/>
-                <w:i w:val="0"/>
-                <w:sz w:val="15"/>
-              </w:rPr>
-              <w:t>Utility</w:t>
-            </w:r>
-          </w:p>
-        </w:tc>
-        <w:tc>
-          <w:tcPr>
-            <w:tcW w:type="dxa" w:w="1080"/>
-            <w:shd w:val="clear" w:color="auto" w:fill="F2F4F8"/>
-          </w:tcPr>
-          <w:p>
-            <w:pPr>
-              <w:spacing w:after="0" w:before="0"/>
-            </w:pPr>
-            <w:r/>
-            <w:r>
-              <w:rPr>
-                <w:b w:val="0"/>
-                <w:i w:val="0"/>
-                <w:sz w:val="15"/>
-              </w:rPr>
-              <w:t>NC</w:t>
-            </w:r>
-          </w:p>
-        </w:tc>
-        <w:tc>
-          <w:tcPr>
-            <w:tcW w:type="dxa" w:w="1152"/>
-            <w:shd w:val="clear" w:color="auto" w:fill="F2F4F8"/>
-          </w:tcPr>
-          <w:p>
-            <w:pPr>
-              <w:spacing w:after="0" w:before="0"/>
-            </w:pPr>
-            <w:r/>
-            <w:r>
-              <w:rPr>
-                <w:b w:val="0"/>
-                <w:i w:val="0"/>
-                <w:sz w:val="15"/>
-              </w:rPr>
-              <w:t>9 / 9</w:t>
-            </w:r>
-          </w:p>
-        </w:tc>
-        <w:tc>
-          <w:tcPr>
-            <w:tcW w:type="dxa" w:w="648"/>
-            <w:shd w:val="clear" w:color="auto" w:fill="F2F4F8"/>
-          </w:tcPr>
-          <w:p>
-            <w:pPr>
-              <w:spacing w:after="0" w:before="0"/>
-            </w:pPr>
-            <w:r/>
-            <w:r>
-              <w:rPr>
-                <w:b w:val="0"/>
-                <w:i w:val="0"/>
-                <w:sz w:val="15"/>
-              </w:rPr>
-              <w:t>2020</w:t>
-            </w:r>
-          </w:p>
-        </w:tc>
-        <w:tc>
-          <w:tcPr>
-            <w:tcW w:type="dxa" w:w="1080"/>
-            <w:shd w:val="clear" w:color="auto" w:fill="F2F4F8"/>
-          </w:tcPr>
-          <w:p>
-            <w:pPr>
-              <w:spacing w:after="0" w:before="0"/>
-              <w:jc w:val="right"/>
-            </w:pPr>
-            <w:r/>
-            <w:r>
-              <w:rPr>
-                <w:b w:val="0"/>
-                <w:i w:val="0"/>
-                <w:sz w:val="15"/>
-              </w:rPr>
-              <w:t>$1,667</w:t>
-            </w:r>
-          </w:p>
-        </w:tc>
-        <w:tc>
-          <w:tcPr>
-            <w:tcW w:type="dxa" w:w="1296"/>
-            <w:shd w:val="clear" w:color="auto" w:fill="F2F4F8"/>
-          </w:tcPr>
-          <w:p>
-            <w:pPr>
-              <w:spacing w:after="0" w:before="0"/>
-              <w:jc w:val="right"/>
-            </w:pPr>
-            <w:r/>
-            <w:r>
-              <w:rPr>
-                <w:b w:val="0"/>
-                <w:i w:val="0"/>
-                <w:sz w:val="15"/>
-              </w:rPr>
-              <w:t>$1,709</w:t>
-            </w:r>
-          </w:p>
-        </w:tc>
-        <w:tc>
-          <w:tcPr>
-            <w:tcW w:type="dxa" w:w="1008"/>
-            <w:shd w:val="clear" w:color="auto" w:fill="F2F4F8"/>
-          </w:tcPr>
-          <w:p>
-            <w:pPr>
-              <w:spacing w:after="0" w:before="0"/>
-            </w:pPr>
-            <w:r/>
-            <w:r>
-              <w:rPr>
-                <w:b w:val="0"/>
-                <w:i w:val="0"/>
-                <w:sz w:val="15"/>
-              </w:rPr>
-              <w:t>Medium</w:t>
-            </w:r>
-          </w:p>
-        </w:tc>
-      </w:tr>
-      <w:tr>
-        <w:tc>
-          <w:tcPr>
-            <w:tcW w:type="dxa" w:w="2952"/>
-          </w:tcPr>
-          <w:p>
-            <w:pPr>
-              <w:spacing w:after="0" w:before="0"/>
-            </w:pPr>
-            <w:r/>
-            <w:r>
-              <w:rPr>
-                <w:b w:val="0"/>
-                <w:i w:val="0"/>
-                <w:sz w:val="15"/>
-              </w:rPr>
-              <w:t>El Centro BESS (IID)</w:t>
-            </w:r>
-          </w:p>
-        </w:tc>
-        <w:tc>
-          <w:tcPr>
-            <w:tcW w:type="dxa" w:w="1152"/>
-          </w:tcPr>
-          <w:p>
-            <w:pPr>
-              <w:spacing w:after="0" w:before="0"/>
-            </w:pPr>
-            <w:r/>
-            <w:r>
-              <w:rPr>
-                <w:b w:val="0"/>
-                <w:i w:val="0"/>
-                <w:sz w:val="15"/>
-              </w:rPr>
-              <w:t>Utility</w:t>
-            </w:r>
-          </w:p>
-        </w:tc>
-        <w:tc>
-          <w:tcPr>
-            <w:tcW w:type="dxa" w:w="1080"/>
-          </w:tcPr>
-          <w:p>
-            <w:pPr>
-              <w:spacing w:after="0" w:before="0"/>
-            </w:pPr>
-            <w:r/>
-            <w:r>
-              <w:rPr>
-                <w:b w:val="0"/>
-                <w:i w:val="0"/>
-                <w:sz w:val="15"/>
-              </w:rPr>
-              <w:t>CA</w:t>
-            </w:r>
-          </w:p>
-        </w:tc>
-        <w:tc>
-          <w:tcPr>
-            <w:tcW w:type="dxa" w:w="1152"/>
-          </w:tcPr>
-          <w:p>
-            <w:pPr>
-              <w:spacing w:after="0" w:before="0"/>
-            </w:pPr>
-            <w:r/>
-            <w:r>
-              <w:rPr>
-                <w:b w:val="0"/>
-                <w:i w:val="0"/>
-                <w:sz w:val="15"/>
-              </w:rPr>
-              <w:t>30 / 20</w:t>
-            </w:r>
-          </w:p>
-        </w:tc>
-        <w:tc>
-          <w:tcPr>
-            <w:tcW w:type="dxa" w:w="648"/>
-          </w:tcPr>
-          <w:p>
-            <w:pPr>
-              <w:spacing w:after="0" w:before="0"/>
-            </w:pPr>
-            <w:r/>
-            <w:r>
-              <w:rPr>
-                <w:b w:val="0"/>
-                <w:i w:val="0"/>
-                <w:sz w:val="15"/>
-              </w:rPr>
-              <w:t>2017</w:t>
-            </w:r>
-          </w:p>
-        </w:tc>
-        <w:tc>
-          <w:tcPr>
-            <w:tcW w:type="dxa" w:w="1080"/>
-          </w:tcPr>
-          <w:p>
-            <w:pPr>
-              <w:spacing w:after="0" w:before="0"/>
-              <w:jc w:val="right"/>
-            </w:pPr>
-            <w:r/>
-            <w:r>
-              <w:rPr>
-                <w:b w:val="0"/>
-                <w:i w:val="0"/>
-                <w:sz w:val="15"/>
-              </w:rPr>
-              <w:t>$1,900</w:t>
-            </w:r>
-          </w:p>
-        </w:tc>
-        <w:tc>
-          <w:tcPr>
-            <w:tcW w:type="dxa" w:w="1296"/>
-          </w:tcPr>
-          <w:p>
-            <w:pPr>
-              <w:spacing w:after="0" w:before="0"/>
-              <w:jc w:val="right"/>
-            </w:pPr>
-            <w:r/>
-            <w:r>
-              <w:rPr>
-                <w:b w:val="0"/>
-                <w:i w:val="0"/>
-                <w:sz w:val="15"/>
-              </w:rPr>
-              <w:t>$1,731</w:t>
+              <w:t>$1,294</w:t>
             </w:r>
           </w:p>
         </w:tc>

--- a/Hyde Park BESS/6) Cost Analysis Deliverables/Hyde Park BESS - All-In Cost Whitepaper.docx
+++ b/Hyde Park BESS/6) Cost Analysis Deliverables/Hyde Park BESS - All-In Cost Whitepaper.docx
@@ -15240,6 +15240,38 @@
       <w:pPr>
         <w:spacing w:after="40"/>
       </w:pPr>
+    </w:p>
+    <w:p>
+      <w:pPr>
+        <w:pStyle w:val="Heading2"/>
+      </w:pPr>
+      <w:r>
+        <w:t>8.3 Monte Carlo on cost, scope and schedule</w:t>
+      </w:r>
+    </w:p>
+    <w:p>
+      <w:pPr>
+        <w:spacing w:after="120"/>
+      </w:pPr>
+      <w:r>
+        <w:rPr>
+          <w:b w:val="0"/>
+          <w:i w:val="0"/>
+        </w:rPr>
+        <w:t>The scope challenge was then put through a 20,000-trial simulation that carries four things at once: the estimate-accuracy ranges by layer from the red team's model, the threats the estimate does not carry (the Haugland reconciliation at 60 percent odds of adding $2 million to $8 million direct; sound mitigation, screening, police details, NFPA 855 changes, the GSU count, Nomad change orders, outage premiums), the savings levers at their assessed odds of realization, and a schedule model in which the siting chain slips in half the trials by two to fourteen months, an EFSB path occurs in eight percent, long-lead equipment slips in thirty percent, and each month costs $0.30 million to $0.45 million. Outcomes are measured against the $57.2 million approval, which includes the $7.6 million of reserves. If no lever is pursued the median outcome is $60.7 million and the approval holds in 29% of trials. If the levers are worked at the odds assessed the median is $54.3 million, the approval holds in 71% of trials and the outcome lands under $50 million in 24%. If every lever lands the median is $48.9 million. The median schedule slip is 5 months (P80 9), costing about $1.8 million.</w:t>
+      </w:r>
+    </w:p>
+    <w:p>
+      <w:pPr>
+        <w:spacing w:after="120"/>
+      </w:pPr>
+      <w:r>
+        <w:rPr>
+          <w:b w:val="0"/>
+          <w:i w:val="0"/>
+        </w:rPr>
+        <w:t>The tornado is the useful picture. The Haugland reconciliation alone carries 58% of the variance in the outcome and reaches $9 million at P90; schedule slip carries 14%; the civil layer and the Station 496 program are the two accuracy ranges with real upside. On the opportunity side no single lever exceeds $2 million, but the set is worth about $6.3 million at the assessed odds and $11.8 million if every one lands, and the four that need only a decision (the battery escalation, the risk-register wording, the disconnect double count, the AFUDC timing) are the surest. The instruction to be more aggressive therefore has two halves: aggression on the station lines buys $3 million to $6 million; aggression on the reconciliation and the siting calendar protects $8 million to $13 million. Both, in that order.</w:t>
+      </w:r>
     </w:p>
     <w:p>
       <w:pPr>

--- a/Hyde Park BESS/6) Cost Analysis Deliverables/Hyde Park BESS - All-In Cost Whitepaper.docx
+++ b/Hyde Park BESS/6) Cost Analysis Deliverables/Hyde Park BESS - All-In Cost Whitepaper.docx
@@ -128,7 +128,7 @@
           <w:b w:val="0"/>
           <w:i w:val="0"/>
         </w:rPr>
-        <w:t>Two additions on 3 October 2026. First, a reviewer may object that one construction index cannot stand for a substation, a landfill platform and a commissioning team at once; section 5.3 escalates each layer on its own published series (transformers, switchgear, Boston electrical labor, ENR, engineering services) and shows that the answer does not move: the class median stays at $744 per kWh and Hyde Park's station cost at the 77% percentile, because the battery is the only layer that fell since 2018 and every other layer rose by a quarter to nine tenths. Second, section 8 turns the layer extraction around and asks where the $57.2 million could give: $5.0 to 7.1M loaded in estimate hygiene that needs only decisions, $4.9 to 7.5M in value engineering that needs a study first, and a Section 48E investment tax credit of $8.4 to 12.4M that reduces the revenue requirement rather than the estimate and that nobody on the project yet owns.</w:t>
+        <w:t>Two additions on 3 October 2026. First, a reviewer may object that one construction index cannot stand for a substation, a landfill platform and a commissioning team at once; section 5.3 escalates each layer on its own published series (transformers, switchgear, Boston electrical labor, ENR, engineering services) and shows that the answer does not move: the class median stays at $744 per kWh and Hyde Park's station cost at the 77% percentile, because the battery is the only layer that fell since 2018 and every other layer rose by a quarter to nine tenths. Second, section 8 turns the layer extraction around and asks where the $57.2 million could give: $5.0 to 7.1M loaded in estimate hygiene that needs only decisions, $10.1 to 12.3M in value engineering that needs a study first, and a Section 48E investment tax credit of $8.4 to 12.4M that reduces the revenue requirement rather than the estimate and that nobody on the project yet owns.</w:t>
       </w:r>
     </w:p>
     <w:p>
@@ -11346,7 +11346,7 @@
                 <w:i w:val="0"/>
                 <w:sz w:val="16"/>
               </w:rPr>
-              <w:t>Station 496 relay program: 710 man-hours per relay</w:t>
+              <w:t>Station 496: relay program out; RTU, RTAC and transfer trip only (Engineering, 5 Oct 2026)</w:t>
             </w:r>
           </w:p>
         </w:tc>
@@ -11387,7 +11387,7 @@
                 <w:i w:val="0"/>
                 <w:sz w:val="16"/>
               </w:rPr>
-              <w:t>$1.1 to 1.5M</w:t>
+              <w:t>$6.1 to 6.6M</w:t>
             </w:r>
           </w:p>
         </w:tc>
@@ -11408,7 +11408,7 @@
                 <w:i w:val="0"/>
                 <w:sz w:val="16"/>
               </w:rPr>
-              <w:t>$1.1 to 1.5M</w:t>
+              <w:t>$6.1 to 6.6M</w:t>
             </w:r>
           </w:p>
         </w:tc>
@@ -11448,7 +11448,7 @@
                 <w:i w:val="0"/>
                 <w:sz w:val="16"/>
               </w:rPr>
-              <w:t>Two recent relay-replacement actuals; confirm the four SEL-735 are protection, not metering; outage windows priced</w:t>
+              <w:t>Protection-basis memo signed by System Protection (existing SEL-551 and REF610 relays plus an RTAC transfer trip meet the interconnection requirement); RTU, RTAC, Axion and fiber scope priced (no line in Rev 2); asset-condition relays, if any, to the asset program</w:t>
             </w:r>
           </w:p>
         </w:tc>
@@ -11488,7 +11488,7 @@
                 <w:i w:val="0"/>
                 <w:sz w:val="16"/>
               </w:rPr>
-              <w:t>Interconnection topology: five feeder cabinets, four GSUs, four breakers, four metering sets for 10 MW</w:t>
+              <w:t>Two feeders instead of four: two skids, two metering sets, two duct-bank runs (Engineering, 5 Oct 2026)</w:t>
             </w:r>
           </w:p>
         </w:tc>
@@ -11527,7 +11527,7 @@
                 <w:i w:val="0"/>
                 <w:sz w:val="16"/>
               </w:rPr>
-              <w:t>$0.9 to 1.4M</w:t>
+              <w:t>$1.0 to 1.2M</w:t>
             </w:r>
           </w:p>
         </w:tc>
@@ -11547,7 +11547,7 @@
                 <w:i w:val="0"/>
                 <w:sz w:val="16"/>
               </w:rPr>
-              <w:t>$1.4 to 1.9M</w:t>
+              <w:t>$1.5 to 1.7M</w:t>
             </w:r>
           </w:p>
         </w:tc>
@@ -11566,7 +11566,7 @@
                 <w:i w:val="0"/>
                 <w:sz w:val="16"/>
               </w:rPr>
-              <w:t>Low</w:t>
+              <w:t>Medium</w:t>
             </w:r>
           </w:p>
         </w:tc>
@@ -11585,7 +11585,7 @@
                 <w:i w:val="0"/>
                 <w:sz w:val="16"/>
               </w:rPr>
-              <w:t>Hosting-capacity study: can two feeders take 5 MW each? If not, the item is zero</w:t>
+              <w:t>Hosting-capacity and protection study at 5 MW per feeder; N-1 position accepted in writing; D-Line 24211 to two tie-ins; four GSUs unchanged</w:t>
             </w:r>
           </w:p>
         </w:tc>
@@ -13040,7 +13040,7 @@
                 <w:i w:val="0"/>
                 <w:sz w:val="18"/>
               </w:rPr>
-              <w:t>$4.9 to 7.5M</w:t>
+              <w:t>$10.1 to 12.3M</w:t>
             </w:r>
           </w:p>
         </w:tc>
@@ -13101,7 +13101,7 @@
                 <w:i w:val="0"/>
                 <w:sz w:val="18"/>
               </w:rPr>
-              <w:t>$10.0 to 14.6M</w:t>
+              <w:t>$15.1 to 19.5M</w:t>
             </w:r>
           </w:p>
         </w:tc>
@@ -13263,7 +13263,7 @@
           <w:b w:val="0"/>
           <w:i w:val="0"/>
         </w:rPr>
-        <w:t>Three readings. First, Tiers A and B together ($10.0 to 14.6M) are the same order of magnitude as the red team's Haugland gap (+$4 million to +$8 million direct), and they are gross of it. The honest planning case is a $57 million number that holds, not one that falls, and a value-engineering deduct booked into the PAF ahead of its study is how estimates reach $74 million. Second, the three levers to pursue now cost almost nothing: A1 and A2 are a decision and a re-wording worth about $3 million loaded; B1 is two calls to EMA for recent relay-replacement actuals, against a Station 496 program that carries 710 man-hours and $362,655 per relay for hardware worth $91,438 in total; C1 is a memo to Tax. Third, the largest lever is not in the estimate at all.</w:t>
+        <w:t>Three readings. First, Tiers A and B together ($15.1 to 19.5M) are the same order of magnitude as the red team's Haugland gap (+$4 million to +$8 million direct), and they are gross of it. The honest planning case is a $57 million number that holds, not one that falls, and a value-engineering deduct booked into the PAF ahead of its study is how estimates reach $74 million. Second, the three levers to pursue now cost almost nothing: A1 and A2 are a decision and a re-wording worth about $3 million loaded; B1 is two calls to EMA for recent relay-replacement actuals, against a Station 496 program that carries 710 man-hours and $362,655 per relay for hardware worth $91,438 in total; C1 is a memo to Tax. Third, the largest lever is not in the estimate at all.</w:t>
       </w:r>
     </w:p>
     <w:p>
@@ -13295,7 +13295,7 @@
           <w:b w:val="0"/>
           <w:i w:val="0"/>
         </w:rPr>
-        <w:t>Leadership's second question on 5 October 2026 was the sharper one: challenge the scope itself, because if this project cannot be contained it may be the last utility-owned battery the company is allowed to build. The register below takes each Rev 3 layer, states what the function requires, and names the challenge with its line reference. It is two-sided. The reductions that survive total $6.7 to 10.3M direct, $8.5 to 12.9M loaded; the exposures the estimate does not carry total $1.2 to 2.2M direct. Three findings deserve the room's attention first. Siemens has already quoted the breaker skids at $300K each including disconnects, PTs, relays, cabinets and DC battery, so the breaker price is not a lever, but Rev 3 also carries eight disconnect switches and the PT cutouts as separate station lines worth $259K, a double count. The project manager's own email speaks of twelve GSUs where the estimate carries four. And sound mitigation, visual screening, police details and the NFPA 855 analysis are in nobody's number.</w:t>
+        <w:t>Leadership's second question on 5 October 2026 was the sharper one: challenge the scope itself, because if this project cannot be contained it may be the last utility-owned battery the company is allowed to build. The register below takes each Rev 3 layer, states what the function requires, and names the challenge with its line reference. It is two-sided. The reductions that survive total $11.6 to 15.2M direct, $12.9 to 17.1M loaded; the exposures the estimate does not carry total $1.4 to 2.7M direct. Three findings deserve the room's attention first. Siemens has already quoted the breaker skids at $300K each including disconnects, PTs, relays, cabinets and DC battery, so the breaker price is not a lever, but Rev 3 also carries eight disconnect switches and the PT cutouts as separate station lines worth $259K, a double count. The project manager's own email speaks of twelve GSUs where the estimate carries four. And sound mitigation, visual screening, police details and the NFPA 855 analysis are in nobody's number.</w:t>
       </w:r>
     </w:p>
     <w:tbl>
@@ -13932,7 +13932,7 @@
                 <w:i w:val="0"/>
                 <w:sz w:val="15"/>
               </w:rPr>
-              <w:t>E. Site and civil</w:t>
+              <w:t>D. Two feeders (exposure)</w:t>
             </w:r>
           </w:p>
         </w:tc>
@@ -13952,7 +13952,7 @@
                 <w:i w:val="0"/>
                 <w:sz w:val="15"/>
               </w:rPr>
-              <w:t>Cut and re-place 2,520 CY $456K (2,520 mh); 14-ft retaining wall 280 lf $470K; trap rock 4,900 sy $492K; gravel drive 760 lf $319K; 36 borings $361K; mob/demob $313K</w:t>
+              <w:t>Four feeder connections at 2.5 MW each</w:t>
             </w:r>
           </w:p>
         </w:tc>
@@ -13972,7 +13972,7 @@
                 <w:i w:val="0"/>
                 <w:sz w:val="15"/>
               </w:rPr>
-              <w:t>A stable, drained, accessible pad on a capped construction-debris landfill under a MassDEP post-closure permit; the wall, the platform depth and the cut volume are design outcomes of the geotech, not inputs.</w:t>
+              <w:t>If two feeders carry 5 MW each: voltage regulation and protection coordination on those feeders, and one feeder outage strands 5 MW rather than 2.5 MW</w:t>
             </w:r>
           </w:p>
         </w:tc>
@@ -13992,7 +13992,7 @@
                 <w:i w:val="0"/>
                 <w:sz w:val="15"/>
               </w:rPr>
-              <w:t>Unit rates run two to four times library norms (cut at $181/CY, surfacing $100/sy, drive $420/lf, borings $10K each) on placeholder quantities (2.5-ft platform). No basis is written for either. The reconciliation with Haugland decides which way this layer moves; do not book a deduct before the geotech.</w:t>
+              <w:t>The hosting-capacity study may require voltage mitigation or regulator settings on the two feeders; System Planning has to accept the N-1 position for the Hyde Park load pocket in writing</w:t>
             </w:r>
           </w:p>
         </w:tc>
@@ -14012,7 +14012,7 @@
                 <w:i w:val="0"/>
                 <w:sz w:val="15"/>
               </w:rPr>
-              <w:t>$0.3 to 0.8M</w:t>
+              <w:t>exposure $0.2 to 0.5M</w:t>
             </w:r>
           </w:p>
         </w:tc>
@@ -14033,7 +14033,7 @@
                 <w:i w:val="0"/>
                 <w:sz w:val="15"/>
               </w:rPr>
-              <w:t>E. Site (exposures)</w:t>
+              <w:t>E. Site and civil</w:t>
             </w:r>
           </w:p>
         </w:tc>
@@ -14052,7 +14052,7 @@
                 <w:i w:val="0"/>
                 <w:sz w:val="15"/>
               </w:rPr>
-              <w:t>No sound mitigation, no visual screening or faux facade, no police details beyond $12K of traffic control, no NFPA 855 hazard mitigation analysis line</w:t>
+              <w:t>Cut and re-place 2,520 CY $456K (2,520 mh); 14-ft retaining wall 280 lf $470K; trap rock 4,900 sy $492K; gravel drive 760 lf $319K; 36 borings $361K; mob/demob $313K</w:t>
             </w:r>
           </w:p>
         </w:tc>
@@ -14071,7 +14071,7 @@
                 <w:i w:val="0"/>
                 <w:sz w:val="15"/>
               </w:rPr>
-              <w:t>Constructability review: visual screening 'likely required' and a sound study to come; Boston public-way work; NFPA 855 for a lithium system next to housing</w:t>
+              <w:t>A stable, drained, accessible pad on a capped construction-debris landfill under a MassDEP post-closure permit; the wall, the platform depth and the cut volume are design outcomes of the geotech, not inputs.</w:t>
             </w:r>
           </w:p>
         </w:tc>
@@ -14090,7 +14090,7 @@
                 <w:i w:val="0"/>
                 <w:sz w:val="15"/>
               </w:rPr>
-              <w:t>E-23-373 carried $467K of sound mitigation; Rev 3 dropped it and the risk register does not carry it. Screening and a facade were deferred to 'vendor design'. Price them or register them.</w:t>
+              <w:t>Unit rates run two to four times library norms (cut at $181/CY, surfacing $100/sy, drive $420/lf, borings $10K each) on placeholder quantities (2.5-ft platform). No basis is written for either. The reconciliation with Haugland decides which way this layer moves; do not book a deduct before the geotech.</w:t>
             </w:r>
           </w:p>
         </w:tc>
@@ -14109,7 +14109,7 @@
                 <w:i w:val="0"/>
                 <w:sz w:val="15"/>
               </w:rPr>
-              <w:t>exposure $0.6 to 1.2M</w:t>
+              <w:t>$0.3 to 0.8M</w:t>
             </w:r>
           </w:p>
         </w:tc>
@@ -14131,7 +14131,7 @@
                 <w:i w:val="0"/>
                 <w:sz w:val="15"/>
               </w:rPr>
-              <w:t>F. Station 496 feeder protection</w:t>
+              <w:t>E. Site (exposures)</w:t>
             </w:r>
           </w:p>
         </w:tc>
@@ -14151,7 +14151,7 @@
                 <w:i w:val="0"/>
                 <w:sz w:val="15"/>
               </w:rPr>
-              <w:t>20 relays: hardware $91K; install 6,400 mh $1.23M; test 7,800 mh $1.81M; E&amp;S basis $1.46M; siting application $157K; AFUDC, contingency, risk</w:t>
+              <w:t>No sound mitigation, no visual screening or faux facade, no police details beyond $12K of traffic control, no NFPA 855 hazard mitigation analysis line</w:t>
             </w:r>
           </w:p>
         </w:tc>
@@ -14171,7 +14171,7 @@
                 <w:i w:val="0"/>
                 <w:sz w:val="15"/>
               </w:rPr>
-              <w:t>Directional protection on the four feeders that will see reverse flow, and coordination at the source station. Whether all 20 relays, the four SEL-735 meters and a siting application are needed for relay work inside an existing fence is the question.</w:t>
+              <w:t>Constructability review: visual screening 'likely required' and a sound study to come; Boston public-way work; NFPA 855 for a lithium system next to housing</w:t>
             </w:r>
           </w:p>
         </w:tc>
@@ -14191,7 +14191,7 @@
                 <w:i w:val="0"/>
                 <w:sz w:val="15"/>
               </w:rPr>
-              <w:t>$363K and 710 man-hours per relay. Benchmark against two recent EMA relay-replacement actuals; confirm the SEL-735 are protection; confirm what the $157K siting line is for; price the outage windows explicitly instead of inside the hours.</w:t>
+              <w:t>E-23-373 carried $467K of sound mitigation; Rev 3 dropped it and the risk register does not carry it. Screening and a facade were deferred to 'vendor design'. Price them or register them.</w:t>
             </w:r>
           </w:p>
         </w:tc>
@@ -14211,7 +14211,7 @@
                 <w:i w:val="0"/>
                 <w:sz w:val="15"/>
               </w:rPr>
-              <w:t>$1.2 to 1.7M</w:t>
+              <w:t>exposure $0.6 to 1.2M</w:t>
             </w:r>
           </w:p>
         </w:tc>
@@ -14232,7 +14232,7 @@
                 <w:i w:val="0"/>
                 <w:sz w:val="15"/>
               </w:rPr>
-              <w:t>G. Testing and commissioning</w:t>
+              <w:t>F. Station 496 feeder protection</w:t>
             </w:r>
           </w:p>
         </w:tc>
@@ -14251,7 +14251,7 @@
                 <w:i w:val="0"/>
                 <w:sz w:val="15"/>
               </w:rPr>
-              <w:t>Field test 3,200 mh, LCE 1,600 mh, SCADA 1,650 mh, telecom 120 mh: $1.26M, hours carried from E-23-373</w:t>
+              <w:t>20 relays: hardware $91K; install 6,400 mh $1.23M; test 7,800 mh $1.81M; E&amp;S basis $1.46M; siting application $157K; AFUDC, contingency, risk. No line for the RTU, the RTAC/Axion or the transfer trip that the Rev 2 clarifications name.</w:t>
             </w:r>
           </w:p>
         </w:tc>
@@ -14270,7 +14270,7 @@
                 <w:i w:val="0"/>
                 <w:sz w:val="15"/>
               </w:rPr>
-              <w:t>Owner witness and acceptance testing; Nomad commissions its units (contract: $210K support, $246K vendor labor)</w:t>
+              <w:t>A transfer trip from the Station 496 feeder breakers to the BESS over the dedicated dark fiber, SCADA points at 496, and feeder protection that tolerates the inverter-based injection on each feeder. Whether that needs 20 new relays, or the existing SEL-551 and REF610 relays with an RTAC, is the protection-basis question.</w:t>
             </w:r>
           </w:p>
         </w:tc>
@@ -14289,7 +14289,7 @@
                 <w:i w:val="0"/>
                 <w:sz w:val="15"/>
               </w:rPr>
-              <w:t>Write the split into the test plan; the owner's hours were set in 2023 before the vendor's scope existed</w:t>
+              <w:t>Engineering proposal (5 Oct 2026): remove the relay program; install the RTU, RTAC and transfer trip only. Net $6.1M to $6.6M after a $0.30M to $0.55M direct allowance ($0.67M to $1.14M at the 496 loader) for the scope Rev 2 names but does not price. Needs a protection-basis memo signed by System Protection; if the legacy relays are an asset-condition replacement, the cost transfers to that program and is not a saving to customers.</w:t>
             </w:r>
           </w:p>
         </w:tc>
@@ -14308,7 +14308,7 @@
                 <w:i w:val="0"/>
                 <w:sz w:val="15"/>
               </w:rPr>
-              <w:t>$0.1 to 0.3M</w:t>
+              <w:t>$6.1 to 6.6M</w:t>
             </w:r>
           </w:p>
         </w:tc>
@@ -14330,7 +14330,7 @@
                 <w:i w:val="0"/>
                 <w:sz w:val="15"/>
               </w:rPr>
-              <w:t>H. Owner soft costs</w:t>
+              <w:t>G. Testing and commissioning</w:t>
             </w:r>
           </w:p>
         </w:tc>
@@ -14350,7 +14350,7 @@
                 <w:i w:val="0"/>
                 <w:sz w:val="15"/>
               </w:rPr>
-              <w:t>Siting external $1,052K plus internal and actuals; PM (contractor and Eversource, three lines plus actuals) $1.30M; CM $356K; engineering $501K contractor plus actuals; outreach, environmental, legal</w:t>
+              <w:t>Field test 3,200 mh, LCE 1,600 mh, SCADA 1,650 mh, telecom 120 mh: $1.26M, hours carried from E-23-373</w:t>
             </w:r>
           </w:p>
         </w:tc>
@@ -14370,7 +14370,7 @@
                 <w:i w:val="0"/>
                 <w:sz w:val="15"/>
               </w:rPr>
-              <w:t>Article 80 Small Project Review and a ZBA conditional use permit; a PM and a CM for the construction window; 30%-to-IFC engineering</w:t>
+              <w:t>Owner witness and acceptance testing; Nomad commissions its units (contract: $210K support, $246K vendor labor)</w:t>
             </w:r>
           </w:p>
         </w:tc>
@@ -14390,7 +14390,7 @@
                 <w:i w:val="0"/>
                 <w:sz w:val="15"/>
               </w:rPr>
-              <w:t>Siting at $1,052K external is two to three times a typical Article 80 small-project budget; ask counsel for the task budget. PM hours are duration-driven: every month of siting slip adds about $0.4M across PM, AFUDC and indirects, so the float target on the ZBA chain is the lever, not the rate.</w:t>
+              <w:t>Write the split into the test plan; the owner's hours were set in 2023 before the vendor's scope existed</w:t>
             </w:r>
           </w:p>
         </w:tc>
@@ -14410,7 +14410,7 @@
                 <w:i w:val="0"/>
                 <w:sz w:val="15"/>
               </w:rPr>
-              <w:t>$0.2 to 0.4M</w:t>
+              <w:t>$0.1 to 0.3M</w:t>
             </w:r>
           </w:p>
         </w:tc>
@@ -14431,7 +14431,7 @@
                 <w:i w:val="0"/>
                 <w:sz w:val="15"/>
               </w:rPr>
-              <w:t>J. Risk register</w:t>
+              <w:t>H. Owner soft costs</w:t>
             </w:r>
           </w:p>
         </w:tc>
@@ -14450,7 +14450,7 @@
                 <w:i w:val="0"/>
                 <w:sz w:val="15"/>
               </w:rPr>
-              <w:t>$5.3M Sta 360 + $0.77M Sta 496: material $1.0M, labor $0.8M, design changes $0.8M, UG obstructions $0.45M, environmental, P&amp;C and station engineering $0.3M each, soil, weather, outreach, siting, BAR deductibles</w:t>
+              <w:t>Siting external $1,052K plus internal and actuals; PM (contractor and Eversource, three lines plus actuals) $1.30M; CM $356K; engineering $501K contractor plus actuals; outreach, environmental, legal</w:t>
             </w:r>
           </w:p>
         </w:tc>
@@ -14469,7 +14469,7 @@
                 <w:i w:val="0"/>
                 <w:sz w:val="15"/>
               </w:rPr>
-              <w:t>Risks that the directs and contingency do not already fund</w:t>
+              <w:t>Article 80 Small Project Review and a ZBA conditional use permit; a PM and a CM for the construction window; 30%-to-IFC engineering</w:t>
             </w:r>
           </w:p>
         </w:tc>
@@ -14488,7 +14488,7 @@
                 <w:i w:val="0"/>
                 <w:sz w:val="15"/>
               </w:rPr>
-              <w:t>Labor-cost and material-cost lines restate escalation (savings register A2); design-change lines overlap the 17.9% contingency; sound mitigation and screening are the risks that are missing</w:t>
+              <w:t>Siting at $1,052K external is two to three times a typical Article 80 small-project budget; ask counsel for the task budget. PM hours are duration-driven: every month of siting slip adds about $0.4M across PM, AFUDC and indirects, so the float target on the ZBA chain is the lever, not the rate.</w:t>
             </w:r>
           </w:p>
         </w:tc>
@@ -14507,7 +14507,7 @@
                 <w:i w:val="0"/>
                 <w:sz w:val="15"/>
               </w:rPr>
-              <w:t>$1.3 to 1.8M</w:t>
+              <w:t>$0.2 to 0.4M</w:t>
             </w:r>
           </w:p>
         </w:tc>
@@ -14529,7 +14529,7 @@
                 <w:i w:val="0"/>
                 <w:sz w:val="15"/>
               </w:rPr>
-              <w:t>L. Indirects</w:t>
+              <w:t>J. Risk register</w:t>
             </w:r>
           </w:p>
         </w:tc>
@@ -14549,7 +14549,7 @@
                 <w:i w:val="0"/>
                 <w:sz w:val="15"/>
               </w:rPr>
-              <w:t>$8.06M: E&amp;S station basis $4.79M (16% of directs, applied to the vendor contract), general services, MDEC, vehicles, non-productive, AS&amp;E, payroll</w:t>
+              <w:t>$5.3M Sta 360 + $0.77M Sta 496: material $1.0M, labor $0.8M, design changes $0.8M, UG obstructions $0.45M, environmental, P&amp;C and station engineering $0.3M each, soil, weather, outreach, siting, BAR deductibles</w:t>
             </w:r>
           </w:p>
         </w:tc>
@@ -14569,7 +14569,7 @@
                 <w:i w:val="0"/>
                 <w:sz w:val="15"/>
               </w:rPr>
-              <w:t>Template basis rates</w:t>
+              <w:t>Risks that the directs and contingency do not already fund</w:t>
             </w:r>
           </w:p>
         </w:tc>
@@ -14589,7 +14589,7 @@
                 <w:i w:val="0"/>
                 <w:sz w:val="15"/>
               </w:rPr>
-              <w:t>Whether the E&amp;S basis should load a vendor-furnished, vendor-commissioned contract is a policy question (savings register A4, up to $2.1M); it is the single largest line nobody on the project can change</w:t>
+              <w:t>Labor-cost and material-cost lines restate escalation (savings register A2); design-change lines overlap the 17.9% contingency; sound mitigation and screening are the risks that are missing</w:t>
             </w:r>
           </w:p>
         </w:tc>
@@ -14609,7 +14609,7 @@
                 <w:i w:val="0"/>
                 <w:sz w:val="15"/>
               </w:rPr>
-              <w:t>$1.0 to 2.1M</w:t>
+              <w:t>$1.3 to 1.8M</w:t>
             </w:r>
           </w:p>
         </w:tc>
@@ -14630,6 +14630,104 @@
                 <w:i w:val="0"/>
                 <w:sz w:val="15"/>
               </w:rPr>
+              <w:t>L. Indirects</w:t>
+            </w:r>
+          </w:p>
+        </w:tc>
+        <w:tc>
+          <w:tcPr>
+            <w:tcW w:type="dxa" w:w="2736"/>
+          </w:tcPr>
+          <w:p>
+            <w:pPr>
+              <w:spacing w:after="0" w:before="0"/>
+            </w:pPr>
+            <w:r/>
+            <w:r>
+              <w:rPr>
+                <w:b w:val="0"/>
+                <w:i w:val="0"/>
+                <w:sz w:val="15"/>
+              </w:rPr>
+              <w:t>$8.06M: E&amp;S station basis $4.79M (16% of directs, applied to the vendor contract), general services, MDEC, vehicles, non-productive, AS&amp;E, payroll</w:t>
+            </w:r>
+          </w:p>
+        </w:tc>
+        <w:tc>
+          <w:tcPr>
+            <w:tcW w:type="dxa" w:w="2160"/>
+          </w:tcPr>
+          <w:p>
+            <w:pPr>
+              <w:spacing w:after="0" w:before="0"/>
+            </w:pPr>
+            <w:r/>
+            <w:r>
+              <w:rPr>
+                <w:b w:val="0"/>
+                <w:i w:val="0"/>
+                <w:sz w:val="15"/>
+              </w:rPr>
+              <w:t>Template basis rates</w:t>
+            </w:r>
+          </w:p>
+        </w:tc>
+        <w:tc>
+          <w:tcPr>
+            <w:tcW w:type="dxa" w:w="3024"/>
+          </w:tcPr>
+          <w:p>
+            <w:pPr>
+              <w:spacing w:after="0" w:before="0"/>
+            </w:pPr>
+            <w:r/>
+            <w:r>
+              <w:rPr>
+                <w:b w:val="0"/>
+                <w:i w:val="0"/>
+                <w:sz w:val="15"/>
+              </w:rPr>
+              <w:t>Whether the E&amp;S basis should load a vendor-furnished, vendor-commissioned contract is a policy question (savings register A4, up to $2.1M); it is the single largest line nobody on the project can change</w:t>
+            </w:r>
+          </w:p>
+        </w:tc>
+        <w:tc>
+          <w:tcPr>
+            <w:tcW w:type="dxa" w:w="1152"/>
+          </w:tcPr>
+          <w:p>
+            <w:pPr>
+              <w:spacing w:after="0" w:before="0"/>
+            </w:pPr>
+            <w:r/>
+            <w:r>
+              <w:rPr>
+                <w:b w:val="0"/>
+                <w:i w:val="0"/>
+                <w:sz w:val="15"/>
+              </w:rPr>
+              <w:t>$1.0 to 2.1M</w:t>
+            </w:r>
+          </w:p>
+        </w:tc>
+      </w:tr>
+      <w:tr>
+        <w:tc>
+          <w:tcPr>
+            <w:tcW w:type="dxa" w:w="1296"/>
+            <w:shd w:val="clear" w:color="auto" w:fill="F2F4F8"/>
+          </w:tcPr>
+          <w:p>
+            <w:pPr>
+              <w:spacing w:after="0" w:before="0"/>
+            </w:pPr>
+            <w:r/>
+            <w:r>
+              <w:rPr>
+                <w:b w:val="0"/>
+                <w:i w:val="0"/>
+                <w:sz w:val="15"/>
+              </w:rPr>
               <w:t>M. AFUDC</w:t>
             </w:r>
           </w:p>
@@ -14637,6 +14735,7 @@
         <w:tc>
           <w:tcPr>
             <w:tcW w:type="dxa" w:w="2736"/>
+            <w:shd w:val="clear" w:color="auto" w:fill="F2F4F8"/>
           </w:tcPr>
           <w:p>
             <w:pPr>
@@ -14656,6 +14755,7 @@
         <w:tc>
           <w:tcPr>
             <w:tcW w:type="dxa" w:w="2160"/>
+            <w:shd w:val="clear" w:color="auto" w:fill="F2F4F8"/>
           </w:tcPr>
           <w:p>
             <w:pPr>
@@ -14675,6 +14775,7 @@
         <w:tc>
           <w:tcPr>
             <w:tcW w:type="dxa" w:w="3024"/>
+            <w:shd w:val="clear" w:color="auto" w:fill="F2F4F8"/>
           </w:tcPr>
           <w:p>
             <w:pPr>
@@ -14694,6 +14795,7 @@
         <w:tc>
           <w:tcPr>
             <w:tcW w:type="dxa" w:w="1152"/>
+            <w:shd w:val="clear" w:color="auto" w:fill="F2F4F8"/>
           </w:tcPr>
           <w:p>
             <w:pPr>
@@ -14726,15 +14828,19 @@
           <w:b w:val="0"/>
           <w:i w:val="0"/>
         </w:rPr>
-        <w:t>Three numbers. Rev 3 as estimated is $57.2 million. Contained by decisions alone, with no scope change (the battery escalation, the risk-register wording, the overhead-basis ruling, the AFUDC timing and the disconnect double count), it is $50.7 to 52.6M. Re-scoped, with every reduction in the register taken after its study closes (the two-feeder topology, the relay program at benchmark, the civil layer after geotech, the crew build-up, the commissioning split, the siting task budget), it is $42.4 to 47.3M. That last figure is a ceiling on reductions, not a forecast: add back the exposures and the Haugland reconciliation and the honest planning range is $48.1 to 58.5M. The lesson for the next project is in the layers that do not move: the station, the landfill platform and the siting case are the price of this site, and a battery inside an existing station fence on a standard design would not carry them.</w:t>
+        <w:t>Three numbers. Rev 3 as estimated is $57.2 million. Contained by decisions alone, with no scope change (the battery escalation, the risk-register wording, the overhead-basis ruling, the AFUDC timing and the disconnect double count), it is $50.7 to 52.6M. Re-scoped, with every reduction in the register taken after its study closes (the two-feeder topology, the relay program at benchmark, the civil layer after geotech, the crew build-up, the commissioning split, the siting task budget), it is $38.5 to 42.9M. That last figure is a ceiling on reductions, not a forecast: add back the exposures and the Haugland reconciliation and the honest planning range is $44.5 to 54.8M. The lesson for the next project is in the layers that do not move: the station, the landfill platform and the siting case are the price of this site, and a battery inside an existing station fence on a standard design would not carry them.</w:t>
       </w:r>
     </w:p>
     <w:p>
       <w:pPr>
-        <w:pStyle w:val="Heading2"/>
+        <w:spacing w:after="120"/>
       </w:pPr>
       <w:r>
-        <w:t>8.2 Containment plan</w:t>
+        <w:rPr>
+          <w:b w:val="0"/>
+          <w:i w:val="0"/>
+        </w:rPr>
+        <w:t>Engineering's proposal of 5 October 2026 changes the arithmetic. Removing the Station 496 relay program and installing only the RTU, the RTAC and the dark-fiber transfer trip is worth $6.1 to 6.6M net of an allowance of $0.30 to 0.55 million direct ($0.7 to 1.1M at the Station 496 loader) for scope the Rev 2 clarifications name but do not price. Two feeders instead of four is worth $1.5 to 1.7M loaded: two breaker skids, two metering sets, two duct-bank runs and two riser-pole pairs, with the GSU count unchanged. On top of the contained case the two together give $42.4 to 45.0M. Neither is a saving until a protection-basis memo signed by System Protection says the existing SEL-551 and REF610 relays meet the interconnection requirement with an RTAC-based transfer trip, and the hosting-capacity study accepts 5 MW on each of two feeders with the N-1 position written down. One caution belongs in the PAF narrative: if the legacy relays are being replaced for asset condition, moving them off this project lowers its $/kWh and leaves the revenue requirement where it was.</w:t>
       </w:r>
     </w:p>
     <w:tbl>
@@ -14952,7 +15058,7 @@
                 <w:i w:val="0"/>
                 <w:sz w:val="16"/>
               </w:rPr>
-              <w:t>Geotech report, NFPA 855 hazard mitigation analysis, hosting-capacity study for two feeders, GSU count and topology in writing, Haugland-to-Rev 3 scope map signed</w:t>
+              <w:t>Geotech report, NFPA 855 hazard mitigation analysis, hosting-capacity and protection study for two feeders at 5 MW each, the Station 496 protection-basis memo (RTU, RTAC and transfer trip without the relay program), GSU count and topology in writing, Haugland-to-Rev 3 scope map signed</w:t>
             </w:r>
           </w:p>
         </w:tc>
@@ -14992,7 +15098,7 @@
                 <w:i w:val="0"/>
                 <w:sz w:val="16"/>
               </w:rPr>
-              <w:t>Decides the two-feeder case ($1.4M to $1.9M), the civil layer (either way) and the GSU exposure</w:t>
+              <w:t>Decides the two-feeder case ($1.5M to $1.7M) and the Station 496 case ($6.1M to $6.6M), the civil layer (either way) and the GSU exposure</w:t>
             </w:r>
           </w:p>
         </w:tc>
@@ -15258,7 +15364,7 @@
           <w:b w:val="0"/>
           <w:i w:val="0"/>
         </w:rPr>
-        <w:t>The scope challenge was then put through a 20,000-trial simulation that carries four things at once: the estimate-accuracy ranges by layer from the red team's model, the threats the estimate does not carry (the Haugland reconciliation at 60 percent odds of adding $2 million to $8 million direct; sound mitigation, screening, police details, NFPA 855 changes, the GSU count, Nomad change orders, outage premiums), the savings levers at their assessed odds of realization, and a schedule model in which the siting chain slips in half the trials by two to fourteen months, an EFSB path occurs in eight percent, long-lead equipment slips in thirty percent, and each month costs $0.30 million to $0.45 million. Outcomes are measured against the $57.2 million approval, which includes the $7.6 million of reserves. If no lever is pursued the median outcome is $60.7 million and the approval holds in 29% of trials. If the levers are worked at the odds assessed the median is $54.3 million, the approval holds in 71% of trials and the outcome lands under $50 million in 24%. If every lever lands the median is $48.9 million. The median schedule slip is 5 months (P80 9), costing about $1.8 million.</w:t>
+        <w:t>The scope challenge was then put through a 20,000-trial simulation that carries four things at once: the estimate-accuracy ranges by layer from the red team's model, the threats the estimate does not carry (the Haugland reconciliation at 60 percent odds of adding $2 million to $8 million direct; sound mitigation, screening, police details, NFPA 855 changes, the GSU count, Nomad change orders, outage premiums), the savings levers at their assessed odds of realization, and a schedule model in which the siting chain slips in half the trials by two to fourteen months, an EFSB path occurs in eight percent, long-lead equipment slips in thirty percent, and each month costs $0.30 million to $0.45 million. Outcomes are measured against the $57.2 million approval, which includes the $7.6 million of reserves. If no lever is pursued the median outcome is $60.6 million and the approval holds in 30% of trials. If the levers are worked at the odds assessed the median is $50.5 million, the approval holds in 86% of trials and the outcome lands under $50 million in 47%. If every lever lands the median is $43.8 million. The median schedule slip is 5 months (P80 9), costing about $1.8 million.</w:t>
       </w:r>
     </w:p>
     <w:p>
@@ -15270,7 +15376,7 @@
           <w:b w:val="0"/>
           <w:i w:val="0"/>
         </w:rPr>
-        <w:t>The tornado is the useful picture. The Haugland reconciliation alone carries 58% of the variance in the outcome and reaches $9 million at P90; schedule slip carries 14%; the civil layer and the Station 496 program are the two accuracy ranges with real upside. On the opportunity side no single lever exceeds $2 million, but the set is worth about $6.3 million at the assessed odds and $11.8 million if every one lands, and the four that need only a decision (the battery escalation, the risk-register wording, the disconnect double count, the AFUDC timing) are the surest. The instruction to be more aggressive therefore has two halves: aggression on the station lines buys $3 million to $6 million; aggression on the reconciliation and the siting calendar protects $8 million to $13 million. Both, in that order.</w:t>
+        <w:t>The tornado is the useful picture. The Haugland reconciliation alone carries 43% of the variance in the outcome and reaches $9 million at P90; schedule slip carries 11%; the civil layer and the Station 496 program are the two accuracy ranges with real upside. On the opportunity side no single lever exceeds $2 million, but the set is worth about $10.8 million at the assessed odds and $16.8 million if every one lands, and the four that need only a decision (the battery escalation, the risk-register wording, the disconnect double count, the AFUDC timing) are the surest. The instruction to be more aggressive therefore has two halves: aggression on the station lines buys $3 million to $6 million; aggression on the reconciliation and the siting calendar protects $8 million to $13 million. Both, in that order.</w:t>
       </w:r>
     </w:p>
     <w:p>
@@ -15383,7 +15489,7 @@
         <w:t xml:space="preserve">Work the savings register in tier order. </w:t>
       </w:r>
       <w:r>
-        <w:t>Decide A1 and re-word A2 now; benchmark the Station 496 relay program against two recent actuals; hold every Tier B item out of the PAF until its study closes.</w:t>
+        <w:t>Decide A1 and re-word A2 now; close the Station 496 protection basis (Engineering's 5 October proposal: RTU, RTAC and transfer trip without the relay program); hold every Tier B item out of the PAF until its study closes.</w:t>
       </w:r>
     </w:p>
     <w:p>
